--- a/case 4_2/Evaluation Vapor Methods.docx
+++ b/case 4_2/Evaluation Vapor Methods.docx
@@ -4,89 +4,47 @@
   <w:body>
     <w:p>
       <w:pPr>
-        <w:rPr>
-          <w:b/>
-          <w:bCs/>
-        </w:rPr>
-      </w:pPr>
-      <w:proofErr w:type="spellStart"/>
-      <w:r>
-        <w:rPr>
-          <w:b/>
-          <w:bCs/>
-        </w:rPr>
+        <w:pStyle w:val="berschrift1"/>
+      </w:pPr>
+      <w:proofErr w:type="spellStart"/>
+      <w:r>
         <w:t>Sustainability</w:t>
       </w:r>
       <w:proofErr w:type="spellEnd"/>
       <w:r>
-        <w:rPr>
-          <w:b/>
-          <w:bCs/>
-        </w:rPr>
         <w:t xml:space="preserve"> Assessment </w:t>
       </w:r>
       <w:proofErr w:type="spellStart"/>
       <w:r>
-        <w:rPr>
-          <w:b/>
-          <w:bCs/>
-        </w:rPr>
         <w:t>of</w:t>
       </w:r>
       <w:proofErr w:type="spellEnd"/>
       <w:r>
-        <w:rPr>
-          <w:b/>
-          <w:bCs/>
-        </w:rPr>
-        <w:t xml:space="preserve"> </w:t>
-      </w:r>
-      <w:proofErr w:type="spellStart"/>
-      <w:r>
-        <w:rPr>
-          <w:b/>
-          <w:bCs/>
-        </w:rPr>
+        <w:t xml:space="preserve"> </w:t>
+      </w:r>
+      <w:proofErr w:type="spellStart"/>
+      <w:r>
         <w:t>Electrolyte</w:t>
       </w:r>
       <w:proofErr w:type="spellEnd"/>
       <w:r>
-        <w:rPr>
-          <w:b/>
-          <w:bCs/>
-        </w:rPr>
         <w:t xml:space="preserve"> Evaporation Methods </w:t>
       </w:r>
       <w:proofErr w:type="spellStart"/>
       <w:r>
-        <w:rPr>
-          <w:b/>
-          <w:bCs/>
-        </w:rPr>
         <w:t>for</w:t>
       </w:r>
       <w:proofErr w:type="spellEnd"/>
       <w:r>
-        <w:rPr>
-          <w:b/>
-          <w:bCs/>
-        </w:rPr>
         <w:t xml:space="preserve"> Edison Cars AG</w:t>
       </w:r>
     </w:p>
     <w:p>
       <w:pPr>
-        <w:rPr>
-          <w:b/>
-          <w:bCs/>
-        </w:rPr>
-      </w:pPr>
-      <w:r>
-        <w:rPr>
-          <w:b/>
-          <w:bCs/>
-        </w:rPr>
-        <w:t>1. Executive Summary</w:t>
+        <w:pStyle w:val="berschrift2"/>
+      </w:pPr>
+      <w:r>
+        <w:t>Executive Summary</w:t>
       </w:r>
     </w:p>
     <w:p>
@@ -139,21 +97,13 @@
       </w:r>
       <w:proofErr w:type="spellEnd"/>
       <w:r>
-        <w:t xml:space="preserve"> a </w:t>
-      </w:r>
-      <w:r>
-        <w:rPr>
-          <w:b/>
-          <w:bCs/>
-        </w:rPr>
-        <w:t xml:space="preserve">20-year </w:t>
-      </w:r>
-      <w:proofErr w:type="spellStart"/>
-      <w:r>
-        <w:rPr>
-          <w:b/>
-          <w:bCs/>
-        </w:rPr>
+        <w:t xml:space="preserve"> </w:t>
+      </w:r>
+      <w:r>
+        <w:t xml:space="preserve">a 20-year </w:t>
+      </w:r>
+      <w:proofErr w:type="spellStart"/>
+      <w:r>
         <w:t>horizon</w:t>
       </w:r>
       <w:proofErr w:type="spellEnd"/>
@@ -246,7 +196,14 @@
           <w:b/>
           <w:bCs/>
         </w:rPr>
-        <w:t>: Vacuum Evaporation</w:t>
+        <w:t xml:space="preserve">: </w:t>
+      </w:r>
+      <w:r>
+        <w:rPr>
+          <w:b/>
+          <w:bCs/>
+        </w:rPr>
+        <w:t xml:space="preserve">Heat Evaporation </w:t>
       </w:r>
     </w:p>
     <w:p>
@@ -260,7 +217,7 @@
       </w:r>
       <w:proofErr w:type="spellStart"/>
       <w:r>
-        <w:t>vacuum</w:t>
+        <w:t>heat</w:t>
       </w:r>
       <w:proofErr w:type="spellEnd"/>
       <w:r>
@@ -276,7 +233,7 @@
       </w:r>
       <w:proofErr w:type="spellStart"/>
       <w:r>
-        <w:t>requires</w:t>
+        <w:t>shows</w:t>
       </w:r>
       <w:proofErr w:type="spellEnd"/>
       <w:r>
@@ -292,39 +249,15 @@
       </w:r>
       <w:proofErr w:type="spellStart"/>
       <w:r>
-        <w:t>highest</w:t>
-      </w:r>
-      <w:proofErr w:type="spellEnd"/>
-      <w:r>
-        <w:t xml:space="preserve"> initial </w:t>
-      </w:r>
-      <w:proofErr w:type="spellStart"/>
-      <w:r>
-        <w:t>investment</w:t>
-      </w:r>
-      <w:proofErr w:type="spellEnd"/>
-      <w:r>
-        <w:t xml:space="preserve"> and </w:t>
-      </w:r>
-      <w:proofErr w:type="spellStart"/>
-      <w:r>
-        <w:t>more</w:t>
-      </w:r>
-      <w:proofErr w:type="spellEnd"/>
-      <w:r>
-        <w:t xml:space="preserve"> frequent </w:t>
-      </w:r>
-      <w:proofErr w:type="spellStart"/>
-      <w:r>
-        <w:t>equipment</w:t>
-      </w:r>
-      <w:proofErr w:type="spellEnd"/>
-      <w:r>
-        <w:t xml:space="preserve"> </w:t>
-      </w:r>
-      <w:proofErr w:type="spellStart"/>
-      <w:r>
-        <w:t>replacement</w:t>
+        <w:t>lowest</w:t>
+      </w:r>
+      <w:proofErr w:type="spellEnd"/>
+      <w:r>
+        <w:t xml:space="preserve"> social </w:t>
+      </w:r>
+      <w:proofErr w:type="spellStart"/>
+      <w:r>
+        <w:t>acceptance</w:t>
       </w:r>
       <w:proofErr w:type="spellEnd"/>
       <w:r>
@@ -404,15 +337,31 @@
       </w:pPr>
       <w:proofErr w:type="spellStart"/>
       <w:r>
-        <w:t>Lowest</w:t>
-      </w:r>
-      <w:proofErr w:type="spellEnd"/>
-      <w:r>
-        <w:t xml:space="preserve"> environmental </w:t>
-      </w:r>
-      <w:proofErr w:type="spellStart"/>
-      <w:r>
-        <w:t>impact</w:t>
+        <w:t>Highest</w:t>
+      </w:r>
+      <w:proofErr w:type="spellEnd"/>
+      <w:r>
+        <w:t xml:space="preserve"> </w:t>
+      </w:r>
+      <w:proofErr w:type="spellStart"/>
+      <w:r>
+        <w:t>profitability</w:t>
+      </w:r>
+      <w:proofErr w:type="spellEnd"/>
+      <w:r>
+        <w:t xml:space="preserve"> </w:t>
+      </w:r>
+      <w:proofErr w:type="spellStart"/>
+      <w:r>
+        <w:t>over</w:t>
+      </w:r>
+      <w:proofErr w:type="spellEnd"/>
+      <w:r>
+        <w:t xml:space="preserve"> 20 </w:t>
+      </w:r>
+      <w:proofErr w:type="spellStart"/>
+      <w:r>
+        <w:t>years</w:t>
       </w:r>
       <w:proofErr w:type="spellEnd"/>
       <w:r>
@@ -426,38 +375,17 @@
           <w:numId w:val="1"/>
         </w:numPr>
       </w:pPr>
-      <w:proofErr w:type="spellStart"/>
-      <w:r>
-        <w:t>Highest</w:t>
-      </w:r>
-      <w:proofErr w:type="spellEnd"/>
-      <w:r>
-        <w:t xml:space="preserve"> </w:t>
-      </w:r>
-      <w:proofErr w:type="spellStart"/>
-      <w:r>
-        <w:t>profitability</w:t>
-      </w:r>
-      <w:proofErr w:type="spellEnd"/>
-      <w:r>
-        <w:t xml:space="preserve"> </w:t>
-      </w:r>
-      <w:proofErr w:type="spellStart"/>
-      <w:r>
-        <w:t>over</w:t>
-      </w:r>
-      <w:proofErr w:type="spellEnd"/>
-      <w:r>
-        <w:t xml:space="preserve"> 20 </w:t>
-      </w:r>
-      <w:proofErr w:type="spellStart"/>
-      <w:r>
-        <w:t>years</w:t>
-      </w:r>
-      <w:proofErr w:type="spellEnd"/>
-      <w:r>
-        <w:t xml:space="preserve"> </w:t>
-      </w:r>
+      <w:r>
+        <w:t>solid</w:t>
+      </w:r>
+      <w:r>
+        <w:t xml:space="preserve"> environmental </w:t>
+      </w:r>
+      <w:proofErr w:type="spellStart"/>
+      <w:r>
+        <w:t>impact</w:t>
+      </w:r>
+      <w:proofErr w:type="spellEnd"/>
     </w:p>
     <w:p>
       <w:pPr>
@@ -466,109 +394,56 @@
           <w:numId w:val="1"/>
         </w:numPr>
       </w:pPr>
-      <w:proofErr w:type="spellStart"/>
-      <w:r>
-        <w:t>Strongest</w:t>
-      </w:r>
-      <w:proofErr w:type="spellEnd"/>
-      <w:r>
-        <w:t xml:space="preserve"> social </w:t>
-      </w:r>
-      <w:proofErr w:type="spellStart"/>
-      <w:r>
-        <w:t>acceptance</w:t>
-      </w:r>
-      <w:proofErr w:type="spellEnd"/>
-      <w:r>
-        <w:t xml:space="preserve"> </w:t>
+      <w:r>
+        <w:t xml:space="preserve">Best </w:t>
+      </w:r>
+      <w:proofErr w:type="spellStart"/>
+      <w:r>
+        <w:t>overall</w:t>
+      </w:r>
+      <w:proofErr w:type="spellEnd"/>
+      <w:r>
+        <w:t xml:space="preserve"> </w:t>
+      </w:r>
+      <w:proofErr w:type="spellStart"/>
+      <w:r>
+        <w:t>weighted</w:t>
+      </w:r>
+      <w:proofErr w:type="spellEnd"/>
+      <w:r>
+        <w:t xml:space="preserve"> </w:t>
+      </w:r>
+      <w:proofErr w:type="spellStart"/>
+      <w:r>
+        <w:t>sustainability</w:t>
+      </w:r>
+      <w:proofErr w:type="spellEnd"/>
+      <w:r>
+        <w:t xml:space="preserve"> score </w:t>
       </w:r>
     </w:p>
     <w:p>
       <w:pPr>
-        <w:numPr>
-          <w:ilvl w:val="0"/>
-          <w:numId w:val="1"/>
-        </w:numPr>
-      </w:pPr>
-      <w:r>
-        <w:t xml:space="preserve">Best </w:t>
-      </w:r>
-      <w:proofErr w:type="spellStart"/>
-      <w:r>
-        <w:t>overall</w:t>
-      </w:r>
-      <w:proofErr w:type="spellEnd"/>
-      <w:r>
-        <w:t xml:space="preserve"> </w:t>
-      </w:r>
-      <w:proofErr w:type="spellStart"/>
-      <w:r>
-        <w:t>weighted</w:t>
-      </w:r>
-      <w:proofErr w:type="spellEnd"/>
-      <w:r>
-        <w:t xml:space="preserve"> </w:t>
-      </w:r>
-      <w:proofErr w:type="spellStart"/>
-      <w:r>
-        <w:t>sustainability</w:t>
-      </w:r>
-      <w:proofErr w:type="spellEnd"/>
-      <w:r>
-        <w:t xml:space="preserve"> score </w:t>
+        <w:pStyle w:val="berschrift2"/>
+      </w:pPr>
+      <w:r>
+        <w:t>Assessment Framework</w:t>
       </w:r>
     </w:p>
     <w:p>
-      <w:r>
-        <w:pict w14:anchorId="294CA724">
-          <v:rect id="_x0000_i1127" style="width:0;height:1.5pt" o:hralign="center" o:hrstd="t" o:hr="t" fillcolor="#a0a0a0" stroked="f"/>
-        </w:pict>
-      </w:r>
-    </w:p>
-    <w:p>
-      <w:pPr>
-        <w:rPr>
-          <w:b/>
-          <w:bCs/>
-        </w:rPr>
-      </w:pPr>
-      <w:r>
-        <w:rPr>
-          <w:b/>
-          <w:bCs/>
-        </w:rPr>
-        <w:t>2. Assessment Framework</w:t>
-      </w:r>
-    </w:p>
-    <w:p>
-      <w:pPr>
-        <w:rPr>
-          <w:b/>
-          <w:bCs/>
-        </w:rPr>
-      </w:pPr>
-      <w:proofErr w:type="spellStart"/>
-      <w:r>
-        <w:rPr>
-          <w:b/>
-          <w:bCs/>
-        </w:rPr>
+      <w:pPr>
+        <w:pStyle w:val="berschrift3"/>
+      </w:pPr>
+      <w:proofErr w:type="spellStart"/>
+      <w:r>
         <w:t>Sustainability</w:t>
       </w:r>
       <w:proofErr w:type="spellEnd"/>
       <w:r>
-        <w:rPr>
-          <w:b/>
-          <w:bCs/>
-        </w:rPr>
-        <w:t xml:space="preserve"> </w:t>
-      </w:r>
-      <w:proofErr w:type="spellStart"/>
-      <w:r>
-        <w:rPr>
-          <w:b/>
-          <w:bCs/>
-        </w:rPr>
+        <w:t xml:space="preserve"> </w:t>
+      </w:r>
+      <w:proofErr w:type="spellStart"/>
+      <w:r>
         <w:t>Dimensions</w:t>
       </w:r>
       <w:proofErr w:type="spellEnd"/>
@@ -700,34 +575,30 @@
     </w:p>
     <w:tbl>
       <w:tblPr>
+        <w:tblStyle w:val="Tabellenraster"/>
         <w:tblW w:w="0" w:type="auto"/>
-        <w:tblCellSpacing w:w="15" w:type="dxa"/>
-        <w:tblCellMar>
-          <w:top w:w="15" w:type="dxa"/>
-          <w:left w:w="15" w:type="dxa"/>
-          <w:bottom w:w="15" w:type="dxa"/>
-          <w:right w:w="15" w:type="dxa"/>
-        </w:tblCellMar>
         <w:tblLook w:val="04A0" w:firstRow="1" w:lastRow="0" w:firstColumn="1" w:lastColumn="0" w:noHBand="0" w:noVBand="1"/>
       </w:tblPr>
       <w:tblGrid>
-        <w:gridCol w:w="2326"/>
-        <w:gridCol w:w="838"/>
+        <w:gridCol w:w="1838"/>
+        <w:gridCol w:w="2410"/>
+        <w:gridCol w:w="2410"/>
+        <w:gridCol w:w="2404"/>
       </w:tblGrid>
       <w:tr>
-        <w:trPr>
-          <w:tblHeader/>
-          <w:tblCellSpacing w:w="15" w:type="dxa"/>
-        </w:trPr>
         <w:tc>
           <w:tcPr>
-            <w:tcW w:w="0" w:type="auto"/>
-            <w:vAlign w:val="center"/>
-            <w:hideMark/>
+            <w:tcW w:w="1838" w:type="dxa"/>
+            <w:tcBorders>
+              <w:bottom w:val="single" w:sz="18" w:space="0" w:color="auto"/>
+              <w:right w:val="single" w:sz="18" w:space="0" w:color="auto"/>
+            </w:tcBorders>
+            <w:shd w:val="clear" w:color="auto" w:fill="D9D9D9" w:themeFill="background1" w:themeFillShade="D9"/>
           </w:tcPr>
           <w:p>
             <w:pPr>
               <w:rPr>
+                <w:rFonts w:eastAsiaTheme="minorEastAsia"/>
                 <w:b/>
                 <w:bCs/>
               </w:rPr>
@@ -735,6 +606,7 @@
             <w:proofErr w:type="spellStart"/>
             <w:r>
               <w:rPr>
+                <w:rFonts w:eastAsiaTheme="minorEastAsia"/>
                 <w:b/>
                 <w:bCs/>
               </w:rPr>
@@ -743,6 +615,7 @@
             <w:proofErr w:type="spellEnd"/>
             <w:r>
               <w:rPr>
+                <w:rFonts w:eastAsiaTheme="minorEastAsia"/>
                 <w:b/>
                 <w:bCs/>
               </w:rPr>
@@ -751,6 +624,7 @@
             <w:proofErr w:type="spellStart"/>
             <w:r>
               <w:rPr>
+                <w:rFonts w:eastAsiaTheme="minorEastAsia"/>
                 <w:b/>
                 <w:bCs/>
               </w:rPr>
@@ -761,151 +635,346 @@
         </w:tc>
         <w:tc>
           <w:tcPr>
-            <w:tcW w:w="0" w:type="auto"/>
-            <w:vAlign w:val="center"/>
-            <w:hideMark/>
+            <w:tcW w:w="2410" w:type="dxa"/>
+            <w:tcBorders>
+              <w:left w:val="single" w:sz="18" w:space="0" w:color="auto"/>
+              <w:bottom w:val="single" w:sz="18" w:space="0" w:color="auto"/>
+            </w:tcBorders>
+            <w:shd w:val="clear" w:color="auto" w:fill="D9D9D9" w:themeFill="background1" w:themeFillShade="D9"/>
           </w:tcPr>
           <w:p>
             <w:pPr>
               <w:rPr>
+                <w:rFonts w:eastAsiaTheme="minorEastAsia"/>
                 <w:b/>
                 <w:bCs/>
               </w:rPr>
             </w:pPr>
             <w:r>
               <w:rPr>
+                <w:rFonts w:eastAsiaTheme="minorEastAsia"/>
                 <w:b/>
                 <w:bCs/>
               </w:rPr>
-              <w:t>Weight</w:t>
-            </w:r>
+              <w:t>Ecological</w:t>
+            </w:r>
+          </w:p>
+        </w:tc>
+        <w:tc>
+          <w:tcPr>
+            <w:tcW w:w="2410" w:type="dxa"/>
+            <w:tcBorders>
+              <w:bottom w:val="single" w:sz="18" w:space="0" w:color="auto"/>
+            </w:tcBorders>
+            <w:shd w:val="clear" w:color="auto" w:fill="D9D9D9" w:themeFill="background1" w:themeFillShade="D9"/>
+          </w:tcPr>
+          <w:p>
+            <w:pPr>
+              <w:rPr>
+                <w:b/>
+                <w:bCs/>
+              </w:rPr>
+            </w:pPr>
+            <w:proofErr w:type="spellStart"/>
+            <w:r>
+              <w:rPr>
+                <w:b/>
+                <w:bCs/>
+              </w:rPr>
+              <w:t>Economic</w:t>
+            </w:r>
+            <w:proofErr w:type="spellEnd"/>
+          </w:p>
+        </w:tc>
+        <w:tc>
+          <w:tcPr>
+            <w:tcW w:w="2404" w:type="dxa"/>
+            <w:tcBorders>
+              <w:bottom w:val="single" w:sz="18" w:space="0" w:color="auto"/>
+            </w:tcBorders>
+            <w:shd w:val="clear" w:color="auto" w:fill="D9D9D9" w:themeFill="background1" w:themeFillShade="D9"/>
+          </w:tcPr>
+          <w:p>
+            <w:pPr>
+              <w:rPr>
+                <w:rFonts w:eastAsiaTheme="minorEastAsia"/>
+                <w:b/>
+                <w:bCs/>
+              </w:rPr>
+            </w:pPr>
+            <w:proofErr w:type="spellStart"/>
+            <w:r>
+              <w:rPr>
+                <w:b/>
+                <w:bCs/>
+              </w:rPr>
+              <w:t>S</w:t>
+            </w:r>
+            <w:r>
+              <w:rPr>
+                <w:b/>
+                <w:bCs/>
+              </w:rPr>
+              <w:t>o</w:t>
+            </w:r>
+            <w:r>
+              <w:rPr>
+                <w:b/>
+                <w:bCs/>
+              </w:rPr>
+              <w:t>cial</w:t>
+            </w:r>
+            <w:proofErr w:type="spellEnd"/>
           </w:p>
         </w:tc>
       </w:tr>
       <w:tr>
-        <w:trPr>
-          <w:tblCellSpacing w:w="15" w:type="dxa"/>
-        </w:trPr>
         <w:tc>
           <w:tcPr>
-            <w:tcW w:w="0" w:type="auto"/>
+            <w:tcW w:w="1838" w:type="dxa"/>
+            <w:tcBorders>
+              <w:top w:val="single" w:sz="18" w:space="0" w:color="auto"/>
+              <w:right w:val="single" w:sz="18" w:space="0" w:color="auto"/>
+            </w:tcBorders>
+            <w:shd w:val="clear" w:color="auto" w:fill="D9D9D9" w:themeFill="background1" w:themeFillShade="D9"/>
             <w:vAlign w:val="center"/>
-            <w:hideMark/>
           </w:tcPr>
           <w:p>
-            <w:r>
-              <w:t>Ecological</w:t>
+            <w:pPr>
+              <w:rPr>
+                <w:rFonts w:eastAsiaTheme="minorEastAsia"/>
+                <w:b/>
+                <w:bCs/>
+              </w:rPr>
+            </w:pPr>
+            <w:r>
+              <w:rPr>
+                <w:rFonts w:eastAsiaTheme="minorEastAsia"/>
+                <w:b/>
+                <w:bCs/>
+              </w:rPr>
+              <w:t>Weight</w:t>
             </w:r>
           </w:p>
         </w:tc>
         <w:tc>
           <w:tcPr>
-            <w:tcW w:w="0" w:type="auto"/>
-            <w:vAlign w:val="center"/>
-            <w:hideMark/>
+            <w:tcW w:w="2410" w:type="dxa"/>
+            <w:tcBorders>
+              <w:top w:val="single" w:sz="18" w:space="0" w:color="auto"/>
+              <w:left w:val="single" w:sz="18" w:space="0" w:color="auto"/>
+            </w:tcBorders>
           </w:tcPr>
           <w:p>
-            <w:r>
-              <w:t>40%</w:t>
-            </w:r>
-          </w:p>
-        </w:tc>
-      </w:tr>
-      <w:tr>
-        <w:trPr>
-          <w:tblCellSpacing w:w="15" w:type="dxa"/>
-        </w:trPr>
-        <w:tc>
-          <w:tcPr>
-            <w:tcW w:w="0" w:type="auto"/>
-            <w:vAlign w:val="center"/>
-            <w:hideMark/>
-          </w:tcPr>
-          <w:p>
+            <w:pPr>
+              <w:rPr>
+                <w:rFonts w:eastAsiaTheme="minorEastAsia"/>
+                <w:i/>
+                <w:iCs/>
+              </w:rPr>
+            </w:pPr>
             <w:proofErr w:type="spellStart"/>
             <w:r>
-              <w:t>Economic</w:t>
+              <w:rPr>
+                <w:rFonts w:eastAsiaTheme="minorEastAsia"/>
+                <w:i/>
+                <w:iCs/>
+              </w:rPr>
+              <w:t>reference</w:t>
             </w:r>
             <w:proofErr w:type="spellEnd"/>
+            <w:r>
+              <w:rPr>
+                <w:rFonts w:eastAsiaTheme="minorEastAsia"/>
+                <w:i/>
+                <w:iCs/>
+              </w:rPr>
+              <w:t xml:space="preserve"> </w:t>
+            </w:r>
+            <w:proofErr w:type="spellStart"/>
+            <w:r>
+              <w:rPr>
+                <w:rFonts w:eastAsiaTheme="minorEastAsia"/>
+                <w:i/>
+                <w:iCs/>
+              </w:rPr>
+              <w:t>rating</w:t>
+            </w:r>
+            <w:proofErr w:type="spellEnd"/>
+          </w:p>
+          <w:p>
+            <w:pPr>
+              <w:rPr>
+                <w:rFonts w:eastAsiaTheme="minorEastAsia"/>
+              </w:rPr>
+            </w:pPr>
+            <w:r>
+              <w:rPr>
+                <w:rFonts w:eastAsiaTheme="minorEastAsia"/>
+              </w:rPr>
+              <w:t xml:space="preserve">(2 </w:t>
+            </w:r>
+            <w:proofErr w:type="spellStart"/>
+            <w:r>
+              <w:rPr>
+                <w:rFonts w:eastAsiaTheme="minorEastAsia"/>
+              </w:rPr>
+              <w:t>points</w:t>
+            </w:r>
+            <w:proofErr w:type="spellEnd"/>
+            <w:r>
+              <w:rPr>
+                <w:rFonts w:eastAsiaTheme="minorEastAsia"/>
+              </w:rPr>
+              <w:t>)</w:t>
+            </w:r>
           </w:p>
         </w:tc>
         <w:tc>
           <w:tcPr>
-            <w:tcW w:w="0" w:type="auto"/>
-            <w:vAlign w:val="center"/>
-            <w:hideMark/>
+            <w:tcW w:w="2410" w:type="dxa"/>
+            <w:tcBorders>
+              <w:top w:val="single" w:sz="18" w:space="0" w:color="auto"/>
+            </w:tcBorders>
           </w:tcPr>
           <w:p>
-            <w:r>
-              <w:t>35%</w:t>
-            </w:r>
-          </w:p>
-        </w:tc>
-      </w:tr>
-      <w:tr>
-        <w:trPr>
-          <w:tblCellSpacing w:w="15" w:type="dxa"/>
-        </w:trPr>
-        <w:tc>
-          <w:tcPr>
-            <w:tcW w:w="0" w:type="auto"/>
-            <w:vAlign w:val="center"/>
-            <w:hideMark/>
-          </w:tcPr>
-          <w:p>
+            <w:pPr>
+              <w:rPr>
+                <w:rFonts w:eastAsiaTheme="minorEastAsia"/>
+              </w:rPr>
+            </w:pPr>
+            <w:r>
+              <w:rPr>
+                <w:rFonts w:eastAsiaTheme="minorEastAsia"/>
+              </w:rPr>
+              <w:t xml:space="preserve">Twice </w:t>
+            </w:r>
             <w:proofErr w:type="spellStart"/>
             <w:r>
-              <w:t>Social</w:t>
+              <w:rPr>
+                <w:rFonts w:eastAsiaTheme="minorEastAsia"/>
+              </w:rPr>
+              <w:t>as</w:t>
             </w:r>
             <w:proofErr w:type="spellEnd"/>
+            <w:r>
+              <w:rPr>
+                <w:rFonts w:eastAsiaTheme="minorEastAsia"/>
+              </w:rPr>
+              <w:t xml:space="preserve"> </w:t>
+            </w:r>
+            <w:proofErr w:type="spellStart"/>
+            <w:r>
+              <w:rPr>
+                <w:rFonts w:eastAsiaTheme="minorEastAsia"/>
+              </w:rPr>
+              <w:t>good</w:t>
+            </w:r>
+            <w:proofErr w:type="spellEnd"/>
+            <w:r>
+              <w:rPr>
+                <w:rFonts w:eastAsiaTheme="minorEastAsia"/>
+              </w:rPr>
+              <w:t xml:space="preserve"> </w:t>
+            </w:r>
+            <w:proofErr w:type="spellStart"/>
+            <w:r>
+              <w:rPr>
+                <w:rFonts w:eastAsiaTheme="minorEastAsia"/>
+              </w:rPr>
+              <w:t>as</w:t>
+            </w:r>
+            <w:proofErr w:type="spellEnd"/>
+            <w:r>
+              <w:rPr>
+                <w:rFonts w:eastAsiaTheme="minorEastAsia"/>
+              </w:rPr>
+              <w:t xml:space="preserve"> </w:t>
+            </w:r>
+            <w:proofErr w:type="spellStart"/>
+            <w:r>
+              <w:rPr>
+                <w:rFonts w:eastAsiaTheme="minorEastAsia"/>
+              </w:rPr>
+              <w:t>heat</w:t>
+            </w:r>
+            <w:proofErr w:type="spellEnd"/>
+          </w:p>
+          <w:p>
+            <w:pPr>
+              <w:rPr>
+                <w:rFonts w:eastAsiaTheme="minorEastAsia"/>
+              </w:rPr>
+            </w:pPr>
+            <w:r>
+              <w:rPr>
+                <w:rFonts w:eastAsiaTheme="minorEastAsia"/>
+              </w:rPr>
+              <w:t xml:space="preserve">(4 </w:t>
+            </w:r>
+            <w:proofErr w:type="spellStart"/>
+            <w:r>
+              <w:rPr>
+                <w:rFonts w:eastAsiaTheme="minorEastAsia"/>
+              </w:rPr>
+              <w:t>points</w:t>
+            </w:r>
+            <w:proofErr w:type="spellEnd"/>
+            <w:r>
+              <w:rPr>
+                <w:rFonts w:eastAsiaTheme="minorEastAsia"/>
+              </w:rPr>
+              <w:t>)</w:t>
+            </w:r>
           </w:p>
         </w:tc>
         <w:tc>
           <w:tcPr>
-            <w:tcW w:w="0" w:type="auto"/>
-            <w:vAlign w:val="center"/>
-            <w:hideMark/>
+            <w:tcW w:w="2404" w:type="dxa"/>
+            <w:tcBorders>
+              <w:top w:val="single" w:sz="18" w:space="0" w:color="auto"/>
+            </w:tcBorders>
           </w:tcPr>
           <w:p>
-            <w:r>
-              <w:t>25%</w:t>
-            </w:r>
-          </w:p>
-        </w:tc>
-      </w:tr>
-      <w:tr>
-        <w:trPr>
-          <w:tblCellSpacing w:w="15" w:type="dxa"/>
-        </w:trPr>
-        <w:tc>
-          <w:tcPr>
-            <w:tcW w:w="0" w:type="auto"/>
-            <w:vAlign w:val="center"/>
-            <w:hideMark/>
-          </w:tcPr>
-          <w:p>
-            <w:r>
-              <w:rPr>
-                <w:b/>
-                <w:bCs/>
-              </w:rPr>
-              <w:t>Total</w:t>
-            </w:r>
-          </w:p>
-        </w:tc>
-        <w:tc>
-          <w:tcPr>
-            <w:tcW w:w="0" w:type="auto"/>
-            <w:vAlign w:val="center"/>
-            <w:hideMark/>
-          </w:tcPr>
-          <w:p>
-            <w:r>
-              <w:rPr>
-                <w:b/>
-                <w:bCs/>
-              </w:rPr>
-              <w:t>100%</w:t>
+            <w:pPr>
+              <w:rPr>
+                <w:rFonts w:eastAsiaTheme="minorEastAsia"/>
+              </w:rPr>
+            </w:pPr>
+            <w:proofErr w:type="spellStart"/>
+            <w:r>
+              <w:rPr>
+                <w:rFonts w:eastAsiaTheme="minorEastAsia"/>
+              </w:rPr>
+              <w:t>average</w:t>
+            </w:r>
+            <w:proofErr w:type="spellEnd"/>
+          </w:p>
+          <w:p>
+            <w:pPr>
+              <w:rPr>
+                <w:rFonts w:eastAsiaTheme="minorEastAsia"/>
+              </w:rPr>
+            </w:pPr>
+            <w:r>
+              <w:rPr>
+                <w:rFonts w:eastAsiaTheme="minorEastAsia"/>
+              </w:rPr>
+              <w:t xml:space="preserve">(3 </w:t>
+            </w:r>
+            <w:proofErr w:type="spellStart"/>
+            <w:r>
+              <w:rPr>
+                <w:rFonts w:eastAsiaTheme="minorEastAsia"/>
+              </w:rPr>
+              <w:t>points</w:t>
+            </w:r>
+            <w:proofErr w:type="spellEnd"/>
+            <w:r>
+              <w:rPr>
+                <w:rFonts w:eastAsiaTheme="minorEastAsia"/>
+              </w:rPr>
+              <w:t>)</w:t>
             </w:r>
           </w:p>
         </w:tc>
@@ -913,17 +982,10 @@
     </w:tbl>
     <w:p>
       <w:pPr>
-        <w:rPr>
-          <w:b/>
-          <w:bCs/>
-        </w:rPr>
-      </w:pPr>
-      <w:proofErr w:type="spellStart"/>
-      <w:r>
-        <w:rPr>
-          <w:b/>
-          <w:bCs/>
-        </w:rPr>
+        <w:pStyle w:val="berschrift3"/>
+      </w:pPr>
+      <w:proofErr w:type="spellStart"/>
+      <w:r>
         <w:t>Justification</w:t>
       </w:r>
       <w:proofErr w:type="spellEnd"/>
@@ -1145,1482 +1207,221 @@
       </w:r>
     </w:p>
     <w:p>
-      <w:r>
-        <w:pict w14:anchorId="7CB4E318">
-          <v:rect id="_x0000_i1128" style="width:0;height:1.5pt" o:hralign="center" o:hrstd="t" o:hr="t" fillcolor="#a0a0a0" stroked="f"/>
-        </w:pict>
+      <w:pPr>
+        <w:pStyle w:val="berschrift2"/>
+      </w:pPr>
+      <w:r>
+        <w:t>Ecological</w:t>
+      </w:r>
+      <w:r>
+        <w:t xml:space="preserve"> Scores</w:t>
       </w:r>
     </w:p>
     <w:p>
-      <w:pPr>
-        <w:rPr>
-          <w:b/>
-          <w:bCs/>
-        </w:rPr>
-      </w:pPr>
-      <w:r>
-        <w:rPr>
-          <w:b/>
-          <w:bCs/>
-        </w:rPr>
-        <w:lastRenderedPageBreak/>
-        <w:t xml:space="preserve">3. Determination </w:t>
-      </w:r>
-      <w:proofErr w:type="spellStart"/>
-      <w:r>
-        <w:rPr>
-          <w:b/>
-          <w:bCs/>
-        </w:rPr>
+      <w:r>
+        <w:t xml:space="preserve">Scores </w:t>
+      </w:r>
+      <w:proofErr w:type="spellStart"/>
+      <w:r>
+        <w:t>range</w:t>
+      </w:r>
+      <w:proofErr w:type="spellEnd"/>
+      <w:r>
+        <w:t xml:space="preserve"> </w:t>
+      </w:r>
+      <w:proofErr w:type="spellStart"/>
+      <w:r>
+        <w:t>from</w:t>
+      </w:r>
+      <w:proofErr w:type="spellEnd"/>
+      <w:r>
+        <w:t xml:space="preserve"> 1 (</w:t>
+      </w:r>
+      <w:proofErr w:type="spellStart"/>
+      <w:r>
+        <w:t>worst</w:t>
+      </w:r>
+      <w:proofErr w:type="spellEnd"/>
+      <w:r>
+        <w:t xml:space="preserve">) </w:t>
+      </w:r>
+      <w:proofErr w:type="spellStart"/>
+      <w:r>
+        <w:t>to</w:t>
+      </w:r>
+      <w:proofErr w:type="spellEnd"/>
+      <w:r>
+        <w:t xml:space="preserve"> 5 (</w:t>
+      </w:r>
+      <w:proofErr w:type="spellStart"/>
+      <w:r>
+        <w:t>best</w:t>
+      </w:r>
+      <w:proofErr w:type="spellEnd"/>
+      <w:r>
+        <w:t>).</w:t>
+      </w:r>
+      <w:r>
+        <w:t xml:space="preserve"> </w:t>
+      </w:r>
+      <w:r>
+        <w:t xml:space="preserve">In </w:t>
+      </w:r>
+      <w:proofErr w:type="spellStart"/>
+      <w:r>
+        <w:t>brackets</w:t>
+      </w:r>
+      <w:proofErr w:type="spellEnd"/>
+      <w:r>
+        <w:t xml:space="preserve"> </w:t>
+      </w:r>
+      <w:proofErr w:type="spellStart"/>
+      <w:r>
+        <w:t>are</w:t>
+      </w:r>
+      <w:proofErr w:type="spellEnd"/>
+      <w:r>
+        <w:t xml:space="preserve"> </w:t>
+      </w:r>
+      <w:proofErr w:type="spellStart"/>
+      <w:r>
+        <w:t>the</w:t>
+      </w:r>
+      <w:proofErr w:type="spellEnd"/>
+      <w:r>
+        <w:t xml:space="preserve"> </w:t>
+      </w:r>
+      <w:proofErr w:type="spellStart"/>
+      <w:r>
+        <w:t>points</w:t>
+      </w:r>
+      <w:proofErr w:type="spellEnd"/>
+      <w:r>
+        <w:t xml:space="preserve"> </w:t>
+      </w:r>
+      <w:proofErr w:type="spellStart"/>
+      <w:r>
+        <w:t>for</w:t>
+      </w:r>
+      <w:proofErr w:type="spellEnd"/>
+      <w:r>
+        <w:t xml:space="preserve"> </w:t>
+      </w:r>
+      <w:proofErr w:type="spellStart"/>
+      <w:r>
+        <w:t>each</w:t>
+      </w:r>
+      <w:proofErr w:type="spellEnd"/>
+      <w:r>
+        <w:t xml:space="preserve"> </w:t>
+      </w:r>
+      <w:proofErr w:type="spellStart"/>
+      <w:r>
+        <w:t>category</w:t>
+      </w:r>
+      <w:proofErr w:type="spellEnd"/>
+      <w:r>
+        <w:t xml:space="preserve">. The </w:t>
+      </w:r>
+      <w:proofErr w:type="spellStart"/>
+      <w:r>
+        <w:t>weighted</w:t>
+      </w:r>
+      <w:proofErr w:type="spellEnd"/>
+      <w:r>
+        <w:t xml:space="preserve"> </w:t>
+      </w:r>
+      <w:proofErr w:type="spellStart"/>
+      <w:r>
+        <w:t>sum</w:t>
+      </w:r>
+      <w:proofErr w:type="spellEnd"/>
+      <w:r>
+        <w:t xml:space="preserve"> </w:t>
+      </w:r>
+      <w:proofErr w:type="spellStart"/>
+      <w:r>
         <w:t>of</w:t>
       </w:r>
       <w:proofErr w:type="spellEnd"/>
       <w:r>
-        <w:rPr>
-          <w:b/>
-          <w:bCs/>
-        </w:rPr>
-        <w:t xml:space="preserve"> </w:t>
-      </w:r>
-      <w:proofErr w:type="spellStart"/>
-      <w:r>
-        <w:rPr>
-          <w:b/>
-          <w:bCs/>
-        </w:rPr>
-        <w:t>Sustainability</w:t>
-      </w:r>
-      <w:proofErr w:type="spellEnd"/>
-      <w:r>
-        <w:rPr>
-          <w:b/>
-          <w:bCs/>
-        </w:rPr>
-        <w:t xml:space="preserve"> Scores</w:t>
+        <w:t xml:space="preserve"> all </w:t>
+      </w:r>
+      <w:proofErr w:type="spellStart"/>
+      <w:r>
+        <w:t>points</w:t>
+      </w:r>
+      <w:proofErr w:type="spellEnd"/>
+      <w:r>
+        <w:t xml:space="preserve"> </w:t>
+      </w:r>
+      <w:proofErr w:type="spellStart"/>
+      <w:r>
+        <w:t>of</w:t>
+      </w:r>
+      <w:proofErr w:type="spellEnd"/>
+      <w:r>
+        <w:t xml:space="preserve"> a </w:t>
+      </w:r>
+      <w:proofErr w:type="spellStart"/>
+      <w:r>
+        <w:t>method</w:t>
+      </w:r>
+      <w:proofErr w:type="spellEnd"/>
+      <w:r>
+        <w:t xml:space="preserve"> </w:t>
+      </w:r>
+      <w:proofErr w:type="spellStart"/>
+      <w:r>
+        <w:t>result</w:t>
+      </w:r>
+      <w:proofErr w:type="spellEnd"/>
+      <w:r>
+        <w:t xml:space="preserve"> in </w:t>
+      </w:r>
+      <w:proofErr w:type="spellStart"/>
+      <w:r>
+        <w:t>the</w:t>
+      </w:r>
+      <w:proofErr w:type="spellEnd"/>
+      <w:r>
+        <w:t xml:space="preserve"> </w:t>
+      </w:r>
+      <w:proofErr w:type="spellStart"/>
+      <w:r>
+        <w:t>final</w:t>
+      </w:r>
+      <w:proofErr w:type="spellEnd"/>
+      <w:r>
+        <w:t xml:space="preserve"> </w:t>
+      </w:r>
+      <w:proofErr w:type="spellStart"/>
+      <w:r>
+        <w:t>e</w:t>
+      </w:r>
+      <w:r>
+        <w:t>c</w:t>
+      </w:r>
+      <w:r>
+        <w:t>olog</w:t>
+      </w:r>
+      <w:r>
+        <w:t>i</w:t>
+      </w:r>
+      <w:r>
+        <w:t>c</w:t>
+      </w:r>
+      <w:r>
+        <w:t>al</w:t>
+      </w:r>
+      <w:proofErr w:type="spellEnd"/>
+      <w:r>
+        <w:t xml:space="preserve"> score</w:t>
       </w:r>
     </w:p>
     <w:p>
-      <w:pPr>
-        <w:rPr>
-          <w:b/>
-          <w:bCs/>
-        </w:rPr>
-      </w:pPr>
-      <w:r>
-        <w:rPr>
-          <w:b/>
-          <w:bCs/>
-        </w:rPr>
-        <w:t xml:space="preserve">Ecological </w:t>
-      </w:r>
-      <w:proofErr w:type="spellStart"/>
-      <w:r>
-        <w:rPr>
-          <w:b/>
-          <w:bCs/>
-        </w:rPr>
-        <w:t>Sustainability</w:t>
-      </w:r>
-      <w:proofErr w:type="spellEnd"/>
-    </w:p>
-    <w:p>
-      <w:r>
-        <w:t xml:space="preserve">Scores </w:t>
-      </w:r>
-      <w:proofErr w:type="spellStart"/>
-      <w:r>
-        <w:t>range</w:t>
-      </w:r>
-      <w:proofErr w:type="spellEnd"/>
-      <w:r>
-        <w:t xml:space="preserve"> </w:t>
-      </w:r>
-      <w:proofErr w:type="spellStart"/>
-      <w:r>
-        <w:t>from</w:t>
-      </w:r>
-      <w:proofErr w:type="spellEnd"/>
-      <w:r>
-        <w:t xml:space="preserve"> 1 (</w:t>
-      </w:r>
-      <w:proofErr w:type="spellStart"/>
-      <w:r>
-        <w:t>worst</w:t>
-      </w:r>
-      <w:proofErr w:type="spellEnd"/>
-      <w:r>
-        <w:t xml:space="preserve">) </w:t>
-      </w:r>
-      <w:proofErr w:type="spellStart"/>
-      <w:r>
-        <w:t>to</w:t>
-      </w:r>
-      <w:proofErr w:type="spellEnd"/>
-      <w:r>
-        <w:t xml:space="preserve"> 5 (</w:t>
-      </w:r>
-      <w:proofErr w:type="spellStart"/>
-      <w:r>
-        <w:t>best</w:t>
-      </w:r>
-      <w:proofErr w:type="spellEnd"/>
-      <w:r>
-        <w:t>).</w:t>
-      </w:r>
-    </w:p>
-    <w:p>
-      <w:pPr>
-        <w:rPr>
-          <w:b/>
-          <w:bCs/>
-        </w:rPr>
-      </w:pPr>
-      <w:r>
-        <w:rPr>
-          <w:b/>
-          <w:bCs/>
-        </w:rPr>
-        <w:t>Heat Evaporation</w:t>
-      </w:r>
-    </w:p>
-    <w:p>
-      <w:r>
-        <w:t>Given:</w:t>
-      </w:r>
-    </w:p>
-    <w:p>
-      <w:pPr>
-        <w:numPr>
-          <w:ilvl w:val="0"/>
-          <w:numId w:val="3"/>
-        </w:numPr>
-      </w:pPr>
-      <w:r>
-        <w:t xml:space="preserve">Carbon </w:t>
-      </w:r>
-      <w:proofErr w:type="spellStart"/>
-      <w:r>
-        <w:t>emissions</w:t>
-      </w:r>
-      <w:proofErr w:type="spellEnd"/>
-      <w:r>
-        <w:t xml:space="preserve"> = 2 </w:t>
-      </w:r>
-    </w:p>
-    <w:p>
-      <w:pPr>
-        <w:numPr>
-          <w:ilvl w:val="0"/>
-          <w:numId w:val="3"/>
-        </w:numPr>
-      </w:pPr>
-      <w:r>
-        <w:t xml:space="preserve">Water </w:t>
-      </w:r>
-      <w:proofErr w:type="spellStart"/>
-      <w:r>
-        <w:t>usage</w:t>
-      </w:r>
-      <w:proofErr w:type="spellEnd"/>
-      <w:r>
-        <w:t xml:space="preserve"> = 3 </w:t>
-      </w:r>
-    </w:p>
-    <w:p>
-      <w:pPr>
-        <w:numPr>
-          <w:ilvl w:val="0"/>
-          <w:numId w:val="3"/>
-        </w:numPr>
-      </w:pPr>
-      <w:proofErr w:type="spellStart"/>
-      <w:r>
-        <w:t>Hazardous</w:t>
-      </w:r>
-      <w:proofErr w:type="spellEnd"/>
-      <w:r>
-        <w:t xml:space="preserve"> </w:t>
-      </w:r>
-      <w:proofErr w:type="spellStart"/>
-      <w:r>
-        <w:t>emissions</w:t>
-      </w:r>
-      <w:proofErr w:type="spellEnd"/>
-      <w:r>
-        <w:t xml:space="preserve"> = 2 </w:t>
-      </w:r>
-    </w:p>
-    <w:p>
-      <w:r>
-        <w:t>Ecological Score:</w:t>
-      </w:r>
-    </w:p>
-    <w:p>
-      <m:oMathPara>
-        <m:oMath>
-          <m:r>
-            <w:rPr>
-              <w:rFonts w:ascii="Cambria Math" w:hAnsi="Cambria Math"/>
-            </w:rPr>
-            <m:t>(2+3+2)</m:t>
-          </m:r>
-          <m:r>
-            <m:rPr>
-              <m:sty m:val="p"/>
-            </m:rPr>
-            <w:rPr>
-              <w:rFonts w:ascii="Cambria Math" w:hAnsi="Cambria Math"/>
-            </w:rPr>
-            <m:t>/</m:t>
-          </m:r>
-          <m:r>
-            <w:rPr>
-              <w:rFonts w:ascii="Cambria Math" w:hAnsi="Cambria Math"/>
-            </w:rPr>
-            <m:t>3=2.33</m:t>
-          </m:r>
-          <m:r>
-            <w:rPr>
-              <w:i/>
-            </w:rPr>
-            <w:br/>
-          </m:r>
-        </m:oMath>
-      </m:oMathPara>
-    </w:p>
-    <w:p>
-      <w:pPr>
-        <w:rPr>
-          <w:b/>
-          <w:bCs/>
-        </w:rPr>
-      </w:pPr>
-      <w:r>
-        <w:rPr>
-          <w:b/>
-          <w:bCs/>
-        </w:rPr>
-        <w:t>Vacuum Evaporation</w:t>
-      </w:r>
-    </w:p>
-    <w:p>
-      <w:r>
-        <w:t>Statement:</w:t>
-      </w:r>
-    </w:p>
-    <w:p>
-      <w:pPr>
-        <w:numPr>
-          <w:ilvl w:val="0"/>
-          <w:numId w:val="4"/>
-        </w:numPr>
-      </w:pPr>
-      <w:r>
-        <w:t xml:space="preserve">Carbon </w:t>
-      </w:r>
-      <w:proofErr w:type="spellStart"/>
-      <w:r>
-        <w:t>emissions</w:t>
-      </w:r>
-      <w:proofErr w:type="spellEnd"/>
-      <w:r>
-        <w:t xml:space="preserve"> </w:t>
-      </w:r>
-      <w:proofErr w:type="spellStart"/>
-      <w:r>
-        <w:t>twice</w:t>
-      </w:r>
-      <w:proofErr w:type="spellEnd"/>
-      <w:r>
-        <w:t xml:space="preserve"> </w:t>
-      </w:r>
-      <w:proofErr w:type="spellStart"/>
-      <w:r>
-        <w:t>as</w:t>
-      </w:r>
-      <w:proofErr w:type="spellEnd"/>
-      <w:r>
-        <w:t xml:space="preserve"> </w:t>
-      </w:r>
-      <w:proofErr w:type="spellStart"/>
-      <w:r>
-        <w:t>good</w:t>
-      </w:r>
-      <w:proofErr w:type="spellEnd"/>
-      <w:r>
-        <w:t xml:space="preserve"> </w:t>
-      </w:r>
-      <w:proofErr w:type="spellStart"/>
-      <w:r>
-        <w:t>as</w:t>
-      </w:r>
-      <w:proofErr w:type="spellEnd"/>
-      <w:r>
-        <w:t xml:space="preserve"> </w:t>
-      </w:r>
-      <w:proofErr w:type="spellStart"/>
-      <w:r>
-        <w:t>heat</w:t>
-      </w:r>
-      <w:proofErr w:type="spellEnd"/>
-      <w:r>
-        <w:t xml:space="preserve"> → 4 </w:t>
-      </w:r>
-    </w:p>
-    <w:p>
-      <w:pPr>
-        <w:numPr>
-          <w:ilvl w:val="0"/>
-          <w:numId w:val="4"/>
-        </w:numPr>
-      </w:pPr>
-      <w:proofErr w:type="spellStart"/>
-      <w:r>
-        <w:t>Slightly</w:t>
-      </w:r>
-      <w:proofErr w:type="spellEnd"/>
-      <w:r>
-        <w:t xml:space="preserve"> </w:t>
-      </w:r>
-      <w:proofErr w:type="spellStart"/>
-      <w:r>
-        <w:t>less</w:t>
-      </w:r>
-      <w:proofErr w:type="spellEnd"/>
-      <w:r>
-        <w:t xml:space="preserve"> </w:t>
-      </w:r>
-      <w:proofErr w:type="spellStart"/>
-      <w:r>
-        <w:t>water</w:t>
-      </w:r>
-      <w:proofErr w:type="spellEnd"/>
-      <w:r>
-        <w:t xml:space="preserve"> </w:t>
-      </w:r>
-      <w:proofErr w:type="spellStart"/>
-      <w:r>
-        <w:t>than</w:t>
-      </w:r>
-      <w:proofErr w:type="spellEnd"/>
-      <w:r>
-        <w:t xml:space="preserve"> </w:t>
-      </w:r>
-      <w:proofErr w:type="spellStart"/>
-      <w:r>
-        <w:t>heat</w:t>
-      </w:r>
-      <w:proofErr w:type="spellEnd"/>
-      <w:r>
-        <w:t xml:space="preserve"> → 4 </w:t>
-      </w:r>
-    </w:p>
-    <w:p>
-      <w:pPr>
-        <w:numPr>
-          <w:ilvl w:val="0"/>
-          <w:numId w:val="4"/>
-        </w:numPr>
-      </w:pPr>
-      <w:proofErr w:type="spellStart"/>
-      <w:r>
-        <w:t>Slightly</w:t>
-      </w:r>
-      <w:proofErr w:type="spellEnd"/>
-      <w:r>
-        <w:t xml:space="preserve"> </w:t>
-      </w:r>
-      <w:proofErr w:type="spellStart"/>
-      <w:r>
-        <w:t>lower</w:t>
-      </w:r>
-      <w:proofErr w:type="spellEnd"/>
-      <w:r>
-        <w:t xml:space="preserve"> </w:t>
-      </w:r>
-      <w:proofErr w:type="spellStart"/>
-      <w:r>
-        <w:t>hazardous</w:t>
-      </w:r>
-      <w:proofErr w:type="spellEnd"/>
-      <w:r>
-        <w:t xml:space="preserve"> </w:t>
-      </w:r>
-      <w:proofErr w:type="spellStart"/>
-      <w:r>
-        <w:t>emissions</w:t>
-      </w:r>
-      <w:proofErr w:type="spellEnd"/>
-      <w:r>
-        <w:t xml:space="preserve"> → 3 </w:t>
-      </w:r>
-    </w:p>
-    <w:p>
-      <w:r>
-        <w:t>Ecological Score:</w:t>
-      </w:r>
-    </w:p>
-    <w:p>
-      <m:oMathPara>
-        <m:oMath>
-          <m:r>
-            <w:rPr>
-              <w:rFonts w:ascii="Cambria Math" w:hAnsi="Cambria Math"/>
-            </w:rPr>
-            <m:t>(4+4+3)</m:t>
-          </m:r>
-          <m:r>
-            <m:rPr>
-              <m:sty m:val="p"/>
-            </m:rPr>
-            <w:rPr>
-              <w:rFonts w:ascii="Cambria Math" w:hAnsi="Cambria Math"/>
-            </w:rPr>
-            <m:t>/</m:t>
-          </m:r>
-          <m:r>
-            <w:rPr>
-              <w:rFonts w:ascii="Cambria Math" w:hAnsi="Cambria Math"/>
-            </w:rPr>
-            <m:t>3=3.67</m:t>
-          </m:r>
-          <m:r>
-            <w:rPr>
-              <w:i/>
-            </w:rPr>
-            <w:br/>
-          </m:r>
-        </m:oMath>
-      </m:oMathPara>
-    </w:p>
-    <w:p>
-      <w:pPr>
-        <w:rPr>
-          <w:b/>
-          <w:bCs/>
-        </w:rPr>
-      </w:pPr>
-      <w:proofErr w:type="spellStart"/>
-      <w:r>
-        <w:rPr>
-          <w:b/>
-          <w:bCs/>
-        </w:rPr>
-        <w:t>Distillation</w:t>
-      </w:r>
-      <w:proofErr w:type="spellEnd"/>
-    </w:p>
-    <w:p>
-      <w:r>
-        <w:t>Statement:</w:t>
-      </w:r>
-    </w:p>
-    <w:p>
-      <w:pPr>
-        <w:numPr>
-          <w:ilvl w:val="0"/>
-          <w:numId w:val="5"/>
-        </w:numPr>
-      </w:pPr>
-      <w:r>
-        <w:t xml:space="preserve">Average </w:t>
-      </w:r>
-      <w:proofErr w:type="spellStart"/>
-      <w:r>
-        <w:t>carbon</w:t>
-      </w:r>
-      <w:proofErr w:type="spellEnd"/>
-      <w:r>
-        <w:t xml:space="preserve"> </w:t>
-      </w:r>
-      <w:proofErr w:type="spellStart"/>
-      <w:r>
-        <w:t>emissions</w:t>
-      </w:r>
-      <w:proofErr w:type="spellEnd"/>
-      <w:r>
-        <w:t xml:space="preserve"> → 3 </w:t>
-      </w:r>
-    </w:p>
-    <w:p>
-      <w:pPr>
-        <w:numPr>
-          <w:ilvl w:val="0"/>
-          <w:numId w:val="5"/>
-        </w:numPr>
-      </w:pPr>
-      <w:proofErr w:type="spellStart"/>
-      <w:r>
-        <w:t>Slightly</w:t>
-      </w:r>
-      <w:proofErr w:type="spellEnd"/>
-      <w:r>
-        <w:t xml:space="preserve"> </w:t>
-      </w:r>
-      <w:proofErr w:type="spellStart"/>
-      <w:r>
-        <w:t>higher</w:t>
-      </w:r>
-      <w:proofErr w:type="spellEnd"/>
-      <w:r>
-        <w:t xml:space="preserve"> </w:t>
-      </w:r>
-      <w:proofErr w:type="spellStart"/>
-      <w:r>
-        <w:t>water</w:t>
-      </w:r>
-      <w:proofErr w:type="spellEnd"/>
-      <w:r>
-        <w:t xml:space="preserve"> </w:t>
-      </w:r>
-      <w:proofErr w:type="spellStart"/>
-      <w:r>
-        <w:t>use</w:t>
-      </w:r>
-      <w:proofErr w:type="spellEnd"/>
-      <w:r>
-        <w:t xml:space="preserve"> → 2 </w:t>
-      </w:r>
-    </w:p>
-    <w:p>
-      <w:pPr>
-        <w:numPr>
-          <w:ilvl w:val="0"/>
-          <w:numId w:val="5"/>
-        </w:numPr>
-      </w:pPr>
-      <w:proofErr w:type="spellStart"/>
-      <w:r>
-        <w:t>Hazardous</w:t>
-      </w:r>
-      <w:proofErr w:type="spellEnd"/>
-      <w:r>
-        <w:t xml:space="preserve"> </w:t>
-      </w:r>
-      <w:proofErr w:type="spellStart"/>
-      <w:r>
-        <w:t>emissions</w:t>
-      </w:r>
-      <w:proofErr w:type="spellEnd"/>
-      <w:r>
-        <w:t xml:space="preserve"> same </w:t>
-      </w:r>
-      <w:proofErr w:type="spellStart"/>
-      <w:r>
-        <w:t>as</w:t>
-      </w:r>
-      <w:proofErr w:type="spellEnd"/>
-      <w:r>
-        <w:t xml:space="preserve"> </w:t>
-      </w:r>
-      <w:proofErr w:type="spellStart"/>
-      <w:r>
-        <w:t>heat</w:t>
-      </w:r>
-      <w:proofErr w:type="spellEnd"/>
-      <w:r>
-        <w:t xml:space="preserve"> → 2 </w:t>
-      </w:r>
-    </w:p>
-    <w:p>
-      <w:r>
-        <w:t>Ecological Score:</w:t>
-      </w:r>
-    </w:p>
-    <w:p>
-      <m:oMathPara>
-        <m:oMath>
-          <m:r>
-            <w:rPr>
-              <w:rFonts w:ascii="Cambria Math" w:hAnsi="Cambria Math"/>
-            </w:rPr>
-            <m:t>(3+2+2)</m:t>
-          </m:r>
-          <m:r>
-            <m:rPr>
-              <m:sty m:val="p"/>
-            </m:rPr>
-            <w:rPr>
-              <w:rFonts w:ascii="Cambria Math" w:hAnsi="Cambria Math"/>
-            </w:rPr>
-            <m:t>/</m:t>
-          </m:r>
-          <m:r>
-            <w:rPr>
-              <w:rFonts w:ascii="Cambria Math" w:hAnsi="Cambria Math"/>
-            </w:rPr>
-            <m:t>3=2.33</m:t>
-          </m:r>
-          <m:r>
-            <w:rPr>
-              <w:i/>
-            </w:rPr>
-            <w:br/>
-          </m:r>
-        </m:oMath>
-      </m:oMathPara>
-    </w:p>
-    <w:tbl>
-      <w:tblPr>
-        <w:tblW w:w="0" w:type="auto"/>
-        <w:tblCellSpacing w:w="15" w:type="dxa"/>
-        <w:tblCellMar>
-          <w:top w:w="15" w:type="dxa"/>
-          <w:left w:w="15" w:type="dxa"/>
-          <w:bottom w:w="15" w:type="dxa"/>
-          <w:right w:w="15" w:type="dxa"/>
-        </w:tblCellMar>
-        <w:tblLook w:val="04A0" w:firstRow="1" w:lastRow="0" w:firstColumn="1" w:lastColumn="0" w:noHBand="0" w:noVBand="1"/>
-      </w:tblPr>
-      <w:tblGrid>
-        <w:gridCol w:w="2212"/>
-        <w:gridCol w:w="1895"/>
-      </w:tblGrid>
-      <w:tr>
-        <w:trPr>
-          <w:tblHeader/>
-          <w:tblCellSpacing w:w="15" w:type="dxa"/>
-        </w:trPr>
-        <w:tc>
-          <w:tcPr>
-            <w:tcW w:w="0" w:type="auto"/>
-            <w:vAlign w:val="center"/>
-            <w:hideMark/>
-          </w:tcPr>
-          <w:p>
-            <w:pPr>
-              <w:rPr>
-                <w:b/>
-                <w:bCs/>
-              </w:rPr>
-            </w:pPr>
-            <w:r>
-              <w:rPr>
-                <w:b/>
-                <w:bCs/>
-              </w:rPr>
-              <w:t>Method</w:t>
-            </w:r>
-          </w:p>
-        </w:tc>
-        <w:tc>
-          <w:tcPr>
-            <w:tcW w:w="0" w:type="auto"/>
-            <w:vAlign w:val="center"/>
-            <w:hideMark/>
-          </w:tcPr>
-          <w:p>
-            <w:pPr>
-              <w:rPr>
-                <w:b/>
-                <w:bCs/>
-              </w:rPr>
-            </w:pPr>
-            <w:r>
-              <w:rPr>
-                <w:b/>
-                <w:bCs/>
-              </w:rPr>
-              <w:t>Ecological Score</w:t>
-            </w:r>
-          </w:p>
-        </w:tc>
-      </w:tr>
-      <w:tr>
-        <w:trPr>
-          <w:tblCellSpacing w:w="15" w:type="dxa"/>
-        </w:trPr>
-        <w:tc>
-          <w:tcPr>
-            <w:tcW w:w="0" w:type="auto"/>
-            <w:vAlign w:val="center"/>
-            <w:hideMark/>
-          </w:tcPr>
-          <w:p>
-            <w:r>
-              <w:t>Heat Evaporation</w:t>
-            </w:r>
-          </w:p>
-        </w:tc>
-        <w:tc>
-          <w:tcPr>
-            <w:tcW w:w="0" w:type="auto"/>
-            <w:vAlign w:val="center"/>
-            <w:hideMark/>
-          </w:tcPr>
-          <w:p>
-            <w:r>
-              <w:t>2.33</w:t>
-            </w:r>
-          </w:p>
-        </w:tc>
-      </w:tr>
-      <w:tr>
-        <w:trPr>
-          <w:tblCellSpacing w:w="15" w:type="dxa"/>
-        </w:trPr>
-        <w:tc>
-          <w:tcPr>
-            <w:tcW w:w="0" w:type="auto"/>
-            <w:vAlign w:val="center"/>
-            <w:hideMark/>
-          </w:tcPr>
-          <w:p>
-            <w:r>
-              <w:lastRenderedPageBreak/>
-              <w:t>Vacuum Evaporation</w:t>
-            </w:r>
-          </w:p>
-        </w:tc>
-        <w:tc>
-          <w:tcPr>
-            <w:tcW w:w="0" w:type="auto"/>
-            <w:vAlign w:val="center"/>
-            <w:hideMark/>
-          </w:tcPr>
-          <w:p>
-            <w:r>
-              <w:t>3.67</w:t>
-            </w:r>
-          </w:p>
-        </w:tc>
-      </w:tr>
-      <w:tr>
-        <w:trPr>
-          <w:tblCellSpacing w:w="15" w:type="dxa"/>
-        </w:trPr>
-        <w:tc>
-          <w:tcPr>
-            <w:tcW w:w="0" w:type="auto"/>
-            <w:vAlign w:val="center"/>
-            <w:hideMark/>
-          </w:tcPr>
-          <w:p>
-            <w:proofErr w:type="spellStart"/>
-            <w:r>
-              <w:t>Distillation</w:t>
-            </w:r>
-            <w:proofErr w:type="spellEnd"/>
-          </w:p>
-        </w:tc>
-        <w:tc>
-          <w:tcPr>
-            <w:tcW w:w="0" w:type="auto"/>
-            <w:vAlign w:val="center"/>
-            <w:hideMark/>
-          </w:tcPr>
-          <w:p>
-            <w:r>
-              <w:t>2.33</w:t>
-            </w:r>
-          </w:p>
-        </w:tc>
-      </w:tr>
-    </w:tbl>
-    <w:p>
-      <w:r>
-        <w:pict w14:anchorId="427919D0">
-          <v:rect id="_x0000_i1129" style="width:0;height:1.5pt" o:hralign="center" o:hrstd="t" o:hr="t" fillcolor="#a0a0a0" stroked="f"/>
-        </w:pict>
-      </w:r>
-    </w:p>
-    <w:p>
-      <w:pPr>
-        <w:rPr>
-          <w:b/>
-          <w:bCs/>
-        </w:rPr>
-      </w:pPr>
-      <w:r>
-        <w:rPr>
-          <w:b/>
-          <w:bCs/>
-        </w:rPr>
-        <w:t xml:space="preserve">4. </w:t>
-      </w:r>
-      <w:proofErr w:type="spellStart"/>
-      <w:r>
-        <w:rPr>
-          <w:b/>
-          <w:bCs/>
-        </w:rPr>
-        <w:t>Economic</w:t>
-      </w:r>
-      <w:proofErr w:type="spellEnd"/>
-      <w:r>
-        <w:rPr>
-          <w:b/>
-          <w:bCs/>
-        </w:rPr>
-        <w:t xml:space="preserve"> </w:t>
-      </w:r>
-      <w:proofErr w:type="spellStart"/>
-      <w:r>
-        <w:rPr>
-          <w:b/>
-          <w:bCs/>
-        </w:rPr>
-        <w:t>Sustainability</w:t>
-      </w:r>
-      <w:proofErr w:type="spellEnd"/>
-    </w:p>
-    <w:p>
-      <w:pPr>
-        <w:rPr>
-          <w:b/>
-          <w:bCs/>
-        </w:rPr>
-      </w:pPr>
-      <w:r>
-        <w:rPr>
-          <w:b/>
-          <w:bCs/>
-        </w:rPr>
-        <w:t xml:space="preserve">20-Year </w:t>
-      </w:r>
-      <w:proofErr w:type="spellStart"/>
-      <w:r>
-        <w:rPr>
-          <w:b/>
-          <w:bCs/>
-        </w:rPr>
-        <w:t>Cost</w:t>
-      </w:r>
-      <w:proofErr w:type="spellEnd"/>
-      <w:r>
-        <w:rPr>
-          <w:b/>
-          <w:bCs/>
-        </w:rPr>
-        <w:t xml:space="preserve"> Analysis</w:t>
-      </w:r>
-    </w:p>
-    <w:p>
-      <w:pPr>
-        <w:rPr>
-          <w:b/>
-          <w:bCs/>
-        </w:rPr>
-      </w:pPr>
-      <w:r>
-        <w:rPr>
-          <w:b/>
-          <w:bCs/>
-        </w:rPr>
-        <w:t>Heat Evaporation</w:t>
-      </w:r>
-    </w:p>
-    <w:p>
-      <w:proofErr w:type="spellStart"/>
-      <w:r>
-        <w:t>Machine</w:t>
-      </w:r>
-      <w:proofErr w:type="spellEnd"/>
-      <w:r>
-        <w:t xml:space="preserve"> </w:t>
-      </w:r>
-      <w:proofErr w:type="spellStart"/>
-      <w:r>
-        <w:t>lifetime</w:t>
-      </w:r>
-      <w:proofErr w:type="spellEnd"/>
-      <w:r>
-        <w:t xml:space="preserve"> = 10 </w:t>
-      </w:r>
-      <w:proofErr w:type="spellStart"/>
-      <w:r>
-        <w:t>years</w:t>
-      </w:r>
-      <w:proofErr w:type="spellEnd"/>
-    </w:p>
-    <w:p>
-      <w:r>
-        <w:t xml:space="preserve">Setups </w:t>
-      </w:r>
-      <w:proofErr w:type="spellStart"/>
-      <w:r>
-        <w:t>required</w:t>
-      </w:r>
-      <w:proofErr w:type="spellEnd"/>
-      <w:r>
-        <w:t>:</w:t>
-      </w:r>
-    </w:p>
-    <w:p>
-      <w:pPr>
-        <w:numPr>
-          <w:ilvl w:val="0"/>
-          <w:numId w:val="6"/>
-        </w:numPr>
-      </w:pPr>
-      <w:r>
-        <w:t xml:space="preserve">Year 0 </w:t>
-      </w:r>
-    </w:p>
-    <w:p>
-      <w:pPr>
-        <w:numPr>
-          <w:ilvl w:val="0"/>
-          <w:numId w:val="6"/>
-        </w:numPr>
-      </w:pPr>
-      <w:r>
-        <w:t xml:space="preserve">Year 10 </w:t>
-      </w:r>
-    </w:p>
-    <w:p>
-      <w:r>
-        <w:t xml:space="preserve">Total </w:t>
-      </w:r>
-      <w:proofErr w:type="spellStart"/>
-      <w:r>
-        <w:t>setup</w:t>
-      </w:r>
-      <w:proofErr w:type="spellEnd"/>
-      <w:r>
-        <w:t xml:space="preserve"> </w:t>
-      </w:r>
-      <w:proofErr w:type="spellStart"/>
-      <w:r>
-        <w:t>cost</w:t>
-      </w:r>
-      <w:proofErr w:type="spellEnd"/>
-      <w:r>
-        <w:t>:</w:t>
-      </w:r>
-    </w:p>
-    <w:p>
-      <m:oMathPara>
-        <m:oMath>
-          <m:r>
-            <w:rPr>
-              <w:rFonts w:ascii="Cambria Math" w:hAnsi="Cambria Math"/>
-            </w:rPr>
-            <m:t>2×200,000=400,000</m:t>
-          </m:r>
-          <m:r>
-            <m:rPr>
-              <m:nor/>
-            </m:rPr>
-            <m:t>€</m:t>
-          </m:r>
-          <m:r>
-            <w:br/>
-          </m:r>
-        </m:oMath>
-      </m:oMathPara>
-    </w:p>
-    <w:p>
-      <w:r>
-        <w:t xml:space="preserve">Operating </w:t>
-      </w:r>
-      <w:proofErr w:type="spellStart"/>
-      <w:r>
-        <w:t>cost</w:t>
-      </w:r>
-      <w:proofErr w:type="spellEnd"/>
-      <w:r>
-        <w:t>:</w:t>
-      </w:r>
-    </w:p>
-    <w:p>
-      <m:oMathPara>
-        <m:oMath>
-          <m:r>
-            <w:rPr>
-              <w:rFonts w:ascii="Cambria Math" w:hAnsi="Cambria Math"/>
-            </w:rPr>
-            <m:t>20×50,000=1,000,000</m:t>
-          </m:r>
-          <m:r>
-            <m:rPr>
-              <m:nor/>
-            </m:rPr>
-            <m:t>€</m:t>
-          </m:r>
-          <m:r>
-            <w:br/>
-          </m:r>
-        </m:oMath>
-      </m:oMathPara>
-    </w:p>
-    <w:p>
-      <w:r>
-        <w:t>Revenue:</w:t>
-      </w:r>
-    </w:p>
-    <w:p>
-      <m:oMathPara>
-        <m:oMath>
-          <m:r>
-            <w:rPr>
-              <w:rFonts w:ascii="Cambria Math" w:hAnsi="Cambria Math"/>
-            </w:rPr>
-            <m:t>20×90,000=1,800,000</m:t>
-          </m:r>
-          <m:r>
-            <m:rPr>
-              <m:nor/>
-            </m:rPr>
-            <m:t>€</m:t>
-          </m:r>
-          <m:r>
-            <w:br/>
-          </m:r>
-        </m:oMath>
-      </m:oMathPara>
-    </w:p>
-    <w:p>
-      <w:r>
-        <w:t>Net Benefit:</w:t>
-      </w:r>
-    </w:p>
-    <w:p>
-      <m:oMathPara>
-        <m:oMath>
-          <m:r>
-            <w:rPr>
-              <w:rFonts w:ascii="Cambria Math" w:hAnsi="Cambria Math"/>
-            </w:rPr>
-            <m:t>1,800,000-1,000,000-400,000=400,000</m:t>
-          </m:r>
-          <m:r>
-            <m:rPr>
-              <m:nor/>
-            </m:rPr>
-            <m:t>€</m:t>
-          </m:r>
-          <m:r>
-            <w:br/>
-          </m:r>
-        </m:oMath>
-      </m:oMathPara>
-    </w:p>
-    <w:p>
-      <w:r>
-        <w:pict w14:anchorId="3AE01169">
-          <v:rect id="_x0000_i1130" style="width:0;height:1.5pt" o:hralign="center" o:hrstd="t" o:hr="t" fillcolor="#a0a0a0" stroked="f"/>
-        </w:pict>
-      </w:r>
-    </w:p>
-    <w:p>
-      <w:pPr>
-        <w:rPr>
-          <w:b/>
-          <w:bCs/>
-        </w:rPr>
-      </w:pPr>
-      <w:r>
-        <w:rPr>
-          <w:b/>
-          <w:bCs/>
-        </w:rPr>
-        <w:t>Vacuum Evaporation</w:t>
-      </w:r>
-    </w:p>
-    <w:p>
-      <w:proofErr w:type="spellStart"/>
-      <w:r>
-        <w:t>Machine</w:t>
-      </w:r>
-      <w:proofErr w:type="spellEnd"/>
-      <w:r>
-        <w:t xml:space="preserve"> </w:t>
-      </w:r>
-      <w:proofErr w:type="spellStart"/>
-      <w:r>
-        <w:t>lifetime</w:t>
-      </w:r>
-      <w:proofErr w:type="spellEnd"/>
-      <w:r>
-        <w:t xml:space="preserve"> = 5 </w:t>
-      </w:r>
-      <w:proofErr w:type="spellStart"/>
-      <w:r>
-        <w:t>years</w:t>
-      </w:r>
-      <w:proofErr w:type="spellEnd"/>
-    </w:p>
-    <w:p>
-      <w:r>
-        <w:t xml:space="preserve">Setups </w:t>
-      </w:r>
-      <w:proofErr w:type="spellStart"/>
-      <w:r>
-        <w:t>required</w:t>
-      </w:r>
-      <w:proofErr w:type="spellEnd"/>
-      <w:r>
-        <w:t>:</w:t>
-      </w:r>
-    </w:p>
-    <w:p>
-      <w:pPr>
-        <w:numPr>
-          <w:ilvl w:val="0"/>
-          <w:numId w:val="7"/>
-        </w:numPr>
-      </w:pPr>
-      <w:r>
-        <w:t xml:space="preserve">Year 0 </w:t>
-      </w:r>
-    </w:p>
-    <w:p>
-      <w:pPr>
-        <w:numPr>
-          <w:ilvl w:val="0"/>
-          <w:numId w:val="7"/>
-        </w:numPr>
-      </w:pPr>
-      <w:r>
-        <w:t xml:space="preserve">Year 5 </w:t>
-      </w:r>
-    </w:p>
-    <w:p>
-      <w:pPr>
-        <w:numPr>
-          <w:ilvl w:val="0"/>
-          <w:numId w:val="7"/>
-        </w:numPr>
-      </w:pPr>
-      <w:r>
-        <w:lastRenderedPageBreak/>
-        <w:t xml:space="preserve">Year 10 </w:t>
-      </w:r>
-    </w:p>
-    <w:p>
-      <w:pPr>
-        <w:numPr>
-          <w:ilvl w:val="0"/>
-          <w:numId w:val="7"/>
-        </w:numPr>
-      </w:pPr>
-      <w:r>
-        <w:t xml:space="preserve">Year 15 </w:t>
-      </w:r>
-    </w:p>
-    <w:p>
-      <w:r>
-        <w:t xml:space="preserve">Total </w:t>
-      </w:r>
-      <w:proofErr w:type="spellStart"/>
-      <w:r>
-        <w:t>setup</w:t>
-      </w:r>
-      <w:proofErr w:type="spellEnd"/>
-      <w:r>
-        <w:t xml:space="preserve"> </w:t>
-      </w:r>
-      <w:proofErr w:type="spellStart"/>
-      <w:r>
-        <w:t>cost</w:t>
-      </w:r>
-      <w:proofErr w:type="spellEnd"/>
-      <w:r>
-        <w:t>:</w:t>
-      </w:r>
-    </w:p>
-    <w:p>
-      <m:oMathPara>
-        <m:oMath>
-          <m:r>
-            <w:rPr>
-              <w:rFonts w:ascii="Cambria Math" w:hAnsi="Cambria Math"/>
-            </w:rPr>
-            <m:t>4×300,000=1,200,000</m:t>
-          </m:r>
-          <m:r>
-            <m:rPr>
-              <m:nor/>
-            </m:rPr>
-            <m:t>€</m:t>
-          </m:r>
-          <m:r>
-            <w:br/>
-          </m:r>
-        </m:oMath>
-      </m:oMathPara>
-    </w:p>
-    <w:p>
-      <w:r>
-        <w:t xml:space="preserve">Operating </w:t>
-      </w:r>
-      <w:proofErr w:type="spellStart"/>
-      <w:r>
-        <w:t>cost</w:t>
-      </w:r>
-      <w:proofErr w:type="spellEnd"/>
-      <w:r>
-        <w:t>:</w:t>
-      </w:r>
-    </w:p>
-    <w:p>
-      <m:oMathPara>
-        <m:oMath>
-          <m:r>
-            <w:rPr>
-              <w:rFonts w:ascii="Cambria Math" w:hAnsi="Cambria Math"/>
-            </w:rPr>
-            <m:t>20×35,000=700,000</m:t>
-          </m:r>
-          <m:r>
-            <m:rPr>
-              <m:nor/>
-            </m:rPr>
-            <m:t>€</m:t>
-          </m:r>
-          <m:r>
-            <w:br/>
-          </m:r>
-        </m:oMath>
-      </m:oMathPara>
-    </w:p>
-    <w:p>
-      <w:r>
-        <w:t>Revenue:</w:t>
-      </w:r>
-    </w:p>
-    <w:p>
-      <m:oMathPara>
-        <m:oMath>
-          <m:r>
-            <w:rPr>
-              <w:rFonts w:ascii="Cambria Math" w:hAnsi="Cambria Math"/>
-            </w:rPr>
-            <m:t>20×100,000=2,000,000</m:t>
-          </m:r>
-          <m:r>
-            <m:rPr>
-              <m:nor/>
-            </m:rPr>
-            <m:t>€</m:t>
-          </m:r>
-          <m:r>
-            <w:br/>
-          </m:r>
-        </m:oMath>
-      </m:oMathPara>
-    </w:p>
-    <w:p>
-      <w:r>
-        <w:t>Net Benefit:</w:t>
-      </w:r>
-    </w:p>
-    <w:p>
-      <m:oMathPara>
-        <m:oMath>
-          <m:r>
-            <w:rPr>
-              <w:rFonts w:ascii="Cambria Math" w:hAnsi="Cambria Math"/>
-            </w:rPr>
-            <m:t>2,000,000-700,000-1,200,000=100,000</m:t>
-          </m:r>
-          <m:r>
-            <m:rPr>
-              <m:nor/>
-            </m:rPr>
-            <m:t>€</m:t>
-          </m:r>
-          <m:r>
-            <w:br/>
-          </m:r>
-        </m:oMath>
-      </m:oMathPara>
-    </w:p>
-    <w:p>
-      <w:r>
-        <w:pict w14:anchorId="4108C29C">
-          <v:rect id="_x0000_i1131" style="width:0;height:1.5pt" o:hralign="center" o:hrstd="t" o:hr="t" fillcolor="#a0a0a0" stroked="f"/>
-        </w:pict>
-      </w:r>
-    </w:p>
-    <w:p>
-      <w:pPr>
-        <w:rPr>
-          <w:b/>
-          <w:bCs/>
-        </w:rPr>
-      </w:pPr>
-      <w:proofErr w:type="spellStart"/>
-      <w:r>
-        <w:rPr>
-          <w:b/>
-          <w:bCs/>
-        </w:rPr>
-        <w:t>Distillation</w:t>
-      </w:r>
-      <w:proofErr w:type="spellEnd"/>
-    </w:p>
-    <w:p>
-      <w:proofErr w:type="spellStart"/>
-      <w:r>
-        <w:t>Machine</w:t>
-      </w:r>
-      <w:proofErr w:type="spellEnd"/>
-      <w:r>
-        <w:t xml:space="preserve"> </w:t>
-      </w:r>
-      <w:proofErr w:type="spellStart"/>
-      <w:r>
-        <w:t>lifetime</w:t>
-      </w:r>
-      <w:proofErr w:type="spellEnd"/>
-      <w:r>
-        <w:t xml:space="preserve"> = 4 </w:t>
-      </w:r>
-      <w:proofErr w:type="spellStart"/>
-      <w:r>
-        <w:t>years</w:t>
-      </w:r>
-      <w:proofErr w:type="spellEnd"/>
-    </w:p>
-    <w:p>
-      <w:r>
-        <w:t xml:space="preserve">Setups </w:t>
-      </w:r>
-      <w:proofErr w:type="spellStart"/>
-      <w:r>
-        <w:t>required</w:t>
-      </w:r>
-      <w:proofErr w:type="spellEnd"/>
-      <w:r>
-        <w:t>:</w:t>
-      </w:r>
-    </w:p>
-    <w:p>
-      <w:pPr>
-        <w:numPr>
-          <w:ilvl w:val="0"/>
-          <w:numId w:val="8"/>
-        </w:numPr>
-      </w:pPr>
-      <w:r>
-        <w:t xml:space="preserve">Year 0 </w:t>
-      </w:r>
-    </w:p>
-    <w:p>
-      <w:pPr>
-        <w:numPr>
-          <w:ilvl w:val="0"/>
-          <w:numId w:val="8"/>
-        </w:numPr>
-      </w:pPr>
-      <w:r>
-        <w:t xml:space="preserve">Year 4 </w:t>
-      </w:r>
-    </w:p>
-    <w:p>
-      <w:pPr>
-        <w:numPr>
-          <w:ilvl w:val="0"/>
-          <w:numId w:val="8"/>
-        </w:numPr>
-      </w:pPr>
-      <w:r>
-        <w:t xml:space="preserve">Year 8 </w:t>
-      </w:r>
-    </w:p>
-    <w:p>
-      <w:pPr>
-        <w:numPr>
-          <w:ilvl w:val="0"/>
-          <w:numId w:val="8"/>
-        </w:numPr>
-      </w:pPr>
-      <w:r>
-        <w:t xml:space="preserve">Year 12 </w:t>
-      </w:r>
-    </w:p>
-    <w:p>
-      <w:pPr>
-        <w:numPr>
-          <w:ilvl w:val="0"/>
-          <w:numId w:val="8"/>
-        </w:numPr>
-      </w:pPr>
-      <w:r>
-        <w:t xml:space="preserve">Year 16 </w:t>
-      </w:r>
-    </w:p>
-    <w:p>
-      <w:r>
-        <w:t xml:space="preserve">Total </w:t>
-      </w:r>
-      <w:proofErr w:type="spellStart"/>
-      <w:r>
-        <w:t>setup</w:t>
-      </w:r>
-      <w:proofErr w:type="spellEnd"/>
-      <w:r>
-        <w:t xml:space="preserve"> </w:t>
-      </w:r>
-      <w:proofErr w:type="spellStart"/>
-      <w:r>
-        <w:t>cost</w:t>
-      </w:r>
-      <w:proofErr w:type="spellEnd"/>
-      <w:r>
-        <w:t>:</w:t>
-      </w:r>
-    </w:p>
-    <w:p>
-      <m:oMathPara>
-        <m:oMath>
-          <m:r>
-            <w:rPr>
-              <w:rFonts w:ascii="Cambria Math" w:hAnsi="Cambria Math"/>
-            </w:rPr>
-            <m:t>5×80,000=400,000</m:t>
-          </m:r>
-          <m:r>
-            <m:rPr>
-              <m:nor/>
-            </m:rPr>
-            <m:t>€</m:t>
-          </m:r>
-          <m:r>
-            <w:br/>
-          </m:r>
-        </m:oMath>
-      </m:oMathPara>
-    </w:p>
-    <w:p>
-      <w:r>
-        <w:t xml:space="preserve">Operating </w:t>
-      </w:r>
-      <w:proofErr w:type="spellStart"/>
-      <w:r>
-        <w:t>cost</w:t>
-      </w:r>
-      <w:proofErr w:type="spellEnd"/>
-      <w:r>
-        <w:t>:</w:t>
-      </w:r>
-    </w:p>
-    <w:p>
-      <m:oMathPara>
-        <m:oMath>
-          <m:r>
-            <w:rPr>
-              <w:rFonts w:ascii="Cambria Math" w:hAnsi="Cambria Math"/>
-            </w:rPr>
-            <m:t>20×55,000=1,100,000</m:t>
-          </m:r>
-          <m:r>
-            <m:rPr>
-              <m:nor/>
-            </m:rPr>
-            <m:t>€</m:t>
-          </m:r>
-          <m:r>
-            <w:br/>
-          </m:r>
-        </m:oMath>
-      </m:oMathPara>
-    </w:p>
-    <w:p>
-      <w:r>
-        <w:t>Revenue:</w:t>
+      <w:r>
+        <w:t>Formula:</w:t>
       </w:r>
     </w:p>
     <w:p>
@@ -2631,23 +1432,2578 @@
               <w:rFonts w:ascii="Cambria Math" w:hAnsi="Cambria Math"/>
             </w:rPr>
             <w:lastRenderedPageBreak/>
-            <m:t>20×90,000=1,800,000</m:t>
+            <m:t>Ecological</m:t>
           </m:r>
           <m:r>
-            <m:rPr>
-              <m:nor/>
-            </m:rPr>
-            <m:t>€</m:t>
+            <w:rPr>
+              <w:rFonts w:ascii="Cambria Math" w:hAnsi="Cambria Math"/>
+            </w:rPr>
+            <m:t>=(</m:t>
           </m:r>
           <m:r>
-            <w:br/>
+            <w:rPr>
+              <w:rFonts w:ascii="Cambria Math" w:hAnsi="Cambria Math"/>
+            </w:rPr>
+            <m:t>carbon</m:t>
+          </m:r>
+          <m:r>
+            <w:rPr>
+              <w:rFonts w:ascii="Cambria Math" w:hAnsi="Cambria Math"/>
+            </w:rPr>
+            <m:t>×0.</m:t>
+          </m:r>
+          <m:r>
+            <w:rPr>
+              <w:rFonts w:ascii="Cambria Math" w:hAnsi="Cambria Math"/>
+            </w:rPr>
+            <m:t>33</m:t>
+          </m:r>
+          <m:r>
+            <w:rPr>
+              <w:rFonts w:ascii="Cambria Math" w:hAnsi="Cambria Math"/>
+            </w:rPr>
+            <m:t>)+(</m:t>
+          </m:r>
+          <m:r>
+            <w:rPr>
+              <w:rFonts w:ascii="Cambria Math" w:hAnsi="Cambria Math"/>
+            </w:rPr>
+            <m:t>water</m:t>
+          </m:r>
+          <m:r>
+            <w:rPr>
+              <w:rFonts w:ascii="Cambria Math" w:hAnsi="Cambria Math"/>
+            </w:rPr>
+            <m:t>×0.3</m:t>
+          </m:r>
+          <m:r>
+            <w:rPr>
+              <w:rFonts w:ascii="Cambria Math" w:hAnsi="Cambria Math"/>
+            </w:rPr>
+            <m:t>3</m:t>
+          </m:r>
+          <m:r>
+            <w:rPr>
+              <w:rFonts w:ascii="Cambria Math" w:hAnsi="Cambria Math"/>
+            </w:rPr>
+            <m:t>)+(</m:t>
+          </m:r>
+          <m:r>
+            <w:rPr>
+              <w:rFonts w:ascii="Cambria Math" w:hAnsi="Cambria Math"/>
+            </w:rPr>
+            <m:t>hazardous</m:t>
+          </m:r>
+          <m:r>
+            <w:rPr>
+              <w:rFonts w:ascii="Cambria Math" w:hAnsi="Cambria Math"/>
+            </w:rPr>
+            <m:t>×0.</m:t>
+          </m:r>
+          <m:r>
+            <w:rPr>
+              <w:rFonts w:ascii="Cambria Math" w:hAnsi="Cambria Math"/>
+            </w:rPr>
+            <m:t>33</m:t>
+          </m:r>
+          <m:r>
+            <w:rPr>
+              <w:rFonts w:ascii="Cambria Math" w:hAnsi="Cambria Math"/>
+            </w:rPr>
+            <m:t>)</m:t>
           </m:r>
         </m:oMath>
       </m:oMathPara>
     </w:p>
+    <w:tbl>
+      <w:tblPr>
+        <w:tblStyle w:val="Tabellenraster"/>
+        <w:tblW w:w="0" w:type="auto"/>
+        <w:tblLook w:val="04A0" w:firstRow="1" w:lastRow="0" w:firstColumn="1" w:lastColumn="0" w:noHBand="0" w:noVBand="1"/>
+      </w:tblPr>
+      <w:tblGrid>
+        <w:gridCol w:w="1838"/>
+        <w:gridCol w:w="2410"/>
+        <w:gridCol w:w="2410"/>
+        <w:gridCol w:w="2404"/>
+      </w:tblGrid>
+      <w:tr>
+        <w:tc>
+          <w:tcPr>
+            <w:tcW w:w="1838" w:type="dxa"/>
+            <w:tcBorders>
+              <w:bottom w:val="single" w:sz="18" w:space="0" w:color="auto"/>
+              <w:right w:val="single" w:sz="18" w:space="0" w:color="auto"/>
+            </w:tcBorders>
+            <w:shd w:val="clear" w:color="auto" w:fill="D9D9D9" w:themeFill="background1" w:themeFillShade="D9"/>
+          </w:tcPr>
+          <w:p>
+            <w:pPr>
+              <w:rPr>
+                <w:rFonts w:eastAsiaTheme="minorEastAsia"/>
+              </w:rPr>
+            </w:pPr>
+            <w:r>
+              <w:rPr>
+                <w:rFonts w:eastAsiaTheme="minorEastAsia"/>
+              </w:rPr>
+              <w:t>Method</w:t>
+            </w:r>
+          </w:p>
+        </w:tc>
+        <w:tc>
+          <w:tcPr>
+            <w:tcW w:w="2410" w:type="dxa"/>
+            <w:tcBorders>
+              <w:left w:val="single" w:sz="18" w:space="0" w:color="auto"/>
+              <w:bottom w:val="single" w:sz="18" w:space="0" w:color="auto"/>
+            </w:tcBorders>
+          </w:tcPr>
+          <w:p>
+            <w:pPr>
+              <w:rPr>
+                <w:rFonts w:eastAsiaTheme="minorEastAsia"/>
+                <w:b/>
+                <w:bCs/>
+              </w:rPr>
+            </w:pPr>
+            <w:r>
+              <w:rPr>
+                <w:rFonts w:eastAsiaTheme="minorEastAsia"/>
+                <w:b/>
+                <w:bCs/>
+              </w:rPr>
+              <w:t>Heat Evaporation</w:t>
+            </w:r>
+          </w:p>
+        </w:tc>
+        <w:tc>
+          <w:tcPr>
+            <w:tcW w:w="2410" w:type="dxa"/>
+            <w:tcBorders>
+              <w:bottom w:val="single" w:sz="18" w:space="0" w:color="auto"/>
+            </w:tcBorders>
+          </w:tcPr>
+          <w:p>
+            <w:pPr>
+              <w:rPr>
+                <w:b/>
+                <w:bCs/>
+              </w:rPr>
+            </w:pPr>
+            <w:r>
+              <w:rPr>
+                <w:b/>
+                <w:bCs/>
+              </w:rPr>
+              <w:t>Vacuum Evaporation</w:t>
+            </w:r>
+          </w:p>
+        </w:tc>
+        <w:tc>
+          <w:tcPr>
+            <w:tcW w:w="2404" w:type="dxa"/>
+            <w:tcBorders>
+              <w:bottom w:val="single" w:sz="18" w:space="0" w:color="auto"/>
+            </w:tcBorders>
+          </w:tcPr>
+          <w:p>
+            <w:pPr>
+              <w:rPr>
+                <w:rFonts w:eastAsiaTheme="minorEastAsia"/>
+                <w:b/>
+                <w:bCs/>
+              </w:rPr>
+            </w:pPr>
+            <w:proofErr w:type="spellStart"/>
+            <w:r>
+              <w:rPr>
+                <w:b/>
+                <w:bCs/>
+              </w:rPr>
+              <w:t>Distillation</w:t>
+            </w:r>
+            <w:proofErr w:type="spellEnd"/>
+          </w:p>
+        </w:tc>
+      </w:tr>
+      <w:tr>
+        <w:tc>
+          <w:tcPr>
+            <w:tcW w:w="1838" w:type="dxa"/>
+            <w:tcBorders>
+              <w:top w:val="single" w:sz="18" w:space="0" w:color="auto"/>
+              <w:right w:val="single" w:sz="18" w:space="0" w:color="auto"/>
+            </w:tcBorders>
+            <w:shd w:val="clear" w:color="auto" w:fill="D9D9D9" w:themeFill="background1" w:themeFillShade="D9"/>
+          </w:tcPr>
+          <w:p>
+            <w:pPr>
+              <w:rPr>
+                <w:rFonts w:eastAsiaTheme="minorEastAsia"/>
+              </w:rPr>
+            </w:pPr>
+            <w:r>
+              <w:rPr>
+                <w:rFonts w:eastAsiaTheme="minorEastAsia"/>
+              </w:rPr>
+              <w:t xml:space="preserve">Carbon </w:t>
+            </w:r>
+            <w:proofErr w:type="spellStart"/>
+            <w:r>
+              <w:rPr>
+                <w:rFonts w:eastAsiaTheme="minorEastAsia"/>
+              </w:rPr>
+              <w:t>emission</w:t>
+            </w:r>
+            <w:proofErr w:type="spellEnd"/>
+          </w:p>
+          <w:p>
+            <w:pPr>
+              <w:rPr>
+                <w:rFonts w:eastAsiaTheme="minorEastAsia"/>
+              </w:rPr>
+            </w:pPr>
+            <w:r>
+              <w:rPr>
+                <w:rFonts w:eastAsiaTheme="minorEastAsia"/>
+              </w:rPr>
+              <w:t>(</w:t>
+            </w:r>
+            <w:r>
+              <w:rPr>
+                <w:rFonts w:eastAsiaTheme="minorEastAsia"/>
+              </w:rPr>
+              <w:t>33,3</w:t>
+            </w:r>
+            <w:r>
+              <w:rPr>
+                <w:rFonts w:eastAsiaTheme="minorEastAsia"/>
+              </w:rPr>
+              <w:t xml:space="preserve"> %)</w:t>
+            </w:r>
+          </w:p>
+        </w:tc>
+        <w:tc>
+          <w:tcPr>
+            <w:tcW w:w="2410" w:type="dxa"/>
+            <w:tcBorders>
+              <w:top w:val="single" w:sz="18" w:space="0" w:color="auto"/>
+              <w:left w:val="single" w:sz="18" w:space="0" w:color="auto"/>
+            </w:tcBorders>
+          </w:tcPr>
+          <w:p>
+            <w:pPr>
+              <w:rPr>
+                <w:rFonts w:eastAsiaTheme="minorEastAsia"/>
+                <w:i/>
+                <w:iCs/>
+              </w:rPr>
+            </w:pPr>
+            <w:proofErr w:type="spellStart"/>
+            <w:r>
+              <w:rPr>
+                <w:rFonts w:eastAsiaTheme="minorEastAsia"/>
+                <w:i/>
+                <w:iCs/>
+              </w:rPr>
+              <w:t>reference</w:t>
+            </w:r>
+            <w:proofErr w:type="spellEnd"/>
+            <w:r>
+              <w:rPr>
+                <w:rFonts w:eastAsiaTheme="minorEastAsia"/>
+                <w:i/>
+                <w:iCs/>
+              </w:rPr>
+              <w:t xml:space="preserve"> </w:t>
+            </w:r>
+            <w:proofErr w:type="spellStart"/>
+            <w:r>
+              <w:rPr>
+                <w:rFonts w:eastAsiaTheme="minorEastAsia"/>
+                <w:i/>
+                <w:iCs/>
+              </w:rPr>
+              <w:t>rating</w:t>
+            </w:r>
+            <w:proofErr w:type="spellEnd"/>
+          </w:p>
+          <w:p>
+            <w:pPr>
+              <w:rPr>
+                <w:rFonts w:eastAsiaTheme="minorEastAsia"/>
+              </w:rPr>
+            </w:pPr>
+            <w:r>
+              <w:rPr>
+                <w:rFonts w:eastAsiaTheme="minorEastAsia"/>
+              </w:rPr>
+              <w:t>(</w:t>
+            </w:r>
+            <w:r>
+              <w:rPr>
+                <w:rFonts w:eastAsiaTheme="minorEastAsia"/>
+              </w:rPr>
+              <w:t>2</w:t>
+            </w:r>
+            <w:r>
+              <w:rPr>
+                <w:rFonts w:eastAsiaTheme="minorEastAsia"/>
+              </w:rPr>
+              <w:t xml:space="preserve"> </w:t>
+            </w:r>
+            <w:proofErr w:type="spellStart"/>
+            <w:r>
+              <w:rPr>
+                <w:rFonts w:eastAsiaTheme="minorEastAsia"/>
+              </w:rPr>
+              <w:t>points</w:t>
+            </w:r>
+            <w:proofErr w:type="spellEnd"/>
+            <w:r>
+              <w:rPr>
+                <w:rFonts w:eastAsiaTheme="minorEastAsia"/>
+              </w:rPr>
+              <w:t>)</w:t>
+            </w:r>
+          </w:p>
+        </w:tc>
+        <w:tc>
+          <w:tcPr>
+            <w:tcW w:w="2410" w:type="dxa"/>
+            <w:tcBorders>
+              <w:top w:val="single" w:sz="18" w:space="0" w:color="auto"/>
+            </w:tcBorders>
+          </w:tcPr>
+          <w:p>
+            <w:pPr>
+              <w:rPr>
+                <w:rFonts w:eastAsiaTheme="minorEastAsia"/>
+              </w:rPr>
+            </w:pPr>
+            <w:r>
+              <w:rPr>
+                <w:rFonts w:eastAsiaTheme="minorEastAsia"/>
+              </w:rPr>
+              <w:t xml:space="preserve">Twice </w:t>
+            </w:r>
+            <w:proofErr w:type="spellStart"/>
+            <w:r>
+              <w:rPr>
+                <w:rFonts w:eastAsiaTheme="minorEastAsia"/>
+              </w:rPr>
+              <w:t>as</w:t>
+            </w:r>
+            <w:proofErr w:type="spellEnd"/>
+            <w:r>
+              <w:rPr>
+                <w:rFonts w:eastAsiaTheme="minorEastAsia"/>
+              </w:rPr>
+              <w:t xml:space="preserve"> </w:t>
+            </w:r>
+            <w:proofErr w:type="spellStart"/>
+            <w:r>
+              <w:rPr>
+                <w:rFonts w:eastAsiaTheme="minorEastAsia"/>
+              </w:rPr>
+              <w:t>good</w:t>
+            </w:r>
+            <w:proofErr w:type="spellEnd"/>
+            <w:r>
+              <w:rPr>
+                <w:rFonts w:eastAsiaTheme="minorEastAsia"/>
+              </w:rPr>
+              <w:t xml:space="preserve"> </w:t>
+            </w:r>
+            <w:proofErr w:type="spellStart"/>
+            <w:r>
+              <w:rPr>
+                <w:rFonts w:eastAsiaTheme="minorEastAsia"/>
+              </w:rPr>
+              <w:t>as</w:t>
+            </w:r>
+            <w:proofErr w:type="spellEnd"/>
+            <w:r>
+              <w:rPr>
+                <w:rFonts w:eastAsiaTheme="minorEastAsia"/>
+              </w:rPr>
+              <w:t xml:space="preserve"> </w:t>
+            </w:r>
+            <w:proofErr w:type="spellStart"/>
+            <w:r>
+              <w:rPr>
+                <w:rFonts w:eastAsiaTheme="minorEastAsia"/>
+              </w:rPr>
+              <w:t>heat</w:t>
+            </w:r>
+            <w:proofErr w:type="spellEnd"/>
+          </w:p>
+          <w:p>
+            <w:pPr>
+              <w:rPr>
+                <w:rFonts w:eastAsiaTheme="minorEastAsia"/>
+              </w:rPr>
+            </w:pPr>
+            <w:r>
+              <w:rPr>
+                <w:rFonts w:eastAsiaTheme="minorEastAsia"/>
+              </w:rPr>
+              <w:t xml:space="preserve">(4 </w:t>
+            </w:r>
+            <w:proofErr w:type="spellStart"/>
+            <w:r>
+              <w:rPr>
+                <w:rFonts w:eastAsiaTheme="minorEastAsia"/>
+              </w:rPr>
+              <w:t>points</w:t>
+            </w:r>
+            <w:proofErr w:type="spellEnd"/>
+            <w:r>
+              <w:rPr>
+                <w:rFonts w:eastAsiaTheme="minorEastAsia"/>
+              </w:rPr>
+              <w:t>)</w:t>
+            </w:r>
+          </w:p>
+        </w:tc>
+        <w:tc>
+          <w:tcPr>
+            <w:tcW w:w="2404" w:type="dxa"/>
+            <w:tcBorders>
+              <w:top w:val="single" w:sz="18" w:space="0" w:color="auto"/>
+            </w:tcBorders>
+          </w:tcPr>
+          <w:p>
+            <w:pPr>
+              <w:rPr>
+                <w:rFonts w:eastAsiaTheme="minorEastAsia"/>
+              </w:rPr>
+            </w:pPr>
+            <w:proofErr w:type="spellStart"/>
+            <w:r>
+              <w:rPr>
+                <w:rFonts w:eastAsiaTheme="minorEastAsia"/>
+              </w:rPr>
+              <w:t>average</w:t>
+            </w:r>
+            <w:proofErr w:type="spellEnd"/>
+          </w:p>
+          <w:p>
+            <w:pPr>
+              <w:rPr>
+                <w:rFonts w:eastAsiaTheme="minorEastAsia"/>
+              </w:rPr>
+            </w:pPr>
+            <w:r>
+              <w:rPr>
+                <w:rFonts w:eastAsiaTheme="minorEastAsia"/>
+              </w:rPr>
+              <w:t>(</w:t>
+            </w:r>
+            <w:r>
+              <w:rPr>
+                <w:rFonts w:eastAsiaTheme="minorEastAsia"/>
+              </w:rPr>
+              <w:t>3</w:t>
+            </w:r>
+            <w:r>
+              <w:rPr>
+                <w:rFonts w:eastAsiaTheme="minorEastAsia"/>
+              </w:rPr>
+              <w:t xml:space="preserve"> </w:t>
+            </w:r>
+            <w:proofErr w:type="spellStart"/>
+            <w:r>
+              <w:rPr>
+                <w:rFonts w:eastAsiaTheme="minorEastAsia"/>
+              </w:rPr>
+              <w:t>points</w:t>
+            </w:r>
+            <w:proofErr w:type="spellEnd"/>
+            <w:r>
+              <w:rPr>
+                <w:rFonts w:eastAsiaTheme="minorEastAsia"/>
+              </w:rPr>
+              <w:t>)</w:t>
+            </w:r>
+          </w:p>
+        </w:tc>
+      </w:tr>
+      <w:tr>
+        <w:tc>
+          <w:tcPr>
+            <w:tcW w:w="1838" w:type="dxa"/>
+            <w:tcBorders>
+              <w:bottom w:val="single" w:sz="4" w:space="0" w:color="auto"/>
+              <w:right w:val="single" w:sz="18" w:space="0" w:color="auto"/>
+            </w:tcBorders>
+            <w:shd w:val="clear" w:color="auto" w:fill="D9D9D9" w:themeFill="background1" w:themeFillShade="D9"/>
+          </w:tcPr>
+          <w:p>
+            <w:pPr>
+              <w:rPr>
+                <w:rFonts w:eastAsiaTheme="minorEastAsia"/>
+              </w:rPr>
+            </w:pPr>
+            <w:r>
+              <w:rPr>
+                <w:rFonts w:eastAsiaTheme="minorEastAsia"/>
+              </w:rPr>
+              <w:t xml:space="preserve">Water </w:t>
+            </w:r>
+            <w:proofErr w:type="spellStart"/>
+            <w:r>
+              <w:rPr>
+                <w:rFonts w:eastAsiaTheme="minorEastAsia"/>
+              </w:rPr>
+              <w:t>usage</w:t>
+            </w:r>
+            <w:proofErr w:type="spellEnd"/>
+          </w:p>
+          <w:p>
+            <w:pPr>
+              <w:rPr>
+                <w:rFonts w:eastAsiaTheme="minorEastAsia"/>
+              </w:rPr>
+            </w:pPr>
+            <w:r>
+              <w:rPr>
+                <w:rFonts w:eastAsiaTheme="minorEastAsia"/>
+              </w:rPr>
+              <w:t>(3</w:t>
+            </w:r>
+            <w:r>
+              <w:rPr>
+                <w:rFonts w:eastAsiaTheme="minorEastAsia"/>
+              </w:rPr>
+              <w:t>3,3</w:t>
+            </w:r>
+            <w:r>
+              <w:rPr>
+                <w:rFonts w:eastAsiaTheme="minorEastAsia"/>
+              </w:rPr>
+              <w:t xml:space="preserve"> %)</w:t>
+            </w:r>
+          </w:p>
+        </w:tc>
+        <w:tc>
+          <w:tcPr>
+            <w:tcW w:w="2410" w:type="dxa"/>
+            <w:tcBorders>
+              <w:left w:val="single" w:sz="18" w:space="0" w:color="auto"/>
+              <w:bottom w:val="single" w:sz="4" w:space="0" w:color="auto"/>
+            </w:tcBorders>
+          </w:tcPr>
+          <w:p>
+            <w:pPr>
+              <w:rPr>
+                <w:rFonts w:eastAsiaTheme="minorEastAsia"/>
+                <w:i/>
+                <w:iCs/>
+              </w:rPr>
+            </w:pPr>
+            <w:proofErr w:type="spellStart"/>
+            <w:r>
+              <w:rPr>
+                <w:rFonts w:eastAsiaTheme="minorEastAsia"/>
+                <w:i/>
+                <w:iCs/>
+              </w:rPr>
+              <w:t>reference</w:t>
+            </w:r>
+            <w:proofErr w:type="spellEnd"/>
+            <w:r>
+              <w:rPr>
+                <w:rFonts w:eastAsiaTheme="minorEastAsia"/>
+                <w:i/>
+                <w:iCs/>
+              </w:rPr>
+              <w:t xml:space="preserve"> </w:t>
+            </w:r>
+            <w:proofErr w:type="spellStart"/>
+            <w:r>
+              <w:rPr>
+                <w:rFonts w:eastAsiaTheme="minorEastAsia"/>
+                <w:i/>
+                <w:iCs/>
+              </w:rPr>
+              <w:t>rating</w:t>
+            </w:r>
+            <w:proofErr w:type="spellEnd"/>
+          </w:p>
+          <w:p>
+            <w:pPr>
+              <w:rPr>
+                <w:rFonts w:eastAsiaTheme="minorEastAsia"/>
+              </w:rPr>
+            </w:pPr>
+            <w:r>
+              <w:rPr>
+                <w:rFonts w:eastAsiaTheme="minorEastAsia"/>
+              </w:rPr>
+              <w:t>(</w:t>
+            </w:r>
+            <w:r>
+              <w:rPr>
+                <w:rFonts w:eastAsiaTheme="minorEastAsia"/>
+              </w:rPr>
+              <w:t>3</w:t>
+            </w:r>
+            <w:r>
+              <w:rPr>
+                <w:rFonts w:eastAsiaTheme="minorEastAsia"/>
+              </w:rPr>
+              <w:t xml:space="preserve"> </w:t>
+            </w:r>
+            <w:proofErr w:type="spellStart"/>
+            <w:r>
+              <w:rPr>
+                <w:rFonts w:eastAsiaTheme="minorEastAsia"/>
+              </w:rPr>
+              <w:t>points</w:t>
+            </w:r>
+            <w:proofErr w:type="spellEnd"/>
+            <w:r>
+              <w:rPr>
+                <w:rFonts w:eastAsiaTheme="minorEastAsia"/>
+              </w:rPr>
+              <w:t>)</w:t>
+            </w:r>
+          </w:p>
+        </w:tc>
+        <w:tc>
+          <w:tcPr>
+            <w:tcW w:w="2410" w:type="dxa"/>
+            <w:tcBorders>
+              <w:bottom w:val="single" w:sz="4" w:space="0" w:color="auto"/>
+            </w:tcBorders>
+          </w:tcPr>
+          <w:p>
+            <w:pPr>
+              <w:rPr>
+                <w:rFonts w:eastAsiaTheme="minorEastAsia"/>
+              </w:rPr>
+            </w:pPr>
+            <w:proofErr w:type="spellStart"/>
+            <w:r>
+              <w:rPr>
+                <w:rFonts w:eastAsiaTheme="minorEastAsia"/>
+              </w:rPr>
+              <w:t>Slightly</w:t>
+            </w:r>
+            <w:proofErr w:type="spellEnd"/>
+            <w:r>
+              <w:rPr>
+                <w:rFonts w:eastAsiaTheme="minorEastAsia"/>
+              </w:rPr>
+              <w:t xml:space="preserve"> </w:t>
+            </w:r>
+            <w:proofErr w:type="spellStart"/>
+            <w:r>
+              <w:rPr>
+                <w:rFonts w:eastAsiaTheme="minorEastAsia"/>
+              </w:rPr>
+              <w:t>lower</w:t>
+            </w:r>
+            <w:proofErr w:type="spellEnd"/>
+            <w:r>
+              <w:rPr>
+                <w:rFonts w:eastAsiaTheme="minorEastAsia"/>
+              </w:rPr>
+              <w:t xml:space="preserve"> </w:t>
+            </w:r>
+            <w:proofErr w:type="spellStart"/>
+            <w:r>
+              <w:rPr>
+                <w:rFonts w:eastAsiaTheme="minorEastAsia"/>
+              </w:rPr>
+              <w:t>usage</w:t>
+            </w:r>
+            <w:proofErr w:type="spellEnd"/>
+            <w:r>
+              <w:rPr>
+                <w:rFonts w:eastAsiaTheme="minorEastAsia"/>
+              </w:rPr>
+              <w:t xml:space="preserve"> </w:t>
+            </w:r>
+            <w:proofErr w:type="spellStart"/>
+            <w:r>
+              <w:rPr>
+                <w:rFonts w:eastAsiaTheme="minorEastAsia"/>
+              </w:rPr>
+              <w:t>than</w:t>
+            </w:r>
+            <w:proofErr w:type="spellEnd"/>
+            <w:r>
+              <w:rPr>
+                <w:rFonts w:eastAsiaTheme="minorEastAsia"/>
+              </w:rPr>
+              <w:t xml:space="preserve"> </w:t>
+            </w:r>
+            <w:proofErr w:type="spellStart"/>
+            <w:r>
+              <w:rPr>
+                <w:rFonts w:eastAsiaTheme="minorEastAsia"/>
+              </w:rPr>
+              <w:t>heat</w:t>
+            </w:r>
+            <w:proofErr w:type="spellEnd"/>
+          </w:p>
+          <w:p>
+            <w:pPr>
+              <w:rPr>
+                <w:rFonts w:eastAsiaTheme="minorEastAsia"/>
+              </w:rPr>
+            </w:pPr>
+            <w:r>
+              <w:rPr>
+                <w:rFonts w:eastAsiaTheme="minorEastAsia"/>
+              </w:rPr>
+              <w:t>(</w:t>
+            </w:r>
+            <w:r>
+              <w:rPr>
+                <w:rFonts w:eastAsiaTheme="minorEastAsia"/>
+              </w:rPr>
+              <w:t>4</w:t>
+            </w:r>
+            <w:r>
+              <w:rPr>
+                <w:rFonts w:eastAsiaTheme="minorEastAsia"/>
+              </w:rPr>
+              <w:t xml:space="preserve"> </w:t>
+            </w:r>
+            <w:proofErr w:type="spellStart"/>
+            <w:r>
+              <w:rPr>
+                <w:rFonts w:eastAsiaTheme="minorEastAsia"/>
+              </w:rPr>
+              <w:t>points</w:t>
+            </w:r>
+            <w:proofErr w:type="spellEnd"/>
+            <w:r>
+              <w:rPr>
+                <w:rFonts w:eastAsiaTheme="minorEastAsia"/>
+              </w:rPr>
+              <w:t>)</w:t>
+            </w:r>
+          </w:p>
+        </w:tc>
+        <w:tc>
+          <w:tcPr>
+            <w:tcW w:w="2404" w:type="dxa"/>
+            <w:tcBorders>
+              <w:bottom w:val="single" w:sz="4" w:space="0" w:color="auto"/>
+            </w:tcBorders>
+          </w:tcPr>
+          <w:p>
+            <w:pPr>
+              <w:rPr>
+                <w:rFonts w:eastAsiaTheme="minorEastAsia"/>
+              </w:rPr>
+            </w:pPr>
+            <w:proofErr w:type="spellStart"/>
+            <w:r>
+              <w:rPr>
+                <w:rFonts w:eastAsiaTheme="minorEastAsia"/>
+              </w:rPr>
+              <w:t>Slightly</w:t>
+            </w:r>
+            <w:proofErr w:type="spellEnd"/>
+            <w:r>
+              <w:rPr>
+                <w:rFonts w:eastAsiaTheme="minorEastAsia"/>
+              </w:rPr>
+              <w:t xml:space="preserve"> </w:t>
+            </w:r>
+            <w:proofErr w:type="spellStart"/>
+            <w:r>
+              <w:rPr>
+                <w:rFonts w:eastAsiaTheme="minorEastAsia"/>
+              </w:rPr>
+              <w:t>higher</w:t>
+            </w:r>
+            <w:proofErr w:type="spellEnd"/>
+            <w:r>
+              <w:rPr>
+                <w:rFonts w:eastAsiaTheme="minorEastAsia"/>
+              </w:rPr>
+              <w:t xml:space="preserve"> </w:t>
+            </w:r>
+            <w:proofErr w:type="spellStart"/>
+            <w:r>
+              <w:rPr>
+                <w:rFonts w:eastAsiaTheme="minorEastAsia"/>
+              </w:rPr>
+              <w:t>useage</w:t>
+            </w:r>
+            <w:proofErr w:type="spellEnd"/>
+            <w:r>
+              <w:rPr>
+                <w:rFonts w:eastAsiaTheme="minorEastAsia"/>
+              </w:rPr>
+              <w:t xml:space="preserve"> </w:t>
+            </w:r>
+            <w:proofErr w:type="spellStart"/>
+            <w:r>
+              <w:rPr>
+                <w:rFonts w:eastAsiaTheme="minorEastAsia"/>
+              </w:rPr>
+              <w:t>than</w:t>
+            </w:r>
+            <w:proofErr w:type="spellEnd"/>
+            <w:r>
+              <w:rPr>
+                <w:rFonts w:eastAsiaTheme="minorEastAsia"/>
+              </w:rPr>
+              <w:t xml:space="preserve"> </w:t>
+            </w:r>
+            <w:proofErr w:type="spellStart"/>
+            <w:r>
+              <w:rPr>
+                <w:rFonts w:eastAsiaTheme="minorEastAsia"/>
+              </w:rPr>
+              <w:t>heat</w:t>
+            </w:r>
+            <w:proofErr w:type="spellEnd"/>
+          </w:p>
+          <w:p>
+            <w:pPr>
+              <w:rPr>
+                <w:rFonts w:eastAsiaTheme="minorEastAsia"/>
+              </w:rPr>
+            </w:pPr>
+            <w:r>
+              <w:rPr>
+                <w:rFonts w:eastAsiaTheme="minorEastAsia"/>
+              </w:rPr>
+              <w:t xml:space="preserve">(2 </w:t>
+            </w:r>
+            <w:proofErr w:type="spellStart"/>
+            <w:r>
+              <w:rPr>
+                <w:rFonts w:eastAsiaTheme="minorEastAsia"/>
+              </w:rPr>
+              <w:t>points</w:t>
+            </w:r>
+            <w:proofErr w:type="spellEnd"/>
+            <w:r>
+              <w:rPr>
+                <w:rFonts w:eastAsiaTheme="minorEastAsia"/>
+              </w:rPr>
+              <w:t>)</w:t>
+            </w:r>
+          </w:p>
+        </w:tc>
+      </w:tr>
+      <w:tr>
+        <w:tc>
+          <w:tcPr>
+            <w:tcW w:w="1838" w:type="dxa"/>
+            <w:tcBorders>
+              <w:bottom w:val="single" w:sz="18" w:space="0" w:color="auto"/>
+              <w:right w:val="single" w:sz="18" w:space="0" w:color="auto"/>
+            </w:tcBorders>
+            <w:shd w:val="clear" w:color="auto" w:fill="D9D9D9" w:themeFill="background1" w:themeFillShade="D9"/>
+          </w:tcPr>
+          <w:p>
+            <w:pPr>
+              <w:rPr>
+                <w:rFonts w:eastAsiaTheme="minorEastAsia"/>
+              </w:rPr>
+            </w:pPr>
+            <w:proofErr w:type="spellStart"/>
+            <w:r>
+              <w:rPr>
+                <w:rFonts w:eastAsiaTheme="minorEastAsia"/>
+              </w:rPr>
+              <w:t>Hazardous</w:t>
+            </w:r>
+            <w:proofErr w:type="spellEnd"/>
+            <w:r>
+              <w:rPr>
+                <w:rFonts w:eastAsiaTheme="minorEastAsia"/>
+              </w:rPr>
+              <w:t xml:space="preserve"> </w:t>
+            </w:r>
+            <w:proofErr w:type="spellStart"/>
+            <w:r>
+              <w:rPr>
+                <w:rFonts w:eastAsiaTheme="minorEastAsia"/>
+              </w:rPr>
+              <w:t>emissions</w:t>
+            </w:r>
+            <w:proofErr w:type="spellEnd"/>
+          </w:p>
+          <w:p>
+            <w:pPr>
+              <w:rPr>
+                <w:rFonts w:eastAsiaTheme="minorEastAsia"/>
+              </w:rPr>
+            </w:pPr>
+            <w:r>
+              <w:rPr>
+                <w:rFonts w:eastAsiaTheme="minorEastAsia"/>
+              </w:rPr>
+              <w:t>(</w:t>
+            </w:r>
+            <w:r>
+              <w:rPr>
+                <w:rFonts w:eastAsiaTheme="minorEastAsia"/>
+              </w:rPr>
+              <w:t>33,3</w:t>
+            </w:r>
+            <w:r>
+              <w:rPr>
+                <w:rFonts w:eastAsiaTheme="minorEastAsia"/>
+              </w:rPr>
+              <w:t xml:space="preserve"> %)</w:t>
+            </w:r>
+          </w:p>
+        </w:tc>
+        <w:tc>
+          <w:tcPr>
+            <w:tcW w:w="2410" w:type="dxa"/>
+            <w:tcBorders>
+              <w:left w:val="single" w:sz="18" w:space="0" w:color="auto"/>
+              <w:bottom w:val="single" w:sz="18" w:space="0" w:color="auto"/>
+            </w:tcBorders>
+          </w:tcPr>
+          <w:p>
+            <w:pPr>
+              <w:rPr>
+                <w:rFonts w:eastAsiaTheme="minorEastAsia"/>
+                <w:i/>
+                <w:iCs/>
+              </w:rPr>
+            </w:pPr>
+            <w:proofErr w:type="spellStart"/>
+            <w:r>
+              <w:rPr>
+                <w:rFonts w:eastAsiaTheme="minorEastAsia"/>
+                <w:i/>
+                <w:iCs/>
+              </w:rPr>
+              <w:t>reference</w:t>
+            </w:r>
+            <w:proofErr w:type="spellEnd"/>
+            <w:r>
+              <w:rPr>
+                <w:rFonts w:eastAsiaTheme="minorEastAsia"/>
+                <w:i/>
+                <w:iCs/>
+              </w:rPr>
+              <w:t xml:space="preserve"> </w:t>
+            </w:r>
+            <w:proofErr w:type="spellStart"/>
+            <w:r>
+              <w:rPr>
+                <w:rFonts w:eastAsiaTheme="minorEastAsia"/>
+                <w:i/>
+                <w:iCs/>
+              </w:rPr>
+              <w:t>rating</w:t>
+            </w:r>
+            <w:proofErr w:type="spellEnd"/>
+          </w:p>
+          <w:p>
+            <w:pPr>
+              <w:rPr>
+                <w:rFonts w:eastAsiaTheme="minorEastAsia"/>
+              </w:rPr>
+            </w:pPr>
+            <w:r>
+              <w:rPr>
+                <w:rFonts w:eastAsiaTheme="minorEastAsia"/>
+              </w:rPr>
+              <w:t>(</w:t>
+            </w:r>
+            <w:r>
+              <w:rPr>
+                <w:rFonts w:eastAsiaTheme="minorEastAsia"/>
+              </w:rPr>
+              <w:t>2</w:t>
+            </w:r>
+            <w:r>
+              <w:rPr>
+                <w:rFonts w:eastAsiaTheme="minorEastAsia"/>
+              </w:rPr>
+              <w:t xml:space="preserve"> </w:t>
+            </w:r>
+            <w:proofErr w:type="spellStart"/>
+            <w:r>
+              <w:rPr>
+                <w:rFonts w:eastAsiaTheme="minorEastAsia"/>
+              </w:rPr>
+              <w:t>point</w:t>
+            </w:r>
+            <w:r>
+              <w:rPr>
+                <w:rFonts w:eastAsiaTheme="minorEastAsia"/>
+              </w:rPr>
+              <w:t>s</w:t>
+            </w:r>
+            <w:proofErr w:type="spellEnd"/>
+            <w:r>
+              <w:rPr>
+                <w:rFonts w:eastAsiaTheme="minorEastAsia"/>
+              </w:rPr>
+              <w:t>)</w:t>
+            </w:r>
+          </w:p>
+        </w:tc>
+        <w:tc>
+          <w:tcPr>
+            <w:tcW w:w="2410" w:type="dxa"/>
+            <w:tcBorders>
+              <w:bottom w:val="single" w:sz="18" w:space="0" w:color="auto"/>
+            </w:tcBorders>
+          </w:tcPr>
+          <w:p>
+            <w:pPr>
+              <w:rPr>
+                <w:rFonts w:eastAsiaTheme="minorEastAsia"/>
+              </w:rPr>
+            </w:pPr>
+            <w:proofErr w:type="spellStart"/>
+            <w:r>
+              <w:rPr>
+                <w:rFonts w:eastAsiaTheme="minorEastAsia"/>
+              </w:rPr>
+              <w:t>Slightly</w:t>
+            </w:r>
+            <w:proofErr w:type="spellEnd"/>
+            <w:r>
+              <w:rPr>
+                <w:rFonts w:eastAsiaTheme="minorEastAsia"/>
+              </w:rPr>
+              <w:t xml:space="preserve"> </w:t>
+            </w:r>
+            <w:proofErr w:type="spellStart"/>
+            <w:r>
+              <w:rPr>
+                <w:rFonts w:eastAsiaTheme="minorEastAsia"/>
+              </w:rPr>
+              <w:t>lower</w:t>
+            </w:r>
+            <w:proofErr w:type="spellEnd"/>
+            <w:r>
+              <w:rPr>
+                <w:rFonts w:eastAsiaTheme="minorEastAsia"/>
+              </w:rPr>
+              <w:t xml:space="preserve"> </w:t>
+            </w:r>
+            <w:proofErr w:type="spellStart"/>
+            <w:r>
+              <w:rPr>
+                <w:rFonts w:eastAsiaTheme="minorEastAsia"/>
+              </w:rPr>
+              <w:t>hazardous</w:t>
+            </w:r>
+            <w:proofErr w:type="spellEnd"/>
+            <w:r>
+              <w:rPr>
+                <w:rFonts w:eastAsiaTheme="minorEastAsia"/>
+              </w:rPr>
+              <w:t xml:space="preserve"> </w:t>
+            </w:r>
+            <w:proofErr w:type="spellStart"/>
+            <w:r>
+              <w:rPr>
+                <w:rFonts w:eastAsiaTheme="minorEastAsia"/>
+              </w:rPr>
+              <w:t>emisisons</w:t>
+            </w:r>
+            <w:proofErr w:type="spellEnd"/>
+            <w:r>
+              <w:rPr>
+                <w:rFonts w:eastAsiaTheme="minorEastAsia"/>
+              </w:rPr>
+              <w:t xml:space="preserve"> </w:t>
+            </w:r>
+            <w:proofErr w:type="spellStart"/>
+            <w:r>
+              <w:rPr>
+                <w:rFonts w:eastAsiaTheme="minorEastAsia"/>
+              </w:rPr>
+              <w:t>than</w:t>
+            </w:r>
+            <w:proofErr w:type="spellEnd"/>
+            <w:r>
+              <w:rPr>
+                <w:rFonts w:eastAsiaTheme="minorEastAsia"/>
+              </w:rPr>
+              <w:t xml:space="preserve"> </w:t>
+            </w:r>
+            <w:proofErr w:type="spellStart"/>
+            <w:r>
+              <w:rPr>
+                <w:rFonts w:eastAsiaTheme="minorEastAsia"/>
+              </w:rPr>
+              <w:t>heat</w:t>
+            </w:r>
+            <w:proofErr w:type="spellEnd"/>
+          </w:p>
+          <w:p>
+            <w:pPr>
+              <w:rPr>
+                <w:rFonts w:eastAsiaTheme="minorEastAsia"/>
+              </w:rPr>
+            </w:pPr>
+            <w:r>
+              <w:rPr>
+                <w:rFonts w:eastAsiaTheme="minorEastAsia"/>
+              </w:rPr>
+              <w:t xml:space="preserve">(3 </w:t>
+            </w:r>
+            <w:proofErr w:type="spellStart"/>
+            <w:r>
+              <w:rPr>
+                <w:rFonts w:eastAsiaTheme="minorEastAsia"/>
+              </w:rPr>
+              <w:t>points</w:t>
+            </w:r>
+            <w:proofErr w:type="spellEnd"/>
+            <w:r>
+              <w:rPr>
+                <w:rFonts w:eastAsiaTheme="minorEastAsia"/>
+              </w:rPr>
+              <w:t>)</w:t>
+            </w:r>
+          </w:p>
+        </w:tc>
+        <w:tc>
+          <w:tcPr>
+            <w:tcW w:w="2404" w:type="dxa"/>
+            <w:tcBorders>
+              <w:bottom w:val="single" w:sz="18" w:space="0" w:color="auto"/>
+            </w:tcBorders>
+          </w:tcPr>
+          <w:p>
+            <w:pPr>
+              <w:rPr>
+                <w:rFonts w:eastAsiaTheme="minorEastAsia"/>
+              </w:rPr>
+            </w:pPr>
+            <w:r>
+              <w:rPr>
+                <w:rFonts w:eastAsiaTheme="minorEastAsia"/>
+              </w:rPr>
+              <w:t xml:space="preserve">Same </w:t>
+            </w:r>
+            <w:proofErr w:type="spellStart"/>
+            <w:r>
+              <w:rPr>
+                <w:rFonts w:eastAsiaTheme="minorEastAsia"/>
+              </w:rPr>
+              <w:t>as</w:t>
+            </w:r>
+            <w:proofErr w:type="spellEnd"/>
+            <w:r>
+              <w:rPr>
+                <w:rFonts w:eastAsiaTheme="minorEastAsia"/>
+              </w:rPr>
+              <w:t xml:space="preserve"> </w:t>
+            </w:r>
+            <w:proofErr w:type="spellStart"/>
+            <w:r>
+              <w:rPr>
+                <w:rFonts w:eastAsiaTheme="minorEastAsia"/>
+              </w:rPr>
+              <w:t>heat</w:t>
+            </w:r>
+            <w:proofErr w:type="spellEnd"/>
+          </w:p>
+          <w:p>
+            <w:pPr>
+              <w:rPr>
+                <w:rFonts w:eastAsiaTheme="minorEastAsia"/>
+              </w:rPr>
+            </w:pPr>
+            <w:r>
+              <w:rPr>
+                <w:rFonts w:eastAsiaTheme="minorEastAsia"/>
+              </w:rPr>
+              <w:t>(</w:t>
+            </w:r>
+            <w:r>
+              <w:rPr>
+                <w:rFonts w:eastAsiaTheme="minorEastAsia"/>
+              </w:rPr>
+              <w:t>2</w:t>
+            </w:r>
+            <w:r>
+              <w:rPr>
+                <w:rFonts w:eastAsiaTheme="minorEastAsia"/>
+              </w:rPr>
+              <w:t xml:space="preserve"> </w:t>
+            </w:r>
+            <w:proofErr w:type="spellStart"/>
+            <w:r>
+              <w:rPr>
+                <w:rFonts w:eastAsiaTheme="minorEastAsia"/>
+              </w:rPr>
+              <w:t>point</w:t>
+            </w:r>
+            <w:r>
+              <w:rPr>
+                <w:rFonts w:eastAsiaTheme="minorEastAsia"/>
+              </w:rPr>
+              <w:t>s</w:t>
+            </w:r>
+            <w:proofErr w:type="spellEnd"/>
+            <w:r>
+              <w:rPr>
+                <w:rFonts w:eastAsiaTheme="minorEastAsia"/>
+              </w:rPr>
+              <w:t>)</w:t>
+            </w:r>
+          </w:p>
+        </w:tc>
+      </w:tr>
+      <w:tr>
+        <w:tc>
+          <w:tcPr>
+            <w:tcW w:w="1838" w:type="dxa"/>
+            <w:tcBorders>
+              <w:top w:val="single" w:sz="18" w:space="0" w:color="auto"/>
+              <w:right w:val="single" w:sz="18" w:space="0" w:color="auto"/>
+            </w:tcBorders>
+            <w:shd w:val="clear" w:color="auto" w:fill="D9D9D9" w:themeFill="background1" w:themeFillShade="D9"/>
+          </w:tcPr>
+          <w:p>
+            <w:pPr>
+              <w:rPr>
+                <w:rFonts w:eastAsiaTheme="minorEastAsia"/>
+                <w:b/>
+                <w:bCs/>
+              </w:rPr>
+            </w:pPr>
+            <w:r>
+              <w:rPr>
+                <w:rFonts w:eastAsiaTheme="minorEastAsia"/>
+                <w:b/>
+                <w:bCs/>
+              </w:rPr>
+              <w:t>Ecological</w:t>
+            </w:r>
+            <w:r>
+              <w:rPr>
+                <w:rFonts w:eastAsiaTheme="minorEastAsia"/>
+                <w:b/>
+                <w:bCs/>
+              </w:rPr>
+              <w:t xml:space="preserve"> Scoring</w:t>
+            </w:r>
+          </w:p>
+        </w:tc>
+        <w:tc>
+          <w:tcPr>
+            <w:tcW w:w="2410" w:type="dxa"/>
+            <w:tcBorders>
+              <w:top w:val="single" w:sz="18" w:space="0" w:color="auto"/>
+              <w:left w:val="single" w:sz="18" w:space="0" w:color="auto"/>
+            </w:tcBorders>
+          </w:tcPr>
+          <w:p>
+            <w:pPr>
+              <w:rPr>
+                <w:rFonts w:eastAsiaTheme="minorEastAsia"/>
+              </w:rPr>
+            </w:pPr>
+            <w:r>
+              <w:rPr>
+                <w:rFonts w:eastAsiaTheme="minorEastAsia"/>
+                <w:b/>
+                <w:bCs/>
+              </w:rPr>
+              <w:t>2,33</w:t>
+            </w:r>
+          </w:p>
+        </w:tc>
+        <w:tc>
+          <w:tcPr>
+            <w:tcW w:w="2410" w:type="dxa"/>
+            <w:tcBorders>
+              <w:top w:val="single" w:sz="18" w:space="0" w:color="auto"/>
+            </w:tcBorders>
+          </w:tcPr>
+          <w:p>
+            <w:pPr>
+              <w:rPr>
+                <w:rFonts w:eastAsiaTheme="minorEastAsia"/>
+              </w:rPr>
+            </w:pPr>
+            <w:r>
+              <w:rPr>
+                <w:rFonts w:eastAsiaTheme="minorEastAsia"/>
+                <w:b/>
+                <w:bCs/>
+              </w:rPr>
+              <w:t>3,</w:t>
+            </w:r>
+            <w:r>
+              <w:rPr>
+                <w:rFonts w:eastAsiaTheme="minorEastAsia"/>
+                <w:b/>
+                <w:bCs/>
+              </w:rPr>
+              <w:t>67</w:t>
+            </w:r>
+          </w:p>
+        </w:tc>
+        <w:tc>
+          <w:tcPr>
+            <w:tcW w:w="2404" w:type="dxa"/>
+            <w:tcBorders>
+              <w:top w:val="single" w:sz="18" w:space="0" w:color="auto"/>
+            </w:tcBorders>
+          </w:tcPr>
+          <w:p>
+            <w:pPr>
+              <w:rPr>
+                <w:rFonts w:eastAsiaTheme="minorEastAsia"/>
+              </w:rPr>
+            </w:pPr>
+            <w:r>
+              <w:rPr>
+                <w:rFonts w:eastAsiaTheme="minorEastAsia"/>
+                <w:b/>
+                <w:bCs/>
+              </w:rPr>
+              <w:t>2,</w:t>
+            </w:r>
+            <w:r>
+              <w:rPr>
+                <w:rFonts w:eastAsiaTheme="minorEastAsia"/>
+                <w:b/>
+                <w:bCs/>
+              </w:rPr>
+              <w:t>33</w:t>
+            </w:r>
+          </w:p>
+        </w:tc>
+      </w:tr>
+    </w:tbl>
     <w:p>
-      <w:r>
-        <w:t>Net Benefit:</w:t>
+      <w:pPr>
+        <w:rPr>
+          <w:b/>
+          <w:bCs/>
+        </w:rPr>
+      </w:pPr>
+    </w:p>
+    <w:p>
+      <w:pPr>
+        <w:pStyle w:val="berschrift2"/>
+      </w:pPr>
+      <w:proofErr w:type="spellStart"/>
+      <w:r>
+        <w:t>Economic</w:t>
+      </w:r>
+      <w:proofErr w:type="spellEnd"/>
+      <w:r>
+        <w:t xml:space="preserve"> S</w:t>
+      </w:r>
+      <w:r>
+        <w:t>core</w:t>
+      </w:r>
+    </w:p>
+    <w:p>
+      <w:pPr>
+        <w:rPr>
+          <w:b/>
+          <w:bCs/>
+        </w:rPr>
+      </w:pPr>
+      <w:r>
+        <w:t xml:space="preserve">In </w:t>
+      </w:r>
+      <w:proofErr w:type="spellStart"/>
+      <w:r>
+        <w:t>order</w:t>
+      </w:r>
+      <w:proofErr w:type="spellEnd"/>
+      <w:r>
+        <w:t xml:space="preserve"> </w:t>
+      </w:r>
+      <w:proofErr w:type="spellStart"/>
+      <w:r>
+        <w:t>to</w:t>
+      </w:r>
+      <w:proofErr w:type="spellEnd"/>
+      <w:r>
+        <w:t xml:space="preserve"> </w:t>
+      </w:r>
+      <w:proofErr w:type="spellStart"/>
+      <w:r>
+        <w:t>compare</w:t>
+      </w:r>
+      <w:proofErr w:type="spellEnd"/>
+      <w:r>
+        <w:t xml:space="preserve"> a </w:t>
+      </w:r>
+      <w:proofErr w:type="spellStart"/>
+      <w:r>
+        <w:t>comparison</w:t>
+      </w:r>
+      <w:proofErr w:type="spellEnd"/>
+      <w:r>
+        <w:t xml:space="preserve"> </w:t>
+      </w:r>
+      <w:proofErr w:type="spellStart"/>
+      <w:r>
+        <w:t>between</w:t>
+      </w:r>
+      <w:proofErr w:type="spellEnd"/>
+      <w:r>
+        <w:t xml:space="preserve"> </w:t>
+      </w:r>
+      <w:proofErr w:type="spellStart"/>
+      <w:r>
+        <w:t>the</w:t>
+      </w:r>
+      <w:proofErr w:type="spellEnd"/>
+      <w:r>
+        <w:t xml:space="preserve"> 3 </w:t>
+      </w:r>
+      <w:proofErr w:type="spellStart"/>
+      <w:r>
+        <w:t>methods</w:t>
+      </w:r>
+      <w:proofErr w:type="spellEnd"/>
+      <w:r>
+        <w:t xml:space="preserve"> </w:t>
+      </w:r>
+      <w:proofErr w:type="spellStart"/>
+      <w:r>
+        <w:t>the</w:t>
+      </w:r>
+      <w:proofErr w:type="spellEnd"/>
+      <w:r>
+        <w:t xml:space="preserve"> </w:t>
+      </w:r>
+      <w:proofErr w:type="spellStart"/>
+      <w:r>
+        <w:t>benefits</w:t>
+      </w:r>
+      <w:proofErr w:type="spellEnd"/>
+      <w:r>
+        <w:t xml:space="preserve"> and </w:t>
+      </w:r>
+      <w:proofErr w:type="spellStart"/>
+      <w:r>
+        <w:t>costs</w:t>
+      </w:r>
+      <w:proofErr w:type="spellEnd"/>
+      <w:r>
+        <w:t xml:space="preserve"> </w:t>
+      </w:r>
+      <w:proofErr w:type="spellStart"/>
+      <w:r>
+        <w:t>of</w:t>
+      </w:r>
+      <w:proofErr w:type="spellEnd"/>
+      <w:r>
+        <w:t xml:space="preserve"> </w:t>
+      </w:r>
+      <w:proofErr w:type="spellStart"/>
+      <w:r>
+        <w:t>each</w:t>
+      </w:r>
+      <w:proofErr w:type="spellEnd"/>
+      <w:r>
+        <w:t xml:space="preserve"> </w:t>
+      </w:r>
+      <w:proofErr w:type="spellStart"/>
+      <w:r>
+        <w:t>year</w:t>
+      </w:r>
+      <w:proofErr w:type="spellEnd"/>
+      <w:r>
+        <w:t xml:space="preserve"> </w:t>
+      </w:r>
+      <w:proofErr w:type="spellStart"/>
+      <w:r>
+        <w:t>over</w:t>
+      </w:r>
+      <w:proofErr w:type="spellEnd"/>
+      <w:r>
+        <w:t xml:space="preserve"> a </w:t>
+      </w:r>
+      <w:proofErr w:type="spellStart"/>
+      <w:r>
+        <w:t>timespan</w:t>
+      </w:r>
+      <w:proofErr w:type="spellEnd"/>
+      <w:r>
+        <w:t xml:space="preserve"> </w:t>
+      </w:r>
+      <w:proofErr w:type="spellStart"/>
+      <w:r>
+        <w:t>of</w:t>
+      </w:r>
+      <w:proofErr w:type="spellEnd"/>
+      <w:r>
+        <w:t xml:space="preserve"> 20 </w:t>
+      </w:r>
+      <w:proofErr w:type="spellStart"/>
+      <w:r>
+        <w:t>years</w:t>
+      </w:r>
+      <w:proofErr w:type="spellEnd"/>
+      <w:r>
+        <w:t xml:space="preserve"> </w:t>
+      </w:r>
+      <w:proofErr w:type="spellStart"/>
+      <w:r>
+        <w:t>are</w:t>
+      </w:r>
+      <w:proofErr w:type="spellEnd"/>
+      <w:r>
+        <w:t xml:space="preserve"> </w:t>
+      </w:r>
+      <w:proofErr w:type="spellStart"/>
+      <w:r>
+        <w:t>calculated</w:t>
+      </w:r>
+      <w:proofErr w:type="spellEnd"/>
+    </w:p>
+    <w:tbl>
+      <w:tblPr>
+        <w:tblStyle w:val="Tabellenraster"/>
+        <w:tblW w:w="0" w:type="auto"/>
+        <w:tblLook w:val="04A0" w:firstRow="1" w:lastRow="0" w:firstColumn="1" w:lastColumn="0" w:noHBand="0" w:noVBand="1"/>
+      </w:tblPr>
+      <w:tblGrid>
+        <w:gridCol w:w="2166"/>
+        <w:gridCol w:w="2562"/>
+        <w:gridCol w:w="2167"/>
+        <w:gridCol w:w="2167"/>
+      </w:tblGrid>
+      <w:tr>
+        <w:tc>
+          <w:tcPr>
+            <w:tcW w:w="2166" w:type="dxa"/>
+            <w:tcBorders>
+              <w:bottom w:val="single" w:sz="18" w:space="0" w:color="auto"/>
+              <w:right w:val="single" w:sz="18" w:space="0" w:color="auto"/>
+            </w:tcBorders>
+            <w:shd w:val="clear" w:color="auto" w:fill="D9D9D9" w:themeFill="background1" w:themeFillShade="D9"/>
+          </w:tcPr>
+          <w:p>
+            <w:pPr>
+              <w:rPr>
+                <w:rFonts w:eastAsiaTheme="minorEastAsia"/>
+              </w:rPr>
+            </w:pPr>
+            <w:r>
+              <w:rPr>
+                <w:rFonts w:eastAsiaTheme="minorEastAsia"/>
+              </w:rPr>
+              <w:t>Method</w:t>
+            </w:r>
+          </w:p>
+        </w:tc>
+        <w:tc>
+          <w:tcPr>
+            <w:tcW w:w="2562" w:type="dxa"/>
+            <w:tcBorders>
+              <w:left w:val="single" w:sz="18" w:space="0" w:color="auto"/>
+              <w:bottom w:val="single" w:sz="18" w:space="0" w:color="auto"/>
+            </w:tcBorders>
+          </w:tcPr>
+          <w:p>
+            <w:pPr>
+              <w:rPr>
+                <w:rFonts w:eastAsiaTheme="minorEastAsia"/>
+                <w:b/>
+                <w:bCs/>
+              </w:rPr>
+            </w:pPr>
+            <w:r>
+              <w:rPr>
+                <w:rFonts w:eastAsiaTheme="minorEastAsia"/>
+                <w:b/>
+                <w:bCs/>
+              </w:rPr>
+              <w:t>Heat Evaporation</w:t>
+            </w:r>
+          </w:p>
+        </w:tc>
+        <w:tc>
+          <w:tcPr>
+            <w:tcW w:w="2167" w:type="dxa"/>
+            <w:tcBorders>
+              <w:bottom w:val="single" w:sz="18" w:space="0" w:color="auto"/>
+            </w:tcBorders>
+          </w:tcPr>
+          <w:p>
+            <w:pPr>
+              <w:rPr>
+                <w:b/>
+                <w:bCs/>
+              </w:rPr>
+            </w:pPr>
+            <w:r>
+              <w:rPr>
+                <w:b/>
+                <w:bCs/>
+              </w:rPr>
+              <w:t>Vacuum Evaporation</w:t>
+            </w:r>
+          </w:p>
+        </w:tc>
+        <w:tc>
+          <w:tcPr>
+            <w:tcW w:w="2167" w:type="dxa"/>
+            <w:tcBorders>
+              <w:bottom w:val="single" w:sz="18" w:space="0" w:color="auto"/>
+            </w:tcBorders>
+          </w:tcPr>
+          <w:p>
+            <w:pPr>
+              <w:rPr>
+                <w:rFonts w:eastAsiaTheme="minorEastAsia"/>
+                <w:b/>
+                <w:bCs/>
+              </w:rPr>
+            </w:pPr>
+            <w:proofErr w:type="spellStart"/>
+            <w:r>
+              <w:rPr>
+                <w:b/>
+                <w:bCs/>
+              </w:rPr>
+              <w:t>Distillation</w:t>
+            </w:r>
+            <w:proofErr w:type="spellEnd"/>
+          </w:p>
+        </w:tc>
+      </w:tr>
+      <w:tr>
+        <w:tc>
+          <w:tcPr>
+            <w:tcW w:w="2166" w:type="dxa"/>
+            <w:tcBorders>
+              <w:top w:val="single" w:sz="18" w:space="0" w:color="auto"/>
+              <w:right w:val="single" w:sz="18" w:space="0" w:color="auto"/>
+            </w:tcBorders>
+            <w:shd w:val="clear" w:color="auto" w:fill="D9D9D9" w:themeFill="background1" w:themeFillShade="D9"/>
+          </w:tcPr>
+          <w:p>
+            <w:pPr>
+              <w:rPr>
+                <w:rFonts w:eastAsiaTheme="minorEastAsia"/>
+              </w:rPr>
+            </w:pPr>
+            <w:proofErr w:type="spellStart"/>
+            <w:r>
+              <w:rPr>
+                <w:rFonts w:eastAsiaTheme="minorEastAsia"/>
+              </w:rPr>
+              <w:t>Machine</w:t>
+            </w:r>
+            <w:proofErr w:type="spellEnd"/>
+            <w:r>
+              <w:rPr>
+                <w:rFonts w:eastAsiaTheme="minorEastAsia"/>
+              </w:rPr>
+              <w:t xml:space="preserve"> Lifetime</w:t>
+            </w:r>
+          </w:p>
+        </w:tc>
+        <w:tc>
+          <w:tcPr>
+            <w:tcW w:w="2562" w:type="dxa"/>
+            <w:tcBorders>
+              <w:top w:val="single" w:sz="18" w:space="0" w:color="auto"/>
+              <w:left w:val="single" w:sz="18" w:space="0" w:color="auto"/>
+            </w:tcBorders>
+          </w:tcPr>
+          <w:p>
+            <w:pPr>
+              <w:rPr>
+                <w:rFonts w:eastAsiaTheme="minorEastAsia"/>
+              </w:rPr>
+            </w:pPr>
+            <w:r>
+              <w:rPr>
+                <w:rFonts w:eastAsiaTheme="minorEastAsia"/>
+              </w:rPr>
+              <w:t xml:space="preserve">10 </w:t>
+            </w:r>
+            <w:proofErr w:type="spellStart"/>
+            <w:r>
+              <w:rPr>
+                <w:rFonts w:eastAsiaTheme="minorEastAsia"/>
+              </w:rPr>
+              <w:t>years</w:t>
+            </w:r>
+            <w:proofErr w:type="spellEnd"/>
+          </w:p>
+        </w:tc>
+        <w:tc>
+          <w:tcPr>
+            <w:tcW w:w="2167" w:type="dxa"/>
+            <w:tcBorders>
+              <w:top w:val="single" w:sz="18" w:space="0" w:color="auto"/>
+            </w:tcBorders>
+          </w:tcPr>
+          <w:p>
+            <w:pPr>
+              <w:rPr>
+                <w:rFonts w:eastAsiaTheme="minorEastAsia"/>
+              </w:rPr>
+            </w:pPr>
+            <w:r>
+              <w:rPr>
+                <w:rFonts w:eastAsiaTheme="minorEastAsia"/>
+              </w:rPr>
+              <w:t xml:space="preserve">5 </w:t>
+            </w:r>
+            <w:proofErr w:type="spellStart"/>
+            <w:r>
+              <w:rPr>
+                <w:rFonts w:eastAsiaTheme="minorEastAsia"/>
+              </w:rPr>
+              <w:t>years</w:t>
+            </w:r>
+            <w:proofErr w:type="spellEnd"/>
+          </w:p>
+        </w:tc>
+        <w:tc>
+          <w:tcPr>
+            <w:tcW w:w="2167" w:type="dxa"/>
+            <w:tcBorders>
+              <w:top w:val="single" w:sz="18" w:space="0" w:color="auto"/>
+            </w:tcBorders>
+          </w:tcPr>
+          <w:p>
+            <w:pPr>
+              <w:rPr>
+                <w:rFonts w:eastAsiaTheme="minorEastAsia"/>
+              </w:rPr>
+            </w:pPr>
+            <w:r>
+              <w:rPr>
+                <w:rFonts w:eastAsiaTheme="minorEastAsia"/>
+              </w:rPr>
+              <w:t xml:space="preserve">4 </w:t>
+            </w:r>
+            <w:proofErr w:type="spellStart"/>
+            <w:r>
+              <w:rPr>
+                <w:rFonts w:eastAsiaTheme="minorEastAsia"/>
+              </w:rPr>
+              <w:t>years</w:t>
+            </w:r>
+            <w:proofErr w:type="spellEnd"/>
+          </w:p>
+        </w:tc>
+      </w:tr>
+      <w:tr>
+        <w:tc>
+          <w:tcPr>
+            <w:tcW w:w="2166" w:type="dxa"/>
+            <w:tcBorders>
+              <w:right w:val="single" w:sz="18" w:space="0" w:color="auto"/>
+            </w:tcBorders>
+            <w:shd w:val="clear" w:color="auto" w:fill="D9D9D9" w:themeFill="background1" w:themeFillShade="D9"/>
+          </w:tcPr>
+          <w:p>
+            <w:pPr>
+              <w:rPr>
+                <w:rFonts w:eastAsiaTheme="minorEastAsia"/>
+              </w:rPr>
+            </w:pPr>
+            <w:proofErr w:type="spellStart"/>
+            <w:r>
+              <w:rPr>
+                <w:rFonts w:eastAsiaTheme="minorEastAsia"/>
+              </w:rPr>
+              <w:t>No</w:t>
+            </w:r>
+            <w:proofErr w:type="spellEnd"/>
+            <w:r>
+              <w:rPr>
+                <w:rFonts w:eastAsiaTheme="minorEastAsia"/>
+              </w:rPr>
+              <w:t xml:space="preserve"> </w:t>
+            </w:r>
+            <w:proofErr w:type="spellStart"/>
+            <w:r>
+              <w:rPr>
+                <w:rFonts w:eastAsiaTheme="minorEastAsia"/>
+              </w:rPr>
+              <w:t>of</w:t>
+            </w:r>
+            <w:proofErr w:type="spellEnd"/>
+            <w:r>
+              <w:rPr>
+                <w:rFonts w:eastAsiaTheme="minorEastAsia"/>
+              </w:rPr>
+              <w:t xml:space="preserve"> </w:t>
+            </w:r>
+            <w:proofErr w:type="spellStart"/>
+            <w:r>
+              <w:rPr>
+                <w:rFonts w:eastAsiaTheme="minorEastAsia"/>
+              </w:rPr>
+              <w:t>machines</w:t>
+            </w:r>
+            <w:proofErr w:type="spellEnd"/>
+            <w:r>
+              <w:rPr>
+                <w:rFonts w:eastAsiaTheme="minorEastAsia"/>
+              </w:rPr>
+              <w:t xml:space="preserve"> </w:t>
+            </w:r>
+            <w:proofErr w:type="spellStart"/>
+            <w:r>
+              <w:rPr>
+                <w:rFonts w:eastAsiaTheme="minorEastAsia"/>
+              </w:rPr>
+              <w:t>needed</w:t>
+            </w:r>
+            <w:proofErr w:type="spellEnd"/>
+          </w:p>
+        </w:tc>
+        <w:tc>
+          <w:tcPr>
+            <w:tcW w:w="2562" w:type="dxa"/>
+            <w:tcBorders>
+              <w:left w:val="single" w:sz="18" w:space="0" w:color="auto"/>
+            </w:tcBorders>
+          </w:tcPr>
+          <w:p>
+            <w:pPr>
+              <w:rPr>
+                <w:rFonts w:eastAsiaTheme="minorEastAsia"/>
+              </w:rPr>
+            </w:pPr>
+            <w:r>
+              <w:rPr>
+                <w:rFonts w:eastAsiaTheme="minorEastAsia"/>
+              </w:rPr>
+              <w:t>2</w:t>
+            </w:r>
+          </w:p>
+        </w:tc>
+        <w:tc>
+          <w:tcPr>
+            <w:tcW w:w="2167" w:type="dxa"/>
+          </w:tcPr>
+          <w:p>
+            <w:pPr>
+              <w:rPr>
+                <w:rFonts w:eastAsiaTheme="minorEastAsia"/>
+              </w:rPr>
+            </w:pPr>
+            <w:r>
+              <w:rPr>
+                <w:rFonts w:eastAsiaTheme="minorEastAsia"/>
+              </w:rPr>
+              <w:t>4</w:t>
+            </w:r>
+          </w:p>
+        </w:tc>
+        <w:tc>
+          <w:tcPr>
+            <w:tcW w:w="2167" w:type="dxa"/>
+          </w:tcPr>
+          <w:p>
+            <w:pPr>
+              <w:rPr>
+                <w:rFonts w:eastAsiaTheme="minorEastAsia"/>
+              </w:rPr>
+            </w:pPr>
+            <w:r>
+              <w:rPr>
+                <w:rFonts w:eastAsiaTheme="minorEastAsia"/>
+              </w:rPr>
+              <w:t>5</w:t>
+            </w:r>
+          </w:p>
+        </w:tc>
+      </w:tr>
+      <w:tr>
+        <w:tc>
+          <w:tcPr>
+            <w:tcW w:w="2166" w:type="dxa"/>
+            <w:tcBorders>
+              <w:right w:val="single" w:sz="18" w:space="0" w:color="auto"/>
+            </w:tcBorders>
+            <w:shd w:val="clear" w:color="auto" w:fill="D9D9D9" w:themeFill="background1" w:themeFillShade="D9"/>
+          </w:tcPr>
+          <w:p>
+            <w:pPr>
+              <w:rPr>
+                <w:rFonts w:eastAsiaTheme="minorEastAsia"/>
+              </w:rPr>
+            </w:pPr>
+            <w:r>
+              <w:rPr>
+                <w:rFonts w:eastAsiaTheme="minorEastAsia"/>
+              </w:rPr>
+              <w:t xml:space="preserve">Total </w:t>
+            </w:r>
+            <w:proofErr w:type="spellStart"/>
+            <w:r>
+              <w:rPr>
+                <w:rFonts w:eastAsiaTheme="minorEastAsia"/>
+              </w:rPr>
+              <w:t>setup</w:t>
+            </w:r>
+            <w:proofErr w:type="spellEnd"/>
+            <w:r>
+              <w:rPr>
+                <w:rFonts w:eastAsiaTheme="minorEastAsia"/>
+              </w:rPr>
+              <w:t xml:space="preserve"> </w:t>
+            </w:r>
+            <w:proofErr w:type="spellStart"/>
+            <w:r>
+              <w:rPr>
+                <w:rFonts w:eastAsiaTheme="minorEastAsia"/>
+              </w:rPr>
+              <w:t>costs</w:t>
+            </w:r>
+            <w:proofErr w:type="spellEnd"/>
+          </w:p>
+        </w:tc>
+        <w:tc>
+          <w:tcPr>
+            <w:tcW w:w="2562" w:type="dxa"/>
+            <w:tcBorders>
+              <w:left w:val="single" w:sz="18" w:space="0" w:color="auto"/>
+            </w:tcBorders>
+          </w:tcPr>
+          <w:p>
+            <w:pPr>
+              <w:rPr>
+                <w:rFonts w:eastAsiaTheme="minorEastAsia"/>
+              </w:rPr>
+            </w:pPr>
+            <w:r>
+              <w:rPr>
+                <w:rFonts w:eastAsiaTheme="minorEastAsia"/>
+              </w:rPr>
+              <w:t>2 x 200.000 €</w:t>
+            </w:r>
+          </w:p>
+        </w:tc>
+        <w:tc>
+          <w:tcPr>
+            <w:tcW w:w="2167" w:type="dxa"/>
+          </w:tcPr>
+          <w:p>
+            <w:pPr>
+              <w:rPr>
+                <w:rFonts w:eastAsiaTheme="minorEastAsia"/>
+              </w:rPr>
+            </w:pPr>
+            <w:r>
+              <w:rPr>
+                <w:rFonts w:eastAsiaTheme="minorEastAsia"/>
+              </w:rPr>
+              <w:t>4 x 300.000 €</w:t>
+            </w:r>
+          </w:p>
+        </w:tc>
+        <w:tc>
+          <w:tcPr>
+            <w:tcW w:w="2167" w:type="dxa"/>
+          </w:tcPr>
+          <w:p>
+            <w:pPr>
+              <w:rPr>
+                <w:rFonts w:eastAsiaTheme="minorEastAsia"/>
+              </w:rPr>
+            </w:pPr>
+            <w:r>
+              <w:rPr>
+                <w:rFonts w:eastAsiaTheme="minorEastAsia"/>
+              </w:rPr>
+              <w:t>5 x 80.000 €</w:t>
+            </w:r>
+          </w:p>
+        </w:tc>
+      </w:tr>
+      <w:tr>
+        <w:tc>
+          <w:tcPr>
+            <w:tcW w:w="2166" w:type="dxa"/>
+            <w:tcBorders>
+              <w:right w:val="single" w:sz="18" w:space="0" w:color="auto"/>
+            </w:tcBorders>
+            <w:shd w:val="clear" w:color="auto" w:fill="D9D9D9" w:themeFill="background1" w:themeFillShade="D9"/>
+          </w:tcPr>
+          <w:p>
+            <w:pPr>
+              <w:rPr>
+                <w:rFonts w:eastAsiaTheme="minorEastAsia"/>
+              </w:rPr>
+            </w:pPr>
+            <w:r>
+              <w:rPr>
+                <w:rFonts w:eastAsiaTheme="minorEastAsia"/>
+              </w:rPr>
+              <w:t xml:space="preserve">Operating </w:t>
+            </w:r>
+            <w:proofErr w:type="spellStart"/>
+            <w:r>
+              <w:rPr>
+                <w:rFonts w:eastAsiaTheme="minorEastAsia"/>
+              </w:rPr>
+              <w:t>costs</w:t>
+            </w:r>
+            <w:proofErr w:type="spellEnd"/>
+          </w:p>
+        </w:tc>
+        <w:tc>
+          <w:tcPr>
+            <w:tcW w:w="2562" w:type="dxa"/>
+            <w:tcBorders>
+              <w:left w:val="single" w:sz="18" w:space="0" w:color="auto"/>
+            </w:tcBorders>
+          </w:tcPr>
+          <w:p>
+            <w:pPr>
+              <w:rPr>
+                <w:rFonts w:eastAsiaTheme="minorEastAsia"/>
+              </w:rPr>
+            </w:pPr>
+            <w:r>
+              <w:rPr>
+                <w:rFonts w:eastAsiaTheme="minorEastAsia"/>
+              </w:rPr>
+              <w:t>20 x 50.000 €</w:t>
+            </w:r>
+          </w:p>
+        </w:tc>
+        <w:tc>
+          <w:tcPr>
+            <w:tcW w:w="2167" w:type="dxa"/>
+          </w:tcPr>
+          <w:p>
+            <w:pPr>
+              <w:rPr>
+                <w:rFonts w:eastAsiaTheme="minorEastAsia"/>
+              </w:rPr>
+            </w:pPr>
+            <w:r>
+              <w:rPr>
+                <w:rFonts w:eastAsiaTheme="minorEastAsia"/>
+              </w:rPr>
+              <w:t>20 x 35.000 €</w:t>
+            </w:r>
+          </w:p>
+        </w:tc>
+        <w:tc>
+          <w:tcPr>
+            <w:tcW w:w="2167" w:type="dxa"/>
+          </w:tcPr>
+          <w:p>
+            <w:pPr>
+              <w:rPr>
+                <w:rFonts w:eastAsiaTheme="minorEastAsia"/>
+              </w:rPr>
+            </w:pPr>
+            <w:r>
+              <w:rPr>
+                <w:rFonts w:eastAsiaTheme="minorEastAsia"/>
+              </w:rPr>
+              <w:t>20 x 55.000 €</w:t>
+            </w:r>
+          </w:p>
+        </w:tc>
+      </w:tr>
+      <w:tr>
+        <w:tc>
+          <w:tcPr>
+            <w:tcW w:w="2166" w:type="dxa"/>
+            <w:tcBorders>
+              <w:bottom w:val="single" w:sz="4" w:space="0" w:color="auto"/>
+              <w:right w:val="single" w:sz="18" w:space="0" w:color="auto"/>
+            </w:tcBorders>
+            <w:shd w:val="clear" w:color="auto" w:fill="D9D9D9" w:themeFill="background1" w:themeFillShade="D9"/>
+          </w:tcPr>
+          <w:p>
+            <w:pPr>
+              <w:rPr>
+                <w:rFonts w:eastAsiaTheme="minorEastAsia"/>
+              </w:rPr>
+            </w:pPr>
+            <w:r>
+              <w:rPr>
+                <w:rFonts w:eastAsiaTheme="minorEastAsia"/>
+              </w:rPr>
+              <w:t>Revenue</w:t>
+            </w:r>
+          </w:p>
+        </w:tc>
+        <w:tc>
+          <w:tcPr>
+            <w:tcW w:w="2562" w:type="dxa"/>
+            <w:tcBorders>
+              <w:left w:val="single" w:sz="18" w:space="0" w:color="auto"/>
+              <w:bottom w:val="single" w:sz="4" w:space="0" w:color="auto"/>
+            </w:tcBorders>
+          </w:tcPr>
+          <w:p>
+            <w:pPr>
+              <w:rPr>
+                <w:rFonts w:eastAsiaTheme="minorEastAsia"/>
+              </w:rPr>
+            </w:pPr>
+            <w:r>
+              <w:rPr>
+                <w:rFonts w:eastAsiaTheme="minorEastAsia"/>
+              </w:rPr>
+              <w:t>20 x 90.000 €</w:t>
+            </w:r>
+          </w:p>
+        </w:tc>
+        <w:tc>
+          <w:tcPr>
+            <w:tcW w:w="2167" w:type="dxa"/>
+            <w:tcBorders>
+              <w:bottom w:val="single" w:sz="4" w:space="0" w:color="auto"/>
+            </w:tcBorders>
+          </w:tcPr>
+          <w:p>
+            <w:pPr>
+              <w:rPr>
+                <w:rFonts w:eastAsiaTheme="minorEastAsia"/>
+              </w:rPr>
+            </w:pPr>
+            <w:r>
+              <w:rPr>
+                <w:rFonts w:eastAsiaTheme="minorEastAsia"/>
+              </w:rPr>
+              <w:t>20 x 100.000 €</w:t>
+            </w:r>
+          </w:p>
+        </w:tc>
+        <w:tc>
+          <w:tcPr>
+            <w:tcW w:w="2167" w:type="dxa"/>
+            <w:tcBorders>
+              <w:bottom w:val="single" w:sz="4" w:space="0" w:color="auto"/>
+            </w:tcBorders>
+          </w:tcPr>
+          <w:p>
+            <w:pPr>
+              <w:rPr>
+                <w:rFonts w:eastAsiaTheme="minorEastAsia"/>
+              </w:rPr>
+            </w:pPr>
+            <w:r>
+              <w:rPr>
+                <w:rFonts w:eastAsiaTheme="minorEastAsia"/>
+              </w:rPr>
+              <w:t>20 X 90.000 €</w:t>
+            </w:r>
+          </w:p>
+        </w:tc>
+      </w:tr>
+      <w:tr>
+        <w:tc>
+          <w:tcPr>
+            <w:tcW w:w="2166" w:type="dxa"/>
+            <w:tcBorders>
+              <w:bottom w:val="single" w:sz="18" w:space="0" w:color="auto"/>
+              <w:right w:val="single" w:sz="18" w:space="0" w:color="auto"/>
+            </w:tcBorders>
+            <w:shd w:val="clear" w:color="auto" w:fill="D9D9D9" w:themeFill="background1" w:themeFillShade="D9"/>
+          </w:tcPr>
+          <w:p>
+            <w:pPr>
+              <w:rPr>
+                <w:rFonts w:eastAsiaTheme="minorEastAsia"/>
+                <w:b/>
+                <w:bCs/>
+              </w:rPr>
+            </w:pPr>
+            <w:r>
+              <w:rPr>
+                <w:rFonts w:eastAsiaTheme="minorEastAsia"/>
+                <w:b/>
+                <w:bCs/>
+              </w:rPr>
+              <w:t>Total Net Benefit</w:t>
+            </w:r>
+          </w:p>
+        </w:tc>
+        <w:tc>
+          <w:tcPr>
+            <w:tcW w:w="2562" w:type="dxa"/>
+            <w:tcBorders>
+              <w:left w:val="single" w:sz="18" w:space="0" w:color="auto"/>
+              <w:bottom w:val="single" w:sz="18" w:space="0" w:color="auto"/>
+            </w:tcBorders>
+          </w:tcPr>
+          <w:p>
+            <w:pPr>
+              <w:rPr>
+                <w:rFonts w:eastAsiaTheme="minorEastAsia"/>
+              </w:rPr>
+            </w:pPr>
+            <w:r>
+              <w:rPr>
+                <w:rFonts w:eastAsiaTheme="minorEastAsia"/>
+              </w:rPr>
+              <w:t>1.800.000 € - 1.000.000 € - 400.000 € = 400.000 €</w:t>
+            </w:r>
+          </w:p>
+        </w:tc>
+        <w:tc>
+          <w:tcPr>
+            <w:tcW w:w="2167" w:type="dxa"/>
+            <w:tcBorders>
+              <w:bottom w:val="single" w:sz="18" w:space="0" w:color="auto"/>
+            </w:tcBorders>
+          </w:tcPr>
+          <w:p>
+            <w:pPr>
+              <w:rPr>
+                <w:rFonts w:eastAsiaTheme="minorEastAsia"/>
+              </w:rPr>
+            </w:pPr>
+            <w:r>
+              <w:rPr>
+                <w:rFonts w:eastAsiaTheme="minorEastAsia"/>
+              </w:rPr>
+              <w:t>2.000.000 € - 700.000 € - 1.200.000 € = 100.000 €</w:t>
+            </w:r>
+          </w:p>
+        </w:tc>
+        <w:tc>
+          <w:tcPr>
+            <w:tcW w:w="2167" w:type="dxa"/>
+            <w:tcBorders>
+              <w:bottom w:val="single" w:sz="18" w:space="0" w:color="auto"/>
+            </w:tcBorders>
+          </w:tcPr>
+          <w:p>
+            <w:pPr>
+              <w:rPr>
+                <w:rFonts w:eastAsiaTheme="minorEastAsia"/>
+              </w:rPr>
+            </w:pPr>
+            <w:r>
+              <w:rPr>
+                <w:rFonts w:eastAsiaTheme="minorEastAsia"/>
+              </w:rPr>
+              <w:t>1.800.000 € - 1.100.000 € - 400.000 € = 300.000 €</w:t>
+            </w:r>
+          </w:p>
+        </w:tc>
+      </w:tr>
+      <w:tr>
+        <w:tc>
+          <w:tcPr>
+            <w:tcW w:w="2166" w:type="dxa"/>
+            <w:tcBorders>
+              <w:top w:val="single" w:sz="18" w:space="0" w:color="auto"/>
+              <w:right w:val="single" w:sz="18" w:space="0" w:color="auto"/>
+            </w:tcBorders>
+            <w:shd w:val="clear" w:color="auto" w:fill="D9D9D9" w:themeFill="background1" w:themeFillShade="D9"/>
+          </w:tcPr>
+          <w:p>
+            <w:pPr>
+              <w:rPr>
+                <w:rFonts w:eastAsiaTheme="minorEastAsia"/>
+                <w:b/>
+                <w:bCs/>
+              </w:rPr>
+            </w:pPr>
+            <w:proofErr w:type="spellStart"/>
+            <w:r>
+              <w:rPr>
+                <w:rFonts w:eastAsiaTheme="minorEastAsia"/>
+                <w:b/>
+                <w:bCs/>
+              </w:rPr>
+              <w:t>Economic</w:t>
+            </w:r>
+            <w:proofErr w:type="spellEnd"/>
+            <w:r>
+              <w:rPr>
+                <w:rFonts w:eastAsiaTheme="minorEastAsia"/>
+                <w:b/>
+                <w:bCs/>
+              </w:rPr>
+              <w:t xml:space="preserve"> Scoring</w:t>
+            </w:r>
+          </w:p>
+        </w:tc>
+        <w:tc>
+          <w:tcPr>
+            <w:tcW w:w="2562" w:type="dxa"/>
+            <w:tcBorders>
+              <w:top w:val="single" w:sz="18" w:space="0" w:color="auto"/>
+              <w:left w:val="single" w:sz="18" w:space="0" w:color="auto"/>
+            </w:tcBorders>
+          </w:tcPr>
+          <w:p>
+            <w:pPr>
+              <w:rPr>
+                <w:rFonts w:eastAsiaTheme="minorEastAsia"/>
+                <w:b/>
+                <w:bCs/>
+              </w:rPr>
+            </w:pPr>
+            <w:r>
+              <w:rPr>
+                <w:rFonts w:eastAsiaTheme="minorEastAsia"/>
+                <w:b/>
+                <w:bCs/>
+              </w:rPr>
+              <w:t>4</w:t>
+            </w:r>
+          </w:p>
+          <w:p>
+            <w:pPr>
+              <w:rPr>
+                <w:rFonts w:eastAsiaTheme="minorEastAsia"/>
+                <w:b/>
+                <w:bCs/>
+              </w:rPr>
+            </w:pPr>
+          </w:p>
+        </w:tc>
+        <w:tc>
+          <w:tcPr>
+            <w:tcW w:w="2167" w:type="dxa"/>
+            <w:tcBorders>
+              <w:top w:val="single" w:sz="18" w:space="0" w:color="auto"/>
+            </w:tcBorders>
+          </w:tcPr>
+          <w:p>
+            <w:pPr>
+              <w:rPr>
+                <w:rFonts w:eastAsiaTheme="minorEastAsia"/>
+                <w:b/>
+                <w:bCs/>
+              </w:rPr>
+            </w:pPr>
+            <w:r>
+              <w:rPr>
+                <w:rFonts w:eastAsiaTheme="minorEastAsia"/>
+                <w:b/>
+                <w:bCs/>
+              </w:rPr>
+              <w:t>1</w:t>
+            </w:r>
+          </w:p>
+          <w:p>
+            <w:pPr>
+              <w:rPr>
+                <w:rFonts w:eastAsiaTheme="minorEastAsia"/>
+                <w:b/>
+                <w:bCs/>
+              </w:rPr>
+            </w:pPr>
+          </w:p>
+        </w:tc>
+        <w:tc>
+          <w:tcPr>
+            <w:tcW w:w="2167" w:type="dxa"/>
+            <w:tcBorders>
+              <w:top w:val="single" w:sz="18" w:space="0" w:color="auto"/>
+            </w:tcBorders>
+          </w:tcPr>
+          <w:p>
+            <w:pPr>
+              <w:rPr>
+                <w:rFonts w:eastAsiaTheme="minorEastAsia"/>
+                <w:b/>
+                <w:bCs/>
+              </w:rPr>
+            </w:pPr>
+            <w:r>
+              <w:rPr>
+                <w:rFonts w:eastAsiaTheme="minorEastAsia"/>
+                <w:b/>
+                <w:bCs/>
+              </w:rPr>
+              <w:t>3</w:t>
+            </w:r>
+          </w:p>
+          <w:p>
+            <w:pPr>
+              <w:rPr>
+                <w:rFonts w:eastAsiaTheme="minorEastAsia"/>
+                <w:b/>
+                <w:bCs/>
+              </w:rPr>
+            </w:pPr>
+          </w:p>
+        </w:tc>
+      </w:tr>
+    </w:tbl>
+    <w:p/>
+    <w:p>
+      <w:pPr>
+        <w:pStyle w:val="berschrift2"/>
+      </w:pPr>
+      <w:proofErr w:type="spellStart"/>
+      <w:r>
+        <w:t>Social</w:t>
+      </w:r>
+      <w:proofErr w:type="spellEnd"/>
+      <w:r>
+        <w:t xml:space="preserve"> S</w:t>
+      </w:r>
+      <w:r>
+        <w:t>core</w:t>
+      </w:r>
+    </w:p>
+    <w:p>
+      <w:r>
+        <w:t xml:space="preserve">In </w:t>
+      </w:r>
+      <w:proofErr w:type="spellStart"/>
+      <w:r>
+        <w:t>brackets</w:t>
+      </w:r>
+      <w:proofErr w:type="spellEnd"/>
+      <w:r>
+        <w:t xml:space="preserve"> </w:t>
+      </w:r>
+      <w:proofErr w:type="spellStart"/>
+      <w:r>
+        <w:t>are</w:t>
+      </w:r>
+      <w:proofErr w:type="spellEnd"/>
+      <w:r>
+        <w:t xml:space="preserve"> </w:t>
+      </w:r>
+      <w:proofErr w:type="spellStart"/>
+      <w:r>
+        <w:t>the</w:t>
+      </w:r>
+      <w:proofErr w:type="spellEnd"/>
+      <w:r>
+        <w:t xml:space="preserve"> </w:t>
+      </w:r>
+      <w:proofErr w:type="spellStart"/>
+      <w:r>
+        <w:t>points</w:t>
+      </w:r>
+      <w:proofErr w:type="spellEnd"/>
+      <w:r>
+        <w:t xml:space="preserve"> </w:t>
+      </w:r>
+      <w:proofErr w:type="spellStart"/>
+      <w:r>
+        <w:t>for</w:t>
+      </w:r>
+      <w:proofErr w:type="spellEnd"/>
+      <w:r>
+        <w:t xml:space="preserve"> </w:t>
+      </w:r>
+      <w:proofErr w:type="spellStart"/>
+      <w:r>
+        <w:t>each</w:t>
+      </w:r>
+      <w:proofErr w:type="spellEnd"/>
+      <w:r>
+        <w:t xml:space="preserve"> </w:t>
+      </w:r>
+      <w:proofErr w:type="spellStart"/>
+      <w:r>
+        <w:t>category</w:t>
+      </w:r>
+      <w:proofErr w:type="spellEnd"/>
+      <w:r>
+        <w:t xml:space="preserve">. </w:t>
+      </w:r>
+      <w:r>
+        <w:t xml:space="preserve">The </w:t>
+      </w:r>
+      <w:proofErr w:type="spellStart"/>
+      <w:r>
+        <w:t>weighted</w:t>
+      </w:r>
+      <w:proofErr w:type="spellEnd"/>
+      <w:r>
+        <w:t xml:space="preserve"> </w:t>
+      </w:r>
+      <w:proofErr w:type="spellStart"/>
+      <w:r>
+        <w:t>sum</w:t>
+      </w:r>
+      <w:proofErr w:type="spellEnd"/>
+      <w:r>
+        <w:t xml:space="preserve"> </w:t>
+      </w:r>
+      <w:proofErr w:type="spellStart"/>
+      <w:r>
+        <w:t>of</w:t>
+      </w:r>
+      <w:proofErr w:type="spellEnd"/>
+      <w:r>
+        <w:t xml:space="preserve"> all </w:t>
+      </w:r>
+      <w:proofErr w:type="spellStart"/>
+      <w:r>
+        <w:t>points</w:t>
+      </w:r>
+      <w:proofErr w:type="spellEnd"/>
+      <w:r>
+        <w:t xml:space="preserve"> </w:t>
+      </w:r>
+      <w:proofErr w:type="spellStart"/>
+      <w:r>
+        <w:t>of</w:t>
+      </w:r>
+      <w:proofErr w:type="spellEnd"/>
+      <w:r>
+        <w:t xml:space="preserve"> a </w:t>
+      </w:r>
+      <w:proofErr w:type="spellStart"/>
+      <w:r>
+        <w:t>method</w:t>
+      </w:r>
+      <w:proofErr w:type="spellEnd"/>
+      <w:r>
+        <w:t xml:space="preserve"> </w:t>
+      </w:r>
+      <w:proofErr w:type="spellStart"/>
+      <w:r>
+        <w:t>result</w:t>
+      </w:r>
+      <w:proofErr w:type="spellEnd"/>
+      <w:r>
+        <w:t xml:space="preserve"> in </w:t>
+      </w:r>
+      <w:proofErr w:type="spellStart"/>
+      <w:r>
+        <w:t>the</w:t>
+      </w:r>
+      <w:proofErr w:type="spellEnd"/>
+      <w:r>
+        <w:t xml:space="preserve"> </w:t>
+      </w:r>
+      <w:proofErr w:type="spellStart"/>
+      <w:r>
+        <w:t>final</w:t>
+      </w:r>
+      <w:proofErr w:type="spellEnd"/>
+      <w:r>
+        <w:t xml:space="preserve"> social score</w:t>
+      </w:r>
+      <w:r>
+        <w:t xml:space="preserve"> </w:t>
+      </w:r>
+    </w:p>
+    <w:p>
+      <w:r>
+        <w:t>Formula:</w:t>
       </w:r>
     </w:p>
     <w:p>
@@ -2657,25 +4013,1038 @@
             <w:rPr>
               <w:rFonts w:ascii="Cambria Math" w:hAnsi="Cambria Math"/>
             </w:rPr>
-            <m:t>1,800,000-1,100,000-400,000=300,000</m:t>
+            <m:t>Social</m:t>
           </m:r>
           <m:r>
-            <m:rPr>
-              <m:nor/>
-            </m:rPr>
-            <m:t>€</m:t>
+            <w:rPr>
+              <w:rFonts w:ascii="Cambria Math" w:hAnsi="Cambria Math"/>
+            </w:rPr>
+            <m:t>=(</m:t>
           </m:r>
           <m:r>
-            <w:br/>
+            <w:rPr>
+              <w:rFonts w:ascii="Cambria Math" w:hAnsi="Cambria Math"/>
+            </w:rPr>
+            <m:t>jobs</m:t>
+          </m:r>
+          <m:r>
+            <w:rPr>
+              <w:rFonts w:ascii="Cambria Math" w:hAnsi="Cambria Math"/>
+            </w:rPr>
+            <m:t>×0.</m:t>
+          </m:r>
+          <m:r>
+            <w:rPr>
+              <w:rFonts w:ascii="Cambria Math" w:hAnsi="Cambria Math"/>
+            </w:rPr>
+            <m:t>20</m:t>
+          </m:r>
+          <m:r>
+            <w:rPr>
+              <w:rFonts w:ascii="Cambria Math" w:hAnsi="Cambria Math"/>
+            </w:rPr>
+            <m:t>)+(</m:t>
+          </m:r>
+          <m:r>
+            <w:rPr>
+              <w:rFonts w:ascii="Cambria Math" w:hAnsi="Cambria Math"/>
+            </w:rPr>
+            <m:t>training</m:t>
+          </m:r>
+          <m:r>
+            <w:rPr>
+              <w:rFonts w:ascii="Cambria Math" w:hAnsi="Cambria Math"/>
+            </w:rPr>
+            <m:t>×0.3</m:t>
+          </m:r>
+          <m:r>
+            <w:rPr>
+              <w:rFonts w:ascii="Cambria Math" w:hAnsi="Cambria Math"/>
+            </w:rPr>
+            <m:t>0</m:t>
+          </m:r>
+          <m:r>
+            <w:rPr>
+              <w:rFonts w:ascii="Cambria Math" w:hAnsi="Cambria Math"/>
+            </w:rPr>
+            <m:t>)+(</m:t>
+          </m:r>
+          <m:r>
+            <w:rPr>
+              <w:rFonts w:ascii="Cambria Math" w:hAnsi="Cambria Math"/>
+            </w:rPr>
+            <m:t>acceptance</m:t>
+          </m:r>
+          <m:r>
+            <w:rPr>
+              <w:rFonts w:ascii="Cambria Math" w:hAnsi="Cambria Math"/>
+            </w:rPr>
+            <m:t>×0.</m:t>
+          </m:r>
+          <m:r>
+            <w:rPr>
+              <w:rFonts w:ascii="Cambria Math" w:hAnsi="Cambria Math"/>
+            </w:rPr>
+            <m:t>50</m:t>
+          </m:r>
+          <m:r>
+            <w:rPr>
+              <w:rFonts w:ascii="Cambria Math" w:hAnsi="Cambria Math"/>
+            </w:rPr>
+            <m:t>)</m:t>
           </m:r>
         </m:oMath>
       </m:oMathPara>
     </w:p>
+    <w:tbl>
+      <w:tblPr>
+        <w:tblStyle w:val="Tabellenraster"/>
+        <w:tblW w:w="0" w:type="auto"/>
+        <w:tblLook w:val="04A0" w:firstRow="1" w:lastRow="0" w:firstColumn="1" w:lastColumn="0" w:noHBand="0" w:noVBand="1"/>
+      </w:tblPr>
+      <w:tblGrid>
+        <w:gridCol w:w="1838"/>
+        <w:gridCol w:w="2410"/>
+        <w:gridCol w:w="2410"/>
+        <w:gridCol w:w="2404"/>
+      </w:tblGrid>
+      <w:tr>
+        <w:tc>
+          <w:tcPr>
+            <w:tcW w:w="1838" w:type="dxa"/>
+            <w:tcBorders>
+              <w:bottom w:val="single" w:sz="18" w:space="0" w:color="auto"/>
+              <w:right w:val="single" w:sz="18" w:space="0" w:color="auto"/>
+            </w:tcBorders>
+            <w:shd w:val="clear" w:color="auto" w:fill="D9D9D9" w:themeFill="background1" w:themeFillShade="D9"/>
+          </w:tcPr>
+          <w:p>
+            <w:pPr>
+              <w:rPr>
+                <w:rFonts w:eastAsiaTheme="minorEastAsia"/>
+              </w:rPr>
+            </w:pPr>
+            <w:r>
+              <w:rPr>
+                <w:rFonts w:eastAsiaTheme="minorEastAsia"/>
+              </w:rPr>
+              <w:lastRenderedPageBreak/>
+              <w:t>Method</w:t>
+            </w:r>
+          </w:p>
+        </w:tc>
+        <w:tc>
+          <w:tcPr>
+            <w:tcW w:w="2410" w:type="dxa"/>
+            <w:tcBorders>
+              <w:left w:val="single" w:sz="18" w:space="0" w:color="auto"/>
+              <w:bottom w:val="single" w:sz="18" w:space="0" w:color="auto"/>
+            </w:tcBorders>
+          </w:tcPr>
+          <w:p>
+            <w:pPr>
+              <w:rPr>
+                <w:rFonts w:eastAsiaTheme="minorEastAsia"/>
+                <w:b/>
+                <w:bCs/>
+              </w:rPr>
+            </w:pPr>
+            <w:r>
+              <w:rPr>
+                <w:rFonts w:eastAsiaTheme="minorEastAsia"/>
+                <w:b/>
+                <w:bCs/>
+              </w:rPr>
+              <w:t>Heat Evaporation</w:t>
+            </w:r>
+          </w:p>
+        </w:tc>
+        <w:tc>
+          <w:tcPr>
+            <w:tcW w:w="2410" w:type="dxa"/>
+            <w:tcBorders>
+              <w:bottom w:val="single" w:sz="18" w:space="0" w:color="auto"/>
+            </w:tcBorders>
+          </w:tcPr>
+          <w:p>
+            <w:pPr>
+              <w:rPr>
+                <w:b/>
+                <w:bCs/>
+              </w:rPr>
+            </w:pPr>
+            <w:r>
+              <w:rPr>
+                <w:b/>
+                <w:bCs/>
+              </w:rPr>
+              <w:t>Vacuum Evaporation</w:t>
+            </w:r>
+          </w:p>
+        </w:tc>
+        <w:tc>
+          <w:tcPr>
+            <w:tcW w:w="2404" w:type="dxa"/>
+            <w:tcBorders>
+              <w:bottom w:val="single" w:sz="18" w:space="0" w:color="auto"/>
+            </w:tcBorders>
+          </w:tcPr>
+          <w:p>
+            <w:pPr>
+              <w:rPr>
+                <w:rFonts w:eastAsiaTheme="minorEastAsia"/>
+                <w:b/>
+                <w:bCs/>
+              </w:rPr>
+            </w:pPr>
+            <w:proofErr w:type="spellStart"/>
+            <w:r>
+              <w:rPr>
+                <w:b/>
+                <w:bCs/>
+              </w:rPr>
+              <w:t>Distillation</w:t>
+            </w:r>
+            <w:proofErr w:type="spellEnd"/>
+          </w:p>
+        </w:tc>
+      </w:tr>
+      <w:tr>
+        <w:tc>
+          <w:tcPr>
+            <w:tcW w:w="1838" w:type="dxa"/>
+            <w:tcBorders>
+              <w:top w:val="single" w:sz="18" w:space="0" w:color="auto"/>
+              <w:right w:val="single" w:sz="18" w:space="0" w:color="auto"/>
+            </w:tcBorders>
+            <w:shd w:val="clear" w:color="auto" w:fill="D9D9D9" w:themeFill="background1" w:themeFillShade="D9"/>
+          </w:tcPr>
+          <w:p>
+            <w:pPr>
+              <w:rPr>
+                <w:rFonts w:eastAsiaTheme="minorEastAsia"/>
+              </w:rPr>
+            </w:pPr>
+            <w:r>
+              <w:rPr>
+                <w:rFonts w:eastAsiaTheme="minorEastAsia"/>
+              </w:rPr>
+              <w:t xml:space="preserve">Number </w:t>
+            </w:r>
+            <w:proofErr w:type="spellStart"/>
+            <w:r>
+              <w:rPr>
+                <w:rFonts w:eastAsiaTheme="minorEastAsia"/>
+              </w:rPr>
+              <w:t>of</w:t>
+            </w:r>
+            <w:proofErr w:type="spellEnd"/>
+            <w:r>
+              <w:rPr>
+                <w:rFonts w:eastAsiaTheme="minorEastAsia"/>
+              </w:rPr>
+              <w:t xml:space="preserve"> </w:t>
+            </w:r>
+            <w:proofErr w:type="spellStart"/>
+            <w:r>
+              <w:rPr>
+                <w:rFonts w:eastAsiaTheme="minorEastAsia"/>
+              </w:rPr>
+              <w:t>jobs</w:t>
+            </w:r>
+            <w:proofErr w:type="spellEnd"/>
+          </w:p>
+          <w:p>
+            <w:pPr>
+              <w:rPr>
+                <w:rFonts w:eastAsiaTheme="minorEastAsia"/>
+              </w:rPr>
+            </w:pPr>
+            <w:r>
+              <w:rPr>
+                <w:rFonts w:eastAsiaTheme="minorEastAsia"/>
+              </w:rPr>
+              <w:t>(20 %)</w:t>
+            </w:r>
+          </w:p>
+        </w:tc>
+        <w:tc>
+          <w:tcPr>
+            <w:tcW w:w="2410" w:type="dxa"/>
+            <w:tcBorders>
+              <w:top w:val="single" w:sz="18" w:space="0" w:color="auto"/>
+              <w:left w:val="single" w:sz="18" w:space="0" w:color="auto"/>
+            </w:tcBorders>
+          </w:tcPr>
+          <w:p>
+            <w:pPr>
+              <w:rPr>
+                <w:rFonts w:eastAsiaTheme="minorEastAsia"/>
+              </w:rPr>
+            </w:pPr>
+            <w:r>
+              <w:rPr>
+                <w:rFonts w:eastAsiaTheme="minorEastAsia"/>
+              </w:rPr>
+              <w:t>5</w:t>
+            </w:r>
+          </w:p>
+          <w:p>
+            <w:pPr>
+              <w:rPr>
+                <w:rFonts w:eastAsiaTheme="minorEastAsia"/>
+              </w:rPr>
+            </w:pPr>
+            <w:r>
+              <w:rPr>
+                <w:rFonts w:eastAsiaTheme="minorEastAsia"/>
+              </w:rPr>
+              <w:t>(3</w:t>
+            </w:r>
+            <w:r>
+              <w:rPr>
+                <w:rFonts w:eastAsiaTheme="minorEastAsia"/>
+              </w:rPr>
+              <w:t xml:space="preserve"> </w:t>
+            </w:r>
+            <w:proofErr w:type="spellStart"/>
+            <w:r>
+              <w:rPr>
+                <w:rFonts w:eastAsiaTheme="minorEastAsia"/>
+              </w:rPr>
+              <w:t>points</w:t>
+            </w:r>
+            <w:proofErr w:type="spellEnd"/>
+            <w:r>
+              <w:rPr>
+                <w:rFonts w:eastAsiaTheme="minorEastAsia"/>
+              </w:rPr>
+              <w:t>)</w:t>
+            </w:r>
+          </w:p>
+        </w:tc>
+        <w:tc>
+          <w:tcPr>
+            <w:tcW w:w="2410" w:type="dxa"/>
+            <w:tcBorders>
+              <w:top w:val="single" w:sz="18" w:space="0" w:color="auto"/>
+            </w:tcBorders>
+          </w:tcPr>
+          <w:p>
+            <w:pPr>
+              <w:rPr>
+                <w:rFonts w:eastAsiaTheme="minorEastAsia"/>
+              </w:rPr>
+            </w:pPr>
+            <w:r>
+              <w:rPr>
+                <w:rFonts w:eastAsiaTheme="minorEastAsia"/>
+              </w:rPr>
+              <w:t>7</w:t>
+            </w:r>
+          </w:p>
+          <w:p>
+            <w:pPr>
+              <w:rPr>
+                <w:rFonts w:eastAsiaTheme="minorEastAsia"/>
+              </w:rPr>
+            </w:pPr>
+            <w:r>
+              <w:rPr>
+                <w:rFonts w:eastAsiaTheme="minorEastAsia"/>
+              </w:rPr>
+              <w:t>(4</w:t>
+            </w:r>
+            <w:r>
+              <w:rPr>
+                <w:rFonts w:eastAsiaTheme="minorEastAsia"/>
+              </w:rPr>
+              <w:t xml:space="preserve"> </w:t>
+            </w:r>
+            <w:proofErr w:type="spellStart"/>
+            <w:r>
+              <w:rPr>
+                <w:rFonts w:eastAsiaTheme="minorEastAsia"/>
+              </w:rPr>
+              <w:t>points</w:t>
+            </w:r>
+            <w:proofErr w:type="spellEnd"/>
+            <w:r>
+              <w:rPr>
+                <w:rFonts w:eastAsiaTheme="minorEastAsia"/>
+              </w:rPr>
+              <w:t>)</w:t>
+            </w:r>
+          </w:p>
+        </w:tc>
+        <w:tc>
+          <w:tcPr>
+            <w:tcW w:w="2404" w:type="dxa"/>
+            <w:tcBorders>
+              <w:top w:val="single" w:sz="18" w:space="0" w:color="auto"/>
+            </w:tcBorders>
+          </w:tcPr>
+          <w:p>
+            <w:pPr>
+              <w:rPr>
+                <w:rFonts w:eastAsiaTheme="minorEastAsia"/>
+              </w:rPr>
+            </w:pPr>
+            <w:r>
+              <w:rPr>
+                <w:rFonts w:eastAsiaTheme="minorEastAsia"/>
+              </w:rPr>
+              <w:t>8</w:t>
+            </w:r>
+          </w:p>
+          <w:p>
+            <w:pPr>
+              <w:rPr>
+                <w:rFonts w:eastAsiaTheme="minorEastAsia"/>
+              </w:rPr>
+            </w:pPr>
+            <w:r>
+              <w:rPr>
+                <w:rFonts w:eastAsiaTheme="minorEastAsia"/>
+              </w:rPr>
+              <w:t>(5</w:t>
+            </w:r>
+            <w:r>
+              <w:rPr>
+                <w:rFonts w:eastAsiaTheme="minorEastAsia"/>
+              </w:rPr>
+              <w:t xml:space="preserve"> </w:t>
+            </w:r>
+            <w:proofErr w:type="spellStart"/>
+            <w:r>
+              <w:rPr>
+                <w:rFonts w:eastAsiaTheme="minorEastAsia"/>
+              </w:rPr>
+              <w:t>points</w:t>
+            </w:r>
+            <w:proofErr w:type="spellEnd"/>
+            <w:r>
+              <w:rPr>
+                <w:rFonts w:eastAsiaTheme="minorEastAsia"/>
+              </w:rPr>
+              <w:t>)</w:t>
+            </w:r>
+          </w:p>
+        </w:tc>
+      </w:tr>
+      <w:tr>
+        <w:tc>
+          <w:tcPr>
+            <w:tcW w:w="1838" w:type="dxa"/>
+            <w:tcBorders>
+              <w:bottom w:val="single" w:sz="4" w:space="0" w:color="auto"/>
+              <w:right w:val="single" w:sz="18" w:space="0" w:color="auto"/>
+            </w:tcBorders>
+            <w:shd w:val="clear" w:color="auto" w:fill="D9D9D9" w:themeFill="background1" w:themeFillShade="D9"/>
+          </w:tcPr>
+          <w:p>
+            <w:pPr>
+              <w:rPr>
+                <w:rFonts w:eastAsiaTheme="minorEastAsia"/>
+              </w:rPr>
+            </w:pPr>
+            <w:r>
+              <w:rPr>
+                <w:rFonts w:eastAsiaTheme="minorEastAsia"/>
+              </w:rPr>
+              <w:t xml:space="preserve">Training </w:t>
+            </w:r>
+            <w:proofErr w:type="spellStart"/>
+            <w:r>
+              <w:rPr>
+                <w:rFonts w:eastAsiaTheme="minorEastAsia"/>
+              </w:rPr>
+              <w:t>opportunities</w:t>
+            </w:r>
+            <w:proofErr w:type="spellEnd"/>
+            <w:r>
+              <w:rPr>
+                <w:rFonts w:eastAsiaTheme="minorEastAsia"/>
+              </w:rPr>
+              <w:t xml:space="preserve"> </w:t>
+            </w:r>
+          </w:p>
+          <w:p>
+            <w:pPr>
+              <w:rPr>
+                <w:rFonts w:eastAsiaTheme="minorEastAsia"/>
+              </w:rPr>
+            </w:pPr>
+            <w:r>
+              <w:rPr>
+                <w:rFonts w:eastAsiaTheme="minorEastAsia"/>
+              </w:rPr>
+              <w:t>(30 %)</w:t>
+            </w:r>
+          </w:p>
+        </w:tc>
+        <w:tc>
+          <w:tcPr>
+            <w:tcW w:w="2410" w:type="dxa"/>
+            <w:tcBorders>
+              <w:left w:val="single" w:sz="18" w:space="0" w:color="auto"/>
+              <w:bottom w:val="single" w:sz="4" w:space="0" w:color="auto"/>
+            </w:tcBorders>
+          </w:tcPr>
+          <w:p>
+            <w:pPr>
+              <w:rPr>
+                <w:rFonts w:eastAsiaTheme="minorEastAsia"/>
+              </w:rPr>
+            </w:pPr>
+            <w:r>
+              <w:rPr>
+                <w:rFonts w:eastAsiaTheme="minorEastAsia"/>
+              </w:rPr>
+              <w:t>M</w:t>
+            </w:r>
+            <w:r>
+              <w:rPr>
+                <w:rFonts w:eastAsiaTheme="minorEastAsia"/>
+              </w:rPr>
+              <w:t>iddle</w:t>
+            </w:r>
+          </w:p>
+          <w:p>
+            <w:pPr>
+              <w:rPr>
+                <w:rFonts w:eastAsiaTheme="minorEastAsia"/>
+              </w:rPr>
+            </w:pPr>
+            <w:r>
+              <w:rPr>
+                <w:rFonts w:eastAsiaTheme="minorEastAsia"/>
+              </w:rPr>
+              <w:t>(2</w:t>
+            </w:r>
+            <w:r>
+              <w:rPr>
+                <w:rFonts w:eastAsiaTheme="minorEastAsia"/>
+              </w:rPr>
+              <w:t xml:space="preserve"> </w:t>
+            </w:r>
+            <w:proofErr w:type="spellStart"/>
+            <w:r>
+              <w:rPr>
+                <w:rFonts w:eastAsiaTheme="minorEastAsia"/>
+              </w:rPr>
+              <w:t>points</w:t>
+            </w:r>
+            <w:proofErr w:type="spellEnd"/>
+            <w:r>
+              <w:rPr>
+                <w:rFonts w:eastAsiaTheme="minorEastAsia"/>
+              </w:rPr>
+              <w:t>)</w:t>
+            </w:r>
+          </w:p>
+        </w:tc>
+        <w:tc>
+          <w:tcPr>
+            <w:tcW w:w="2410" w:type="dxa"/>
+            <w:tcBorders>
+              <w:bottom w:val="single" w:sz="4" w:space="0" w:color="auto"/>
+            </w:tcBorders>
+          </w:tcPr>
+          <w:p>
+            <w:pPr>
+              <w:rPr>
+                <w:rFonts w:eastAsiaTheme="minorEastAsia"/>
+              </w:rPr>
+            </w:pPr>
+            <w:r>
+              <w:rPr>
+                <w:rFonts w:eastAsiaTheme="minorEastAsia"/>
+              </w:rPr>
+              <w:t>H</w:t>
+            </w:r>
+            <w:r>
+              <w:rPr>
+                <w:rFonts w:eastAsiaTheme="minorEastAsia"/>
+              </w:rPr>
+              <w:t>igh</w:t>
+            </w:r>
+          </w:p>
+          <w:p>
+            <w:pPr>
+              <w:rPr>
+                <w:rFonts w:eastAsiaTheme="minorEastAsia"/>
+              </w:rPr>
+            </w:pPr>
+            <w:r>
+              <w:rPr>
+                <w:rFonts w:eastAsiaTheme="minorEastAsia"/>
+              </w:rPr>
+              <w:t>(3</w:t>
+            </w:r>
+            <w:r>
+              <w:rPr>
+                <w:rFonts w:eastAsiaTheme="minorEastAsia"/>
+              </w:rPr>
+              <w:t xml:space="preserve"> </w:t>
+            </w:r>
+            <w:proofErr w:type="spellStart"/>
+            <w:r>
+              <w:rPr>
+                <w:rFonts w:eastAsiaTheme="minorEastAsia"/>
+              </w:rPr>
+              <w:t>points</w:t>
+            </w:r>
+            <w:proofErr w:type="spellEnd"/>
+            <w:r>
+              <w:rPr>
+                <w:rFonts w:eastAsiaTheme="minorEastAsia"/>
+              </w:rPr>
+              <w:t>)</w:t>
+            </w:r>
+          </w:p>
+        </w:tc>
+        <w:tc>
+          <w:tcPr>
+            <w:tcW w:w="2404" w:type="dxa"/>
+            <w:tcBorders>
+              <w:bottom w:val="single" w:sz="4" w:space="0" w:color="auto"/>
+            </w:tcBorders>
+          </w:tcPr>
+          <w:p>
+            <w:pPr>
+              <w:rPr>
+                <w:rFonts w:eastAsiaTheme="minorEastAsia"/>
+              </w:rPr>
+            </w:pPr>
+            <w:r>
+              <w:rPr>
+                <w:rFonts w:eastAsiaTheme="minorEastAsia"/>
+              </w:rPr>
+              <w:t>M</w:t>
+            </w:r>
+            <w:r>
+              <w:rPr>
+                <w:rFonts w:eastAsiaTheme="minorEastAsia"/>
+              </w:rPr>
+              <w:t>iddle</w:t>
+            </w:r>
+          </w:p>
+          <w:p>
+            <w:pPr>
+              <w:rPr>
+                <w:rFonts w:eastAsiaTheme="minorEastAsia"/>
+              </w:rPr>
+            </w:pPr>
+            <w:r>
+              <w:rPr>
+                <w:rFonts w:eastAsiaTheme="minorEastAsia"/>
+              </w:rPr>
+              <w:t>(2</w:t>
+            </w:r>
+            <w:r>
+              <w:rPr>
+                <w:rFonts w:eastAsiaTheme="minorEastAsia"/>
+              </w:rPr>
+              <w:t xml:space="preserve"> </w:t>
+            </w:r>
+            <w:proofErr w:type="spellStart"/>
+            <w:r>
+              <w:rPr>
+                <w:rFonts w:eastAsiaTheme="minorEastAsia"/>
+              </w:rPr>
+              <w:t>points</w:t>
+            </w:r>
+            <w:proofErr w:type="spellEnd"/>
+            <w:r>
+              <w:rPr>
+                <w:rFonts w:eastAsiaTheme="minorEastAsia"/>
+              </w:rPr>
+              <w:t>)</w:t>
+            </w:r>
+          </w:p>
+        </w:tc>
+      </w:tr>
+      <w:tr>
+        <w:tc>
+          <w:tcPr>
+            <w:tcW w:w="1838" w:type="dxa"/>
+            <w:tcBorders>
+              <w:bottom w:val="single" w:sz="18" w:space="0" w:color="auto"/>
+              <w:right w:val="single" w:sz="18" w:space="0" w:color="auto"/>
+            </w:tcBorders>
+            <w:shd w:val="clear" w:color="auto" w:fill="D9D9D9" w:themeFill="background1" w:themeFillShade="D9"/>
+          </w:tcPr>
+          <w:p>
+            <w:pPr>
+              <w:rPr>
+                <w:rFonts w:eastAsiaTheme="minorEastAsia"/>
+              </w:rPr>
+            </w:pPr>
+            <w:r>
+              <w:rPr>
+                <w:rFonts w:eastAsiaTheme="minorEastAsia"/>
+              </w:rPr>
+              <w:t xml:space="preserve">Community </w:t>
+            </w:r>
+            <w:proofErr w:type="spellStart"/>
+            <w:r>
+              <w:rPr>
+                <w:rFonts w:eastAsiaTheme="minorEastAsia"/>
+              </w:rPr>
+              <w:t>acceptance</w:t>
+            </w:r>
+            <w:proofErr w:type="spellEnd"/>
+          </w:p>
+          <w:p>
+            <w:pPr>
+              <w:rPr>
+                <w:rFonts w:eastAsiaTheme="minorEastAsia"/>
+              </w:rPr>
+            </w:pPr>
+            <w:r>
+              <w:rPr>
+                <w:rFonts w:eastAsiaTheme="minorEastAsia"/>
+              </w:rPr>
+              <w:t>(50 %)</w:t>
+            </w:r>
+          </w:p>
+        </w:tc>
+        <w:tc>
+          <w:tcPr>
+            <w:tcW w:w="2410" w:type="dxa"/>
+            <w:tcBorders>
+              <w:left w:val="single" w:sz="18" w:space="0" w:color="auto"/>
+              <w:bottom w:val="single" w:sz="18" w:space="0" w:color="auto"/>
+            </w:tcBorders>
+          </w:tcPr>
+          <w:p>
+            <w:pPr>
+              <w:rPr>
+                <w:rFonts w:eastAsiaTheme="minorEastAsia"/>
+              </w:rPr>
+            </w:pPr>
+            <w:r>
+              <w:rPr>
+                <w:rFonts w:eastAsiaTheme="minorEastAsia"/>
+              </w:rPr>
+              <w:t>L</w:t>
+            </w:r>
+            <w:r>
+              <w:rPr>
+                <w:rFonts w:eastAsiaTheme="minorEastAsia"/>
+              </w:rPr>
+              <w:t>ow</w:t>
+            </w:r>
+          </w:p>
+          <w:p>
+            <w:pPr>
+              <w:rPr>
+                <w:rFonts w:eastAsiaTheme="minorEastAsia"/>
+              </w:rPr>
+            </w:pPr>
+            <w:r>
+              <w:rPr>
+                <w:rFonts w:eastAsiaTheme="minorEastAsia"/>
+              </w:rPr>
+              <w:t>(1</w:t>
+            </w:r>
+            <w:r>
+              <w:rPr>
+                <w:rFonts w:eastAsiaTheme="minorEastAsia"/>
+              </w:rPr>
+              <w:t xml:space="preserve"> </w:t>
+            </w:r>
+            <w:proofErr w:type="spellStart"/>
+            <w:r>
+              <w:rPr>
+                <w:rFonts w:eastAsiaTheme="minorEastAsia"/>
+              </w:rPr>
+              <w:t>point</w:t>
+            </w:r>
+            <w:proofErr w:type="spellEnd"/>
+            <w:r>
+              <w:rPr>
+                <w:rFonts w:eastAsiaTheme="minorEastAsia"/>
+              </w:rPr>
+              <w:t>)</w:t>
+            </w:r>
+          </w:p>
+        </w:tc>
+        <w:tc>
+          <w:tcPr>
+            <w:tcW w:w="2410" w:type="dxa"/>
+            <w:tcBorders>
+              <w:bottom w:val="single" w:sz="18" w:space="0" w:color="auto"/>
+            </w:tcBorders>
+          </w:tcPr>
+          <w:p>
+            <w:pPr>
+              <w:rPr>
+                <w:rFonts w:eastAsiaTheme="minorEastAsia"/>
+              </w:rPr>
+            </w:pPr>
+            <w:r>
+              <w:rPr>
+                <w:rFonts w:eastAsiaTheme="minorEastAsia"/>
+              </w:rPr>
+              <w:t>H</w:t>
+            </w:r>
+            <w:r>
+              <w:rPr>
+                <w:rFonts w:eastAsiaTheme="minorEastAsia"/>
+              </w:rPr>
+              <w:t>igh</w:t>
+            </w:r>
+          </w:p>
+          <w:p>
+            <w:pPr>
+              <w:rPr>
+                <w:rFonts w:eastAsiaTheme="minorEastAsia"/>
+              </w:rPr>
+            </w:pPr>
+            <w:r>
+              <w:rPr>
+                <w:rFonts w:eastAsiaTheme="minorEastAsia"/>
+              </w:rPr>
+              <w:t>(3</w:t>
+            </w:r>
+            <w:r>
+              <w:rPr>
+                <w:rFonts w:eastAsiaTheme="minorEastAsia"/>
+              </w:rPr>
+              <w:t xml:space="preserve"> </w:t>
+            </w:r>
+            <w:proofErr w:type="spellStart"/>
+            <w:r>
+              <w:rPr>
+                <w:rFonts w:eastAsiaTheme="minorEastAsia"/>
+              </w:rPr>
+              <w:t>points</w:t>
+            </w:r>
+            <w:proofErr w:type="spellEnd"/>
+            <w:r>
+              <w:rPr>
+                <w:rFonts w:eastAsiaTheme="minorEastAsia"/>
+              </w:rPr>
+              <w:t>)</w:t>
+            </w:r>
+          </w:p>
+        </w:tc>
+        <w:tc>
+          <w:tcPr>
+            <w:tcW w:w="2404" w:type="dxa"/>
+            <w:tcBorders>
+              <w:bottom w:val="single" w:sz="18" w:space="0" w:color="auto"/>
+            </w:tcBorders>
+          </w:tcPr>
+          <w:p>
+            <w:pPr>
+              <w:rPr>
+                <w:rFonts w:eastAsiaTheme="minorEastAsia"/>
+              </w:rPr>
+            </w:pPr>
+            <w:r>
+              <w:rPr>
+                <w:rFonts w:eastAsiaTheme="minorEastAsia"/>
+              </w:rPr>
+              <w:t>L</w:t>
+            </w:r>
+            <w:r>
+              <w:rPr>
+                <w:rFonts w:eastAsiaTheme="minorEastAsia"/>
+              </w:rPr>
+              <w:t>ow</w:t>
+            </w:r>
+          </w:p>
+          <w:p>
+            <w:pPr>
+              <w:rPr>
+                <w:rFonts w:eastAsiaTheme="minorEastAsia"/>
+              </w:rPr>
+            </w:pPr>
+            <w:r>
+              <w:rPr>
+                <w:rFonts w:eastAsiaTheme="minorEastAsia"/>
+              </w:rPr>
+              <w:t>(1</w:t>
+            </w:r>
+            <w:r>
+              <w:rPr>
+                <w:rFonts w:eastAsiaTheme="minorEastAsia"/>
+              </w:rPr>
+              <w:t xml:space="preserve"> </w:t>
+            </w:r>
+            <w:proofErr w:type="spellStart"/>
+            <w:r>
+              <w:rPr>
+                <w:rFonts w:eastAsiaTheme="minorEastAsia"/>
+              </w:rPr>
+              <w:t>point</w:t>
+            </w:r>
+            <w:proofErr w:type="spellEnd"/>
+            <w:r>
+              <w:rPr>
+                <w:rFonts w:eastAsiaTheme="minorEastAsia"/>
+              </w:rPr>
+              <w:t>)</w:t>
+            </w:r>
+          </w:p>
+        </w:tc>
+      </w:tr>
+      <w:tr>
+        <w:tc>
+          <w:tcPr>
+            <w:tcW w:w="1838" w:type="dxa"/>
+            <w:tcBorders>
+              <w:top w:val="single" w:sz="18" w:space="0" w:color="auto"/>
+              <w:right w:val="single" w:sz="18" w:space="0" w:color="auto"/>
+            </w:tcBorders>
+            <w:shd w:val="clear" w:color="auto" w:fill="D9D9D9" w:themeFill="background1" w:themeFillShade="D9"/>
+          </w:tcPr>
+          <w:p>
+            <w:pPr>
+              <w:rPr>
+                <w:rFonts w:eastAsiaTheme="minorEastAsia"/>
+                <w:b/>
+                <w:bCs/>
+              </w:rPr>
+            </w:pPr>
+            <w:proofErr w:type="spellStart"/>
+            <w:r>
+              <w:rPr>
+                <w:rFonts w:eastAsiaTheme="minorEastAsia"/>
+                <w:b/>
+                <w:bCs/>
+              </w:rPr>
+              <w:t>Social</w:t>
+            </w:r>
+            <w:proofErr w:type="spellEnd"/>
+            <w:r>
+              <w:rPr>
+                <w:rFonts w:eastAsiaTheme="minorEastAsia"/>
+                <w:b/>
+                <w:bCs/>
+              </w:rPr>
+              <w:t xml:space="preserve"> Scoring</w:t>
+            </w:r>
+          </w:p>
+        </w:tc>
+        <w:tc>
+          <w:tcPr>
+            <w:tcW w:w="2410" w:type="dxa"/>
+            <w:tcBorders>
+              <w:top w:val="single" w:sz="18" w:space="0" w:color="auto"/>
+              <w:left w:val="single" w:sz="18" w:space="0" w:color="auto"/>
+            </w:tcBorders>
+          </w:tcPr>
+          <w:p>
+            <w:pPr>
+              <w:rPr>
+                <w:rFonts w:eastAsiaTheme="minorEastAsia"/>
+                <w:b/>
+                <w:bCs/>
+              </w:rPr>
+            </w:pPr>
+            <w:r>
+              <w:rPr>
+                <w:rFonts w:eastAsiaTheme="minorEastAsia"/>
+                <w:b/>
+                <w:bCs/>
+              </w:rPr>
+              <w:t>1,7</w:t>
+            </w:r>
+          </w:p>
+        </w:tc>
+        <w:tc>
+          <w:tcPr>
+            <w:tcW w:w="2410" w:type="dxa"/>
+            <w:tcBorders>
+              <w:top w:val="single" w:sz="18" w:space="0" w:color="auto"/>
+            </w:tcBorders>
+          </w:tcPr>
+          <w:p>
+            <w:pPr>
+              <w:rPr>
+                <w:rFonts w:eastAsiaTheme="minorEastAsia"/>
+                <w:b/>
+                <w:bCs/>
+              </w:rPr>
+            </w:pPr>
+            <w:r>
+              <w:rPr>
+                <w:rFonts w:eastAsiaTheme="minorEastAsia"/>
+                <w:b/>
+                <w:bCs/>
+              </w:rPr>
+              <w:t>3,3</w:t>
+            </w:r>
+          </w:p>
+        </w:tc>
+        <w:tc>
+          <w:tcPr>
+            <w:tcW w:w="2404" w:type="dxa"/>
+            <w:tcBorders>
+              <w:top w:val="single" w:sz="18" w:space="0" w:color="auto"/>
+            </w:tcBorders>
+          </w:tcPr>
+          <w:p>
+            <w:pPr>
+              <w:rPr>
+                <w:rFonts w:eastAsiaTheme="minorEastAsia"/>
+                <w:b/>
+                <w:bCs/>
+              </w:rPr>
+            </w:pPr>
+            <w:r>
+              <w:rPr>
+                <w:rFonts w:eastAsiaTheme="minorEastAsia"/>
+                <w:b/>
+                <w:bCs/>
+              </w:rPr>
+              <w:t>2</w:t>
+            </w:r>
+            <w:r>
+              <w:rPr>
+                <w:rFonts w:eastAsiaTheme="minorEastAsia"/>
+                <w:b/>
+                <w:bCs/>
+              </w:rPr>
+              <w:t>,</w:t>
+            </w:r>
+            <w:r>
+              <w:rPr>
+                <w:rFonts w:eastAsiaTheme="minorEastAsia"/>
+                <w:b/>
+                <w:bCs/>
+              </w:rPr>
+              <w:t>1</w:t>
+            </w:r>
+          </w:p>
+        </w:tc>
+      </w:tr>
+    </w:tbl>
+    <w:p/>
     <w:p>
-      <w:r>
-        <w:pict w14:anchorId="081EAFDE">
-          <v:rect id="_x0000_i1132" style="width:0;height:1.5pt" o:hralign="center" o:hrstd="t" o:hr="t" fillcolor="#a0a0a0" stroked="f"/>
-        </w:pict>
+      <w:pPr>
+        <w:pStyle w:val="berschrift2"/>
+      </w:pPr>
+      <w:r>
+        <w:t>Overall</w:t>
+      </w:r>
+      <w:r>
+        <w:t xml:space="preserve"> </w:t>
+      </w:r>
+      <w:r>
+        <w:t>S</w:t>
+      </w:r>
+      <w:r>
+        <w:t>coring</w:t>
+      </w:r>
+    </w:p>
+    <w:p>
+      <w:r>
+        <w:t>Formula:</w:t>
       </w:r>
     </w:p>
     <w:p>
@@ -2685,897 +5054,6 @@
           <w:bCs/>
         </w:rPr>
       </w:pPr>
-      <w:proofErr w:type="spellStart"/>
-      <w:r>
-        <w:rPr>
-          <w:b/>
-          <w:bCs/>
-        </w:rPr>
-        <w:t>Economic</w:t>
-      </w:r>
-      <w:proofErr w:type="spellEnd"/>
-      <w:r>
-        <w:rPr>
-          <w:b/>
-          <w:bCs/>
-        </w:rPr>
-        <w:t xml:space="preserve"> Scoring</w:t>
-      </w:r>
-    </w:p>
-    <w:p>
-      <w:r>
-        <w:t xml:space="preserve">Ranking </w:t>
-      </w:r>
-      <w:proofErr w:type="spellStart"/>
-      <w:r>
-        <w:t>profitability</w:t>
-      </w:r>
-      <w:proofErr w:type="spellEnd"/>
-      <w:r>
-        <w:t>:</w:t>
-      </w:r>
-    </w:p>
-    <w:tbl>
-      <w:tblPr>
-        <w:tblW w:w="0" w:type="auto"/>
-        <w:tblCellSpacing w:w="15" w:type="dxa"/>
-        <w:tblCellMar>
-          <w:top w:w="15" w:type="dxa"/>
-          <w:left w:w="15" w:type="dxa"/>
-          <w:bottom w:w="15" w:type="dxa"/>
-          <w:right w:w="15" w:type="dxa"/>
-        </w:tblCellMar>
-        <w:tblLook w:val="04A0" w:firstRow="1" w:lastRow="0" w:firstColumn="1" w:lastColumn="0" w:noHBand="0" w:noVBand="1"/>
-      </w:tblPr>
-      <w:tblGrid>
-        <w:gridCol w:w="2212"/>
-        <w:gridCol w:w="1603"/>
-        <w:gridCol w:w="710"/>
-      </w:tblGrid>
-      <w:tr>
-        <w:trPr>
-          <w:tblHeader/>
-          <w:tblCellSpacing w:w="15" w:type="dxa"/>
-        </w:trPr>
-        <w:tc>
-          <w:tcPr>
-            <w:tcW w:w="0" w:type="auto"/>
-            <w:vAlign w:val="center"/>
-            <w:hideMark/>
-          </w:tcPr>
-          <w:p>
-            <w:pPr>
-              <w:rPr>
-                <w:b/>
-                <w:bCs/>
-              </w:rPr>
-            </w:pPr>
-            <w:r>
-              <w:rPr>
-                <w:b/>
-                <w:bCs/>
-              </w:rPr>
-              <w:t>Method</w:t>
-            </w:r>
-          </w:p>
-        </w:tc>
-        <w:tc>
-          <w:tcPr>
-            <w:tcW w:w="0" w:type="auto"/>
-            <w:vAlign w:val="center"/>
-            <w:hideMark/>
-          </w:tcPr>
-          <w:p>
-            <w:pPr>
-              <w:rPr>
-                <w:b/>
-                <w:bCs/>
-              </w:rPr>
-            </w:pPr>
-            <w:r>
-              <w:rPr>
-                <w:b/>
-                <w:bCs/>
-              </w:rPr>
-              <w:t>Net Benefit (€)</w:t>
-            </w:r>
-          </w:p>
-        </w:tc>
-        <w:tc>
-          <w:tcPr>
-            <w:tcW w:w="0" w:type="auto"/>
-            <w:vAlign w:val="center"/>
-            <w:hideMark/>
-          </w:tcPr>
-          <w:p>
-            <w:pPr>
-              <w:rPr>
-                <w:b/>
-                <w:bCs/>
-              </w:rPr>
-            </w:pPr>
-            <w:r>
-              <w:rPr>
-                <w:b/>
-                <w:bCs/>
-              </w:rPr>
-              <w:t>Score</w:t>
-            </w:r>
-          </w:p>
-        </w:tc>
-      </w:tr>
-      <w:tr>
-        <w:trPr>
-          <w:tblCellSpacing w:w="15" w:type="dxa"/>
-        </w:trPr>
-        <w:tc>
-          <w:tcPr>
-            <w:tcW w:w="0" w:type="auto"/>
-            <w:vAlign w:val="center"/>
-            <w:hideMark/>
-          </w:tcPr>
-          <w:p>
-            <w:r>
-              <w:t>Heat Evaporation</w:t>
-            </w:r>
-          </w:p>
-        </w:tc>
-        <w:tc>
-          <w:tcPr>
-            <w:tcW w:w="0" w:type="auto"/>
-            <w:vAlign w:val="center"/>
-            <w:hideMark/>
-          </w:tcPr>
-          <w:p>
-            <w:r>
-              <w:t>400,000</w:t>
-            </w:r>
-          </w:p>
-        </w:tc>
-        <w:tc>
-          <w:tcPr>
-            <w:tcW w:w="0" w:type="auto"/>
-            <w:vAlign w:val="center"/>
-            <w:hideMark/>
-          </w:tcPr>
-          <w:p>
-            <w:r>
-              <w:t>5</w:t>
-            </w:r>
-          </w:p>
-        </w:tc>
-      </w:tr>
-      <w:tr>
-        <w:trPr>
-          <w:tblCellSpacing w:w="15" w:type="dxa"/>
-        </w:trPr>
-        <w:tc>
-          <w:tcPr>
-            <w:tcW w:w="0" w:type="auto"/>
-            <w:vAlign w:val="center"/>
-            <w:hideMark/>
-          </w:tcPr>
-          <w:p>
-            <w:proofErr w:type="spellStart"/>
-            <w:r>
-              <w:t>Distillation</w:t>
-            </w:r>
-            <w:proofErr w:type="spellEnd"/>
-          </w:p>
-        </w:tc>
-        <w:tc>
-          <w:tcPr>
-            <w:tcW w:w="0" w:type="auto"/>
-            <w:vAlign w:val="center"/>
-            <w:hideMark/>
-          </w:tcPr>
-          <w:p>
-            <w:r>
-              <w:t>300,000</w:t>
-            </w:r>
-          </w:p>
-        </w:tc>
-        <w:tc>
-          <w:tcPr>
-            <w:tcW w:w="0" w:type="auto"/>
-            <w:vAlign w:val="center"/>
-            <w:hideMark/>
-          </w:tcPr>
-          <w:p>
-            <w:r>
-              <w:t>4</w:t>
-            </w:r>
-          </w:p>
-        </w:tc>
-      </w:tr>
-      <w:tr>
-        <w:trPr>
-          <w:tblCellSpacing w:w="15" w:type="dxa"/>
-        </w:trPr>
-        <w:tc>
-          <w:tcPr>
-            <w:tcW w:w="0" w:type="auto"/>
-            <w:vAlign w:val="center"/>
-            <w:hideMark/>
-          </w:tcPr>
-          <w:p>
-            <w:r>
-              <w:t>Vacuum Evaporation</w:t>
-            </w:r>
-          </w:p>
-        </w:tc>
-        <w:tc>
-          <w:tcPr>
-            <w:tcW w:w="0" w:type="auto"/>
-            <w:vAlign w:val="center"/>
-            <w:hideMark/>
-          </w:tcPr>
-          <w:p>
-            <w:r>
-              <w:t>100,000</w:t>
-            </w:r>
-          </w:p>
-        </w:tc>
-        <w:tc>
-          <w:tcPr>
-            <w:tcW w:w="0" w:type="auto"/>
-            <w:vAlign w:val="center"/>
-            <w:hideMark/>
-          </w:tcPr>
-          <w:p>
-            <w:r>
-              <w:t>3</w:t>
-            </w:r>
-          </w:p>
-        </w:tc>
-      </w:tr>
-    </w:tbl>
-    <w:p>
-      <w:r>
-        <w:pict w14:anchorId="1C4D9F48">
-          <v:rect id="_x0000_i1133" style="width:0;height:1.5pt" o:hralign="center" o:hrstd="t" o:hr="t" fillcolor="#a0a0a0" stroked="f"/>
-        </w:pict>
-      </w:r>
-    </w:p>
-    <w:p>
-      <w:pPr>
-        <w:rPr>
-          <w:b/>
-          <w:bCs/>
-        </w:rPr>
-      </w:pPr>
-      <w:r>
-        <w:rPr>
-          <w:b/>
-          <w:bCs/>
-        </w:rPr>
-        <w:t xml:space="preserve">5. </w:t>
-      </w:r>
-      <w:proofErr w:type="spellStart"/>
-      <w:r>
-        <w:rPr>
-          <w:b/>
-          <w:bCs/>
-        </w:rPr>
-        <w:t>Social</w:t>
-      </w:r>
-      <w:proofErr w:type="spellEnd"/>
-      <w:r>
-        <w:rPr>
-          <w:b/>
-          <w:bCs/>
-        </w:rPr>
-        <w:t xml:space="preserve"> </w:t>
-      </w:r>
-      <w:proofErr w:type="spellStart"/>
-      <w:r>
-        <w:rPr>
-          <w:b/>
-          <w:bCs/>
-        </w:rPr>
-        <w:t>Sustainability</w:t>
-      </w:r>
-      <w:proofErr w:type="spellEnd"/>
-    </w:p>
-    <w:p>
-      <w:r>
-        <w:t xml:space="preserve">Evaluation </w:t>
-      </w:r>
-      <w:proofErr w:type="spellStart"/>
-      <w:r>
-        <w:t>based</w:t>
-      </w:r>
-      <w:proofErr w:type="spellEnd"/>
-      <w:r>
-        <w:t xml:space="preserve"> on:</w:t>
-      </w:r>
-    </w:p>
-    <w:p>
-      <w:pPr>
-        <w:numPr>
-          <w:ilvl w:val="0"/>
-          <w:numId w:val="9"/>
-        </w:numPr>
-      </w:pPr>
-      <w:r>
-        <w:t xml:space="preserve">Number </w:t>
-      </w:r>
-      <w:proofErr w:type="spellStart"/>
-      <w:r>
-        <w:t>of</w:t>
-      </w:r>
-      <w:proofErr w:type="spellEnd"/>
-      <w:r>
-        <w:t xml:space="preserve"> </w:t>
-      </w:r>
-      <w:proofErr w:type="spellStart"/>
-      <w:r>
-        <w:t>jobs</w:t>
-      </w:r>
-      <w:proofErr w:type="spellEnd"/>
-      <w:r>
-        <w:t xml:space="preserve"> </w:t>
-      </w:r>
-    </w:p>
-    <w:p>
-      <w:pPr>
-        <w:numPr>
-          <w:ilvl w:val="0"/>
-          <w:numId w:val="9"/>
-        </w:numPr>
-      </w:pPr>
-      <w:r>
-        <w:t xml:space="preserve">Training </w:t>
-      </w:r>
-      <w:proofErr w:type="spellStart"/>
-      <w:r>
-        <w:t>opportunities</w:t>
-      </w:r>
-      <w:proofErr w:type="spellEnd"/>
-      <w:r>
-        <w:t xml:space="preserve"> </w:t>
-      </w:r>
-    </w:p>
-    <w:p>
-      <w:pPr>
-        <w:numPr>
-          <w:ilvl w:val="0"/>
-          <w:numId w:val="9"/>
-        </w:numPr>
-      </w:pPr>
-      <w:r>
-        <w:t xml:space="preserve">Community </w:t>
-      </w:r>
-      <w:proofErr w:type="spellStart"/>
-      <w:r>
-        <w:t>acceptance</w:t>
-      </w:r>
-      <w:proofErr w:type="spellEnd"/>
-      <w:r>
-        <w:t xml:space="preserve"> </w:t>
-      </w:r>
-    </w:p>
-    <w:p>
-      <w:pPr>
-        <w:rPr>
-          <w:b/>
-          <w:bCs/>
-        </w:rPr>
-      </w:pPr>
-      <w:r>
-        <w:rPr>
-          <w:b/>
-          <w:bCs/>
-        </w:rPr>
-        <w:t>Heat Evaporation</w:t>
-      </w:r>
-    </w:p>
-    <w:p>
-      <w:pPr>
-        <w:numPr>
-          <w:ilvl w:val="0"/>
-          <w:numId w:val="10"/>
-        </w:numPr>
-      </w:pPr>
-      <w:r>
-        <w:t xml:space="preserve">5 </w:t>
-      </w:r>
-      <w:proofErr w:type="spellStart"/>
-      <w:r>
-        <w:t>workers</w:t>
-      </w:r>
-      <w:proofErr w:type="spellEnd"/>
-      <w:r>
-        <w:t xml:space="preserve"> </w:t>
-      </w:r>
-    </w:p>
-    <w:p>
-      <w:pPr>
-        <w:numPr>
-          <w:ilvl w:val="0"/>
-          <w:numId w:val="10"/>
-        </w:numPr>
-      </w:pPr>
-      <w:r>
-        <w:t xml:space="preserve">Average </w:t>
-      </w:r>
-      <w:proofErr w:type="spellStart"/>
-      <w:r>
-        <w:t>training</w:t>
-      </w:r>
-      <w:proofErr w:type="spellEnd"/>
-      <w:r>
-        <w:t xml:space="preserve"> </w:t>
-      </w:r>
-    </w:p>
-    <w:p>
-      <w:pPr>
-        <w:numPr>
-          <w:ilvl w:val="0"/>
-          <w:numId w:val="10"/>
-        </w:numPr>
-      </w:pPr>
-      <w:r>
-        <w:t xml:space="preserve">Low </w:t>
-      </w:r>
-      <w:proofErr w:type="spellStart"/>
-      <w:r>
-        <w:t>community</w:t>
-      </w:r>
-      <w:proofErr w:type="spellEnd"/>
-      <w:r>
-        <w:t xml:space="preserve"> </w:t>
-      </w:r>
-      <w:proofErr w:type="spellStart"/>
-      <w:r>
-        <w:t>acceptance</w:t>
-      </w:r>
-      <w:proofErr w:type="spellEnd"/>
-      <w:r>
-        <w:t xml:space="preserve"> </w:t>
-      </w:r>
-    </w:p>
-    <w:p>
-      <w:r>
-        <w:t>Score = 2</w:t>
-      </w:r>
-    </w:p>
-    <w:p>
-      <w:r>
-        <w:pict w14:anchorId="68E45982">
-          <v:rect id="_x0000_i1134" style="width:0;height:1.5pt" o:hralign="center" o:hrstd="t" o:hr="t" fillcolor="#a0a0a0" stroked="f"/>
-        </w:pict>
-      </w:r>
-    </w:p>
-    <w:p>
-      <w:pPr>
-        <w:rPr>
-          <w:b/>
-          <w:bCs/>
-        </w:rPr>
-      </w:pPr>
-      <w:r>
-        <w:rPr>
-          <w:b/>
-          <w:bCs/>
-        </w:rPr>
-        <w:t>Vacuum Evaporation</w:t>
-      </w:r>
-    </w:p>
-    <w:p>
-      <w:pPr>
-        <w:numPr>
-          <w:ilvl w:val="0"/>
-          <w:numId w:val="11"/>
-        </w:numPr>
-      </w:pPr>
-      <w:r>
-        <w:t xml:space="preserve">7 </w:t>
-      </w:r>
-      <w:proofErr w:type="spellStart"/>
-      <w:r>
-        <w:t>workers</w:t>
-      </w:r>
-      <w:proofErr w:type="spellEnd"/>
-      <w:r>
-        <w:t xml:space="preserve"> </w:t>
-      </w:r>
-    </w:p>
-    <w:p>
-      <w:pPr>
-        <w:numPr>
-          <w:ilvl w:val="0"/>
-          <w:numId w:val="11"/>
-        </w:numPr>
-      </w:pPr>
-      <w:r>
-        <w:t>Above-</w:t>
-      </w:r>
-      <w:proofErr w:type="spellStart"/>
-      <w:r>
-        <w:t>average</w:t>
-      </w:r>
-      <w:proofErr w:type="spellEnd"/>
-      <w:r>
-        <w:t xml:space="preserve"> </w:t>
-      </w:r>
-      <w:proofErr w:type="spellStart"/>
-      <w:r>
-        <w:t>training</w:t>
-      </w:r>
-      <w:proofErr w:type="spellEnd"/>
-      <w:r>
-        <w:t xml:space="preserve"> </w:t>
-      </w:r>
-    </w:p>
-    <w:p>
-      <w:pPr>
-        <w:numPr>
-          <w:ilvl w:val="0"/>
-          <w:numId w:val="11"/>
-        </w:numPr>
-      </w:pPr>
-      <w:r>
-        <w:t xml:space="preserve">High </w:t>
-      </w:r>
-      <w:proofErr w:type="spellStart"/>
-      <w:r>
-        <w:t>community</w:t>
-      </w:r>
-      <w:proofErr w:type="spellEnd"/>
-      <w:r>
-        <w:t xml:space="preserve"> </w:t>
-      </w:r>
-      <w:proofErr w:type="spellStart"/>
-      <w:r>
-        <w:t>acceptance</w:t>
-      </w:r>
-      <w:proofErr w:type="spellEnd"/>
-      <w:r>
-        <w:t xml:space="preserve"> </w:t>
-      </w:r>
-    </w:p>
-    <w:p>
-      <w:r>
-        <w:t>Score = 5</w:t>
-      </w:r>
-    </w:p>
-    <w:p>
-      <w:r>
-        <w:lastRenderedPageBreak/>
-        <w:pict w14:anchorId="1B4AAD97">
-          <v:rect id="_x0000_i1135" style="width:0;height:1.5pt" o:hralign="center" o:hrstd="t" o:hr="t" fillcolor="#a0a0a0" stroked="f"/>
-        </w:pict>
-      </w:r>
-    </w:p>
-    <w:p>
-      <w:pPr>
-        <w:rPr>
-          <w:b/>
-          <w:bCs/>
-        </w:rPr>
-      </w:pPr>
-      <w:proofErr w:type="spellStart"/>
-      <w:r>
-        <w:rPr>
-          <w:b/>
-          <w:bCs/>
-        </w:rPr>
-        <w:t>Distillation</w:t>
-      </w:r>
-      <w:proofErr w:type="spellEnd"/>
-    </w:p>
-    <w:p>
-      <w:pPr>
-        <w:numPr>
-          <w:ilvl w:val="0"/>
-          <w:numId w:val="12"/>
-        </w:numPr>
-      </w:pPr>
-      <w:r>
-        <w:t xml:space="preserve">8 </w:t>
-      </w:r>
-      <w:proofErr w:type="spellStart"/>
-      <w:r>
-        <w:t>workers</w:t>
-      </w:r>
-      <w:proofErr w:type="spellEnd"/>
-      <w:r>
-        <w:t xml:space="preserve"> </w:t>
-      </w:r>
-    </w:p>
-    <w:p>
-      <w:pPr>
-        <w:numPr>
-          <w:ilvl w:val="0"/>
-          <w:numId w:val="12"/>
-        </w:numPr>
-      </w:pPr>
-      <w:r>
-        <w:t xml:space="preserve">Average </w:t>
-      </w:r>
-      <w:proofErr w:type="spellStart"/>
-      <w:r>
-        <w:t>training</w:t>
-      </w:r>
-      <w:proofErr w:type="spellEnd"/>
-      <w:r>
-        <w:t xml:space="preserve"> </w:t>
-      </w:r>
-    </w:p>
-    <w:p>
-      <w:pPr>
-        <w:numPr>
-          <w:ilvl w:val="0"/>
-          <w:numId w:val="12"/>
-        </w:numPr>
-      </w:pPr>
-      <w:r>
-        <w:t xml:space="preserve">Low </w:t>
-      </w:r>
-      <w:proofErr w:type="spellStart"/>
-      <w:r>
-        <w:t>community</w:t>
-      </w:r>
-      <w:proofErr w:type="spellEnd"/>
-      <w:r>
-        <w:t xml:space="preserve"> </w:t>
-      </w:r>
-      <w:proofErr w:type="spellStart"/>
-      <w:r>
-        <w:t>acceptance</w:t>
-      </w:r>
-      <w:proofErr w:type="spellEnd"/>
-      <w:r>
-        <w:t xml:space="preserve"> </w:t>
-      </w:r>
-    </w:p>
-    <w:p>
-      <w:r>
-        <w:t>Score = 3</w:t>
-      </w:r>
-    </w:p>
-    <w:p>
-      <w:r>
-        <w:pict w14:anchorId="1AF239C6">
-          <v:rect id="_x0000_i1136" style="width:0;height:1.5pt" o:hralign="center" o:hrstd="t" o:hr="t" fillcolor="#a0a0a0" stroked="f"/>
-        </w:pict>
-      </w:r>
-    </w:p>
-    <w:tbl>
-      <w:tblPr>
-        <w:tblW w:w="0" w:type="auto"/>
-        <w:tblCellSpacing w:w="15" w:type="dxa"/>
-        <w:tblCellMar>
-          <w:top w:w="15" w:type="dxa"/>
-          <w:left w:w="15" w:type="dxa"/>
-          <w:bottom w:w="15" w:type="dxa"/>
-          <w:right w:w="15" w:type="dxa"/>
-        </w:tblCellMar>
-        <w:tblLook w:val="04A0" w:firstRow="1" w:lastRow="0" w:firstColumn="1" w:lastColumn="0" w:noHBand="0" w:noVBand="1"/>
-      </w:tblPr>
-      <w:tblGrid>
-        <w:gridCol w:w="2212"/>
-        <w:gridCol w:w="1441"/>
-      </w:tblGrid>
-      <w:tr>
-        <w:trPr>
-          <w:tblHeader/>
-          <w:tblCellSpacing w:w="15" w:type="dxa"/>
-        </w:trPr>
-        <w:tc>
-          <w:tcPr>
-            <w:tcW w:w="0" w:type="auto"/>
-            <w:vAlign w:val="center"/>
-            <w:hideMark/>
-          </w:tcPr>
-          <w:p>
-            <w:pPr>
-              <w:rPr>
-                <w:b/>
-                <w:bCs/>
-              </w:rPr>
-            </w:pPr>
-            <w:r>
-              <w:rPr>
-                <w:b/>
-                <w:bCs/>
-              </w:rPr>
-              <w:t>Method</w:t>
-            </w:r>
-          </w:p>
-        </w:tc>
-        <w:tc>
-          <w:tcPr>
-            <w:tcW w:w="0" w:type="auto"/>
-            <w:vAlign w:val="center"/>
-            <w:hideMark/>
-          </w:tcPr>
-          <w:p>
-            <w:pPr>
-              <w:rPr>
-                <w:b/>
-                <w:bCs/>
-              </w:rPr>
-            </w:pPr>
-            <w:proofErr w:type="spellStart"/>
-            <w:r>
-              <w:rPr>
-                <w:b/>
-                <w:bCs/>
-              </w:rPr>
-              <w:t>Social</w:t>
-            </w:r>
-            <w:proofErr w:type="spellEnd"/>
-            <w:r>
-              <w:rPr>
-                <w:b/>
-                <w:bCs/>
-              </w:rPr>
-              <w:t xml:space="preserve"> Score</w:t>
-            </w:r>
-          </w:p>
-        </w:tc>
-      </w:tr>
-      <w:tr>
-        <w:trPr>
-          <w:tblCellSpacing w:w="15" w:type="dxa"/>
-        </w:trPr>
-        <w:tc>
-          <w:tcPr>
-            <w:tcW w:w="0" w:type="auto"/>
-            <w:vAlign w:val="center"/>
-            <w:hideMark/>
-          </w:tcPr>
-          <w:p>
-            <w:r>
-              <w:t>Heat Evaporation</w:t>
-            </w:r>
-          </w:p>
-        </w:tc>
-        <w:tc>
-          <w:tcPr>
-            <w:tcW w:w="0" w:type="auto"/>
-            <w:vAlign w:val="center"/>
-            <w:hideMark/>
-          </w:tcPr>
-          <w:p>
-            <w:r>
-              <w:t>2</w:t>
-            </w:r>
-          </w:p>
-        </w:tc>
-      </w:tr>
-      <w:tr>
-        <w:trPr>
-          <w:tblCellSpacing w:w="15" w:type="dxa"/>
-        </w:trPr>
-        <w:tc>
-          <w:tcPr>
-            <w:tcW w:w="0" w:type="auto"/>
-            <w:vAlign w:val="center"/>
-            <w:hideMark/>
-          </w:tcPr>
-          <w:p>
-            <w:r>
-              <w:t>Vacuum Evaporation</w:t>
-            </w:r>
-          </w:p>
-        </w:tc>
-        <w:tc>
-          <w:tcPr>
-            <w:tcW w:w="0" w:type="auto"/>
-            <w:vAlign w:val="center"/>
-            <w:hideMark/>
-          </w:tcPr>
-          <w:p>
-            <w:r>
-              <w:t>5</w:t>
-            </w:r>
-          </w:p>
-        </w:tc>
-      </w:tr>
-      <w:tr>
-        <w:trPr>
-          <w:tblCellSpacing w:w="15" w:type="dxa"/>
-        </w:trPr>
-        <w:tc>
-          <w:tcPr>
-            <w:tcW w:w="0" w:type="auto"/>
-            <w:vAlign w:val="center"/>
-            <w:hideMark/>
-          </w:tcPr>
-          <w:p>
-            <w:proofErr w:type="spellStart"/>
-            <w:r>
-              <w:t>Distillation</w:t>
-            </w:r>
-            <w:proofErr w:type="spellEnd"/>
-          </w:p>
-        </w:tc>
-        <w:tc>
-          <w:tcPr>
-            <w:tcW w:w="0" w:type="auto"/>
-            <w:vAlign w:val="center"/>
-            <w:hideMark/>
-          </w:tcPr>
-          <w:p>
-            <w:r>
-              <w:t>3</w:t>
-            </w:r>
-          </w:p>
-        </w:tc>
-      </w:tr>
-    </w:tbl>
-    <w:p>
-      <w:r>
-        <w:pict w14:anchorId="599F1215">
-          <v:rect id="_x0000_i1137" style="width:0;height:1.5pt" o:hralign="center" o:hrstd="t" o:hr="t" fillcolor="#a0a0a0" stroked="f"/>
-        </w:pict>
-      </w:r>
-    </w:p>
-    <w:p>
-      <w:pPr>
-        <w:rPr>
-          <w:b/>
-          <w:bCs/>
-        </w:rPr>
-      </w:pPr>
-      <w:r>
-        <w:rPr>
-          <w:b/>
-          <w:bCs/>
-        </w:rPr>
-        <w:t xml:space="preserve">6. </w:t>
-      </w:r>
-      <w:proofErr w:type="spellStart"/>
-      <w:r>
-        <w:rPr>
-          <w:b/>
-          <w:bCs/>
-        </w:rPr>
-        <w:t>Weighted</w:t>
-      </w:r>
-      <w:proofErr w:type="spellEnd"/>
-      <w:r>
-        <w:rPr>
-          <w:b/>
-          <w:bCs/>
-        </w:rPr>
-        <w:t xml:space="preserve"> </w:t>
-      </w:r>
-      <w:proofErr w:type="spellStart"/>
-      <w:r>
-        <w:rPr>
-          <w:b/>
-          <w:bCs/>
-        </w:rPr>
-        <w:t>Sustainability</w:t>
-      </w:r>
-      <w:proofErr w:type="spellEnd"/>
-      <w:r>
-        <w:rPr>
-          <w:b/>
-          <w:bCs/>
-        </w:rPr>
-        <w:t xml:space="preserve"> </w:t>
-      </w:r>
-      <w:proofErr w:type="spellStart"/>
-      <w:r>
-        <w:rPr>
-          <w:b/>
-          <w:bCs/>
-        </w:rPr>
-        <w:t>Calculation</w:t>
-      </w:r>
-      <w:proofErr w:type="spellEnd"/>
-    </w:p>
-    <w:p>
-      <w:r>
-        <w:t>Formula:</w:t>
-      </w:r>
-    </w:p>
-    <w:p>
       <m:oMathPara>
         <m:oMath>
           <m:r>
@@ -3586,20 +5064,609 @@
           </m:r>
           <m:r>
             <w:rPr>
-              <w:i/>
+              <w:rFonts w:ascii="Cambria Math" w:hAnsi="Cambria Math"/>
             </w:rPr>
             <w:br/>
           </m:r>
         </m:oMath>
       </m:oMathPara>
     </w:p>
-    <w:p>
-      <w:r>
-        <w:pict w14:anchorId="46858F76">
-          <v:rect id="_x0000_i1138" style="width:0;height:1.5pt" o:hralign="center" o:hrstd="t" o:hr="t" fillcolor="#a0a0a0" stroked="f"/>
-        </w:pict>
-      </w:r>
-    </w:p>
+    <w:tbl>
+      <w:tblPr>
+        <w:tblStyle w:val="Tabellenraster"/>
+        <w:tblW w:w="0" w:type="auto"/>
+        <w:tblLook w:val="04A0" w:firstRow="1" w:lastRow="0" w:firstColumn="1" w:lastColumn="0" w:noHBand="0" w:noVBand="1"/>
+      </w:tblPr>
+      <w:tblGrid>
+        <w:gridCol w:w="1838"/>
+        <w:gridCol w:w="2410"/>
+        <w:gridCol w:w="2410"/>
+        <w:gridCol w:w="2404"/>
+      </w:tblGrid>
+      <w:tr>
+        <w:tc>
+          <w:tcPr>
+            <w:tcW w:w="1838" w:type="dxa"/>
+            <w:tcBorders>
+              <w:bottom w:val="single" w:sz="18" w:space="0" w:color="auto"/>
+              <w:right w:val="single" w:sz="18" w:space="0" w:color="auto"/>
+            </w:tcBorders>
+            <w:shd w:val="clear" w:color="auto" w:fill="D9D9D9" w:themeFill="background1" w:themeFillShade="D9"/>
+          </w:tcPr>
+          <w:p>
+            <w:pPr>
+              <w:rPr>
+                <w:rFonts w:eastAsiaTheme="minorEastAsia"/>
+              </w:rPr>
+            </w:pPr>
+            <w:r>
+              <w:rPr>
+                <w:rFonts w:eastAsiaTheme="minorEastAsia"/>
+              </w:rPr>
+              <w:t>Method</w:t>
+            </w:r>
+          </w:p>
+        </w:tc>
+        <w:tc>
+          <w:tcPr>
+            <w:tcW w:w="2410" w:type="dxa"/>
+            <w:tcBorders>
+              <w:left w:val="single" w:sz="18" w:space="0" w:color="auto"/>
+              <w:bottom w:val="single" w:sz="18" w:space="0" w:color="auto"/>
+            </w:tcBorders>
+          </w:tcPr>
+          <w:p>
+            <w:pPr>
+              <w:rPr>
+                <w:rFonts w:eastAsiaTheme="minorEastAsia"/>
+                <w:b/>
+                <w:bCs/>
+              </w:rPr>
+            </w:pPr>
+            <w:r>
+              <w:rPr>
+                <w:rFonts w:eastAsiaTheme="minorEastAsia"/>
+                <w:b/>
+                <w:bCs/>
+              </w:rPr>
+              <w:t>Heat Evaporation</w:t>
+            </w:r>
+          </w:p>
+        </w:tc>
+        <w:tc>
+          <w:tcPr>
+            <w:tcW w:w="2410" w:type="dxa"/>
+            <w:tcBorders>
+              <w:bottom w:val="single" w:sz="18" w:space="0" w:color="auto"/>
+            </w:tcBorders>
+          </w:tcPr>
+          <w:p>
+            <w:pPr>
+              <w:rPr>
+                <w:b/>
+                <w:bCs/>
+              </w:rPr>
+            </w:pPr>
+            <w:r>
+              <w:rPr>
+                <w:b/>
+                <w:bCs/>
+              </w:rPr>
+              <w:t>Vacuum Evaporation</w:t>
+            </w:r>
+          </w:p>
+        </w:tc>
+        <w:tc>
+          <w:tcPr>
+            <w:tcW w:w="2404" w:type="dxa"/>
+            <w:tcBorders>
+              <w:bottom w:val="single" w:sz="18" w:space="0" w:color="auto"/>
+            </w:tcBorders>
+          </w:tcPr>
+          <w:p>
+            <w:pPr>
+              <w:rPr>
+                <w:rFonts w:eastAsiaTheme="minorEastAsia"/>
+                <w:b/>
+                <w:bCs/>
+              </w:rPr>
+            </w:pPr>
+            <w:proofErr w:type="spellStart"/>
+            <w:r>
+              <w:rPr>
+                <w:b/>
+                <w:bCs/>
+              </w:rPr>
+              <w:t>Distillation</w:t>
+            </w:r>
+            <w:proofErr w:type="spellEnd"/>
+          </w:p>
+        </w:tc>
+      </w:tr>
+      <w:tr>
+        <w:tc>
+          <w:tcPr>
+            <w:tcW w:w="1838" w:type="dxa"/>
+            <w:tcBorders>
+              <w:top w:val="single" w:sz="18" w:space="0" w:color="auto"/>
+              <w:right w:val="single" w:sz="18" w:space="0" w:color="auto"/>
+            </w:tcBorders>
+            <w:shd w:val="clear" w:color="auto" w:fill="D9D9D9" w:themeFill="background1" w:themeFillShade="D9"/>
+          </w:tcPr>
+          <w:p>
+            <w:pPr>
+              <w:rPr>
+                <w:rFonts w:eastAsiaTheme="minorEastAsia"/>
+              </w:rPr>
+            </w:pPr>
+            <w:r>
+              <w:rPr>
+                <w:rFonts w:eastAsiaTheme="minorEastAsia"/>
+              </w:rPr>
+              <w:t>Ecological</w:t>
+            </w:r>
+          </w:p>
+          <w:p>
+            <w:pPr>
+              <w:rPr>
+                <w:rFonts w:eastAsiaTheme="minorEastAsia"/>
+              </w:rPr>
+            </w:pPr>
+            <w:r>
+              <w:rPr>
+                <w:rFonts w:eastAsiaTheme="minorEastAsia"/>
+              </w:rPr>
+              <w:t>(</w:t>
+            </w:r>
+            <w:r>
+              <w:rPr>
+                <w:rFonts w:eastAsiaTheme="minorEastAsia"/>
+              </w:rPr>
+              <w:t>4</w:t>
+            </w:r>
+            <w:r>
+              <w:rPr>
+                <w:rFonts w:eastAsiaTheme="minorEastAsia"/>
+              </w:rPr>
+              <w:t>0 %)</w:t>
+            </w:r>
+          </w:p>
+        </w:tc>
+        <w:tc>
+          <w:tcPr>
+            <w:tcW w:w="2410" w:type="dxa"/>
+            <w:tcBorders>
+              <w:top w:val="single" w:sz="18" w:space="0" w:color="auto"/>
+              <w:left w:val="single" w:sz="18" w:space="0" w:color="auto"/>
+            </w:tcBorders>
+          </w:tcPr>
+          <w:p>
+            <w:pPr>
+              <w:rPr>
+                <w:rFonts w:eastAsiaTheme="minorEastAsia"/>
+              </w:rPr>
+            </w:pPr>
+            <w:r>
+              <w:rPr>
+                <w:rFonts w:eastAsiaTheme="minorEastAsia"/>
+              </w:rPr>
+              <w:t>2,33</w:t>
+            </w:r>
+          </w:p>
+        </w:tc>
+        <w:tc>
+          <w:tcPr>
+            <w:tcW w:w="2410" w:type="dxa"/>
+            <w:tcBorders>
+              <w:top w:val="single" w:sz="18" w:space="0" w:color="auto"/>
+            </w:tcBorders>
+          </w:tcPr>
+          <w:p>
+            <w:pPr>
+              <w:rPr>
+                <w:rFonts w:eastAsiaTheme="minorEastAsia"/>
+              </w:rPr>
+            </w:pPr>
+            <w:r>
+              <w:rPr>
+                <w:rFonts w:eastAsiaTheme="minorEastAsia"/>
+              </w:rPr>
+              <w:t>3,67</w:t>
+            </w:r>
+          </w:p>
+        </w:tc>
+        <w:tc>
+          <w:tcPr>
+            <w:tcW w:w="2404" w:type="dxa"/>
+            <w:tcBorders>
+              <w:top w:val="single" w:sz="18" w:space="0" w:color="auto"/>
+            </w:tcBorders>
+          </w:tcPr>
+          <w:p>
+            <w:pPr>
+              <w:rPr>
+                <w:rFonts w:eastAsiaTheme="minorEastAsia"/>
+              </w:rPr>
+            </w:pPr>
+            <w:r>
+              <w:rPr>
+                <w:rFonts w:eastAsiaTheme="minorEastAsia"/>
+              </w:rPr>
+              <w:t>2,33</w:t>
+            </w:r>
+          </w:p>
+        </w:tc>
+      </w:tr>
+      <w:tr>
+        <w:tc>
+          <w:tcPr>
+            <w:tcW w:w="1838" w:type="dxa"/>
+            <w:tcBorders>
+              <w:bottom w:val="single" w:sz="4" w:space="0" w:color="auto"/>
+              <w:right w:val="single" w:sz="18" w:space="0" w:color="auto"/>
+            </w:tcBorders>
+            <w:shd w:val="clear" w:color="auto" w:fill="D9D9D9" w:themeFill="background1" w:themeFillShade="D9"/>
+          </w:tcPr>
+          <w:p>
+            <w:pPr>
+              <w:rPr>
+                <w:rFonts w:eastAsiaTheme="minorEastAsia"/>
+              </w:rPr>
+            </w:pPr>
+            <w:proofErr w:type="spellStart"/>
+            <w:r>
+              <w:rPr>
+                <w:rFonts w:eastAsiaTheme="minorEastAsia"/>
+              </w:rPr>
+              <w:t>Economic</w:t>
+            </w:r>
+            <w:proofErr w:type="spellEnd"/>
+          </w:p>
+          <w:p>
+            <w:pPr>
+              <w:rPr>
+                <w:rFonts w:eastAsiaTheme="minorEastAsia"/>
+              </w:rPr>
+            </w:pPr>
+            <w:r>
+              <w:rPr>
+                <w:rFonts w:eastAsiaTheme="minorEastAsia"/>
+              </w:rPr>
+              <w:t>(3</w:t>
+            </w:r>
+            <w:r>
+              <w:rPr>
+                <w:rFonts w:eastAsiaTheme="minorEastAsia"/>
+              </w:rPr>
+              <w:t>5</w:t>
+            </w:r>
+            <w:r>
+              <w:rPr>
+                <w:rFonts w:eastAsiaTheme="minorEastAsia"/>
+              </w:rPr>
+              <w:t xml:space="preserve"> %)</w:t>
+            </w:r>
+          </w:p>
+        </w:tc>
+        <w:tc>
+          <w:tcPr>
+            <w:tcW w:w="2410" w:type="dxa"/>
+            <w:tcBorders>
+              <w:left w:val="single" w:sz="18" w:space="0" w:color="auto"/>
+              <w:bottom w:val="single" w:sz="4" w:space="0" w:color="auto"/>
+            </w:tcBorders>
+          </w:tcPr>
+          <w:p>
+            <w:pPr>
+              <w:rPr>
+                <w:rFonts w:eastAsiaTheme="minorEastAsia"/>
+              </w:rPr>
+            </w:pPr>
+            <w:r>
+              <w:rPr>
+                <w:rFonts w:eastAsiaTheme="minorEastAsia"/>
+              </w:rPr>
+              <w:t>4</w:t>
+            </w:r>
+          </w:p>
+        </w:tc>
+        <w:tc>
+          <w:tcPr>
+            <w:tcW w:w="2410" w:type="dxa"/>
+            <w:tcBorders>
+              <w:bottom w:val="single" w:sz="4" w:space="0" w:color="auto"/>
+            </w:tcBorders>
+          </w:tcPr>
+          <w:p>
+            <w:pPr>
+              <w:rPr>
+                <w:rFonts w:eastAsiaTheme="minorEastAsia"/>
+              </w:rPr>
+            </w:pPr>
+            <w:r>
+              <w:rPr>
+                <w:rFonts w:eastAsiaTheme="minorEastAsia"/>
+              </w:rPr>
+              <w:t>1</w:t>
+            </w:r>
+          </w:p>
+        </w:tc>
+        <w:tc>
+          <w:tcPr>
+            <w:tcW w:w="2404" w:type="dxa"/>
+            <w:tcBorders>
+              <w:bottom w:val="single" w:sz="4" w:space="0" w:color="auto"/>
+            </w:tcBorders>
+          </w:tcPr>
+          <w:p>
+            <w:pPr>
+              <w:rPr>
+                <w:rFonts w:eastAsiaTheme="minorEastAsia"/>
+              </w:rPr>
+            </w:pPr>
+            <w:r>
+              <w:rPr>
+                <w:rFonts w:eastAsiaTheme="minorEastAsia"/>
+              </w:rPr>
+              <w:t>3</w:t>
+            </w:r>
+          </w:p>
+        </w:tc>
+      </w:tr>
+      <w:tr>
+        <w:tc>
+          <w:tcPr>
+            <w:tcW w:w="1838" w:type="dxa"/>
+            <w:tcBorders>
+              <w:bottom w:val="single" w:sz="18" w:space="0" w:color="auto"/>
+              <w:right w:val="single" w:sz="18" w:space="0" w:color="auto"/>
+            </w:tcBorders>
+            <w:shd w:val="clear" w:color="auto" w:fill="D9D9D9" w:themeFill="background1" w:themeFillShade="D9"/>
+          </w:tcPr>
+          <w:p>
+            <w:pPr>
+              <w:rPr>
+                <w:rFonts w:eastAsiaTheme="minorEastAsia"/>
+              </w:rPr>
+            </w:pPr>
+            <w:proofErr w:type="spellStart"/>
+            <w:r>
+              <w:rPr>
+                <w:rFonts w:eastAsiaTheme="minorEastAsia"/>
+              </w:rPr>
+              <w:t>Social</w:t>
+            </w:r>
+            <w:proofErr w:type="spellEnd"/>
+          </w:p>
+          <w:p>
+            <w:pPr>
+              <w:rPr>
+                <w:rFonts w:eastAsiaTheme="minorEastAsia"/>
+              </w:rPr>
+            </w:pPr>
+            <w:r>
+              <w:rPr>
+                <w:rFonts w:eastAsiaTheme="minorEastAsia"/>
+              </w:rPr>
+              <w:t>(</w:t>
+            </w:r>
+            <w:r>
+              <w:rPr>
+                <w:rFonts w:eastAsiaTheme="minorEastAsia"/>
+              </w:rPr>
+              <w:t>2</w:t>
+            </w:r>
+            <w:r>
+              <w:rPr>
+                <w:rFonts w:eastAsiaTheme="minorEastAsia"/>
+              </w:rPr>
+              <w:t>5 %)</w:t>
+            </w:r>
+          </w:p>
+        </w:tc>
+        <w:tc>
+          <w:tcPr>
+            <w:tcW w:w="2410" w:type="dxa"/>
+            <w:tcBorders>
+              <w:left w:val="single" w:sz="18" w:space="0" w:color="auto"/>
+              <w:bottom w:val="single" w:sz="18" w:space="0" w:color="auto"/>
+            </w:tcBorders>
+          </w:tcPr>
+          <w:p>
+            <w:pPr>
+              <w:rPr>
+                <w:rFonts w:eastAsiaTheme="minorEastAsia"/>
+              </w:rPr>
+            </w:pPr>
+            <w:r>
+              <w:rPr>
+                <w:rFonts w:eastAsiaTheme="minorEastAsia"/>
+              </w:rPr>
+              <w:t>1,7</w:t>
+            </w:r>
+          </w:p>
+        </w:tc>
+        <w:tc>
+          <w:tcPr>
+            <w:tcW w:w="2410" w:type="dxa"/>
+            <w:tcBorders>
+              <w:bottom w:val="single" w:sz="18" w:space="0" w:color="auto"/>
+            </w:tcBorders>
+          </w:tcPr>
+          <w:p>
+            <w:pPr>
+              <w:rPr>
+                <w:rFonts w:eastAsiaTheme="minorEastAsia"/>
+              </w:rPr>
+            </w:pPr>
+            <w:r>
+              <w:rPr>
+                <w:rFonts w:eastAsiaTheme="minorEastAsia"/>
+              </w:rPr>
+              <w:t>3,3</w:t>
+            </w:r>
+          </w:p>
+        </w:tc>
+        <w:tc>
+          <w:tcPr>
+            <w:tcW w:w="2404" w:type="dxa"/>
+            <w:tcBorders>
+              <w:bottom w:val="single" w:sz="18" w:space="0" w:color="auto"/>
+            </w:tcBorders>
+          </w:tcPr>
+          <w:p>
+            <w:pPr>
+              <w:rPr>
+                <w:rFonts w:eastAsiaTheme="minorEastAsia"/>
+              </w:rPr>
+            </w:pPr>
+            <w:r>
+              <w:rPr>
+                <w:rFonts w:eastAsiaTheme="minorEastAsia"/>
+              </w:rPr>
+              <w:t>2,1</w:t>
+            </w:r>
+          </w:p>
+        </w:tc>
+      </w:tr>
+      <w:tr>
+        <w:tc>
+          <w:tcPr>
+            <w:tcW w:w="1838" w:type="dxa"/>
+            <w:tcBorders>
+              <w:top w:val="single" w:sz="18" w:space="0" w:color="auto"/>
+              <w:right w:val="single" w:sz="18" w:space="0" w:color="auto"/>
+            </w:tcBorders>
+            <w:shd w:val="clear" w:color="auto" w:fill="D9D9D9" w:themeFill="background1" w:themeFillShade="D9"/>
+          </w:tcPr>
+          <w:p>
+            <w:pPr>
+              <w:rPr>
+                <w:rFonts w:eastAsiaTheme="minorEastAsia"/>
+                <w:b/>
+                <w:bCs/>
+              </w:rPr>
+            </w:pPr>
+            <w:r>
+              <w:rPr>
+                <w:rFonts w:eastAsiaTheme="minorEastAsia"/>
+                <w:b/>
+                <w:bCs/>
+              </w:rPr>
+              <w:t>Overall</w:t>
+            </w:r>
+            <w:r>
+              <w:rPr>
+                <w:rFonts w:eastAsiaTheme="minorEastAsia"/>
+                <w:b/>
+                <w:bCs/>
+              </w:rPr>
+              <w:t xml:space="preserve"> Scoring</w:t>
+            </w:r>
+          </w:p>
+        </w:tc>
+        <w:tc>
+          <w:tcPr>
+            <w:tcW w:w="2410" w:type="dxa"/>
+            <w:tcBorders>
+              <w:top w:val="single" w:sz="18" w:space="0" w:color="auto"/>
+              <w:left w:val="single" w:sz="18" w:space="0" w:color="auto"/>
+            </w:tcBorders>
+          </w:tcPr>
+          <w:p>
+            <w:pPr>
+              <w:rPr>
+                <w:rFonts w:eastAsiaTheme="minorEastAsia"/>
+                <w:b/>
+                <w:bCs/>
+              </w:rPr>
+            </w:pPr>
+            <w:r>
+              <w:rPr>
+                <w:rFonts w:eastAsiaTheme="minorEastAsia"/>
+                <w:b/>
+                <w:bCs/>
+              </w:rPr>
+              <w:t>2,76</w:t>
+            </w:r>
+          </w:p>
+        </w:tc>
+        <w:tc>
+          <w:tcPr>
+            <w:tcW w:w="2410" w:type="dxa"/>
+            <w:tcBorders>
+              <w:top w:val="single" w:sz="18" w:space="0" w:color="auto"/>
+            </w:tcBorders>
+          </w:tcPr>
+          <w:p>
+            <w:pPr>
+              <w:rPr>
+                <w:rFonts w:eastAsiaTheme="minorEastAsia"/>
+                <w:b/>
+                <w:bCs/>
+              </w:rPr>
+            </w:pPr>
+            <w:r>
+              <w:rPr>
+                <w:rFonts w:eastAsiaTheme="minorEastAsia"/>
+                <w:b/>
+                <w:bCs/>
+              </w:rPr>
+              <w:t>2</w:t>
+            </w:r>
+            <w:r>
+              <w:rPr>
+                <w:rFonts w:eastAsiaTheme="minorEastAsia"/>
+                <w:b/>
+                <w:bCs/>
+              </w:rPr>
+              <w:t>,</w:t>
+            </w:r>
+            <w:r>
+              <w:rPr>
+                <w:rFonts w:eastAsiaTheme="minorEastAsia"/>
+                <w:b/>
+                <w:bCs/>
+              </w:rPr>
+              <w:t>64</w:t>
+            </w:r>
+          </w:p>
+        </w:tc>
+        <w:tc>
+          <w:tcPr>
+            <w:tcW w:w="2404" w:type="dxa"/>
+            <w:tcBorders>
+              <w:top w:val="single" w:sz="18" w:space="0" w:color="auto"/>
+            </w:tcBorders>
+          </w:tcPr>
+          <w:p>
+            <w:pPr>
+              <w:rPr>
+                <w:rFonts w:eastAsiaTheme="minorEastAsia"/>
+                <w:b/>
+                <w:bCs/>
+              </w:rPr>
+            </w:pPr>
+            <w:r>
+              <w:rPr>
+                <w:rFonts w:eastAsiaTheme="minorEastAsia"/>
+                <w:b/>
+                <w:bCs/>
+              </w:rPr>
+              <w:t>2,</w:t>
+            </w:r>
+            <w:r>
+              <w:rPr>
+                <w:rFonts w:eastAsiaTheme="minorEastAsia"/>
+                <w:b/>
+                <w:bCs/>
+              </w:rPr>
+              <w:t>73</w:t>
+            </w:r>
+          </w:p>
+        </w:tc>
+      </w:tr>
+    </w:tbl>
     <w:p>
       <w:pPr>
         <w:rPr>
@@ -3607,602 +5674,7 @@
           <w:bCs/>
         </w:rPr>
       </w:pPr>
-      <w:r>
-        <w:rPr>
-          <w:b/>
-          <w:bCs/>
-        </w:rPr>
-        <w:t>Heat Evaporation</w:t>
-      </w:r>
     </w:p>
-    <w:p>
-      <m:oMathPara>
-        <m:oMath>
-          <m:d>
-            <m:dPr>
-              <m:ctrlPr>
-                <w:rPr>
-                  <w:rFonts w:ascii="Cambria Math" w:hAnsi="Cambria Math"/>
-                </w:rPr>
-              </m:ctrlPr>
-            </m:dPr>
-            <m:e>
-              <m:r>
-                <w:rPr>
-                  <w:rFonts w:ascii="Cambria Math" w:hAnsi="Cambria Math"/>
-                </w:rPr>
-                <m:t>2.33×0.40)+(5×0.35)+(2×0.25</m:t>
-              </m:r>
-            </m:e>
-          </m:d>
-          <m:r>
-            <w:br/>
-          </m:r>
-        </m:oMath>
-        <m:oMath>
-          <m:r>
-            <w:rPr>
-              <w:rFonts w:ascii="Cambria Math" w:hAnsi="Cambria Math"/>
-            </w:rPr>
-            <m:t>0.932+1.75+0.50</m:t>
-          </m:r>
-          <m:r>
-            <w:rPr>
-              <w:i/>
-            </w:rPr>
-            <w:br/>
-          </m:r>
-        </m:oMath>
-        <m:oMath>
-          <m:r>
-            <w:rPr>
-              <w:rFonts w:ascii="Cambria Math" w:hAnsi="Cambria Math"/>
-            </w:rPr>
-            <m:t>=3.18</m:t>
-          </m:r>
-          <m:r>
-            <w:rPr>
-              <w:i/>
-            </w:rPr>
-            <w:br/>
-          </m:r>
-        </m:oMath>
-      </m:oMathPara>
-    </w:p>
-    <w:p>
-      <w:r>
-        <w:pict w14:anchorId="0CDD87EC">
-          <v:rect id="_x0000_i1139" style="width:0;height:1.5pt" o:hralign="center" o:hrstd="t" o:hr="t" fillcolor="#a0a0a0" stroked="f"/>
-        </w:pict>
-      </w:r>
-    </w:p>
-    <w:p>
-      <w:pPr>
-        <w:rPr>
-          <w:b/>
-          <w:bCs/>
-        </w:rPr>
-      </w:pPr>
-      <w:r>
-        <w:rPr>
-          <w:b/>
-          <w:bCs/>
-        </w:rPr>
-        <w:t>Vacuum Evaporation</w:t>
-      </w:r>
-    </w:p>
-    <w:p>
-      <m:oMathPara>
-        <m:oMath>
-          <m:d>
-            <m:dPr>
-              <m:ctrlPr>
-                <w:rPr>
-                  <w:rFonts w:ascii="Cambria Math" w:hAnsi="Cambria Math"/>
-                </w:rPr>
-              </m:ctrlPr>
-            </m:dPr>
-            <m:e>
-              <m:r>
-                <w:rPr>
-                  <w:rFonts w:ascii="Cambria Math" w:hAnsi="Cambria Math"/>
-                </w:rPr>
-                <m:t>3.67×0.40)+(3×0.35)+(5×0.25</m:t>
-              </m:r>
-            </m:e>
-          </m:d>
-          <m:r>
-            <w:br/>
-          </m:r>
-        </m:oMath>
-        <m:oMath>
-          <m:r>
-            <w:rPr>
-              <w:rFonts w:ascii="Cambria Math" w:hAnsi="Cambria Math"/>
-            </w:rPr>
-            <m:t>1.468+1.05+1.25</m:t>
-          </m:r>
-          <m:r>
-            <w:rPr>
-              <w:i/>
-            </w:rPr>
-            <w:br/>
-          </m:r>
-        </m:oMath>
-        <m:oMath>
-          <m:r>
-            <w:rPr>
-              <w:rFonts w:ascii="Cambria Math" w:hAnsi="Cambria Math"/>
-            </w:rPr>
-            <m:t>=3.77</m:t>
-          </m:r>
-          <m:r>
-            <w:rPr>
-              <w:i/>
-            </w:rPr>
-            <w:br/>
-          </m:r>
-        </m:oMath>
-      </m:oMathPara>
-    </w:p>
-    <w:p>
-      <w:r>
-        <w:pict w14:anchorId="29B42B59">
-          <v:rect id="_x0000_i1140" style="width:0;height:1.5pt" o:hralign="center" o:hrstd="t" o:hr="t" fillcolor="#a0a0a0" stroked="f"/>
-        </w:pict>
-      </w:r>
-    </w:p>
-    <w:p>
-      <w:pPr>
-        <w:rPr>
-          <w:b/>
-          <w:bCs/>
-        </w:rPr>
-      </w:pPr>
-      <w:proofErr w:type="spellStart"/>
-      <w:r>
-        <w:rPr>
-          <w:b/>
-          <w:bCs/>
-        </w:rPr>
-        <w:t>Distillation</w:t>
-      </w:r>
-      <w:proofErr w:type="spellEnd"/>
-    </w:p>
-    <w:p>
-      <m:oMathPara>
-        <m:oMath>
-          <m:d>
-            <m:dPr>
-              <m:ctrlPr>
-                <w:rPr>
-                  <w:rFonts w:ascii="Cambria Math" w:hAnsi="Cambria Math"/>
-                </w:rPr>
-              </m:ctrlPr>
-            </m:dPr>
-            <m:e>
-              <m:r>
-                <w:rPr>
-                  <w:rFonts w:ascii="Cambria Math" w:hAnsi="Cambria Math"/>
-                </w:rPr>
-                <m:t>2.33×0.40)+(4×0.35)+(3×0.25</m:t>
-              </m:r>
-            </m:e>
-          </m:d>
-          <m:r>
-            <w:br/>
-          </m:r>
-        </m:oMath>
-        <m:oMath>
-          <m:r>
-            <w:rPr>
-              <w:rFonts w:ascii="Cambria Math" w:hAnsi="Cambria Math"/>
-            </w:rPr>
-            <m:t>0.932+1.40+0.75</m:t>
-          </m:r>
-          <m:r>
-            <w:rPr>
-              <w:i/>
-            </w:rPr>
-            <w:br/>
-          </m:r>
-        </m:oMath>
-        <m:oMath>
-          <m:r>
-            <w:rPr>
-              <w:rFonts w:ascii="Cambria Math" w:hAnsi="Cambria Math"/>
-            </w:rPr>
-            <m:t>=3.08</m:t>
-          </m:r>
-          <m:r>
-            <w:rPr>
-              <w:i/>
-            </w:rPr>
-            <w:br/>
-          </m:r>
-        </m:oMath>
-      </m:oMathPara>
-    </w:p>
-    <w:p>
-      <w:r>
-        <w:pict w14:anchorId="7FEFBB29">
-          <v:rect id="_x0000_i1141" style="width:0;height:1.5pt" o:hralign="center" o:hrstd="t" o:hr="t" fillcolor="#a0a0a0" stroked="f"/>
-        </w:pict>
-      </w:r>
-    </w:p>
-    <w:p>
-      <w:pPr>
-        <w:rPr>
-          <w:b/>
-          <w:bCs/>
-        </w:rPr>
-      </w:pPr>
-      <w:r>
-        <w:rPr>
-          <w:b/>
-          <w:bCs/>
-        </w:rPr>
-        <w:t xml:space="preserve">7. Final </w:t>
-      </w:r>
-      <w:proofErr w:type="spellStart"/>
-      <w:r>
-        <w:rPr>
-          <w:b/>
-          <w:bCs/>
-        </w:rPr>
-        <w:t>Results</w:t>
-      </w:r>
-      <w:proofErr w:type="spellEnd"/>
-    </w:p>
-    <w:tbl>
-      <w:tblPr>
-        <w:tblW w:w="0" w:type="auto"/>
-        <w:tblCellSpacing w:w="15" w:type="dxa"/>
-        <w:tblCellMar>
-          <w:top w:w="15" w:type="dxa"/>
-          <w:left w:w="15" w:type="dxa"/>
-          <w:bottom w:w="15" w:type="dxa"/>
-          <w:right w:w="15" w:type="dxa"/>
-        </w:tblCellMar>
-        <w:tblLook w:val="04A0" w:firstRow="1" w:lastRow="0" w:firstColumn="1" w:lastColumn="0" w:noHBand="0" w:noVBand="1"/>
-      </w:tblPr>
-      <w:tblGrid>
-        <w:gridCol w:w="2212"/>
-        <w:gridCol w:w="1196"/>
-        <w:gridCol w:w="1153"/>
-        <w:gridCol w:w="743"/>
-        <w:gridCol w:w="1541"/>
-      </w:tblGrid>
-      <w:tr>
-        <w:trPr>
-          <w:tblHeader/>
-          <w:tblCellSpacing w:w="15" w:type="dxa"/>
-        </w:trPr>
-        <w:tc>
-          <w:tcPr>
-            <w:tcW w:w="0" w:type="auto"/>
-            <w:vAlign w:val="center"/>
-            <w:hideMark/>
-          </w:tcPr>
-          <w:p>
-            <w:pPr>
-              <w:rPr>
-                <w:b/>
-                <w:bCs/>
-              </w:rPr>
-            </w:pPr>
-            <w:r>
-              <w:rPr>
-                <w:b/>
-                <w:bCs/>
-              </w:rPr>
-              <w:t>Method</w:t>
-            </w:r>
-          </w:p>
-        </w:tc>
-        <w:tc>
-          <w:tcPr>
-            <w:tcW w:w="0" w:type="auto"/>
-            <w:vAlign w:val="center"/>
-            <w:hideMark/>
-          </w:tcPr>
-          <w:p>
-            <w:pPr>
-              <w:rPr>
-                <w:b/>
-                <w:bCs/>
-              </w:rPr>
-            </w:pPr>
-            <w:r>
-              <w:rPr>
-                <w:b/>
-                <w:bCs/>
-              </w:rPr>
-              <w:t>Ecological</w:t>
-            </w:r>
-          </w:p>
-        </w:tc>
-        <w:tc>
-          <w:tcPr>
-            <w:tcW w:w="0" w:type="auto"/>
-            <w:vAlign w:val="center"/>
-            <w:hideMark/>
-          </w:tcPr>
-          <w:p>
-            <w:pPr>
-              <w:rPr>
-                <w:b/>
-                <w:bCs/>
-              </w:rPr>
-            </w:pPr>
-            <w:proofErr w:type="spellStart"/>
-            <w:r>
-              <w:rPr>
-                <w:b/>
-                <w:bCs/>
-              </w:rPr>
-              <w:t>Economic</w:t>
-            </w:r>
-            <w:proofErr w:type="spellEnd"/>
-          </w:p>
-        </w:tc>
-        <w:tc>
-          <w:tcPr>
-            <w:tcW w:w="0" w:type="auto"/>
-            <w:vAlign w:val="center"/>
-            <w:hideMark/>
-          </w:tcPr>
-          <w:p>
-            <w:pPr>
-              <w:rPr>
-                <w:b/>
-                <w:bCs/>
-              </w:rPr>
-            </w:pPr>
-            <w:proofErr w:type="spellStart"/>
-            <w:r>
-              <w:rPr>
-                <w:b/>
-                <w:bCs/>
-              </w:rPr>
-              <w:t>Social</w:t>
-            </w:r>
-            <w:proofErr w:type="spellEnd"/>
-          </w:p>
-        </w:tc>
-        <w:tc>
-          <w:tcPr>
-            <w:tcW w:w="0" w:type="auto"/>
-            <w:vAlign w:val="center"/>
-            <w:hideMark/>
-          </w:tcPr>
-          <w:p>
-            <w:pPr>
-              <w:rPr>
-                <w:b/>
-                <w:bCs/>
-              </w:rPr>
-            </w:pPr>
-            <w:r>
-              <w:rPr>
-                <w:b/>
-                <w:bCs/>
-              </w:rPr>
-              <w:t>Overall Score</w:t>
-            </w:r>
-          </w:p>
-        </w:tc>
-      </w:tr>
-      <w:tr>
-        <w:trPr>
-          <w:tblCellSpacing w:w="15" w:type="dxa"/>
-        </w:trPr>
-        <w:tc>
-          <w:tcPr>
-            <w:tcW w:w="0" w:type="auto"/>
-            <w:vAlign w:val="center"/>
-            <w:hideMark/>
-          </w:tcPr>
-          <w:p>
-            <w:r>
-              <w:t>Vacuum Evaporation</w:t>
-            </w:r>
-          </w:p>
-        </w:tc>
-        <w:tc>
-          <w:tcPr>
-            <w:tcW w:w="0" w:type="auto"/>
-            <w:vAlign w:val="center"/>
-            <w:hideMark/>
-          </w:tcPr>
-          <w:p>
-            <w:r>
-              <w:t>3.67</w:t>
-            </w:r>
-          </w:p>
-        </w:tc>
-        <w:tc>
-          <w:tcPr>
-            <w:tcW w:w="0" w:type="auto"/>
-            <w:vAlign w:val="center"/>
-            <w:hideMark/>
-          </w:tcPr>
-          <w:p>
-            <w:r>
-              <w:t>3</w:t>
-            </w:r>
-          </w:p>
-        </w:tc>
-        <w:tc>
-          <w:tcPr>
-            <w:tcW w:w="0" w:type="auto"/>
-            <w:vAlign w:val="center"/>
-            <w:hideMark/>
-          </w:tcPr>
-          <w:p>
-            <w:r>
-              <w:t>5</w:t>
-            </w:r>
-          </w:p>
-        </w:tc>
-        <w:tc>
-          <w:tcPr>
-            <w:tcW w:w="0" w:type="auto"/>
-            <w:vAlign w:val="center"/>
-            <w:hideMark/>
-          </w:tcPr>
-          <w:p>
-            <w:r>
-              <w:rPr>
-                <w:b/>
-                <w:bCs/>
-              </w:rPr>
-              <w:t>3.77</w:t>
-            </w:r>
-          </w:p>
-        </w:tc>
-      </w:tr>
-      <w:tr>
-        <w:trPr>
-          <w:tblCellSpacing w:w="15" w:type="dxa"/>
-        </w:trPr>
-        <w:tc>
-          <w:tcPr>
-            <w:tcW w:w="0" w:type="auto"/>
-            <w:vAlign w:val="center"/>
-            <w:hideMark/>
-          </w:tcPr>
-          <w:p>
-            <w:r>
-              <w:t>Heat Evaporation</w:t>
-            </w:r>
-          </w:p>
-        </w:tc>
-        <w:tc>
-          <w:tcPr>
-            <w:tcW w:w="0" w:type="auto"/>
-            <w:vAlign w:val="center"/>
-            <w:hideMark/>
-          </w:tcPr>
-          <w:p>
-            <w:r>
-              <w:t>2.33</w:t>
-            </w:r>
-          </w:p>
-        </w:tc>
-        <w:tc>
-          <w:tcPr>
-            <w:tcW w:w="0" w:type="auto"/>
-            <w:vAlign w:val="center"/>
-            <w:hideMark/>
-          </w:tcPr>
-          <w:p>
-            <w:r>
-              <w:t>5</w:t>
-            </w:r>
-          </w:p>
-        </w:tc>
-        <w:tc>
-          <w:tcPr>
-            <w:tcW w:w="0" w:type="auto"/>
-            <w:vAlign w:val="center"/>
-            <w:hideMark/>
-          </w:tcPr>
-          <w:p>
-            <w:r>
-              <w:t>2</w:t>
-            </w:r>
-          </w:p>
-        </w:tc>
-        <w:tc>
-          <w:tcPr>
-            <w:tcW w:w="0" w:type="auto"/>
-            <w:vAlign w:val="center"/>
-            <w:hideMark/>
-          </w:tcPr>
-          <w:p>
-            <w:r>
-              <w:rPr>
-                <w:b/>
-                <w:bCs/>
-              </w:rPr>
-              <w:t>3.18</w:t>
-            </w:r>
-          </w:p>
-        </w:tc>
-      </w:tr>
-      <w:tr>
-        <w:trPr>
-          <w:tblCellSpacing w:w="15" w:type="dxa"/>
-        </w:trPr>
-        <w:tc>
-          <w:tcPr>
-            <w:tcW w:w="0" w:type="auto"/>
-            <w:vAlign w:val="center"/>
-            <w:hideMark/>
-          </w:tcPr>
-          <w:p>
-            <w:proofErr w:type="spellStart"/>
-            <w:r>
-              <w:t>Distillation</w:t>
-            </w:r>
-            <w:proofErr w:type="spellEnd"/>
-          </w:p>
-        </w:tc>
-        <w:tc>
-          <w:tcPr>
-            <w:tcW w:w="0" w:type="auto"/>
-            <w:vAlign w:val="center"/>
-            <w:hideMark/>
-          </w:tcPr>
-          <w:p>
-            <w:r>
-              <w:t>2.33</w:t>
-            </w:r>
-          </w:p>
-        </w:tc>
-        <w:tc>
-          <w:tcPr>
-            <w:tcW w:w="0" w:type="auto"/>
-            <w:vAlign w:val="center"/>
-            <w:hideMark/>
-          </w:tcPr>
-          <w:p>
-            <w:r>
-              <w:t>4</w:t>
-            </w:r>
-          </w:p>
-        </w:tc>
-        <w:tc>
-          <w:tcPr>
-            <w:tcW w:w="0" w:type="auto"/>
-            <w:vAlign w:val="center"/>
-            <w:hideMark/>
-          </w:tcPr>
-          <w:p>
-            <w:r>
-              <w:t>3</w:t>
-            </w:r>
-          </w:p>
-        </w:tc>
-        <w:tc>
-          <w:tcPr>
-            <w:tcW w:w="0" w:type="auto"/>
-            <w:vAlign w:val="center"/>
-            <w:hideMark/>
-          </w:tcPr>
-          <w:p>
-            <w:r>
-              <w:rPr>
-                <w:b/>
-                <w:bCs/>
-              </w:rPr>
-              <w:t>3.08</w:t>
-            </w:r>
-          </w:p>
-        </w:tc>
-      </w:tr>
-    </w:tbl>
     <w:p>
       <w:pPr>
         <w:rPr>
@@ -4226,7 +5698,19 @@
         <w:t>🥇</w:t>
       </w:r>
       <w:r>
-        <w:t xml:space="preserve"> Vacuum Evaporation – 3.77</w:t>
+        <w:t xml:space="preserve"> </w:t>
+      </w:r>
+      <w:r>
+        <w:t>Heat Evaporation</w:t>
+      </w:r>
+      <w:r>
+        <w:t xml:space="preserve"> </w:t>
+      </w:r>
+      <w:r>
+        <w:t xml:space="preserve">– </w:t>
+      </w:r>
+      <w:r>
+        <w:t>2,76</w:t>
       </w:r>
     </w:p>
     <w:p>
@@ -4237,7 +5721,21 @@
         <w:t>🥈</w:t>
       </w:r>
       <w:r>
-        <w:t xml:space="preserve"> Heat Evaporation – 3.18</w:t>
+        <w:t xml:space="preserve"> </w:t>
+      </w:r>
+      <w:proofErr w:type="spellStart"/>
+      <w:r>
+        <w:t>Distillation</w:t>
+      </w:r>
+      <w:proofErr w:type="spellEnd"/>
+      <w:r>
+        <w:t xml:space="preserve"> </w:t>
+      </w:r>
+      <w:r>
+        <w:t xml:space="preserve">– </w:t>
+      </w:r>
+      <w:r>
+        <w:t>2,73</w:t>
       </w:r>
     </w:p>
     <w:p>
@@ -4250,19 +5748,32 @@
       <w:r>
         <w:t xml:space="preserve"> </w:t>
       </w:r>
-      <w:proofErr w:type="spellStart"/>
-      <w:r>
-        <w:t>Distillation</w:t>
-      </w:r>
-      <w:proofErr w:type="spellEnd"/>
-      <w:r>
-        <w:t xml:space="preserve"> – 3.08</w:t>
+      <w:r>
+        <w:t>Vacuum Evaporation</w:t>
+      </w:r>
+      <w:r>
+        <w:t xml:space="preserve"> </w:t>
+      </w:r>
+      <w:r>
+        <w:t xml:space="preserve">– </w:t>
+      </w:r>
+      <w:r>
+        <w:t>2,64</w:t>
+      </w:r>
+      <w:r>
+        <w:br/>
       </w:r>
     </w:p>
     <w:p>
       <w:r>
+        <w:br w:type="page"/>
+      </w:r>
+    </w:p>
+    <w:p/>
+    <w:p>
+      <w:r>
         <w:pict w14:anchorId="2AEC1F30">
-          <v:rect id="_x0000_i1142" style="width:0;height:1.5pt" o:hralign="center" o:hrstd="t" o:hr="t" fillcolor="#a0a0a0" stroked="f"/>
+          <v:rect id="_x0000_i1040" style="width:0;height:1.5pt" o:hralign="center" o:hrstd="t" o:hr="t" fillcolor="#a0a0a0" stroked="f"/>
         </w:pict>
       </w:r>
     </w:p>
@@ -4643,7 +6154,6 @@
     <w:p>
       <w:proofErr w:type="spellStart"/>
       <w:r>
-        <w:lastRenderedPageBreak/>
         <w:t>Although</w:t>
       </w:r>
       <w:proofErr w:type="spellEnd"/>
@@ -5043,7 +6553,7 @@
     <w:p>
       <w:r>
         <w:pict w14:anchorId="3F7541B0">
-          <v:rect id="_x0000_i1143" style="width:0;height:1.5pt" o:hralign="center" o:hrstd="t" o:hr="t" fillcolor="#a0a0a0" stroked="f"/>
+          <v:rect id="_x0000_i1041" style="width:0;height:1.5pt" o:hralign="center" o:hrstd="t" o:hr="t" fillcolor="#a0a0a0" stroked="f"/>
         </w:pict>
       </w:r>
     </w:p>
@@ -5054,12 +6564,28 @@
           <w:bCs/>
         </w:rPr>
       </w:pPr>
-      <w:proofErr w:type="spellStart"/>
       <w:r>
         <w:rPr>
           <w:b/>
           <w:bCs/>
         </w:rPr>
+        <w:br w:type="page"/>
+      </w:r>
+    </w:p>
+    <w:p>
+      <w:pPr>
+        <w:rPr>
+          <w:b/>
+          <w:bCs/>
+        </w:rPr>
+      </w:pPr>
+      <w:proofErr w:type="spellStart"/>
+      <w:r>
+        <w:rPr>
+          <w:b/>
+          <w:bCs/>
+        </w:rPr>
+        <w:lastRenderedPageBreak/>
         <w:t>Suggested</w:t>
       </w:r>
       <w:proofErr w:type="spellEnd"/>
@@ -5515,7 +7041,6 @@
         </w:numPr>
       </w:pPr>
       <w:r>
-        <w:lastRenderedPageBreak/>
         <w:t xml:space="preserve">Bar </w:t>
       </w:r>
       <w:proofErr w:type="spellStart"/>
@@ -9773,7 +11298,6 @@
     <w:next w:val="Standard"/>
     <w:link w:val="berschrift2Zchn"/>
     <w:uiPriority w:val="9"/>
-    <w:semiHidden/>
     <w:unhideWhenUsed/>
     <w:qFormat/>
     <w:rsid w:val="00CF1917"/>
@@ -9796,7 +11320,6 @@
     <w:next w:val="Standard"/>
     <w:link w:val="berschrift3Zchn"/>
     <w:uiPriority w:val="9"/>
-    <w:semiHidden/>
     <w:unhideWhenUsed/>
     <w:qFormat/>
     <w:rsid w:val="00CF1917"/>
@@ -9948,6 +11471,7 @@
   <w:style w:type="character" w:default="1" w:styleId="Absatz-Standardschriftart">
     <w:name w:val="Default Paragraph Font"/>
     <w:uiPriority w:val="1"/>
+    <w:semiHidden/>
     <w:unhideWhenUsed/>
   </w:style>
   <w:style w:type="table" w:default="1" w:styleId="NormaleTabelle">
@@ -9989,7 +11513,6 @@
     <w:basedOn w:val="Absatz-Standardschriftart"/>
     <w:link w:val="berschrift2"/>
     <w:uiPriority w:val="9"/>
-    <w:semiHidden/>
     <w:rsid w:val="00CF1917"/>
     <w:rPr>
       <w:rFonts w:asciiTheme="majorHAnsi" w:eastAsiaTheme="majorEastAsia" w:hAnsiTheme="majorHAnsi" w:cstheme="majorBidi"/>
@@ -10003,7 +11526,6 @@
     <w:basedOn w:val="Absatz-Standardschriftart"/>
     <w:link w:val="berschrift3"/>
     <w:uiPriority w:val="9"/>
-    <w:semiHidden/>
     <w:rsid w:val="00CF1917"/>
     <w:rPr>
       <w:rFonts w:eastAsiaTheme="majorEastAsia" w:cstheme="majorBidi"/>
@@ -10259,6 +11781,35 @@
       <w:smallCaps/>
       <w:color w:val="0F4761" w:themeColor="accent1" w:themeShade="BF"/>
       <w:spacing w:val="5"/>
+    </w:rPr>
+  </w:style>
+  <w:style w:type="table" w:styleId="Tabellenraster">
+    <w:name w:val="Table Grid"/>
+    <w:basedOn w:val="NormaleTabelle"/>
+    <w:uiPriority w:val="39"/>
+    <w:rsid w:val="00626B69"/>
+    <w:pPr>
+      <w:spacing w:after="0" w:line="240" w:lineRule="auto"/>
+    </w:pPr>
+    <w:tblPr>
+      <w:tblBorders>
+        <w:top w:val="single" w:sz="4" w:space="0" w:color="auto"/>
+        <w:left w:val="single" w:sz="4" w:space="0" w:color="auto"/>
+        <w:bottom w:val="single" w:sz="4" w:space="0" w:color="auto"/>
+        <w:right w:val="single" w:sz="4" w:space="0" w:color="auto"/>
+        <w:insideH w:val="single" w:sz="4" w:space="0" w:color="auto"/>
+        <w:insideV w:val="single" w:sz="4" w:space="0" w:color="auto"/>
+      </w:tblBorders>
+    </w:tblPr>
+  </w:style>
+  <w:style w:type="character" w:styleId="Platzhaltertext">
+    <w:name w:val="Placeholder Text"/>
+    <w:basedOn w:val="Absatz-Standardschriftart"/>
+    <w:uiPriority w:val="99"/>
+    <w:semiHidden/>
+    <w:rsid w:val="00FD4B47"/>
+    <w:rPr>
+      <w:color w:val="666666"/>
     </w:rPr>
   </w:style>
 </w:styles>

--- a/case 4_2/Evaluation Vapor Methods.docx
+++ b/case 4_2/Evaluation Vapor Methods.docx
@@ -6,37 +6,8 @@
       <w:pPr>
         <w:pStyle w:val="berschrift1"/>
       </w:pPr>
-      <w:proofErr w:type="spellStart"/>
-      <w:r>
-        <w:t>Sustainability</w:t>
-      </w:r>
-      <w:proofErr w:type="spellEnd"/>
-      <w:r>
-        <w:t xml:space="preserve"> Assessment </w:t>
-      </w:r>
-      <w:proofErr w:type="spellStart"/>
-      <w:r>
-        <w:t>of</w:t>
-      </w:r>
-      <w:proofErr w:type="spellEnd"/>
-      <w:r>
-        <w:t xml:space="preserve"> </w:t>
-      </w:r>
-      <w:proofErr w:type="spellStart"/>
-      <w:r>
-        <w:t>Electrolyte</w:t>
-      </w:r>
-      <w:proofErr w:type="spellEnd"/>
-      <w:r>
-        <w:t xml:space="preserve"> Evaporation Methods </w:t>
-      </w:r>
-      <w:proofErr w:type="spellStart"/>
-      <w:r>
-        <w:t>for</w:t>
-      </w:r>
-      <w:proofErr w:type="spellEnd"/>
-      <w:r>
-        <w:t xml:space="preserve"> Edison Cars AG</w:t>
+      <w:r>
+        <w:t>Sustainability Assessment of Electrolyte Evaporation Methods for Edison Cars AG</w:t>
       </w:r>
     </w:p>
     <w:p>
@@ -49,15 +20,7 @@
     </w:p>
     <w:p>
       <w:r>
-        <w:t xml:space="preserve">After </w:t>
-      </w:r>
-      <w:proofErr w:type="spellStart"/>
-      <w:r>
-        <w:t>evaluating</w:t>
-      </w:r>
-      <w:proofErr w:type="spellEnd"/>
-      <w:r>
-        <w:t xml:space="preserve"> </w:t>
+        <w:t xml:space="preserve">After evaluating </w:t>
       </w:r>
       <w:r>
         <w:rPr>
@@ -79,7 +42,6 @@
       <w:r>
         <w:t xml:space="preserve">, and </w:t>
       </w:r>
-      <w:proofErr w:type="spellStart"/>
       <w:r>
         <w:rPr>
           <w:b/>
@@ -87,92 +49,14 @@
         </w:rPr>
         <w:t>Distillation</w:t>
       </w:r>
-      <w:proofErr w:type="spellEnd"/>
-      <w:r>
-        <w:t xml:space="preserve"> </w:t>
-      </w:r>
-      <w:proofErr w:type="spellStart"/>
-      <w:r>
-        <w:t>over</w:t>
-      </w:r>
-      <w:proofErr w:type="spellEnd"/>
-      <w:r>
-        <w:t xml:space="preserve"> </w:t>
-      </w:r>
-      <w:r>
-        <w:t xml:space="preserve">a 20-year </w:t>
-      </w:r>
-      <w:proofErr w:type="spellStart"/>
-      <w:r>
-        <w:t>horizon</w:t>
-      </w:r>
-      <w:proofErr w:type="spellEnd"/>
-      <w:r>
-        <w:t xml:space="preserve">, </w:t>
-      </w:r>
-      <w:proofErr w:type="spellStart"/>
-      <w:r>
-        <w:t>considering</w:t>
-      </w:r>
-      <w:proofErr w:type="spellEnd"/>
-      <w:r>
-        <w:t xml:space="preserve"> </w:t>
-      </w:r>
-      <w:proofErr w:type="spellStart"/>
-      <w:r>
-        <w:t>ecological</w:t>
-      </w:r>
-      <w:proofErr w:type="spellEnd"/>
-      <w:r>
-        <w:t xml:space="preserve">, </w:t>
-      </w:r>
-      <w:proofErr w:type="spellStart"/>
-      <w:r>
-        <w:t>economic</w:t>
-      </w:r>
-      <w:proofErr w:type="spellEnd"/>
-      <w:r>
-        <w:t xml:space="preserve">, and social </w:t>
-      </w:r>
-      <w:proofErr w:type="spellStart"/>
-      <w:r>
-        <w:t>sustainability</w:t>
-      </w:r>
-      <w:proofErr w:type="spellEnd"/>
-      <w:r>
-        <w:t xml:space="preserve">, </w:t>
-      </w:r>
-      <w:proofErr w:type="spellStart"/>
-      <w:r>
-        <w:t>the</w:t>
-      </w:r>
-      <w:proofErr w:type="spellEnd"/>
-      <w:r>
-        <w:t xml:space="preserve"> </w:t>
-      </w:r>
-      <w:proofErr w:type="spellStart"/>
-      <w:r>
-        <w:t>recommended</w:t>
-      </w:r>
-      <w:proofErr w:type="spellEnd"/>
-      <w:r>
-        <w:t xml:space="preserve"> </w:t>
-      </w:r>
-      <w:proofErr w:type="spellStart"/>
-      <w:r>
-        <w:t>technology</w:t>
-      </w:r>
-      <w:proofErr w:type="spellEnd"/>
-      <w:r>
-        <w:t xml:space="preserve"> </w:t>
-      </w:r>
-      <w:proofErr w:type="spellStart"/>
-      <w:r>
-        <w:t>is</w:t>
-      </w:r>
-      <w:proofErr w:type="spellEnd"/>
-      <w:r>
-        <w:t>:</w:t>
+      <w:r>
+        <w:t xml:space="preserve"> over </w:t>
+      </w:r>
+      <w:r>
+        <w:t>a 20-year horizon</w:t>
+      </w:r>
+      <w:r>
+        <w:t>, considering ecological, economic, and social sustainability, the recommended technology is:</w:t>
       </w:r>
     </w:p>
     <w:p>
@@ -182,150 +66,46 @@
           <w:bCs/>
         </w:rPr>
       </w:pPr>
-      <w:proofErr w:type="spellStart"/>
       <w:r>
         <w:rPr>
           <w:b/>
           <w:bCs/>
         </w:rPr>
-        <w:t>Recommendation</w:t>
-      </w:r>
-      <w:proofErr w:type="spellEnd"/>
+        <w:t xml:space="preserve">Recommendation: </w:t>
+      </w:r>
       <w:r>
         <w:rPr>
           <w:b/>
           <w:bCs/>
         </w:rPr>
-        <w:t xml:space="preserve">: </w:t>
+        <w:t>Heat</w:t>
       </w:r>
       <w:r>
         <w:rPr>
           <w:b/>
           <w:bCs/>
         </w:rPr>
-        <w:t xml:space="preserve">Heat Evaporation </w:t>
+        <w:t xml:space="preserve"> Evaporation </w:t>
       </w:r>
     </w:p>
     <w:p>
-      <w:proofErr w:type="spellStart"/>
-      <w:r>
-        <w:t>Although</w:t>
-      </w:r>
-      <w:proofErr w:type="spellEnd"/>
-      <w:r>
-        <w:t xml:space="preserve"> </w:t>
-      </w:r>
-      <w:proofErr w:type="spellStart"/>
+      <w:r>
+        <w:t xml:space="preserve">Although </w:t>
+      </w:r>
       <w:r>
         <w:t>heat</w:t>
       </w:r>
-      <w:proofErr w:type="spellEnd"/>
-      <w:r>
-        <w:t xml:space="preserve"> </w:t>
-      </w:r>
-      <w:proofErr w:type="spellStart"/>
-      <w:r>
-        <w:t>evaporation</w:t>
-      </w:r>
-      <w:proofErr w:type="spellEnd"/>
-      <w:r>
-        <w:t xml:space="preserve"> </w:t>
-      </w:r>
-      <w:proofErr w:type="spellStart"/>
-      <w:r>
-        <w:t>shows</w:t>
-      </w:r>
-      <w:proofErr w:type="spellEnd"/>
-      <w:r>
-        <w:t xml:space="preserve"> </w:t>
-      </w:r>
-      <w:proofErr w:type="spellStart"/>
-      <w:r>
-        <w:t>the</w:t>
-      </w:r>
-      <w:proofErr w:type="spellEnd"/>
-      <w:r>
-        <w:t xml:space="preserve"> </w:t>
-      </w:r>
-      <w:proofErr w:type="spellStart"/>
-      <w:r>
-        <w:t>lowest</w:t>
-      </w:r>
-      <w:proofErr w:type="spellEnd"/>
-      <w:r>
-        <w:t xml:space="preserve"> social </w:t>
-      </w:r>
-      <w:proofErr w:type="spellStart"/>
-      <w:r>
-        <w:t>acceptance</w:t>
-      </w:r>
-      <w:proofErr w:type="spellEnd"/>
-      <w:r>
-        <w:t xml:space="preserve">, </w:t>
-      </w:r>
-      <w:proofErr w:type="spellStart"/>
-      <w:r>
-        <w:t>it</w:t>
-      </w:r>
-      <w:proofErr w:type="spellEnd"/>
-      <w:r>
-        <w:t xml:space="preserve"> </w:t>
-      </w:r>
-      <w:proofErr w:type="spellStart"/>
-      <w:r>
-        <w:t>achieves</w:t>
-      </w:r>
-      <w:proofErr w:type="spellEnd"/>
-      <w:r>
-        <w:t xml:space="preserve"> </w:t>
-      </w:r>
-      <w:proofErr w:type="spellStart"/>
-      <w:r>
-        <w:t>the</w:t>
-      </w:r>
-      <w:proofErr w:type="spellEnd"/>
-      <w:r>
-        <w:t xml:space="preserve"> </w:t>
-      </w:r>
-      <w:proofErr w:type="spellStart"/>
-      <w:r>
-        <w:t>strongest</w:t>
-      </w:r>
-      <w:proofErr w:type="spellEnd"/>
-      <w:r>
-        <w:t xml:space="preserve"> </w:t>
-      </w:r>
-      <w:proofErr w:type="spellStart"/>
-      <w:r>
-        <w:t>overall</w:t>
-      </w:r>
-      <w:proofErr w:type="spellEnd"/>
-      <w:r>
-        <w:t xml:space="preserve"> </w:t>
-      </w:r>
-      <w:proofErr w:type="spellStart"/>
-      <w:r>
-        <w:t>sustainability</w:t>
-      </w:r>
-      <w:proofErr w:type="spellEnd"/>
-      <w:r>
-        <w:t xml:space="preserve"> </w:t>
-      </w:r>
-      <w:proofErr w:type="spellStart"/>
-      <w:r>
-        <w:t>performance</w:t>
-      </w:r>
-      <w:proofErr w:type="spellEnd"/>
-      <w:r>
-        <w:t xml:space="preserve"> due </w:t>
-      </w:r>
-      <w:proofErr w:type="spellStart"/>
-      <w:r>
-        <w:t>to</w:t>
-      </w:r>
-      <w:proofErr w:type="spellEnd"/>
-      <w:r>
-        <w:t>:</w:t>
+      <w:r>
+        <w:t xml:space="preserve"> evaporation shows</w:t>
+      </w:r>
+      <w:r>
+        <w:t xml:space="preserve"> the </w:t>
+      </w:r>
+      <w:r>
+        <w:t>lowest social acceptance</w:t>
+      </w:r>
+      <w:r>
+        <w:t>, it achieves the strongest overall sustainability performance due to:</w:t>
       </w:r>
     </w:p>
     <w:p>
@@ -335,37 +115,8 @@
           <w:numId w:val="1"/>
         </w:numPr>
       </w:pPr>
-      <w:proofErr w:type="spellStart"/>
-      <w:r>
-        <w:t>Highest</w:t>
-      </w:r>
-      <w:proofErr w:type="spellEnd"/>
-      <w:r>
-        <w:t xml:space="preserve"> </w:t>
-      </w:r>
-      <w:proofErr w:type="spellStart"/>
-      <w:r>
-        <w:t>profitability</w:t>
-      </w:r>
-      <w:proofErr w:type="spellEnd"/>
-      <w:r>
-        <w:t xml:space="preserve"> </w:t>
-      </w:r>
-      <w:proofErr w:type="spellStart"/>
-      <w:r>
-        <w:t>over</w:t>
-      </w:r>
-      <w:proofErr w:type="spellEnd"/>
-      <w:r>
-        <w:t xml:space="preserve"> 20 </w:t>
-      </w:r>
-      <w:proofErr w:type="spellStart"/>
-      <w:r>
-        <w:t>years</w:t>
-      </w:r>
-      <w:proofErr w:type="spellEnd"/>
-      <w:r>
-        <w:t xml:space="preserve"> </w:t>
+      <w:r>
+        <w:t xml:space="preserve">Highest profitability over 20 years </w:t>
       </w:r>
     </w:p>
     <w:p>
@@ -379,13 +130,8 @@
         <w:t>solid</w:t>
       </w:r>
       <w:r>
-        <w:t xml:space="preserve"> environmental </w:t>
-      </w:r>
-      <w:proofErr w:type="spellStart"/>
-      <w:r>
-        <w:t>impact</w:t>
-      </w:r>
-      <w:proofErr w:type="spellEnd"/>
+        <w:t xml:space="preserve"> environmental impact</w:t>
+      </w:r>
     </w:p>
     <w:p>
       <w:pPr>
@@ -395,31 +141,7 @@
         </w:numPr>
       </w:pPr>
       <w:r>
-        <w:t xml:space="preserve">Best </w:t>
-      </w:r>
-      <w:proofErr w:type="spellStart"/>
-      <w:r>
-        <w:t>overall</w:t>
-      </w:r>
-      <w:proofErr w:type="spellEnd"/>
-      <w:r>
-        <w:t xml:space="preserve"> </w:t>
-      </w:r>
-      <w:proofErr w:type="spellStart"/>
-      <w:r>
-        <w:t>weighted</w:t>
-      </w:r>
-      <w:proofErr w:type="spellEnd"/>
-      <w:r>
-        <w:t xml:space="preserve"> </w:t>
-      </w:r>
-      <w:proofErr w:type="spellStart"/>
-      <w:r>
-        <w:t>sustainability</w:t>
-      </w:r>
-      <w:proofErr w:type="spellEnd"/>
-      <w:r>
-        <w:t xml:space="preserve"> score </w:t>
+        <w:t xml:space="preserve">Best overall weighted sustainability score </w:t>
       </w:r>
     </w:p>
     <w:p>
@@ -434,143 +156,13 @@
       <w:pPr>
         <w:pStyle w:val="berschrift3"/>
       </w:pPr>
-      <w:proofErr w:type="spellStart"/>
-      <w:r>
-        <w:t>Sustainability</w:t>
-      </w:r>
-      <w:proofErr w:type="spellEnd"/>
-      <w:r>
-        <w:t xml:space="preserve"> </w:t>
-      </w:r>
-      <w:proofErr w:type="spellStart"/>
-      <w:r>
-        <w:t>Dimensions</w:t>
-      </w:r>
-      <w:proofErr w:type="spellEnd"/>
+      <w:r>
+        <w:t>Sustainability Dimensions</w:t>
+      </w:r>
     </w:p>
     <w:p>
       <w:r>
-        <w:t xml:space="preserve">Since </w:t>
-      </w:r>
-      <w:proofErr w:type="spellStart"/>
-      <w:r>
-        <w:t>battery</w:t>
-      </w:r>
-      <w:proofErr w:type="spellEnd"/>
-      <w:r>
-        <w:t xml:space="preserve"> </w:t>
-      </w:r>
-      <w:proofErr w:type="spellStart"/>
-      <w:r>
-        <w:t>recycling</w:t>
-      </w:r>
-      <w:proofErr w:type="spellEnd"/>
-      <w:r>
-        <w:t xml:space="preserve"> </w:t>
-      </w:r>
-      <w:proofErr w:type="spellStart"/>
-      <w:r>
-        <w:t>is</w:t>
-      </w:r>
-      <w:proofErr w:type="spellEnd"/>
-      <w:r>
-        <w:t xml:space="preserve"> </w:t>
-      </w:r>
-      <w:proofErr w:type="spellStart"/>
-      <w:r>
-        <w:t>highly</w:t>
-      </w:r>
-      <w:proofErr w:type="spellEnd"/>
-      <w:r>
-        <w:t xml:space="preserve"> </w:t>
-      </w:r>
-      <w:proofErr w:type="spellStart"/>
-      <w:r>
-        <w:t>regulated</w:t>
-      </w:r>
-      <w:proofErr w:type="spellEnd"/>
-      <w:r>
-        <w:t xml:space="preserve"> and environmental </w:t>
-      </w:r>
-      <w:proofErr w:type="spellStart"/>
-      <w:r>
-        <w:t>performance</w:t>
-      </w:r>
-      <w:proofErr w:type="spellEnd"/>
-      <w:r>
-        <w:t xml:space="preserve"> </w:t>
-      </w:r>
-      <w:proofErr w:type="spellStart"/>
-      <w:r>
-        <w:t>strongly</w:t>
-      </w:r>
-      <w:proofErr w:type="spellEnd"/>
-      <w:r>
-        <w:t xml:space="preserve"> </w:t>
-      </w:r>
-      <w:proofErr w:type="spellStart"/>
-      <w:r>
-        <w:t>influences</w:t>
-      </w:r>
-      <w:proofErr w:type="spellEnd"/>
-      <w:r>
-        <w:t xml:space="preserve"> </w:t>
-      </w:r>
-      <w:proofErr w:type="spellStart"/>
-      <w:r>
-        <w:t>long</w:t>
-      </w:r>
-      <w:proofErr w:type="spellEnd"/>
-      <w:r>
-        <w:t xml:space="preserve">-term </w:t>
-      </w:r>
-      <w:proofErr w:type="spellStart"/>
-      <w:r>
-        <w:t>competitiveness</w:t>
-      </w:r>
-      <w:proofErr w:type="spellEnd"/>
-      <w:r>
-        <w:t xml:space="preserve">, </w:t>
-      </w:r>
-      <w:proofErr w:type="spellStart"/>
-      <w:r>
-        <w:t>the</w:t>
-      </w:r>
-      <w:proofErr w:type="spellEnd"/>
-      <w:r>
-        <w:t xml:space="preserve"> </w:t>
-      </w:r>
-      <w:proofErr w:type="spellStart"/>
-      <w:r>
-        <w:t>following</w:t>
-      </w:r>
-      <w:proofErr w:type="spellEnd"/>
-      <w:r>
-        <w:t xml:space="preserve"> </w:t>
-      </w:r>
-      <w:proofErr w:type="spellStart"/>
-      <w:r>
-        <w:t>weights</w:t>
-      </w:r>
-      <w:proofErr w:type="spellEnd"/>
-      <w:r>
-        <w:t xml:space="preserve"> </w:t>
-      </w:r>
-      <w:proofErr w:type="spellStart"/>
-      <w:r>
-        <w:t>are</w:t>
-      </w:r>
-      <w:proofErr w:type="spellEnd"/>
-      <w:r>
-        <w:t xml:space="preserve"> </w:t>
-      </w:r>
-      <w:proofErr w:type="spellStart"/>
-      <w:r>
-        <w:t>assigned</w:t>
-      </w:r>
-      <w:proofErr w:type="spellEnd"/>
-      <w:r>
-        <w:t>:</w:t>
+        <w:t>Since battery recycling is highly regulated and environmental performance strongly influences long-term competitiveness, the following weights are assigned:</w:t>
       </w:r>
     </w:p>
     <w:tbl>
@@ -603,41 +195,47 @@
                 <w:bCs/>
               </w:rPr>
             </w:pPr>
-            <w:proofErr w:type="spellStart"/>
             <w:r>
               <w:rPr>
                 <w:rFonts w:eastAsiaTheme="minorEastAsia"/>
                 <w:b/>
                 <w:bCs/>
               </w:rPr>
-              <w:t>Sustainability</w:t>
-            </w:r>
-            <w:proofErr w:type="spellEnd"/>
-            <w:r>
+              <w:t>Sustainability Factor</w:t>
+            </w:r>
+          </w:p>
+        </w:tc>
+        <w:tc>
+          <w:tcPr>
+            <w:tcW w:w="2410" w:type="dxa"/>
+            <w:tcBorders>
+              <w:left w:val="single" w:sz="18" w:space="0" w:color="auto"/>
+              <w:bottom w:val="single" w:sz="18" w:space="0" w:color="auto"/>
+            </w:tcBorders>
+            <w:shd w:val="clear" w:color="auto" w:fill="D9D9D9" w:themeFill="background1" w:themeFillShade="D9"/>
+          </w:tcPr>
+          <w:p>
+            <w:pPr>
               <w:rPr>
                 <w:rFonts w:eastAsiaTheme="minorEastAsia"/>
                 <w:b/>
                 <w:bCs/>
               </w:rPr>
-              <w:t xml:space="preserve"> </w:t>
-            </w:r>
-            <w:proofErr w:type="spellStart"/>
+            </w:pPr>
             <w:r>
               <w:rPr>
                 <w:rFonts w:eastAsiaTheme="minorEastAsia"/>
                 <w:b/>
                 <w:bCs/>
               </w:rPr>
-              <w:t>Factor</w:t>
-            </w:r>
-            <w:proofErr w:type="spellEnd"/>
+              <w:t>Ecological</w:t>
+            </w:r>
           </w:p>
         </w:tc>
         <w:tc>
           <w:tcPr>
             <w:tcW w:w="2410" w:type="dxa"/>
             <w:tcBorders>
-              <w:left w:val="single" w:sz="18" w:space="0" w:color="auto"/>
               <w:bottom w:val="single" w:sz="18" w:space="0" w:color="auto"/>
             </w:tcBorders>
             <w:shd w:val="clear" w:color="auto" w:fill="D9D9D9" w:themeFill="background1" w:themeFillShade="D9"/>
@@ -645,24 +243,22 @@
           <w:p>
             <w:pPr>
               <w:rPr>
-                <w:rFonts w:eastAsiaTheme="minorEastAsia"/>
                 <w:b/>
                 <w:bCs/>
               </w:rPr>
             </w:pPr>
             <w:r>
               <w:rPr>
-                <w:rFonts w:eastAsiaTheme="minorEastAsia"/>
                 <w:b/>
                 <w:bCs/>
               </w:rPr>
-              <w:t>Ecological</w:t>
-            </w:r>
-          </w:p>
-        </w:tc>
-        <w:tc>
-          <w:tcPr>
-            <w:tcW w:w="2410" w:type="dxa"/>
+              <w:t>Economic</w:t>
+            </w:r>
+          </w:p>
+        </w:tc>
+        <w:tc>
+          <w:tcPr>
+            <w:tcW w:w="2404" w:type="dxa"/>
             <w:tcBorders>
               <w:bottom w:val="single" w:sz="18" w:space="0" w:color="auto"/>
             </w:tcBorders>
@@ -671,88 +267,60 @@
           <w:p>
             <w:pPr>
               <w:rPr>
+                <w:rFonts w:eastAsiaTheme="minorEastAsia"/>
                 <w:b/>
                 <w:bCs/>
               </w:rPr>
             </w:pPr>
-            <w:proofErr w:type="spellStart"/>
             <w:r>
               <w:rPr>
                 <w:b/>
                 <w:bCs/>
               </w:rPr>
-              <w:t>Economic</w:t>
-            </w:r>
-            <w:proofErr w:type="spellEnd"/>
-          </w:p>
-        </w:tc>
-        <w:tc>
-          <w:tcPr>
-            <w:tcW w:w="2404" w:type="dxa"/>
-            <w:tcBorders>
-              <w:bottom w:val="single" w:sz="18" w:space="0" w:color="auto"/>
-            </w:tcBorders>
-            <w:shd w:val="clear" w:color="auto" w:fill="D9D9D9" w:themeFill="background1" w:themeFillShade="D9"/>
-          </w:tcPr>
-          <w:p>
-            <w:pPr>
-              <w:rPr>
-                <w:rFonts w:eastAsiaTheme="minorEastAsia"/>
+              <w:t>S</w:t>
+            </w:r>
+            <w:r>
+              <w:rPr>
                 <w:b/>
                 <w:bCs/>
               </w:rPr>
-            </w:pPr>
-            <w:proofErr w:type="spellStart"/>
+              <w:t>o</w:t>
+            </w:r>
             <w:r>
               <w:rPr>
                 <w:b/>
                 <w:bCs/>
               </w:rPr>
-              <w:t>S</w:t>
-            </w:r>
-            <w:r>
-              <w:rPr>
+              <w:t>cial</w:t>
+            </w:r>
+          </w:p>
+        </w:tc>
+      </w:tr>
+      <w:tr>
+        <w:tc>
+          <w:tcPr>
+            <w:tcW w:w="1838" w:type="dxa"/>
+            <w:tcBorders>
+              <w:top w:val="single" w:sz="18" w:space="0" w:color="auto"/>
+              <w:right w:val="single" w:sz="18" w:space="0" w:color="auto"/>
+            </w:tcBorders>
+            <w:shd w:val="clear" w:color="auto" w:fill="D9D9D9" w:themeFill="background1" w:themeFillShade="D9"/>
+            <w:vAlign w:val="center"/>
+          </w:tcPr>
+          <w:p>
+            <w:pPr>
+              <w:rPr>
+                <w:rFonts w:eastAsiaTheme="minorEastAsia"/>
                 <w:b/>
                 <w:bCs/>
               </w:rPr>
-              <w:t>o</w:t>
-            </w:r>
-            <w:r>
-              <w:rPr>
+            </w:pPr>
+            <w:r>
+              <w:rPr>
+                <w:rFonts w:eastAsiaTheme="minorEastAsia"/>
                 <w:b/>
                 <w:bCs/>
               </w:rPr>
-              <w:t>cial</w:t>
-            </w:r>
-            <w:proofErr w:type="spellEnd"/>
-          </w:p>
-        </w:tc>
-      </w:tr>
-      <w:tr>
-        <w:tc>
-          <w:tcPr>
-            <w:tcW w:w="1838" w:type="dxa"/>
-            <w:tcBorders>
-              <w:top w:val="single" w:sz="18" w:space="0" w:color="auto"/>
-              <w:right w:val="single" w:sz="18" w:space="0" w:color="auto"/>
-            </w:tcBorders>
-            <w:shd w:val="clear" w:color="auto" w:fill="D9D9D9" w:themeFill="background1" w:themeFillShade="D9"/>
-            <w:vAlign w:val="center"/>
-          </w:tcPr>
-          <w:p>
-            <w:pPr>
-              <w:rPr>
-                <w:rFonts w:eastAsiaTheme="minorEastAsia"/>
-                <w:b/>
-                <w:bCs/>
-              </w:rPr>
-            </w:pPr>
-            <w:r>
-              <w:rPr>
-                <w:rFonts w:eastAsiaTheme="minorEastAsia"/>
-                <w:b/>
-                <w:bCs/>
-              </w:rPr>
               <w:t>Weight</w:t>
             </w:r>
           </w:p>
@@ -767,66 +335,22 @@
           </w:tcPr>
           <w:p>
             <w:pPr>
-              <w:rPr>
-                <w:rFonts w:eastAsiaTheme="minorEastAsia"/>
-                <w:i/>
-                <w:iCs/>
-              </w:rPr>
-            </w:pPr>
-            <w:proofErr w:type="spellStart"/>
-            <w:r>
-              <w:rPr>
-                <w:rFonts w:eastAsiaTheme="minorEastAsia"/>
-                <w:i/>
-                <w:iCs/>
-              </w:rPr>
-              <w:t>reference</w:t>
-            </w:r>
-            <w:proofErr w:type="spellEnd"/>
-            <w:r>
-              <w:rPr>
-                <w:rFonts w:eastAsiaTheme="minorEastAsia"/>
-                <w:i/>
-                <w:iCs/>
-              </w:rPr>
-              <w:t xml:space="preserve"> </w:t>
-            </w:r>
-            <w:proofErr w:type="spellStart"/>
-            <w:r>
-              <w:rPr>
-                <w:rFonts w:eastAsiaTheme="minorEastAsia"/>
-                <w:i/>
-                <w:iCs/>
-              </w:rPr>
-              <w:t>rating</w:t>
-            </w:r>
-            <w:proofErr w:type="spellEnd"/>
-          </w:p>
-          <w:p>
-            <w:pPr>
-              <w:rPr>
-                <w:rFonts w:eastAsiaTheme="minorEastAsia"/>
-              </w:rPr>
-            </w:pPr>
-            <w:r>
-              <w:rPr>
-                <w:rFonts w:eastAsiaTheme="minorEastAsia"/>
-              </w:rPr>
-              <w:t xml:space="preserve">(2 </w:t>
-            </w:r>
-            <w:proofErr w:type="spellStart"/>
-            <w:r>
-              <w:rPr>
-                <w:rFonts w:eastAsiaTheme="minorEastAsia"/>
-              </w:rPr>
-              <w:t>points</w:t>
-            </w:r>
-            <w:proofErr w:type="spellEnd"/>
-            <w:r>
-              <w:rPr>
-                <w:rFonts w:eastAsiaTheme="minorEastAsia"/>
-              </w:rPr>
-              <w:t>)</w:t>
+              <w:jc w:val="center"/>
+              <w:rPr>
+                <w:rFonts w:eastAsiaTheme="minorEastAsia"/>
+              </w:rPr>
+            </w:pPr>
+            <w:r>
+              <w:rPr>
+                <w:rFonts w:eastAsiaTheme="minorEastAsia"/>
+              </w:rPr>
+              <w:t>30</w:t>
+            </w:r>
+            <w:r>
+              <w:rPr>
+                <w:rFonts w:eastAsiaTheme="minorEastAsia"/>
+              </w:rPr>
+              <w:t xml:space="preserve"> %</w:t>
             </w:r>
           </w:p>
         </w:tc>
@@ -839,92 +363,28 @@
           </w:tcPr>
           <w:p>
             <w:pPr>
-              <w:rPr>
-                <w:rFonts w:eastAsiaTheme="minorEastAsia"/>
-              </w:rPr>
-            </w:pPr>
-            <w:r>
-              <w:rPr>
-                <w:rFonts w:eastAsiaTheme="minorEastAsia"/>
-              </w:rPr>
-              <w:t xml:space="preserve">Twice </w:t>
-            </w:r>
-            <w:proofErr w:type="spellStart"/>
-            <w:r>
-              <w:rPr>
-                <w:rFonts w:eastAsiaTheme="minorEastAsia"/>
-              </w:rPr>
-              <w:t>as</w:t>
-            </w:r>
-            <w:proofErr w:type="spellEnd"/>
-            <w:r>
-              <w:rPr>
-                <w:rFonts w:eastAsiaTheme="minorEastAsia"/>
-              </w:rPr>
-              <w:t xml:space="preserve"> </w:t>
-            </w:r>
-            <w:proofErr w:type="spellStart"/>
-            <w:r>
-              <w:rPr>
-                <w:rFonts w:eastAsiaTheme="minorEastAsia"/>
-              </w:rPr>
-              <w:t>good</w:t>
-            </w:r>
-            <w:proofErr w:type="spellEnd"/>
-            <w:r>
-              <w:rPr>
-                <w:rFonts w:eastAsiaTheme="minorEastAsia"/>
-              </w:rPr>
-              <w:t xml:space="preserve"> </w:t>
-            </w:r>
-            <w:proofErr w:type="spellStart"/>
-            <w:r>
-              <w:rPr>
-                <w:rFonts w:eastAsiaTheme="minorEastAsia"/>
-              </w:rPr>
-              <w:t>as</w:t>
-            </w:r>
-            <w:proofErr w:type="spellEnd"/>
-            <w:r>
-              <w:rPr>
-                <w:rFonts w:eastAsiaTheme="minorEastAsia"/>
-              </w:rPr>
-              <w:t xml:space="preserve"> </w:t>
-            </w:r>
-            <w:proofErr w:type="spellStart"/>
-            <w:r>
-              <w:rPr>
-                <w:rFonts w:eastAsiaTheme="minorEastAsia"/>
-              </w:rPr>
-              <w:t>heat</w:t>
-            </w:r>
-            <w:proofErr w:type="spellEnd"/>
-          </w:p>
-          <w:p>
-            <w:pPr>
-              <w:rPr>
-                <w:rFonts w:eastAsiaTheme="minorEastAsia"/>
-              </w:rPr>
-            </w:pPr>
-            <w:r>
-              <w:rPr>
-                <w:rFonts w:eastAsiaTheme="minorEastAsia"/>
-              </w:rPr>
-              <w:t xml:space="preserve">(4 </w:t>
-            </w:r>
-            <w:proofErr w:type="spellStart"/>
-            <w:r>
-              <w:rPr>
-                <w:rFonts w:eastAsiaTheme="minorEastAsia"/>
-              </w:rPr>
-              <w:t>points</w:t>
-            </w:r>
-            <w:proofErr w:type="spellEnd"/>
-            <w:r>
-              <w:rPr>
-                <w:rFonts w:eastAsiaTheme="minorEastAsia"/>
-              </w:rPr>
-              <w:t>)</w:t>
+              <w:jc w:val="center"/>
+              <w:rPr>
+                <w:rFonts w:eastAsiaTheme="minorEastAsia"/>
+              </w:rPr>
+            </w:pPr>
+            <w:r>
+              <w:rPr>
+                <w:rFonts w:eastAsiaTheme="minorEastAsia"/>
+              </w:rPr>
+              <w:t>4</w:t>
+            </w:r>
+            <w:r>
+              <w:rPr>
+                <w:rFonts w:eastAsiaTheme="minorEastAsia"/>
+              </w:rPr>
+              <w:t>5</w:t>
+            </w:r>
+            <w:r>
+              <w:rPr>
+                <w:rFonts w:eastAsiaTheme="minorEastAsia"/>
+              </w:rPr>
+              <w:t xml:space="preserve"> %</w:t>
             </w:r>
           </w:p>
         </w:tc>
@@ -941,40 +401,23 @@
                 <w:rFonts w:eastAsiaTheme="minorEastAsia"/>
               </w:rPr>
             </w:pPr>
-            <w:proofErr w:type="spellStart"/>
-            <w:r>
-              <w:rPr>
-                <w:rFonts w:eastAsiaTheme="minorEastAsia"/>
-              </w:rPr>
-              <w:t>average</w:t>
-            </w:r>
-            <w:proofErr w:type="spellEnd"/>
-          </w:p>
-          <w:p>
-            <w:pPr>
-              <w:rPr>
-                <w:rFonts w:eastAsiaTheme="minorEastAsia"/>
-              </w:rPr>
-            </w:pPr>
-            <w:r>
-              <w:rPr>
-                <w:rFonts w:eastAsiaTheme="minorEastAsia"/>
-              </w:rPr>
-              <w:t xml:space="preserve">(3 </w:t>
-            </w:r>
-            <w:proofErr w:type="spellStart"/>
-            <w:r>
-              <w:rPr>
-                <w:rFonts w:eastAsiaTheme="minorEastAsia"/>
-              </w:rPr>
-              <w:t>points</w:t>
-            </w:r>
-            <w:proofErr w:type="spellEnd"/>
-            <w:r>
-              <w:rPr>
-                <w:rFonts w:eastAsiaTheme="minorEastAsia"/>
-              </w:rPr>
-              <w:t>)</w:t>
+            <w:r>
+              <w:rPr>
+                <w:rFonts w:eastAsiaTheme="minorEastAsia"/>
+              </w:rPr>
+              <w:t>2</w:t>
+            </w:r>
+            <w:r>
+              <w:rPr>
+                <w:rFonts w:eastAsiaTheme="minorEastAsia"/>
+              </w:rPr>
+              <w:t>5</w:t>
+            </w:r>
+            <w:r>
+              <w:rPr>
+                <w:rFonts w:eastAsiaTheme="minorEastAsia"/>
+              </w:rPr>
+              <w:t xml:space="preserve"> %</w:t>
             </w:r>
           </w:p>
         </w:tc>
@@ -984,11 +427,9 @@
       <w:pPr>
         <w:pStyle w:val="berschrift3"/>
       </w:pPr>
-      <w:proofErr w:type="spellStart"/>
       <w:r>
         <w:t>Justification</w:t>
       </w:r>
-      <w:proofErr w:type="spellEnd"/>
     </w:p>
     <w:p>
       <w:pPr>
@@ -1002,74 +443,27 @@
           <w:b/>
           <w:bCs/>
         </w:rPr>
-        <w:t>Ecological (40%)</w:t>
-      </w:r>
-      <w:r>
-        <w:t xml:space="preserve">: </w:t>
-      </w:r>
-      <w:proofErr w:type="spellStart"/>
-      <w:r>
-        <w:t>Battery</w:t>
-      </w:r>
-      <w:proofErr w:type="spellEnd"/>
-      <w:r>
-        <w:t xml:space="preserve"> </w:t>
-      </w:r>
-      <w:proofErr w:type="spellStart"/>
-      <w:r>
-        <w:t>recycling</w:t>
-      </w:r>
-      <w:proofErr w:type="spellEnd"/>
-      <w:r>
-        <w:t xml:space="preserve"> </w:t>
-      </w:r>
-      <w:proofErr w:type="spellStart"/>
-      <w:r>
-        <w:t>is</w:t>
-      </w:r>
-      <w:proofErr w:type="spellEnd"/>
-      <w:r>
-        <w:t xml:space="preserve"> </w:t>
-      </w:r>
-      <w:proofErr w:type="spellStart"/>
-      <w:r>
-        <w:t>environmentally</w:t>
-      </w:r>
-      <w:proofErr w:type="spellEnd"/>
-      <w:r>
-        <w:t xml:space="preserve"> sensitive and </w:t>
-      </w:r>
-      <w:proofErr w:type="spellStart"/>
-      <w:r>
-        <w:t>subject</w:t>
-      </w:r>
-      <w:proofErr w:type="spellEnd"/>
-      <w:r>
-        <w:t xml:space="preserve"> </w:t>
-      </w:r>
-      <w:proofErr w:type="spellStart"/>
-      <w:r>
-        <w:t>to</w:t>
-      </w:r>
-      <w:proofErr w:type="spellEnd"/>
-      <w:r>
-        <w:t xml:space="preserve"> </w:t>
-      </w:r>
-      <w:proofErr w:type="spellStart"/>
-      <w:r>
-        <w:t>increasing</w:t>
-      </w:r>
-      <w:proofErr w:type="spellEnd"/>
-      <w:r>
-        <w:t xml:space="preserve"> </w:t>
-      </w:r>
-      <w:proofErr w:type="spellStart"/>
-      <w:r>
-        <w:t>regulation</w:t>
-      </w:r>
-      <w:proofErr w:type="spellEnd"/>
-      <w:r>
-        <w:t xml:space="preserve">. </w:t>
+        <w:t>Ecological (</w:t>
+      </w:r>
+      <w:r>
+        <w:rPr>
+          <w:b/>
+          <w:bCs/>
+        </w:rPr>
+        <w:t>3</w:t>
+      </w:r>
+      <w:r>
+        <w:rPr>
+          <w:b/>
+          <w:bCs/>
+        </w:rPr>
+        <w:t>0%)</w:t>
+      </w:r>
+      <w:r>
+        <w:t>: Battery recycling is environmentally sensitive and subject to increasing regulation.</w:t>
+      </w:r>
+      <w:r>
+        <w:t xml:space="preserve"> In long-term perspective ecological influence is also important as economic factor.</w:t>
       </w:r>
     </w:p>
     <w:p>
@@ -1079,40 +473,35 @@
           <w:numId w:val="2"/>
         </w:numPr>
       </w:pPr>
-      <w:proofErr w:type="spellStart"/>
       <w:r>
         <w:rPr>
           <w:b/>
           <w:bCs/>
         </w:rPr>
-        <w:t>Economic</w:t>
-      </w:r>
-      <w:proofErr w:type="spellEnd"/>
+        <w:t>Economic (</w:t>
+      </w:r>
       <w:r>
         <w:rPr>
           <w:b/>
           <w:bCs/>
         </w:rPr>
-        <w:t xml:space="preserve"> (35%)</w:t>
-      </w:r>
-      <w:r>
-        <w:t xml:space="preserve">: Long-term </w:t>
-      </w:r>
-      <w:proofErr w:type="spellStart"/>
-      <w:r>
-        <w:t>profitability</w:t>
-      </w:r>
-      <w:proofErr w:type="spellEnd"/>
-      <w:r>
-        <w:t xml:space="preserve"> </w:t>
-      </w:r>
-      <w:proofErr w:type="spellStart"/>
-      <w:r>
-        <w:t>remains</w:t>
-      </w:r>
-      <w:proofErr w:type="spellEnd"/>
-      <w:r>
-        <w:t xml:space="preserve"> essential. </w:t>
+        <w:t>4</w:t>
+      </w:r>
+      <w:r>
+        <w:rPr>
+          <w:b/>
+          <w:bCs/>
+        </w:rPr>
+        <w:t>5%)</w:t>
+      </w:r>
+      <w:r>
+        <w:t>: Long-term profitability remains essential</w:t>
+      </w:r>
+      <w:r>
+        <w:t xml:space="preserve"> for keeping alive the business</w:t>
+      </w:r>
+      <w:r>
+        <w:t xml:space="preserve">. </w:t>
       </w:r>
     </w:p>
     <w:p>
@@ -1122,88 +511,29 @@
           <w:numId w:val="2"/>
         </w:numPr>
       </w:pPr>
-      <w:proofErr w:type="spellStart"/>
       <w:r>
         <w:rPr>
           <w:b/>
           <w:bCs/>
         </w:rPr>
-        <w:t>Social</w:t>
-      </w:r>
-      <w:proofErr w:type="spellEnd"/>
+        <w:t>Social (2</w:t>
+      </w:r>
       <w:r>
         <w:rPr>
           <w:b/>
           <w:bCs/>
         </w:rPr>
-        <w:t xml:space="preserve"> (25%)</w:t>
-      </w:r>
-      <w:r>
-        <w:t xml:space="preserve">: Community </w:t>
-      </w:r>
-      <w:proofErr w:type="spellStart"/>
-      <w:r>
-        <w:t>acceptance</w:t>
-      </w:r>
-      <w:proofErr w:type="spellEnd"/>
-      <w:r>
-        <w:t xml:space="preserve"> and </w:t>
-      </w:r>
-      <w:proofErr w:type="spellStart"/>
-      <w:r>
-        <w:t>workforce</w:t>
-      </w:r>
-      <w:proofErr w:type="spellEnd"/>
-      <w:r>
-        <w:t xml:space="preserve"> </w:t>
-      </w:r>
-      <w:proofErr w:type="spellStart"/>
-      <w:r>
-        <w:t>development</w:t>
-      </w:r>
-      <w:proofErr w:type="spellEnd"/>
-      <w:r>
-        <w:t xml:space="preserve"> </w:t>
-      </w:r>
-      <w:proofErr w:type="spellStart"/>
-      <w:r>
-        <w:t>affect</w:t>
-      </w:r>
-      <w:proofErr w:type="spellEnd"/>
-      <w:r>
-        <w:t xml:space="preserve"> </w:t>
-      </w:r>
-      <w:proofErr w:type="spellStart"/>
-      <w:r>
-        <w:t>future</w:t>
-      </w:r>
-      <w:proofErr w:type="spellEnd"/>
-      <w:r>
-        <w:t xml:space="preserve"> </w:t>
-      </w:r>
-      <w:proofErr w:type="spellStart"/>
-      <w:r>
-        <w:t>expansion</w:t>
-      </w:r>
-      <w:proofErr w:type="spellEnd"/>
-      <w:r>
-        <w:t xml:space="preserve"> and </w:t>
-      </w:r>
-      <w:proofErr w:type="spellStart"/>
-      <w:r>
-        <w:t>company</w:t>
-      </w:r>
-      <w:proofErr w:type="spellEnd"/>
-      <w:r>
-        <w:t xml:space="preserve"> </w:t>
-      </w:r>
-      <w:proofErr w:type="spellStart"/>
-      <w:r>
-        <w:t>reputation</w:t>
-      </w:r>
-      <w:proofErr w:type="spellEnd"/>
-      <w:r>
-        <w:t xml:space="preserve">. </w:t>
+        <w:t>5</w:t>
+      </w:r>
+      <w:r>
+        <w:rPr>
+          <w:b/>
+          <w:bCs/>
+        </w:rPr>
+        <w:t>%)</w:t>
+      </w:r>
+      <w:r>
+        <w:t xml:space="preserve">: Community acceptance and workforce development affect future expansion and company reputation. </w:t>
       </w:r>
     </w:p>
     <w:p>
@@ -1219,204 +549,16 @@
     </w:p>
     <w:p>
       <w:r>
-        <w:t xml:space="preserve">Scores </w:t>
-      </w:r>
-      <w:proofErr w:type="spellStart"/>
-      <w:r>
-        <w:t>range</w:t>
-      </w:r>
-      <w:proofErr w:type="spellEnd"/>
+        <w:t>Scores range from 1 (worst) to 5 (best).</w:t>
+      </w:r>
       <w:r>
         <w:t xml:space="preserve"> </w:t>
       </w:r>
-      <w:proofErr w:type="spellStart"/>
-      <w:r>
-        <w:t>from</w:t>
-      </w:r>
-      <w:proofErr w:type="spellEnd"/>
-      <w:r>
-        <w:t xml:space="preserve"> 1 (</w:t>
-      </w:r>
-      <w:proofErr w:type="spellStart"/>
-      <w:r>
-        <w:t>worst</w:t>
-      </w:r>
-      <w:proofErr w:type="spellEnd"/>
-      <w:r>
-        <w:t xml:space="preserve">) </w:t>
-      </w:r>
-      <w:proofErr w:type="spellStart"/>
-      <w:r>
-        <w:t>to</w:t>
-      </w:r>
-      <w:proofErr w:type="spellEnd"/>
-      <w:r>
-        <w:t xml:space="preserve"> 5 (</w:t>
-      </w:r>
-      <w:proofErr w:type="spellStart"/>
-      <w:r>
-        <w:t>best</w:t>
-      </w:r>
-      <w:proofErr w:type="spellEnd"/>
-      <w:r>
-        <w:t>).</w:t>
-      </w:r>
-      <w:r>
-        <w:t xml:space="preserve"> </w:t>
-      </w:r>
-      <w:r>
-        <w:t xml:space="preserve">In </w:t>
-      </w:r>
-      <w:proofErr w:type="spellStart"/>
-      <w:r>
-        <w:t>brackets</w:t>
-      </w:r>
-      <w:proofErr w:type="spellEnd"/>
-      <w:r>
-        <w:t xml:space="preserve"> </w:t>
-      </w:r>
-      <w:proofErr w:type="spellStart"/>
-      <w:r>
-        <w:t>are</w:t>
-      </w:r>
-      <w:proofErr w:type="spellEnd"/>
-      <w:r>
-        <w:t xml:space="preserve"> </w:t>
-      </w:r>
-      <w:proofErr w:type="spellStart"/>
-      <w:r>
-        <w:t>the</w:t>
-      </w:r>
-      <w:proofErr w:type="spellEnd"/>
-      <w:r>
-        <w:t xml:space="preserve"> </w:t>
-      </w:r>
-      <w:proofErr w:type="spellStart"/>
-      <w:r>
-        <w:t>points</w:t>
-      </w:r>
-      <w:proofErr w:type="spellEnd"/>
-      <w:r>
-        <w:t xml:space="preserve"> </w:t>
-      </w:r>
-      <w:proofErr w:type="spellStart"/>
-      <w:r>
-        <w:t>for</w:t>
-      </w:r>
-      <w:proofErr w:type="spellEnd"/>
-      <w:r>
-        <w:t xml:space="preserve"> </w:t>
-      </w:r>
-      <w:proofErr w:type="spellStart"/>
-      <w:r>
-        <w:t>each</w:t>
-      </w:r>
-      <w:proofErr w:type="spellEnd"/>
-      <w:r>
-        <w:t xml:space="preserve"> </w:t>
-      </w:r>
-      <w:proofErr w:type="spellStart"/>
-      <w:r>
-        <w:t>category</w:t>
-      </w:r>
-      <w:proofErr w:type="spellEnd"/>
-      <w:r>
-        <w:t xml:space="preserve">. The </w:t>
-      </w:r>
-      <w:proofErr w:type="spellStart"/>
-      <w:r>
-        <w:t>weighted</w:t>
-      </w:r>
-      <w:proofErr w:type="spellEnd"/>
-      <w:r>
-        <w:t xml:space="preserve"> </w:t>
-      </w:r>
-      <w:proofErr w:type="spellStart"/>
-      <w:r>
-        <w:t>sum</w:t>
-      </w:r>
-      <w:proofErr w:type="spellEnd"/>
-      <w:r>
-        <w:t xml:space="preserve"> </w:t>
-      </w:r>
-      <w:proofErr w:type="spellStart"/>
-      <w:r>
-        <w:t>of</w:t>
-      </w:r>
-      <w:proofErr w:type="spellEnd"/>
-      <w:r>
-        <w:t xml:space="preserve"> all </w:t>
-      </w:r>
-      <w:proofErr w:type="spellStart"/>
-      <w:r>
-        <w:t>points</w:t>
-      </w:r>
-      <w:proofErr w:type="spellEnd"/>
-      <w:r>
-        <w:t xml:space="preserve"> </w:t>
-      </w:r>
-      <w:proofErr w:type="spellStart"/>
-      <w:r>
-        <w:t>of</w:t>
-      </w:r>
-      <w:proofErr w:type="spellEnd"/>
-      <w:r>
-        <w:t xml:space="preserve"> a </w:t>
-      </w:r>
-      <w:proofErr w:type="spellStart"/>
-      <w:r>
-        <w:t>method</w:t>
-      </w:r>
-      <w:proofErr w:type="spellEnd"/>
-      <w:r>
-        <w:t xml:space="preserve"> </w:t>
-      </w:r>
-      <w:proofErr w:type="spellStart"/>
-      <w:r>
-        <w:t>result</w:t>
-      </w:r>
-      <w:proofErr w:type="spellEnd"/>
-      <w:r>
-        <w:t xml:space="preserve"> in </w:t>
-      </w:r>
-      <w:proofErr w:type="spellStart"/>
-      <w:r>
-        <w:t>the</w:t>
-      </w:r>
-      <w:proofErr w:type="spellEnd"/>
-      <w:r>
-        <w:t xml:space="preserve"> </w:t>
-      </w:r>
-      <w:proofErr w:type="spellStart"/>
-      <w:r>
-        <w:t>final</w:t>
-      </w:r>
-      <w:proofErr w:type="spellEnd"/>
-      <w:r>
-        <w:t xml:space="preserve"> </w:t>
-      </w:r>
-      <w:proofErr w:type="spellStart"/>
-      <w:r>
-        <w:t>e</w:t>
-      </w:r>
-      <w:r>
-        <w:t>c</w:t>
-      </w:r>
-      <w:r>
-        <w:t>olog</w:t>
-      </w:r>
-      <w:r>
-        <w:t>i</w:t>
-      </w:r>
-      <w:r>
-        <w:t>c</w:t>
-      </w:r>
-      <w:r>
-        <w:t>al</w:t>
-      </w:r>
-      <w:proofErr w:type="spellEnd"/>
-      <w:r>
-        <w:t xml:space="preserve"> score</w:t>
+      <w:r>
+        <w:t>In brackets are the points for each category</w:t>
+      </w:r>
+      <w:r>
+        <w:t>. The weighted sum of all points of a method result in the final ecological score</w:t>
       </w:r>
     </w:p>
     <w:p>
@@ -1432,85 +574,13 @@
               <w:rFonts w:ascii="Cambria Math" w:hAnsi="Cambria Math"/>
             </w:rPr>
             <w:lastRenderedPageBreak/>
-            <m:t>Ecological</m:t>
+            <m:t>Ecological=(carbon×0.33)+(water×0.33)+(</m:t>
           </m:r>
           <m:r>
             <w:rPr>
               <w:rFonts w:ascii="Cambria Math" w:hAnsi="Cambria Math"/>
             </w:rPr>
-            <m:t>=(</m:t>
-          </m:r>
-          <m:r>
-            <w:rPr>
-              <w:rFonts w:ascii="Cambria Math" w:hAnsi="Cambria Math"/>
-            </w:rPr>
-            <m:t>carbon</m:t>
-          </m:r>
-          <m:r>
-            <w:rPr>
-              <w:rFonts w:ascii="Cambria Math" w:hAnsi="Cambria Math"/>
-            </w:rPr>
-            <m:t>×0.</m:t>
-          </m:r>
-          <m:r>
-            <w:rPr>
-              <w:rFonts w:ascii="Cambria Math" w:hAnsi="Cambria Math"/>
-            </w:rPr>
-            <m:t>33</m:t>
-          </m:r>
-          <m:r>
-            <w:rPr>
-              <w:rFonts w:ascii="Cambria Math" w:hAnsi="Cambria Math"/>
-            </w:rPr>
-            <m:t>)+(</m:t>
-          </m:r>
-          <m:r>
-            <w:rPr>
-              <w:rFonts w:ascii="Cambria Math" w:hAnsi="Cambria Math"/>
-            </w:rPr>
-            <m:t>water</m:t>
-          </m:r>
-          <m:r>
-            <w:rPr>
-              <w:rFonts w:ascii="Cambria Math" w:hAnsi="Cambria Math"/>
-            </w:rPr>
-            <m:t>×0.3</m:t>
-          </m:r>
-          <m:r>
-            <w:rPr>
-              <w:rFonts w:ascii="Cambria Math" w:hAnsi="Cambria Math"/>
-            </w:rPr>
-            <m:t>3</m:t>
-          </m:r>
-          <m:r>
-            <w:rPr>
-              <w:rFonts w:ascii="Cambria Math" w:hAnsi="Cambria Math"/>
-            </w:rPr>
-            <m:t>)+(</m:t>
-          </m:r>
-          <m:r>
-            <w:rPr>
-              <w:rFonts w:ascii="Cambria Math" w:hAnsi="Cambria Math"/>
-            </w:rPr>
-            <m:t>hazardous</m:t>
-          </m:r>
-          <m:r>
-            <w:rPr>
-              <w:rFonts w:ascii="Cambria Math" w:hAnsi="Cambria Math"/>
-            </w:rPr>
-            <m:t>×0.</m:t>
-          </m:r>
-          <m:r>
-            <w:rPr>
-              <w:rFonts w:ascii="Cambria Math" w:hAnsi="Cambria Math"/>
-            </w:rPr>
-            <m:t>33</m:t>
-          </m:r>
-          <m:r>
-            <w:rPr>
-              <w:rFonts w:ascii="Cambria Math" w:hAnsi="Cambria Math"/>
-            </w:rPr>
-            <m:t>)</m:t>
+            <m:t>hazardous×0.33)</m:t>
           </m:r>
         </m:oMath>
       </m:oMathPara>
@@ -1615,7 +685,6 @@
                 <w:bCs/>
               </w:rPr>
             </w:pPr>
-            <w:proofErr w:type="spellStart"/>
             <w:r>
               <w:rPr>
                 <w:b/>
@@ -1623,7 +692,6 @@
               </w:rPr>
               <w:t>Distillation</w:t>
             </w:r>
-            <w:proofErr w:type="spellEnd"/>
           </w:p>
         </w:tc>
       </w:tr>
@@ -1647,16 +715,8 @@
               <w:rPr>
                 <w:rFonts w:eastAsiaTheme="minorEastAsia"/>
               </w:rPr>
-              <w:t xml:space="preserve">Carbon </w:t>
-            </w:r>
-            <w:proofErr w:type="spellStart"/>
-            <w:r>
-              <w:rPr>
-                <w:rFonts w:eastAsiaTheme="minorEastAsia"/>
-              </w:rPr>
-              <w:t>emission</w:t>
-            </w:r>
-            <w:proofErr w:type="spellEnd"/>
+              <w:t>Carbon emission</w:t>
+            </w:r>
           </w:p>
           <w:p>
             <w:pPr>
@@ -1700,7 +760,6 @@
                 <w:iCs/>
               </w:rPr>
             </w:pPr>
-            <w:proofErr w:type="spellStart"/>
             <w:r>
               <w:rPr>
                 <w:rFonts w:eastAsiaTheme="minorEastAsia"/>
@@ -1709,63 +768,183 @@
               </w:rPr>
               <w:t>reference</w:t>
             </w:r>
-            <w:proofErr w:type="spellEnd"/>
             <w:r>
               <w:rPr>
                 <w:rFonts w:eastAsiaTheme="minorEastAsia"/>
                 <w:i/>
                 <w:iCs/>
               </w:rPr>
-              <w:t xml:space="preserve"> </w:t>
-            </w:r>
-            <w:proofErr w:type="spellStart"/>
-            <w:r>
+              <w:t xml:space="preserve"> rating</w:t>
+            </w:r>
+          </w:p>
+          <w:p>
+            <w:pPr>
+              <w:rPr>
+                <w:rFonts w:eastAsiaTheme="minorEastAsia"/>
+              </w:rPr>
+            </w:pPr>
+            <w:r>
+              <w:rPr>
+                <w:rFonts w:eastAsiaTheme="minorEastAsia"/>
+              </w:rPr>
+              <w:t>(2 points)</w:t>
+            </w:r>
+          </w:p>
+        </w:tc>
+        <w:tc>
+          <w:tcPr>
+            <w:tcW w:w="2410" w:type="dxa"/>
+            <w:tcBorders>
+              <w:top w:val="single" w:sz="18" w:space="0" w:color="auto"/>
+            </w:tcBorders>
+          </w:tcPr>
+          <w:p>
+            <w:pPr>
+              <w:rPr>
+                <w:rFonts w:eastAsiaTheme="minorEastAsia"/>
+              </w:rPr>
+            </w:pPr>
+            <w:r>
+              <w:rPr>
+                <w:rFonts w:eastAsiaTheme="minorEastAsia"/>
+              </w:rPr>
+              <w:t>Twice as good as heat</w:t>
+            </w:r>
+          </w:p>
+          <w:p>
+            <w:pPr>
+              <w:rPr>
+                <w:rFonts w:eastAsiaTheme="minorEastAsia"/>
+              </w:rPr>
+            </w:pPr>
+            <w:r>
+              <w:rPr>
+                <w:rFonts w:eastAsiaTheme="minorEastAsia"/>
+              </w:rPr>
+              <w:t>(4 points)</w:t>
+            </w:r>
+          </w:p>
+        </w:tc>
+        <w:tc>
+          <w:tcPr>
+            <w:tcW w:w="2404" w:type="dxa"/>
+            <w:tcBorders>
+              <w:top w:val="single" w:sz="18" w:space="0" w:color="auto"/>
+            </w:tcBorders>
+          </w:tcPr>
+          <w:p>
+            <w:pPr>
+              <w:rPr>
+                <w:rFonts w:eastAsiaTheme="minorEastAsia"/>
+              </w:rPr>
+            </w:pPr>
+            <w:r>
+              <w:rPr>
+                <w:rFonts w:eastAsiaTheme="minorEastAsia"/>
+              </w:rPr>
+              <w:t>average</w:t>
+            </w:r>
+          </w:p>
+          <w:p>
+            <w:pPr>
+              <w:rPr>
+                <w:rFonts w:eastAsiaTheme="minorEastAsia"/>
+              </w:rPr>
+            </w:pPr>
+            <w:r>
+              <w:rPr>
+                <w:rFonts w:eastAsiaTheme="minorEastAsia"/>
+              </w:rPr>
+              <w:t>(3 points)</w:t>
+            </w:r>
+          </w:p>
+        </w:tc>
+      </w:tr>
+      <w:tr>
+        <w:tc>
+          <w:tcPr>
+            <w:tcW w:w="1838" w:type="dxa"/>
+            <w:tcBorders>
+              <w:bottom w:val="single" w:sz="4" w:space="0" w:color="auto"/>
+              <w:right w:val="single" w:sz="18" w:space="0" w:color="auto"/>
+            </w:tcBorders>
+            <w:shd w:val="clear" w:color="auto" w:fill="D9D9D9" w:themeFill="background1" w:themeFillShade="D9"/>
+          </w:tcPr>
+          <w:p>
+            <w:pPr>
+              <w:rPr>
+                <w:rFonts w:eastAsiaTheme="minorEastAsia"/>
+              </w:rPr>
+            </w:pPr>
+            <w:r>
+              <w:rPr>
+                <w:rFonts w:eastAsiaTheme="minorEastAsia"/>
+              </w:rPr>
+              <w:t>Water usage</w:t>
+            </w:r>
+          </w:p>
+          <w:p>
+            <w:pPr>
+              <w:rPr>
+                <w:rFonts w:eastAsiaTheme="minorEastAsia"/>
+              </w:rPr>
+            </w:pPr>
+            <w:r>
+              <w:rPr>
+                <w:rFonts w:eastAsiaTheme="minorEastAsia"/>
+              </w:rPr>
+              <w:t>(3</w:t>
+            </w:r>
+            <w:r>
+              <w:rPr>
+                <w:rFonts w:eastAsiaTheme="minorEastAsia"/>
+              </w:rPr>
+              <w:t>3,3</w:t>
+            </w:r>
+            <w:r>
+              <w:rPr>
+                <w:rFonts w:eastAsiaTheme="minorEastAsia"/>
+              </w:rPr>
+              <w:t xml:space="preserve"> %)</w:t>
+            </w:r>
+          </w:p>
+        </w:tc>
+        <w:tc>
+          <w:tcPr>
+            <w:tcW w:w="2410" w:type="dxa"/>
+            <w:tcBorders>
+              <w:left w:val="single" w:sz="18" w:space="0" w:color="auto"/>
+              <w:bottom w:val="single" w:sz="4" w:space="0" w:color="auto"/>
+            </w:tcBorders>
+          </w:tcPr>
+          <w:p>
+            <w:pPr>
               <w:rPr>
                 <w:rFonts w:eastAsiaTheme="minorEastAsia"/>
                 <w:i/>
                 <w:iCs/>
               </w:rPr>
-              <w:t>rating</w:t>
-            </w:r>
-            <w:proofErr w:type="spellEnd"/>
-          </w:p>
-          <w:p>
-            <w:pPr>
-              <w:rPr>
-                <w:rFonts w:eastAsiaTheme="minorEastAsia"/>
-              </w:rPr>
-            </w:pPr>
-            <w:r>
-              <w:rPr>
-                <w:rFonts w:eastAsiaTheme="minorEastAsia"/>
-              </w:rPr>
-              <w:t>(</w:t>
-            </w:r>
-            <w:r>
-              <w:rPr>
-                <w:rFonts w:eastAsiaTheme="minorEastAsia"/>
-              </w:rPr>
-              <w:t>2</w:t>
-            </w:r>
-            <w:r>
-              <w:rPr>
-                <w:rFonts w:eastAsiaTheme="minorEastAsia"/>
-              </w:rPr>
-              <w:t xml:space="preserve"> </w:t>
-            </w:r>
-            <w:proofErr w:type="spellStart"/>
-            <w:r>
-              <w:rPr>
-                <w:rFonts w:eastAsiaTheme="minorEastAsia"/>
-              </w:rPr>
-              <w:t>points</w:t>
-            </w:r>
-            <w:proofErr w:type="spellEnd"/>
-            <w:r>
-              <w:rPr>
-                <w:rFonts w:eastAsiaTheme="minorEastAsia"/>
-              </w:rPr>
-              <w:t>)</w:t>
+            </w:pPr>
+            <w:r>
+              <w:rPr>
+                <w:rFonts w:eastAsiaTheme="minorEastAsia"/>
+                <w:i/>
+                <w:iCs/>
+              </w:rPr>
+              <w:t>reference rating</w:t>
+            </w:r>
+          </w:p>
+          <w:p>
+            <w:pPr>
+              <w:rPr>
+                <w:rFonts w:eastAsiaTheme="minorEastAsia"/>
+              </w:rPr>
+            </w:pPr>
+            <w:r>
+              <w:rPr>
+                <w:rFonts w:eastAsiaTheme="minorEastAsia"/>
+              </w:rPr>
+              <w:t>(3 points)</w:t>
             </w:r>
           </w:p>
         </w:tc>
@@ -1773,97 +952,33 @@
           <w:tcPr>
             <w:tcW w:w="2410" w:type="dxa"/>
             <w:tcBorders>
-              <w:top w:val="single" w:sz="18" w:space="0" w:color="auto"/>
-            </w:tcBorders>
-          </w:tcPr>
-          <w:p>
-            <w:pPr>
-              <w:rPr>
-                <w:rFonts w:eastAsiaTheme="minorEastAsia"/>
-              </w:rPr>
-            </w:pPr>
-            <w:r>
-              <w:rPr>
-                <w:rFonts w:eastAsiaTheme="minorEastAsia"/>
-              </w:rPr>
-              <w:t xml:space="preserve">Twice </w:t>
-            </w:r>
-            <w:proofErr w:type="spellStart"/>
-            <w:r>
-              <w:rPr>
-                <w:rFonts w:eastAsiaTheme="minorEastAsia"/>
-              </w:rPr>
-              <w:t>as</w:t>
-            </w:r>
-            <w:proofErr w:type="spellEnd"/>
-            <w:r>
-              <w:rPr>
-                <w:rFonts w:eastAsiaTheme="minorEastAsia"/>
-              </w:rPr>
-              <w:t xml:space="preserve"> </w:t>
-            </w:r>
-            <w:proofErr w:type="spellStart"/>
-            <w:r>
-              <w:rPr>
-                <w:rFonts w:eastAsiaTheme="minorEastAsia"/>
-              </w:rPr>
-              <w:t>good</w:t>
-            </w:r>
-            <w:proofErr w:type="spellEnd"/>
-            <w:r>
-              <w:rPr>
-                <w:rFonts w:eastAsiaTheme="minorEastAsia"/>
-              </w:rPr>
-              <w:t xml:space="preserve"> </w:t>
-            </w:r>
-            <w:proofErr w:type="spellStart"/>
-            <w:r>
-              <w:rPr>
-                <w:rFonts w:eastAsiaTheme="minorEastAsia"/>
-              </w:rPr>
-              <w:t>as</w:t>
-            </w:r>
-            <w:proofErr w:type="spellEnd"/>
-            <w:r>
-              <w:rPr>
-                <w:rFonts w:eastAsiaTheme="minorEastAsia"/>
-              </w:rPr>
-              <w:t xml:space="preserve"> </w:t>
-            </w:r>
-            <w:proofErr w:type="spellStart"/>
-            <w:r>
-              <w:rPr>
-                <w:rFonts w:eastAsiaTheme="minorEastAsia"/>
-              </w:rPr>
-              <w:t>heat</w:t>
-            </w:r>
-            <w:proofErr w:type="spellEnd"/>
-          </w:p>
-          <w:p>
-            <w:pPr>
-              <w:rPr>
-                <w:rFonts w:eastAsiaTheme="minorEastAsia"/>
-              </w:rPr>
-            </w:pPr>
-            <w:r>
-              <w:rPr>
-                <w:rFonts w:eastAsiaTheme="minorEastAsia"/>
-              </w:rPr>
-              <w:t xml:space="preserve">(4 </w:t>
-            </w:r>
-            <w:proofErr w:type="spellStart"/>
-            <w:r>
-              <w:rPr>
-                <w:rFonts w:eastAsiaTheme="minorEastAsia"/>
-              </w:rPr>
-              <w:t>points</w:t>
-            </w:r>
-            <w:proofErr w:type="spellEnd"/>
-            <w:r>
-              <w:rPr>
-                <w:rFonts w:eastAsiaTheme="minorEastAsia"/>
-              </w:rPr>
-              <w:t>)</w:t>
+              <w:bottom w:val="single" w:sz="4" w:space="0" w:color="auto"/>
+            </w:tcBorders>
+          </w:tcPr>
+          <w:p>
+            <w:pPr>
+              <w:rPr>
+                <w:rFonts w:eastAsiaTheme="minorEastAsia"/>
+              </w:rPr>
+            </w:pPr>
+            <w:r>
+              <w:rPr>
+                <w:rFonts w:eastAsiaTheme="minorEastAsia"/>
+              </w:rPr>
+              <w:t>Slightly lower usage than heat</w:t>
+            </w:r>
+          </w:p>
+          <w:p>
+            <w:pPr>
+              <w:rPr>
+                <w:rFonts w:eastAsiaTheme="minorEastAsia"/>
+              </w:rPr>
+            </w:pPr>
+            <w:r>
+              <w:rPr>
+                <w:rFonts w:eastAsiaTheme="minorEastAsia"/>
+              </w:rPr>
+              <w:t>(4 points)</w:t>
             </w:r>
           </w:p>
         </w:tc>
@@ -1871,61 +986,33 @@
           <w:tcPr>
             <w:tcW w:w="2404" w:type="dxa"/>
             <w:tcBorders>
-              <w:top w:val="single" w:sz="18" w:space="0" w:color="auto"/>
-            </w:tcBorders>
-          </w:tcPr>
-          <w:p>
-            <w:pPr>
-              <w:rPr>
-                <w:rFonts w:eastAsiaTheme="minorEastAsia"/>
-              </w:rPr>
-            </w:pPr>
-            <w:proofErr w:type="spellStart"/>
-            <w:r>
-              <w:rPr>
-                <w:rFonts w:eastAsiaTheme="minorEastAsia"/>
-              </w:rPr>
-              <w:t>average</w:t>
-            </w:r>
-            <w:proofErr w:type="spellEnd"/>
-          </w:p>
-          <w:p>
-            <w:pPr>
-              <w:rPr>
-                <w:rFonts w:eastAsiaTheme="minorEastAsia"/>
-              </w:rPr>
-            </w:pPr>
-            <w:r>
-              <w:rPr>
-                <w:rFonts w:eastAsiaTheme="minorEastAsia"/>
-              </w:rPr>
-              <w:t>(</w:t>
-            </w:r>
-            <w:r>
-              <w:rPr>
-                <w:rFonts w:eastAsiaTheme="minorEastAsia"/>
-              </w:rPr>
-              <w:t>3</w:t>
-            </w:r>
-            <w:r>
-              <w:rPr>
-                <w:rFonts w:eastAsiaTheme="minorEastAsia"/>
-              </w:rPr>
-              <w:t xml:space="preserve"> </w:t>
-            </w:r>
-            <w:proofErr w:type="spellStart"/>
-            <w:r>
-              <w:rPr>
-                <w:rFonts w:eastAsiaTheme="minorEastAsia"/>
-              </w:rPr>
-              <w:t>points</w:t>
-            </w:r>
-            <w:proofErr w:type="spellEnd"/>
-            <w:r>
-              <w:rPr>
-                <w:rFonts w:eastAsiaTheme="minorEastAsia"/>
-              </w:rPr>
-              <w:t>)</w:t>
+              <w:bottom w:val="single" w:sz="4" w:space="0" w:color="auto"/>
+            </w:tcBorders>
+          </w:tcPr>
+          <w:p>
+            <w:pPr>
+              <w:rPr>
+                <w:rFonts w:eastAsiaTheme="minorEastAsia"/>
+              </w:rPr>
+            </w:pPr>
+            <w:r>
+              <w:rPr>
+                <w:rFonts w:eastAsiaTheme="minorEastAsia"/>
+              </w:rPr>
+              <w:t>Slightly higher useage than heat</w:t>
+            </w:r>
+          </w:p>
+          <w:p>
+            <w:pPr>
+              <w:rPr>
+                <w:rFonts w:eastAsiaTheme="minorEastAsia"/>
+              </w:rPr>
+            </w:pPr>
+            <w:r>
+              <w:rPr>
+                <w:rFonts w:eastAsiaTheme="minorEastAsia"/>
+              </w:rPr>
+              <w:t>(2 points)</w:t>
             </w:r>
           </w:p>
         </w:tc>
@@ -1935,7 +1022,7 @@
           <w:tcPr>
             <w:tcW w:w="1838" w:type="dxa"/>
             <w:tcBorders>
-              <w:bottom w:val="single" w:sz="4" w:space="0" w:color="auto"/>
+              <w:bottom w:val="single" w:sz="18" w:space="0" w:color="auto"/>
               <w:right w:val="single" w:sz="18" w:space="0" w:color="auto"/>
             </w:tcBorders>
             <w:shd w:val="clear" w:color="auto" w:fill="D9D9D9" w:themeFill="background1" w:themeFillShade="D9"/>
@@ -1950,34 +1037,26 @@
               <w:rPr>
                 <w:rFonts w:eastAsiaTheme="minorEastAsia"/>
               </w:rPr>
-              <w:t xml:space="preserve">Water </w:t>
-            </w:r>
-            <w:proofErr w:type="spellStart"/>
-            <w:r>
-              <w:rPr>
-                <w:rFonts w:eastAsiaTheme="minorEastAsia"/>
-              </w:rPr>
-              <w:t>usage</w:t>
-            </w:r>
-            <w:proofErr w:type="spellEnd"/>
-          </w:p>
-          <w:p>
-            <w:pPr>
-              <w:rPr>
-                <w:rFonts w:eastAsiaTheme="minorEastAsia"/>
-              </w:rPr>
-            </w:pPr>
-            <w:r>
-              <w:rPr>
-                <w:rFonts w:eastAsiaTheme="minorEastAsia"/>
-              </w:rPr>
-              <w:t>(3</w:t>
-            </w:r>
-            <w:r>
-              <w:rPr>
-                <w:rFonts w:eastAsiaTheme="minorEastAsia"/>
-              </w:rPr>
-              <w:t>3,3</w:t>
+              <w:t>Hazardous emissions</w:t>
+            </w:r>
+          </w:p>
+          <w:p>
+            <w:pPr>
+              <w:rPr>
+                <w:rFonts w:eastAsiaTheme="minorEastAsia"/>
+              </w:rPr>
+            </w:pPr>
+            <w:r>
+              <w:rPr>
+                <w:rFonts w:eastAsiaTheme="minorEastAsia"/>
+              </w:rPr>
+              <w:t>(</w:t>
+            </w:r>
+            <w:r>
+              <w:rPr>
+                <w:rFonts w:eastAsiaTheme="minorEastAsia"/>
+              </w:rPr>
+              <w:t>33,3</w:t>
             </w:r>
             <w:r>
               <w:rPr>
@@ -1992,7 +1071,7 @@
             <w:tcW w:w="2410" w:type="dxa"/>
             <w:tcBorders>
               <w:left w:val="single" w:sz="18" w:space="0" w:color="auto"/>
-              <w:bottom w:val="single" w:sz="4" w:space="0" w:color="auto"/>
+              <w:bottom w:val="single" w:sz="18" w:space="0" w:color="auto"/>
             </w:tcBorders>
           </w:tcPr>
           <w:p>
@@ -2003,67 +1082,33 @@
                 <w:iCs/>
               </w:rPr>
             </w:pPr>
-            <w:proofErr w:type="spellStart"/>
             <w:r>
               <w:rPr>
                 <w:rFonts w:eastAsiaTheme="minorEastAsia"/>
                 <w:i/>
                 <w:iCs/>
               </w:rPr>
-              <w:t>reference</w:t>
-            </w:r>
-            <w:proofErr w:type="spellEnd"/>
-            <w:r>
-              <w:rPr>
-                <w:rFonts w:eastAsiaTheme="minorEastAsia"/>
-                <w:i/>
-                <w:iCs/>
-              </w:rPr>
-              <w:t xml:space="preserve"> </w:t>
-            </w:r>
-            <w:proofErr w:type="spellStart"/>
-            <w:r>
-              <w:rPr>
-                <w:rFonts w:eastAsiaTheme="minorEastAsia"/>
-                <w:i/>
-                <w:iCs/>
-              </w:rPr>
-              <w:t>rating</w:t>
-            </w:r>
-            <w:proofErr w:type="spellEnd"/>
-          </w:p>
-          <w:p>
-            <w:pPr>
-              <w:rPr>
-                <w:rFonts w:eastAsiaTheme="minorEastAsia"/>
-              </w:rPr>
-            </w:pPr>
-            <w:r>
-              <w:rPr>
-                <w:rFonts w:eastAsiaTheme="minorEastAsia"/>
-              </w:rPr>
-              <w:t>(</w:t>
-            </w:r>
-            <w:r>
-              <w:rPr>
-                <w:rFonts w:eastAsiaTheme="minorEastAsia"/>
-              </w:rPr>
-              <w:t>3</w:t>
-            </w:r>
-            <w:r>
-              <w:rPr>
-                <w:rFonts w:eastAsiaTheme="minorEastAsia"/>
-              </w:rPr>
-              <w:t xml:space="preserve"> </w:t>
-            </w:r>
-            <w:proofErr w:type="spellStart"/>
-            <w:r>
-              <w:rPr>
-                <w:rFonts w:eastAsiaTheme="minorEastAsia"/>
-              </w:rPr>
-              <w:t>points</w:t>
-            </w:r>
-            <w:proofErr w:type="spellEnd"/>
+              <w:t>reference rating</w:t>
+            </w:r>
+          </w:p>
+          <w:p>
+            <w:pPr>
+              <w:rPr>
+                <w:rFonts w:eastAsiaTheme="minorEastAsia"/>
+              </w:rPr>
+            </w:pPr>
+            <w:r>
+              <w:rPr>
+                <w:rFonts w:eastAsiaTheme="minorEastAsia"/>
+              </w:rPr>
+              <w:t>(2 point</w:t>
+            </w:r>
+            <w:r>
+              <w:rPr>
+                <w:rFonts w:eastAsiaTheme="minorEastAsia"/>
+              </w:rPr>
+              <w:t>s</w:t>
+            </w:r>
             <w:r>
               <w:rPr>
                 <w:rFonts w:eastAsiaTheme="minorEastAsia"/>
@@ -2076,117 +1121,33 @@
           <w:tcPr>
             <w:tcW w:w="2410" w:type="dxa"/>
             <w:tcBorders>
-              <w:bottom w:val="single" w:sz="4" w:space="0" w:color="auto"/>
-            </w:tcBorders>
-          </w:tcPr>
-          <w:p>
-            <w:pPr>
-              <w:rPr>
-                <w:rFonts w:eastAsiaTheme="minorEastAsia"/>
-              </w:rPr>
-            </w:pPr>
-            <w:proofErr w:type="spellStart"/>
-            <w:r>
-              <w:rPr>
-                <w:rFonts w:eastAsiaTheme="minorEastAsia"/>
-              </w:rPr>
-              <w:t>Slightly</w:t>
-            </w:r>
-            <w:proofErr w:type="spellEnd"/>
-            <w:r>
-              <w:rPr>
-                <w:rFonts w:eastAsiaTheme="minorEastAsia"/>
-              </w:rPr>
-              <w:t xml:space="preserve"> </w:t>
-            </w:r>
-            <w:proofErr w:type="spellStart"/>
-            <w:r>
-              <w:rPr>
-                <w:rFonts w:eastAsiaTheme="minorEastAsia"/>
-              </w:rPr>
-              <w:t>lower</w:t>
-            </w:r>
-            <w:proofErr w:type="spellEnd"/>
-            <w:r>
-              <w:rPr>
-                <w:rFonts w:eastAsiaTheme="minorEastAsia"/>
-              </w:rPr>
-              <w:t xml:space="preserve"> </w:t>
-            </w:r>
-            <w:proofErr w:type="spellStart"/>
-            <w:r>
-              <w:rPr>
-                <w:rFonts w:eastAsiaTheme="minorEastAsia"/>
-              </w:rPr>
-              <w:t>usage</w:t>
-            </w:r>
-            <w:proofErr w:type="spellEnd"/>
-            <w:r>
-              <w:rPr>
-                <w:rFonts w:eastAsiaTheme="minorEastAsia"/>
-              </w:rPr>
-              <w:t xml:space="preserve"> </w:t>
-            </w:r>
-            <w:proofErr w:type="spellStart"/>
-            <w:r>
-              <w:rPr>
-                <w:rFonts w:eastAsiaTheme="minorEastAsia"/>
-              </w:rPr>
-              <w:t>than</w:t>
-            </w:r>
-            <w:proofErr w:type="spellEnd"/>
-            <w:r>
-              <w:rPr>
-                <w:rFonts w:eastAsiaTheme="minorEastAsia"/>
-              </w:rPr>
-              <w:t xml:space="preserve"> </w:t>
-            </w:r>
-            <w:proofErr w:type="spellStart"/>
-            <w:r>
-              <w:rPr>
-                <w:rFonts w:eastAsiaTheme="minorEastAsia"/>
-              </w:rPr>
-              <w:t>heat</w:t>
-            </w:r>
-            <w:proofErr w:type="spellEnd"/>
-          </w:p>
-          <w:p>
-            <w:pPr>
-              <w:rPr>
-                <w:rFonts w:eastAsiaTheme="minorEastAsia"/>
-              </w:rPr>
-            </w:pPr>
-            <w:r>
-              <w:rPr>
-                <w:rFonts w:eastAsiaTheme="minorEastAsia"/>
-              </w:rPr>
-              <w:t>(</w:t>
-            </w:r>
-            <w:r>
-              <w:rPr>
-                <w:rFonts w:eastAsiaTheme="minorEastAsia"/>
-              </w:rPr>
-              <w:t>4</w:t>
-            </w:r>
-            <w:r>
-              <w:rPr>
-                <w:rFonts w:eastAsiaTheme="minorEastAsia"/>
-              </w:rPr>
-              <w:t xml:space="preserve"> </w:t>
-            </w:r>
-            <w:proofErr w:type="spellStart"/>
-            <w:r>
-              <w:rPr>
-                <w:rFonts w:eastAsiaTheme="minorEastAsia"/>
-              </w:rPr>
-              <w:t>points</w:t>
-            </w:r>
-            <w:proofErr w:type="spellEnd"/>
-            <w:r>
-              <w:rPr>
-                <w:rFonts w:eastAsiaTheme="minorEastAsia"/>
-              </w:rPr>
-              <w:t>)</w:t>
+              <w:bottom w:val="single" w:sz="18" w:space="0" w:color="auto"/>
+            </w:tcBorders>
+          </w:tcPr>
+          <w:p>
+            <w:pPr>
+              <w:rPr>
+                <w:rFonts w:eastAsiaTheme="minorEastAsia"/>
+              </w:rPr>
+            </w:pPr>
+            <w:r>
+              <w:rPr>
+                <w:rFonts w:eastAsiaTheme="minorEastAsia"/>
+              </w:rPr>
+              <w:t>Slightly lower hazardous emisisons than heat</w:t>
+            </w:r>
+          </w:p>
+          <w:p>
+            <w:pPr>
+              <w:rPr>
+                <w:rFonts w:eastAsiaTheme="minorEastAsia"/>
+              </w:rPr>
+            </w:pPr>
+            <w:r>
+              <w:rPr>
+                <w:rFonts w:eastAsiaTheme="minorEastAsia"/>
+              </w:rPr>
+              <w:t>(3 points)</w:t>
             </w:r>
           </w:p>
         </w:tc>
@@ -2194,100 +1155,40 @@
           <w:tcPr>
             <w:tcW w:w="2404" w:type="dxa"/>
             <w:tcBorders>
-              <w:bottom w:val="single" w:sz="4" w:space="0" w:color="auto"/>
-            </w:tcBorders>
-          </w:tcPr>
-          <w:p>
-            <w:pPr>
-              <w:rPr>
-                <w:rFonts w:eastAsiaTheme="minorEastAsia"/>
-              </w:rPr>
-            </w:pPr>
-            <w:proofErr w:type="spellStart"/>
-            <w:r>
-              <w:rPr>
-                <w:rFonts w:eastAsiaTheme="minorEastAsia"/>
-              </w:rPr>
-              <w:t>Slightly</w:t>
-            </w:r>
-            <w:proofErr w:type="spellEnd"/>
-            <w:r>
-              <w:rPr>
-                <w:rFonts w:eastAsiaTheme="minorEastAsia"/>
-              </w:rPr>
-              <w:t xml:space="preserve"> </w:t>
-            </w:r>
-            <w:proofErr w:type="spellStart"/>
-            <w:r>
-              <w:rPr>
-                <w:rFonts w:eastAsiaTheme="minorEastAsia"/>
-              </w:rPr>
-              <w:t>higher</w:t>
-            </w:r>
-            <w:proofErr w:type="spellEnd"/>
-            <w:r>
-              <w:rPr>
-                <w:rFonts w:eastAsiaTheme="minorEastAsia"/>
-              </w:rPr>
-              <w:t xml:space="preserve"> </w:t>
-            </w:r>
-            <w:proofErr w:type="spellStart"/>
-            <w:r>
-              <w:rPr>
-                <w:rFonts w:eastAsiaTheme="minorEastAsia"/>
-              </w:rPr>
-              <w:t>useage</w:t>
-            </w:r>
-            <w:proofErr w:type="spellEnd"/>
-            <w:r>
-              <w:rPr>
-                <w:rFonts w:eastAsiaTheme="minorEastAsia"/>
-              </w:rPr>
-              <w:t xml:space="preserve"> </w:t>
-            </w:r>
-            <w:proofErr w:type="spellStart"/>
-            <w:r>
-              <w:rPr>
-                <w:rFonts w:eastAsiaTheme="minorEastAsia"/>
-              </w:rPr>
-              <w:t>than</w:t>
-            </w:r>
-            <w:proofErr w:type="spellEnd"/>
-            <w:r>
-              <w:rPr>
-                <w:rFonts w:eastAsiaTheme="minorEastAsia"/>
-              </w:rPr>
-              <w:t xml:space="preserve"> </w:t>
-            </w:r>
-            <w:proofErr w:type="spellStart"/>
-            <w:r>
-              <w:rPr>
-                <w:rFonts w:eastAsiaTheme="minorEastAsia"/>
-              </w:rPr>
-              <w:t>heat</w:t>
-            </w:r>
-            <w:proofErr w:type="spellEnd"/>
-          </w:p>
-          <w:p>
-            <w:pPr>
-              <w:rPr>
-                <w:rFonts w:eastAsiaTheme="minorEastAsia"/>
-              </w:rPr>
-            </w:pPr>
-            <w:r>
-              <w:rPr>
-                <w:rFonts w:eastAsiaTheme="minorEastAsia"/>
-              </w:rPr>
-              <w:t xml:space="preserve">(2 </w:t>
-            </w:r>
-            <w:proofErr w:type="spellStart"/>
-            <w:r>
-              <w:rPr>
-                <w:rFonts w:eastAsiaTheme="minorEastAsia"/>
-              </w:rPr>
-              <w:t>points</w:t>
-            </w:r>
-            <w:proofErr w:type="spellEnd"/>
+              <w:bottom w:val="single" w:sz="18" w:space="0" w:color="auto"/>
+            </w:tcBorders>
+          </w:tcPr>
+          <w:p>
+            <w:pPr>
+              <w:rPr>
+                <w:rFonts w:eastAsiaTheme="minorEastAsia"/>
+              </w:rPr>
+            </w:pPr>
+            <w:r>
+              <w:rPr>
+                <w:rFonts w:eastAsiaTheme="minorEastAsia"/>
+              </w:rPr>
+              <w:t>Same as heat</w:t>
+            </w:r>
+          </w:p>
+          <w:p>
+            <w:pPr>
+              <w:rPr>
+                <w:rFonts w:eastAsiaTheme="minorEastAsia"/>
+              </w:rPr>
+            </w:pPr>
+            <w:r>
+              <w:rPr>
+                <w:rFonts w:eastAsiaTheme="minorEastAsia"/>
+              </w:rPr>
+              <w:t>(2 point</w:t>
+            </w:r>
+            <w:r>
+              <w:rPr>
+                <w:rFonts w:eastAsiaTheme="minorEastAsia"/>
+              </w:rPr>
+              <w:t>s</w:t>
+            </w:r>
             <w:r>
               <w:rPr>
                 <w:rFonts w:eastAsiaTheme="minorEastAsia"/>
@@ -2302,371 +1203,6 @@
           <w:tcPr>
             <w:tcW w:w="1838" w:type="dxa"/>
             <w:tcBorders>
-              <w:bottom w:val="single" w:sz="18" w:space="0" w:color="auto"/>
-              <w:right w:val="single" w:sz="18" w:space="0" w:color="auto"/>
-            </w:tcBorders>
-            <w:shd w:val="clear" w:color="auto" w:fill="D9D9D9" w:themeFill="background1" w:themeFillShade="D9"/>
-          </w:tcPr>
-          <w:p>
-            <w:pPr>
-              <w:rPr>
-                <w:rFonts w:eastAsiaTheme="minorEastAsia"/>
-              </w:rPr>
-            </w:pPr>
-            <w:proofErr w:type="spellStart"/>
-            <w:r>
-              <w:rPr>
-                <w:rFonts w:eastAsiaTheme="minorEastAsia"/>
-              </w:rPr>
-              <w:t>Hazardous</w:t>
-            </w:r>
-            <w:proofErr w:type="spellEnd"/>
-            <w:r>
-              <w:rPr>
-                <w:rFonts w:eastAsiaTheme="minorEastAsia"/>
-              </w:rPr>
-              <w:t xml:space="preserve"> </w:t>
-            </w:r>
-            <w:proofErr w:type="spellStart"/>
-            <w:r>
-              <w:rPr>
-                <w:rFonts w:eastAsiaTheme="minorEastAsia"/>
-              </w:rPr>
-              <w:t>emissions</w:t>
-            </w:r>
-            <w:proofErr w:type="spellEnd"/>
-          </w:p>
-          <w:p>
-            <w:pPr>
-              <w:rPr>
-                <w:rFonts w:eastAsiaTheme="minorEastAsia"/>
-              </w:rPr>
-            </w:pPr>
-            <w:r>
-              <w:rPr>
-                <w:rFonts w:eastAsiaTheme="minorEastAsia"/>
-              </w:rPr>
-              <w:t>(</w:t>
-            </w:r>
-            <w:r>
-              <w:rPr>
-                <w:rFonts w:eastAsiaTheme="minorEastAsia"/>
-              </w:rPr>
-              <w:t>33,3</w:t>
-            </w:r>
-            <w:r>
-              <w:rPr>
-                <w:rFonts w:eastAsiaTheme="minorEastAsia"/>
-              </w:rPr>
-              <w:t xml:space="preserve"> %)</w:t>
-            </w:r>
-          </w:p>
-        </w:tc>
-        <w:tc>
-          <w:tcPr>
-            <w:tcW w:w="2410" w:type="dxa"/>
-            <w:tcBorders>
-              <w:left w:val="single" w:sz="18" w:space="0" w:color="auto"/>
-              <w:bottom w:val="single" w:sz="18" w:space="0" w:color="auto"/>
-            </w:tcBorders>
-          </w:tcPr>
-          <w:p>
-            <w:pPr>
-              <w:rPr>
-                <w:rFonts w:eastAsiaTheme="minorEastAsia"/>
-                <w:i/>
-                <w:iCs/>
-              </w:rPr>
-            </w:pPr>
-            <w:proofErr w:type="spellStart"/>
-            <w:r>
-              <w:rPr>
-                <w:rFonts w:eastAsiaTheme="minorEastAsia"/>
-                <w:i/>
-                <w:iCs/>
-              </w:rPr>
-              <w:t>reference</w:t>
-            </w:r>
-            <w:proofErr w:type="spellEnd"/>
-            <w:r>
-              <w:rPr>
-                <w:rFonts w:eastAsiaTheme="minorEastAsia"/>
-                <w:i/>
-                <w:iCs/>
-              </w:rPr>
-              <w:t xml:space="preserve"> </w:t>
-            </w:r>
-            <w:proofErr w:type="spellStart"/>
-            <w:r>
-              <w:rPr>
-                <w:rFonts w:eastAsiaTheme="minorEastAsia"/>
-                <w:i/>
-                <w:iCs/>
-              </w:rPr>
-              <w:t>rating</w:t>
-            </w:r>
-            <w:proofErr w:type="spellEnd"/>
-          </w:p>
-          <w:p>
-            <w:pPr>
-              <w:rPr>
-                <w:rFonts w:eastAsiaTheme="minorEastAsia"/>
-              </w:rPr>
-            </w:pPr>
-            <w:r>
-              <w:rPr>
-                <w:rFonts w:eastAsiaTheme="minorEastAsia"/>
-              </w:rPr>
-              <w:t>(</w:t>
-            </w:r>
-            <w:r>
-              <w:rPr>
-                <w:rFonts w:eastAsiaTheme="minorEastAsia"/>
-              </w:rPr>
-              <w:t>2</w:t>
-            </w:r>
-            <w:r>
-              <w:rPr>
-                <w:rFonts w:eastAsiaTheme="minorEastAsia"/>
-              </w:rPr>
-              <w:t xml:space="preserve"> </w:t>
-            </w:r>
-            <w:proofErr w:type="spellStart"/>
-            <w:r>
-              <w:rPr>
-                <w:rFonts w:eastAsiaTheme="minorEastAsia"/>
-              </w:rPr>
-              <w:t>point</w:t>
-            </w:r>
-            <w:r>
-              <w:rPr>
-                <w:rFonts w:eastAsiaTheme="minorEastAsia"/>
-              </w:rPr>
-              <w:t>s</w:t>
-            </w:r>
-            <w:proofErr w:type="spellEnd"/>
-            <w:r>
-              <w:rPr>
-                <w:rFonts w:eastAsiaTheme="minorEastAsia"/>
-              </w:rPr>
-              <w:t>)</w:t>
-            </w:r>
-          </w:p>
-        </w:tc>
-        <w:tc>
-          <w:tcPr>
-            <w:tcW w:w="2410" w:type="dxa"/>
-            <w:tcBorders>
-              <w:bottom w:val="single" w:sz="18" w:space="0" w:color="auto"/>
-            </w:tcBorders>
-          </w:tcPr>
-          <w:p>
-            <w:pPr>
-              <w:rPr>
-                <w:rFonts w:eastAsiaTheme="minorEastAsia"/>
-              </w:rPr>
-            </w:pPr>
-            <w:proofErr w:type="spellStart"/>
-            <w:r>
-              <w:rPr>
-                <w:rFonts w:eastAsiaTheme="minorEastAsia"/>
-              </w:rPr>
-              <w:t>Slightly</w:t>
-            </w:r>
-            <w:proofErr w:type="spellEnd"/>
-            <w:r>
-              <w:rPr>
-                <w:rFonts w:eastAsiaTheme="minorEastAsia"/>
-              </w:rPr>
-              <w:t xml:space="preserve"> </w:t>
-            </w:r>
-            <w:proofErr w:type="spellStart"/>
-            <w:r>
-              <w:rPr>
-                <w:rFonts w:eastAsiaTheme="minorEastAsia"/>
-              </w:rPr>
-              <w:t>lower</w:t>
-            </w:r>
-            <w:proofErr w:type="spellEnd"/>
-            <w:r>
-              <w:rPr>
-                <w:rFonts w:eastAsiaTheme="minorEastAsia"/>
-              </w:rPr>
-              <w:t xml:space="preserve"> </w:t>
-            </w:r>
-            <w:proofErr w:type="spellStart"/>
-            <w:r>
-              <w:rPr>
-                <w:rFonts w:eastAsiaTheme="minorEastAsia"/>
-              </w:rPr>
-              <w:t>hazardous</w:t>
-            </w:r>
-            <w:proofErr w:type="spellEnd"/>
-            <w:r>
-              <w:rPr>
-                <w:rFonts w:eastAsiaTheme="minorEastAsia"/>
-              </w:rPr>
-              <w:t xml:space="preserve"> </w:t>
-            </w:r>
-            <w:proofErr w:type="spellStart"/>
-            <w:r>
-              <w:rPr>
-                <w:rFonts w:eastAsiaTheme="minorEastAsia"/>
-              </w:rPr>
-              <w:t>emisisons</w:t>
-            </w:r>
-            <w:proofErr w:type="spellEnd"/>
-            <w:r>
-              <w:rPr>
-                <w:rFonts w:eastAsiaTheme="minorEastAsia"/>
-              </w:rPr>
-              <w:t xml:space="preserve"> </w:t>
-            </w:r>
-            <w:proofErr w:type="spellStart"/>
-            <w:r>
-              <w:rPr>
-                <w:rFonts w:eastAsiaTheme="minorEastAsia"/>
-              </w:rPr>
-              <w:t>than</w:t>
-            </w:r>
-            <w:proofErr w:type="spellEnd"/>
-            <w:r>
-              <w:rPr>
-                <w:rFonts w:eastAsiaTheme="minorEastAsia"/>
-              </w:rPr>
-              <w:t xml:space="preserve"> </w:t>
-            </w:r>
-            <w:proofErr w:type="spellStart"/>
-            <w:r>
-              <w:rPr>
-                <w:rFonts w:eastAsiaTheme="minorEastAsia"/>
-              </w:rPr>
-              <w:t>heat</w:t>
-            </w:r>
-            <w:proofErr w:type="spellEnd"/>
-          </w:p>
-          <w:p>
-            <w:pPr>
-              <w:rPr>
-                <w:rFonts w:eastAsiaTheme="minorEastAsia"/>
-              </w:rPr>
-            </w:pPr>
-            <w:r>
-              <w:rPr>
-                <w:rFonts w:eastAsiaTheme="minorEastAsia"/>
-              </w:rPr>
-              <w:t xml:space="preserve">(3 </w:t>
-            </w:r>
-            <w:proofErr w:type="spellStart"/>
-            <w:r>
-              <w:rPr>
-                <w:rFonts w:eastAsiaTheme="minorEastAsia"/>
-              </w:rPr>
-              <w:t>points</w:t>
-            </w:r>
-            <w:proofErr w:type="spellEnd"/>
-            <w:r>
-              <w:rPr>
-                <w:rFonts w:eastAsiaTheme="minorEastAsia"/>
-              </w:rPr>
-              <w:t>)</w:t>
-            </w:r>
-          </w:p>
-        </w:tc>
-        <w:tc>
-          <w:tcPr>
-            <w:tcW w:w="2404" w:type="dxa"/>
-            <w:tcBorders>
-              <w:bottom w:val="single" w:sz="18" w:space="0" w:color="auto"/>
-            </w:tcBorders>
-          </w:tcPr>
-          <w:p>
-            <w:pPr>
-              <w:rPr>
-                <w:rFonts w:eastAsiaTheme="minorEastAsia"/>
-              </w:rPr>
-            </w:pPr>
-            <w:r>
-              <w:rPr>
-                <w:rFonts w:eastAsiaTheme="minorEastAsia"/>
-              </w:rPr>
-              <w:t xml:space="preserve">Same </w:t>
-            </w:r>
-            <w:proofErr w:type="spellStart"/>
-            <w:r>
-              <w:rPr>
-                <w:rFonts w:eastAsiaTheme="minorEastAsia"/>
-              </w:rPr>
-              <w:t>as</w:t>
-            </w:r>
-            <w:proofErr w:type="spellEnd"/>
-            <w:r>
-              <w:rPr>
-                <w:rFonts w:eastAsiaTheme="minorEastAsia"/>
-              </w:rPr>
-              <w:t xml:space="preserve"> </w:t>
-            </w:r>
-            <w:proofErr w:type="spellStart"/>
-            <w:r>
-              <w:rPr>
-                <w:rFonts w:eastAsiaTheme="minorEastAsia"/>
-              </w:rPr>
-              <w:t>heat</w:t>
-            </w:r>
-            <w:proofErr w:type="spellEnd"/>
-          </w:p>
-          <w:p>
-            <w:pPr>
-              <w:rPr>
-                <w:rFonts w:eastAsiaTheme="minorEastAsia"/>
-              </w:rPr>
-            </w:pPr>
-            <w:r>
-              <w:rPr>
-                <w:rFonts w:eastAsiaTheme="minorEastAsia"/>
-              </w:rPr>
-              <w:t>(</w:t>
-            </w:r>
-            <w:r>
-              <w:rPr>
-                <w:rFonts w:eastAsiaTheme="minorEastAsia"/>
-              </w:rPr>
-              <w:t>2</w:t>
-            </w:r>
-            <w:r>
-              <w:rPr>
-                <w:rFonts w:eastAsiaTheme="minorEastAsia"/>
-              </w:rPr>
-              <w:t xml:space="preserve"> </w:t>
-            </w:r>
-            <w:proofErr w:type="spellStart"/>
-            <w:r>
-              <w:rPr>
-                <w:rFonts w:eastAsiaTheme="minorEastAsia"/>
-              </w:rPr>
-              <w:t>point</w:t>
-            </w:r>
-            <w:r>
-              <w:rPr>
-                <w:rFonts w:eastAsiaTheme="minorEastAsia"/>
-              </w:rPr>
-              <w:t>s</w:t>
-            </w:r>
-            <w:proofErr w:type="spellEnd"/>
-            <w:r>
-              <w:rPr>
-                <w:rFonts w:eastAsiaTheme="minorEastAsia"/>
-              </w:rPr>
-              <w:t>)</w:t>
-            </w:r>
-          </w:p>
-        </w:tc>
-      </w:tr>
-      <w:tr>
-        <w:tc>
-          <w:tcPr>
-            <w:tcW w:w="1838" w:type="dxa"/>
-            <w:tcBorders>
               <w:top w:val="single" w:sz="18" w:space="0" w:color="auto"/>
               <w:right w:val="single" w:sz="18" w:space="0" w:color="auto"/>
             </w:tcBorders>
@@ -2686,15 +1222,31 @@
                 <w:b/>
                 <w:bCs/>
               </w:rPr>
-              <w:t>Ecological</w:t>
-            </w:r>
+              <w:t>Ecological Scoring</w:t>
+            </w:r>
+          </w:p>
+        </w:tc>
+        <w:tc>
+          <w:tcPr>
+            <w:tcW w:w="2410" w:type="dxa"/>
+            <w:tcBorders>
+              <w:top w:val="single" w:sz="18" w:space="0" w:color="auto"/>
+              <w:left w:val="single" w:sz="18" w:space="0" w:color="auto"/>
+            </w:tcBorders>
+          </w:tcPr>
+          <w:p>
+            <w:pPr>
+              <w:rPr>
+                <w:rFonts w:eastAsiaTheme="minorEastAsia"/>
+              </w:rPr>
+            </w:pPr>
             <w:r>
               <w:rPr>
                 <w:rFonts w:eastAsiaTheme="minorEastAsia"/>
                 <w:b/>
                 <w:bCs/>
               </w:rPr>
-              <w:t xml:space="preserve"> Scoring</w:t>
+              <w:t>2,33</w:t>
             </w:r>
           </w:p>
         </w:tc>
@@ -2703,7 +1255,6 @@
             <w:tcW w:w="2410" w:type="dxa"/>
             <w:tcBorders>
               <w:top w:val="single" w:sz="18" w:space="0" w:color="auto"/>
-              <w:left w:val="single" w:sz="18" w:space="0" w:color="auto"/>
             </w:tcBorders>
           </w:tcPr>
           <w:p>
@@ -2718,13 +1269,13 @@
                 <w:b/>
                 <w:bCs/>
               </w:rPr>
-              <w:t>2,33</w:t>
-            </w:r>
-          </w:p>
-        </w:tc>
-        <w:tc>
-          <w:tcPr>
-            <w:tcW w:w="2410" w:type="dxa"/>
+              <w:t>3,67</w:t>
+            </w:r>
+          </w:p>
+        </w:tc>
+        <w:tc>
+          <w:tcPr>
+            <w:tcW w:w="2404" w:type="dxa"/>
             <w:tcBorders>
               <w:top w:val="single" w:sz="18" w:space="0" w:color="auto"/>
             </w:tcBorders>
@@ -2741,46 +1292,7 @@
                 <w:b/>
                 <w:bCs/>
               </w:rPr>
-              <w:t>3,</w:t>
-            </w:r>
-            <w:r>
-              <w:rPr>
-                <w:rFonts w:eastAsiaTheme="minorEastAsia"/>
-                <w:b/>
-                <w:bCs/>
-              </w:rPr>
-              <w:t>67</w:t>
-            </w:r>
-          </w:p>
-        </w:tc>
-        <w:tc>
-          <w:tcPr>
-            <w:tcW w:w="2404" w:type="dxa"/>
-            <w:tcBorders>
-              <w:top w:val="single" w:sz="18" w:space="0" w:color="auto"/>
-            </w:tcBorders>
-          </w:tcPr>
-          <w:p>
-            <w:pPr>
-              <w:rPr>
-                <w:rFonts w:eastAsiaTheme="minorEastAsia"/>
-              </w:rPr>
-            </w:pPr>
-            <w:r>
-              <w:rPr>
-                <w:rFonts w:eastAsiaTheme="minorEastAsia"/>
-                <w:b/>
-                <w:bCs/>
-              </w:rPr>
-              <w:t>2,</w:t>
-            </w:r>
-            <w:r>
-              <w:rPr>
-                <w:rFonts w:eastAsiaTheme="minorEastAsia"/>
-                <w:b/>
-                <w:bCs/>
-              </w:rPr>
-              <w:t>33</w:t>
+              <w:t>2,33</w:t>
             </w:r>
           </w:p>
         </w:tc>
@@ -2798,13 +1310,8 @@
       <w:pPr>
         <w:pStyle w:val="berschrift2"/>
       </w:pPr>
-      <w:proofErr w:type="spellStart"/>
-      <w:r>
-        <w:t>Economic</w:t>
-      </w:r>
-      <w:proofErr w:type="spellEnd"/>
-      <w:r>
-        <w:t xml:space="preserve"> S</w:t>
+      <w:r>
+        <w:t>Economic S</w:t>
       </w:r>
       <w:r>
         <w:t>core</w:t>
@@ -2818,157 +1325,14 @@
         </w:rPr>
       </w:pPr>
       <w:r>
-        <w:t xml:space="preserve">In </w:t>
-      </w:r>
-      <w:proofErr w:type="spellStart"/>
-      <w:r>
-        <w:t>order</w:t>
-      </w:r>
-      <w:proofErr w:type="spellEnd"/>
-      <w:r>
-        <w:t xml:space="preserve"> </w:t>
-      </w:r>
-      <w:proofErr w:type="spellStart"/>
-      <w:r>
-        <w:t>to</w:t>
-      </w:r>
-      <w:proofErr w:type="spellEnd"/>
-      <w:r>
-        <w:t xml:space="preserve"> </w:t>
-      </w:r>
-      <w:proofErr w:type="spellStart"/>
-      <w:r>
-        <w:t>compare</w:t>
-      </w:r>
-      <w:proofErr w:type="spellEnd"/>
-      <w:r>
-        <w:t xml:space="preserve"> a </w:t>
-      </w:r>
-      <w:proofErr w:type="spellStart"/>
-      <w:r>
-        <w:t>comparison</w:t>
-      </w:r>
-      <w:proofErr w:type="spellEnd"/>
-      <w:r>
-        <w:t xml:space="preserve"> </w:t>
-      </w:r>
-      <w:proofErr w:type="spellStart"/>
-      <w:r>
-        <w:t>between</w:t>
-      </w:r>
-      <w:proofErr w:type="spellEnd"/>
-      <w:r>
-        <w:t xml:space="preserve"> </w:t>
-      </w:r>
-      <w:proofErr w:type="spellStart"/>
-      <w:r>
-        <w:t>the</w:t>
-      </w:r>
-      <w:proofErr w:type="spellEnd"/>
-      <w:r>
-        <w:t xml:space="preserve"> 3 </w:t>
-      </w:r>
-      <w:proofErr w:type="spellStart"/>
-      <w:r>
-        <w:t>methods</w:t>
-      </w:r>
-      <w:proofErr w:type="spellEnd"/>
-      <w:r>
-        <w:t xml:space="preserve"> </w:t>
-      </w:r>
-      <w:proofErr w:type="spellStart"/>
-      <w:r>
-        <w:t>the</w:t>
-      </w:r>
-      <w:proofErr w:type="spellEnd"/>
-      <w:r>
-        <w:t xml:space="preserve"> </w:t>
-      </w:r>
-      <w:proofErr w:type="spellStart"/>
-      <w:r>
-        <w:t>benefits</w:t>
-      </w:r>
-      <w:proofErr w:type="spellEnd"/>
-      <w:r>
-        <w:t xml:space="preserve"> and </w:t>
-      </w:r>
-      <w:proofErr w:type="spellStart"/>
-      <w:r>
-        <w:t>costs</w:t>
-      </w:r>
-      <w:proofErr w:type="spellEnd"/>
-      <w:r>
-        <w:t xml:space="preserve"> </w:t>
-      </w:r>
-      <w:proofErr w:type="spellStart"/>
-      <w:r>
-        <w:t>of</w:t>
-      </w:r>
-      <w:proofErr w:type="spellEnd"/>
-      <w:r>
-        <w:t xml:space="preserve"> </w:t>
-      </w:r>
-      <w:proofErr w:type="spellStart"/>
-      <w:r>
-        <w:t>each</w:t>
-      </w:r>
-      <w:proofErr w:type="spellEnd"/>
-      <w:r>
-        <w:t xml:space="preserve"> </w:t>
-      </w:r>
-      <w:proofErr w:type="spellStart"/>
-      <w:r>
-        <w:t>year</w:t>
-      </w:r>
-      <w:proofErr w:type="spellEnd"/>
-      <w:r>
-        <w:t xml:space="preserve"> </w:t>
-      </w:r>
-      <w:proofErr w:type="spellStart"/>
-      <w:r>
-        <w:t>over</w:t>
-      </w:r>
-      <w:proofErr w:type="spellEnd"/>
-      <w:r>
-        <w:t xml:space="preserve"> a </w:t>
-      </w:r>
-      <w:proofErr w:type="spellStart"/>
-      <w:r>
-        <w:t>timespan</w:t>
-      </w:r>
-      <w:proofErr w:type="spellEnd"/>
-      <w:r>
-        <w:t xml:space="preserve"> </w:t>
-      </w:r>
-      <w:proofErr w:type="spellStart"/>
-      <w:r>
-        <w:t>of</w:t>
-      </w:r>
-      <w:proofErr w:type="spellEnd"/>
-      <w:r>
-        <w:t xml:space="preserve"> 20 </w:t>
-      </w:r>
-      <w:proofErr w:type="spellStart"/>
-      <w:r>
-        <w:t>years</w:t>
-      </w:r>
-      <w:proofErr w:type="spellEnd"/>
-      <w:r>
-        <w:t xml:space="preserve"> </w:t>
-      </w:r>
-      <w:proofErr w:type="spellStart"/>
-      <w:r>
-        <w:t>are</w:t>
-      </w:r>
-      <w:proofErr w:type="spellEnd"/>
-      <w:r>
-        <w:t xml:space="preserve"> </w:t>
-      </w:r>
-      <w:proofErr w:type="spellStart"/>
-      <w:r>
-        <w:t>calculated</w:t>
-      </w:r>
-      <w:proofErr w:type="spellEnd"/>
+        <w:t xml:space="preserve">In order to compare a comparison between the 3 methods the </w:t>
+      </w:r>
+      <w:r>
+        <w:t xml:space="preserve">benefits and </w:t>
+      </w:r>
+      <w:r>
+        <w:t>costs of each year over a timespan of 20 years are calculated</w:t>
+      </w:r>
     </w:p>
     <w:tbl>
       <w:tblPr>
@@ -3070,7 +1434,6 @@
                 <w:bCs/>
               </w:rPr>
             </w:pPr>
-            <w:proofErr w:type="spellStart"/>
             <w:r>
               <w:rPr>
                 <w:b/>
@@ -3078,7 +1441,6 @@
               </w:rPr>
               <w:t>Distillation</w:t>
             </w:r>
-            <w:proofErr w:type="spellEnd"/>
           </w:p>
         </w:tc>
       </w:tr>
@@ -3098,19 +1460,11 @@
                 <w:rFonts w:eastAsiaTheme="minorEastAsia"/>
               </w:rPr>
             </w:pPr>
-            <w:proofErr w:type="spellStart"/>
-            <w:r>
-              <w:rPr>
-                <w:rFonts w:eastAsiaTheme="minorEastAsia"/>
-              </w:rPr>
-              <w:t>Machine</w:t>
-            </w:r>
-            <w:proofErr w:type="spellEnd"/>
-            <w:r>
-              <w:rPr>
-                <w:rFonts w:eastAsiaTheme="minorEastAsia"/>
-              </w:rPr>
-              <w:t xml:space="preserve"> Lifetime</w:t>
+            <w:r>
+              <w:rPr>
+                <w:rFonts w:eastAsiaTheme="minorEastAsia"/>
+              </w:rPr>
+              <w:t>Machine Lifetime</w:t>
             </w:r>
           </w:p>
         </w:tc>
@@ -3132,16 +1486,8 @@
               <w:rPr>
                 <w:rFonts w:eastAsiaTheme="minorEastAsia"/>
               </w:rPr>
-              <w:t xml:space="preserve">10 </w:t>
-            </w:r>
-            <w:proofErr w:type="spellStart"/>
-            <w:r>
-              <w:rPr>
-                <w:rFonts w:eastAsiaTheme="minorEastAsia"/>
-              </w:rPr>
-              <w:t>years</w:t>
-            </w:r>
-            <w:proofErr w:type="spellEnd"/>
+              <w:t>10 years</w:t>
+            </w:r>
           </w:p>
         </w:tc>
         <w:tc>
@@ -3161,16 +1507,8 @@
               <w:rPr>
                 <w:rFonts w:eastAsiaTheme="minorEastAsia"/>
               </w:rPr>
-              <w:t xml:space="preserve">5 </w:t>
-            </w:r>
-            <w:proofErr w:type="spellStart"/>
-            <w:r>
-              <w:rPr>
-                <w:rFonts w:eastAsiaTheme="minorEastAsia"/>
-              </w:rPr>
-              <w:t>years</w:t>
-            </w:r>
-            <w:proofErr w:type="spellEnd"/>
+              <w:t>5 years</w:t>
+            </w:r>
           </w:p>
         </w:tc>
         <w:tc>
@@ -3190,16 +1528,8 @@
               <w:rPr>
                 <w:rFonts w:eastAsiaTheme="minorEastAsia"/>
               </w:rPr>
-              <w:t xml:space="preserve">4 </w:t>
-            </w:r>
-            <w:proofErr w:type="spellStart"/>
-            <w:r>
-              <w:rPr>
-                <w:rFonts w:eastAsiaTheme="minorEastAsia"/>
-              </w:rPr>
-              <w:t>years</w:t>
-            </w:r>
-            <w:proofErr w:type="spellEnd"/>
+              <w:t>4 years</w:t>
+            </w:r>
           </w:p>
         </w:tc>
       </w:tr>
@@ -3218,56 +1548,12 @@
                 <w:rFonts w:eastAsiaTheme="minorEastAsia"/>
               </w:rPr>
             </w:pPr>
-            <w:proofErr w:type="spellStart"/>
-            <w:r>
-              <w:rPr>
-                <w:rFonts w:eastAsiaTheme="minorEastAsia"/>
-              </w:rPr>
-              <w:t>No</w:t>
-            </w:r>
-            <w:proofErr w:type="spellEnd"/>
-            <w:r>
-              <w:rPr>
-                <w:rFonts w:eastAsiaTheme="minorEastAsia"/>
-              </w:rPr>
-              <w:t xml:space="preserve"> </w:t>
-            </w:r>
-            <w:proofErr w:type="spellStart"/>
-            <w:r>
-              <w:rPr>
-                <w:rFonts w:eastAsiaTheme="minorEastAsia"/>
-              </w:rPr>
-              <w:t>of</w:t>
-            </w:r>
-            <w:proofErr w:type="spellEnd"/>
-            <w:r>
-              <w:rPr>
-                <w:rFonts w:eastAsiaTheme="minorEastAsia"/>
-              </w:rPr>
-              <w:t xml:space="preserve"> </w:t>
-            </w:r>
-            <w:proofErr w:type="spellStart"/>
-            <w:r>
-              <w:rPr>
-                <w:rFonts w:eastAsiaTheme="minorEastAsia"/>
-              </w:rPr>
-              <w:t>machines</w:t>
-            </w:r>
-            <w:proofErr w:type="spellEnd"/>
-            <w:r>
-              <w:rPr>
-                <w:rFonts w:eastAsiaTheme="minorEastAsia"/>
-              </w:rPr>
-              <w:t xml:space="preserve"> </w:t>
-            </w:r>
-            <w:proofErr w:type="spellStart"/>
-            <w:r>
-              <w:rPr>
-                <w:rFonts w:eastAsiaTheme="minorEastAsia"/>
-              </w:rPr>
-              <w:t>needed</w:t>
-            </w:r>
-            <w:proofErr w:type="spellEnd"/>
+            <w:r>
+              <w:rPr>
+                <w:rFonts w:eastAsiaTheme="minorEastAsia"/>
+              </w:rPr>
+              <w:t>No of machines needed</w:t>
+            </w:r>
           </w:p>
         </w:tc>
         <w:tc>
@@ -3347,30 +1633,8 @@
               <w:rPr>
                 <w:rFonts w:eastAsiaTheme="minorEastAsia"/>
               </w:rPr>
-              <w:t xml:space="preserve">Total </w:t>
-            </w:r>
-            <w:proofErr w:type="spellStart"/>
-            <w:r>
-              <w:rPr>
-                <w:rFonts w:eastAsiaTheme="minorEastAsia"/>
-              </w:rPr>
-              <w:t>setup</w:t>
-            </w:r>
-            <w:proofErr w:type="spellEnd"/>
-            <w:r>
-              <w:rPr>
-                <w:rFonts w:eastAsiaTheme="minorEastAsia"/>
-              </w:rPr>
-              <w:t xml:space="preserve"> </w:t>
-            </w:r>
-            <w:proofErr w:type="spellStart"/>
-            <w:r>
-              <w:rPr>
-                <w:rFonts w:eastAsiaTheme="minorEastAsia"/>
-              </w:rPr>
-              <w:t>costs</w:t>
-            </w:r>
-            <w:proofErr w:type="spellEnd"/>
+              <w:t>Total setup costs</w:t>
+            </w:r>
           </w:p>
         </w:tc>
         <w:tc>
@@ -3450,16 +1714,8 @@
               <w:rPr>
                 <w:rFonts w:eastAsiaTheme="minorEastAsia"/>
               </w:rPr>
-              <w:t xml:space="preserve">Operating </w:t>
-            </w:r>
-            <w:proofErr w:type="spellStart"/>
-            <w:r>
-              <w:rPr>
-                <w:rFonts w:eastAsiaTheme="minorEastAsia"/>
-              </w:rPr>
-              <w:t>costs</w:t>
-            </w:r>
-            <w:proofErr w:type="spellEnd"/>
+              <w:t>Operating costs</w:t>
+            </w:r>
           </w:p>
         </w:tc>
         <w:tc>
@@ -3720,23 +1976,13 @@
                 <w:bCs/>
               </w:rPr>
             </w:pPr>
-            <w:proofErr w:type="spellStart"/>
             <w:r>
               <w:rPr>
                 <w:rFonts w:eastAsiaTheme="minorEastAsia"/>
                 <w:b/>
                 <w:bCs/>
               </w:rPr>
-              <w:t>Economic</w:t>
-            </w:r>
-            <w:proofErr w:type="spellEnd"/>
-            <w:r>
-              <w:rPr>
-                <w:rFonts w:eastAsiaTheme="minorEastAsia"/>
-                <w:b/>
-                <w:bCs/>
-              </w:rPr>
-              <w:t xml:space="preserve"> Scoring</w:t>
+              <w:t>Economic Scoring</w:t>
             </w:r>
           </w:p>
         </w:tc>
@@ -3850,13 +2096,8 @@
       <w:pPr>
         <w:pStyle w:val="berschrift2"/>
       </w:pPr>
-      <w:proofErr w:type="spellStart"/>
-      <w:r>
-        <w:t>Social</w:t>
-      </w:r>
-      <w:proofErr w:type="spellEnd"/>
-      <w:r>
-        <w:t xml:space="preserve"> S</w:t>
+      <w:r>
+        <w:t>Social S</w:t>
       </w:r>
       <w:r>
         <w:t>core</w:t>
@@ -3864,138 +2105,13 @@
     </w:p>
     <w:p>
       <w:r>
-        <w:t xml:space="preserve">In </w:t>
-      </w:r>
-      <w:proofErr w:type="spellStart"/>
-      <w:r>
-        <w:t>brackets</w:t>
-      </w:r>
-      <w:proofErr w:type="spellEnd"/>
-      <w:r>
-        <w:t xml:space="preserve"> </w:t>
-      </w:r>
-      <w:proofErr w:type="spellStart"/>
-      <w:r>
-        <w:t>are</w:t>
-      </w:r>
-      <w:proofErr w:type="spellEnd"/>
-      <w:r>
-        <w:t xml:space="preserve"> </w:t>
-      </w:r>
-      <w:proofErr w:type="spellStart"/>
-      <w:r>
-        <w:t>the</w:t>
-      </w:r>
-      <w:proofErr w:type="spellEnd"/>
-      <w:r>
-        <w:t xml:space="preserve"> </w:t>
-      </w:r>
-      <w:proofErr w:type="spellStart"/>
-      <w:r>
-        <w:t>points</w:t>
-      </w:r>
-      <w:proofErr w:type="spellEnd"/>
-      <w:r>
-        <w:t xml:space="preserve"> </w:t>
-      </w:r>
-      <w:proofErr w:type="spellStart"/>
-      <w:r>
-        <w:t>for</w:t>
-      </w:r>
-      <w:proofErr w:type="spellEnd"/>
-      <w:r>
-        <w:t xml:space="preserve"> </w:t>
-      </w:r>
-      <w:proofErr w:type="spellStart"/>
-      <w:r>
-        <w:t>each</w:t>
-      </w:r>
-      <w:proofErr w:type="spellEnd"/>
-      <w:r>
-        <w:t xml:space="preserve"> </w:t>
-      </w:r>
-      <w:proofErr w:type="spellStart"/>
-      <w:r>
-        <w:t>category</w:t>
-      </w:r>
-      <w:proofErr w:type="spellEnd"/>
+        <w:t>In brackets are the points for each category</w:t>
+      </w:r>
       <w:r>
         <w:t xml:space="preserve">. </w:t>
       </w:r>
       <w:r>
-        <w:t xml:space="preserve">The </w:t>
-      </w:r>
-      <w:proofErr w:type="spellStart"/>
-      <w:r>
-        <w:t>weighted</w:t>
-      </w:r>
-      <w:proofErr w:type="spellEnd"/>
-      <w:r>
-        <w:t xml:space="preserve"> </w:t>
-      </w:r>
-      <w:proofErr w:type="spellStart"/>
-      <w:r>
-        <w:t>sum</w:t>
-      </w:r>
-      <w:proofErr w:type="spellEnd"/>
-      <w:r>
-        <w:t xml:space="preserve"> </w:t>
-      </w:r>
-      <w:proofErr w:type="spellStart"/>
-      <w:r>
-        <w:t>of</w:t>
-      </w:r>
-      <w:proofErr w:type="spellEnd"/>
-      <w:r>
-        <w:t xml:space="preserve"> all </w:t>
-      </w:r>
-      <w:proofErr w:type="spellStart"/>
-      <w:r>
-        <w:t>points</w:t>
-      </w:r>
-      <w:proofErr w:type="spellEnd"/>
-      <w:r>
-        <w:t xml:space="preserve"> </w:t>
-      </w:r>
-      <w:proofErr w:type="spellStart"/>
-      <w:r>
-        <w:t>of</w:t>
-      </w:r>
-      <w:proofErr w:type="spellEnd"/>
-      <w:r>
-        <w:t xml:space="preserve"> a </w:t>
-      </w:r>
-      <w:proofErr w:type="spellStart"/>
-      <w:r>
-        <w:t>method</w:t>
-      </w:r>
-      <w:proofErr w:type="spellEnd"/>
-      <w:r>
-        <w:t xml:space="preserve"> </w:t>
-      </w:r>
-      <w:proofErr w:type="spellStart"/>
-      <w:r>
-        <w:t>result</w:t>
-      </w:r>
-      <w:proofErr w:type="spellEnd"/>
-      <w:r>
-        <w:t xml:space="preserve"> in </w:t>
-      </w:r>
-      <w:proofErr w:type="spellStart"/>
-      <w:r>
-        <w:t>the</w:t>
-      </w:r>
-      <w:proofErr w:type="spellEnd"/>
-      <w:r>
-        <w:t xml:space="preserve"> </w:t>
-      </w:r>
-      <w:proofErr w:type="spellStart"/>
-      <w:r>
-        <w:t>final</w:t>
-      </w:r>
-      <w:proofErr w:type="spellEnd"/>
-      <w:r>
-        <w:t xml:space="preserve"> social score</w:t>
+        <w:t>The weighted sum of all points of a method result in the final social score</w:t>
       </w:r>
       <w:r>
         <w:t xml:space="preserve"> </w:t>
@@ -4013,85 +2129,7 @@
             <w:rPr>
               <w:rFonts w:ascii="Cambria Math" w:hAnsi="Cambria Math"/>
             </w:rPr>
-            <m:t>Social</m:t>
-          </m:r>
-          <m:r>
-            <w:rPr>
-              <w:rFonts w:ascii="Cambria Math" w:hAnsi="Cambria Math"/>
-            </w:rPr>
-            <m:t>=(</m:t>
-          </m:r>
-          <m:r>
-            <w:rPr>
-              <w:rFonts w:ascii="Cambria Math" w:hAnsi="Cambria Math"/>
-            </w:rPr>
-            <m:t>jobs</m:t>
-          </m:r>
-          <m:r>
-            <w:rPr>
-              <w:rFonts w:ascii="Cambria Math" w:hAnsi="Cambria Math"/>
-            </w:rPr>
-            <m:t>×0.</m:t>
-          </m:r>
-          <m:r>
-            <w:rPr>
-              <w:rFonts w:ascii="Cambria Math" w:hAnsi="Cambria Math"/>
-            </w:rPr>
-            <m:t>20</m:t>
-          </m:r>
-          <m:r>
-            <w:rPr>
-              <w:rFonts w:ascii="Cambria Math" w:hAnsi="Cambria Math"/>
-            </w:rPr>
-            <m:t>)+(</m:t>
-          </m:r>
-          <m:r>
-            <w:rPr>
-              <w:rFonts w:ascii="Cambria Math" w:hAnsi="Cambria Math"/>
-            </w:rPr>
-            <m:t>training</m:t>
-          </m:r>
-          <m:r>
-            <w:rPr>
-              <w:rFonts w:ascii="Cambria Math" w:hAnsi="Cambria Math"/>
-            </w:rPr>
-            <m:t>×0.3</m:t>
-          </m:r>
-          <m:r>
-            <w:rPr>
-              <w:rFonts w:ascii="Cambria Math" w:hAnsi="Cambria Math"/>
-            </w:rPr>
-            <m:t>0</m:t>
-          </m:r>
-          <m:r>
-            <w:rPr>
-              <w:rFonts w:ascii="Cambria Math" w:hAnsi="Cambria Math"/>
-            </w:rPr>
-            <m:t>)+(</m:t>
-          </m:r>
-          <m:r>
-            <w:rPr>
-              <w:rFonts w:ascii="Cambria Math" w:hAnsi="Cambria Math"/>
-            </w:rPr>
-            <m:t>acceptance</m:t>
-          </m:r>
-          <m:r>
-            <w:rPr>
-              <w:rFonts w:ascii="Cambria Math" w:hAnsi="Cambria Math"/>
-            </w:rPr>
-            <m:t>×0.</m:t>
-          </m:r>
-          <m:r>
-            <w:rPr>
-              <w:rFonts w:ascii="Cambria Math" w:hAnsi="Cambria Math"/>
-            </w:rPr>
-            <m:t>50</m:t>
-          </m:r>
-          <m:r>
-            <w:rPr>
-              <w:rFonts w:ascii="Cambria Math" w:hAnsi="Cambria Math"/>
-            </w:rPr>
-            <m:t>)</m:t>
+            <m:t>Social=(jobs×0.20)+(training×0.30)+(acceptance×0.50)</m:t>
           </m:r>
         </m:oMath>
       </m:oMathPara>
@@ -4197,7 +2235,6 @@
                 <w:bCs/>
               </w:rPr>
             </w:pPr>
-            <w:proofErr w:type="spellStart"/>
             <w:r>
               <w:rPr>
                 <w:b/>
@@ -4205,7 +2242,6 @@
               </w:rPr>
               <w:t>Distillation</w:t>
             </w:r>
-            <w:proofErr w:type="spellEnd"/>
           </w:p>
         </w:tc>
       </w:tr>
@@ -4229,30 +2265,8 @@
               <w:rPr>
                 <w:rFonts w:eastAsiaTheme="minorEastAsia"/>
               </w:rPr>
-              <w:t xml:space="preserve">Number </w:t>
-            </w:r>
-            <w:proofErr w:type="spellStart"/>
-            <w:r>
-              <w:rPr>
-                <w:rFonts w:eastAsiaTheme="minorEastAsia"/>
-              </w:rPr>
-              <w:t>of</w:t>
-            </w:r>
-            <w:proofErr w:type="spellEnd"/>
-            <w:r>
-              <w:rPr>
-                <w:rFonts w:eastAsiaTheme="minorEastAsia"/>
-              </w:rPr>
-              <w:t xml:space="preserve"> </w:t>
-            </w:r>
-            <w:proofErr w:type="spellStart"/>
-            <w:r>
-              <w:rPr>
-                <w:rFonts w:eastAsiaTheme="minorEastAsia"/>
-              </w:rPr>
-              <w:t>jobs</w:t>
-            </w:r>
-            <w:proofErr w:type="spellEnd"/>
+              <w:t>Number of jobs</w:t>
+            </w:r>
           </w:p>
           <w:p>
             <w:pPr>
@@ -4305,16 +2319,8 @@
               <w:rPr>
                 <w:rFonts w:eastAsiaTheme="minorEastAsia"/>
               </w:rPr>
-              <w:t xml:space="preserve"> </w:t>
-            </w:r>
-            <w:proofErr w:type="spellStart"/>
-            <w:r>
-              <w:rPr>
-                <w:rFonts w:eastAsiaTheme="minorEastAsia"/>
-              </w:rPr>
-              <w:t>points</w:t>
-            </w:r>
-            <w:proofErr w:type="spellEnd"/>
+              <w:t xml:space="preserve"> points</w:t>
+            </w:r>
             <w:r>
               <w:rPr>
                 <w:rFonts w:eastAsiaTheme="minorEastAsia"/>
@@ -4359,16 +2365,8 @@
               <w:rPr>
                 <w:rFonts w:eastAsiaTheme="minorEastAsia"/>
               </w:rPr>
-              <w:t xml:space="preserve"> </w:t>
-            </w:r>
-            <w:proofErr w:type="spellStart"/>
-            <w:r>
-              <w:rPr>
-                <w:rFonts w:eastAsiaTheme="minorEastAsia"/>
-              </w:rPr>
-              <w:t>points</w:t>
-            </w:r>
-            <w:proofErr w:type="spellEnd"/>
+              <w:t xml:space="preserve"> points</w:t>
+            </w:r>
             <w:r>
               <w:rPr>
                 <w:rFonts w:eastAsiaTheme="minorEastAsia"/>
@@ -4413,16 +2411,8 @@
               <w:rPr>
                 <w:rFonts w:eastAsiaTheme="minorEastAsia"/>
               </w:rPr>
-              <w:t xml:space="preserve"> </w:t>
-            </w:r>
-            <w:proofErr w:type="spellStart"/>
-            <w:r>
-              <w:rPr>
-                <w:rFonts w:eastAsiaTheme="minorEastAsia"/>
-              </w:rPr>
-              <w:t>points</w:t>
-            </w:r>
-            <w:proofErr w:type="spellEnd"/>
+              <w:t xml:space="preserve"> points</w:t>
+            </w:r>
             <w:r>
               <w:rPr>
                 <w:rFonts w:eastAsiaTheme="minorEastAsia"/>
@@ -4452,16 +2442,8 @@
               <w:rPr>
                 <w:rFonts w:eastAsiaTheme="minorEastAsia"/>
               </w:rPr>
-              <w:t xml:space="preserve">Training </w:t>
-            </w:r>
-            <w:proofErr w:type="spellStart"/>
-            <w:r>
-              <w:rPr>
-                <w:rFonts w:eastAsiaTheme="minorEastAsia"/>
-              </w:rPr>
-              <w:t>opportunities</w:t>
-            </w:r>
-            <w:proofErr w:type="spellEnd"/>
+              <w:t>Training opportunities</w:t>
+            </w:r>
             <w:r>
               <w:rPr>
                 <w:rFonts w:eastAsiaTheme="minorEastAsia"/>
@@ -4520,22 +2502,20 @@
               <w:rPr>
                 <w:rFonts w:eastAsiaTheme="minorEastAsia"/>
               </w:rPr>
-              <w:t>(2</w:t>
-            </w:r>
-            <w:r>
-              <w:rPr>
-                <w:rFonts w:eastAsiaTheme="minorEastAsia"/>
-              </w:rPr>
-              <w:t xml:space="preserve"> </w:t>
-            </w:r>
-            <w:proofErr w:type="spellStart"/>
-            <w:r>
-              <w:rPr>
-                <w:rFonts w:eastAsiaTheme="minorEastAsia"/>
-              </w:rPr>
-              <w:t>points</w:t>
-            </w:r>
-            <w:proofErr w:type="spellEnd"/>
+              <w:t>(</w:t>
+            </w:r>
+            <w:r>
+              <w:rPr>
+                <w:rFonts w:eastAsiaTheme="minorEastAsia"/>
+              </w:rPr>
+              <w:t>3</w:t>
+            </w:r>
+            <w:r>
+              <w:rPr>
+                <w:rFonts w:eastAsiaTheme="minorEastAsia"/>
+              </w:rPr>
+              <w:t xml:space="preserve"> points</w:t>
+            </w:r>
             <w:r>
               <w:rPr>
                 <w:rFonts w:eastAsiaTheme="minorEastAsia"/>
@@ -4580,22 +2560,20 @@
               <w:rPr>
                 <w:rFonts w:eastAsiaTheme="minorEastAsia"/>
               </w:rPr>
-              <w:t>(3</w:t>
-            </w:r>
-            <w:r>
-              <w:rPr>
-                <w:rFonts w:eastAsiaTheme="minorEastAsia"/>
-              </w:rPr>
-              <w:t xml:space="preserve"> </w:t>
-            </w:r>
-            <w:proofErr w:type="spellStart"/>
-            <w:r>
-              <w:rPr>
-                <w:rFonts w:eastAsiaTheme="minorEastAsia"/>
-              </w:rPr>
-              <w:t>points</w:t>
-            </w:r>
-            <w:proofErr w:type="spellEnd"/>
+              <w:t>(</w:t>
+            </w:r>
+            <w:r>
+              <w:rPr>
+                <w:rFonts w:eastAsiaTheme="minorEastAsia"/>
+              </w:rPr>
+              <w:t>5</w:t>
+            </w:r>
+            <w:r>
+              <w:rPr>
+                <w:rFonts w:eastAsiaTheme="minorEastAsia"/>
+              </w:rPr>
+              <w:t xml:space="preserve"> points</w:t>
+            </w:r>
             <w:r>
               <w:rPr>
                 <w:rFonts w:eastAsiaTheme="minorEastAsia"/>
@@ -4640,22 +2618,20 @@
               <w:rPr>
                 <w:rFonts w:eastAsiaTheme="minorEastAsia"/>
               </w:rPr>
-              <w:t>(2</w:t>
-            </w:r>
-            <w:r>
-              <w:rPr>
-                <w:rFonts w:eastAsiaTheme="minorEastAsia"/>
-              </w:rPr>
-              <w:t xml:space="preserve"> </w:t>
-            </w:r>
-            <w:proofErr w:type="spellStart"/>
-            <w:r>
-              <w:rPr>
-                <w:rFonts w:eastAsiaTheme="minorEastAsia"/>
-              </w:rPr>
-              <w:t>points</w:t>
-            </w:r>
-            <w:proofErr w:type="spellEnd"/>
+              <w:t>(</w:t>
+            </w:r>
+            <w:r>
+              <w:rPr>
+                <w:rFonts w:eastAsiaTheme="minorEastAsia"/>
+              </w:rPr>
+              <w:t>3</w:t>
+            </w:r>
+            <w:r>
+              <w:rPr>
+                <w:rFonts w:eastAsiaTheme="minorEastAsia"/>
+              </w:rPr>
+              <w:t xml:space="preserve"> points</w:t>
+            </w:r>
             <w:r>
               <w:rPr>
                 <w:rFonts w:eastAsiaTheme="minorEastAsia"/>
@@ -4685,16 +2661,8 @@
               <w:rPr>
                 <w:rFonts w:eastAsiaTheme="minorEastAsia"/>
               </w:rPr>
-              <w:t xml:space="preserve">Community </w:t>
-            </w:r>
-            <w:proofErr w:type="spellStart"/>
-            <w:r>
-              <w:rPr>
-                <w:rFonts w:eastAsiaTheme="minorEastAsia"/>
-              </w:rPr>
-              <w:t>acceptance</w:t>
-            </w:r>
-            <w:proofErr w:type="spellEnd"/>
+              <w:t>Community acceptance</w:t>
+            </w:r>
           </w:p>
           <w:p>
             <w:pPr>
@@ -4753,16 +2721,8 @@
               <w:rPr>
                 <w:rFonts w:eastAsiaTheme="minorEastAsia"/>
               </w:rPr>
-              <w:t xml:space="preserve"> </w:t>
-            </w:r>
-            <w:proofErr w:type="spellStart"/>
-            <w:r>
-              <w:rPr>
-                <w:rFonts w:eastAsiaTheme="minorEastAsia"/>
-              </w:rPr>
-              <w:t>point</w:t>
-            </w:r>
-            <w:proofErr w:type="spellEnd"/>
+              <w:t xml:space="preserve"> point</w:t>
+            </w:r>
             <w:r>
               <w:rPr>
                 <w:rFonts w:eastAsiaTheme="minorEastAsia"/>
@@ -4807,22 +2767,20 @@
               <w:rPr>
                 <w:rFonts w:eastAsiaTheme="minorEastAsia"/>
               </w:rPr>
-              <w:t>(3</w:t>
-            </w:r>
-            <w:r>
-              <w:rPr>
-                <w:rFonts w:eastAsiaTheme="minorEastAsia"/>
-              </w:rPr>
-              <w:t xml:space="preserve"> </w:t>
-            </w:r>
-            <w:proofErr w:type="spellStart"/>
-            <w:r>
-              <w:rPr>
-                <w:rFonts w:eastAsiaTheme="minorEastAsia"/>
-              </w:rPr>
-              <w:t>points</w:t>
-            </w:r>
-            <w:proofErr w:type="spellEnd"/>
+              <w:t>(</w:t>
+            </w:r>
+            <w:r>
+              <w:rPr>
+                <w:rFonts w:eastAsiaTheme="minorEastAsia"/>
+              </w:rPr>
+              <w:t>5</w:t>
+            </w:r>
+            <w:r>
+              <w:rPr>
+                <w:rFonts w:eastAsiaTheme="minorEastAsia"/>
+              </w:rPr>
+              <w:t xml:space="preserve"> points</w:t>
+            </w:r>
             <w:r>
               <w:rPr>
                 <w:rFonts w:eastAsiaTheme="minorEastAsia"/>
@@ -4873,16 +2831,8 @@
               <w:rPr>
                 <w:rFonts w:eastAsiaTheme="minorEastAsia"/>
               </w:rPr>
-              <w:t xml:space="preserve"> </w:t>
-            </w:r>
-            <w:proofErr w:type="spellStart"/>
-            <w:r>
-              <w:rPr>
-                <w:rFonts w:eastAsiaTheme="minorEastAsia"/>
-              </w:rPr>
-              <w:t>point</w:t>
-            </w:r>
-            <w:proofErr w:type="spellEnd"/>
+              <w:t xml:space="preserve"> point</w:t>
+            </w:r>
             <w:r>
               <w:rPr>
                 <w:rFonts w:eastAsiaTheme="minorEastAsia"/>
@@ -4910,115 +2860,97 @@
                 <w:bCs/>
               </w:rPr>
             </w:pPr>
-            <w:proofErr w:type="spellStart"/>
             <w:r>
               <w:rPr>
                 <w:rFonts w:eastAsiaTheme="minorEastAsia"/>
                 <w:b/>
                 <w:bCs/>
               </w:rPr>
-              <w:t>Social</w:t>
-            </w:r>
-            <w:proofErr w:type="spellEnd"/>
-            <w:r>
+              <w:t>Social Scoring</w:t>
+            </w:r>
+          </w:p>
+        </w:tc>
+        <w:tc>
+          <w:tcPr>
+            <w:tcW w:w="2410" w:type="dxa"/>
+            <w:tcBorders>
+              <w:top w:val="single" w:sz="18" w:space="0" w:color="auto"/>
+              <w:left w:val="single" w:sz="18" w:space="0" w:color="auto"/>
+            </w:tcBorders>
+          </w:tcPr>
+          <w:p>
+            <w:pPr>
               <w:rPr>
                 <w:rFonts w:eastAsiaTheme="minorEastAsia"/>
                 <w:b/>
                 <w:bCs/>
               </w:rPr>
-              <w:t xml:space="preserve"> Scoring</w:t>
-            </w:r>
-          </w:p>
-        </w:tc>
-        <w:tc>
-          <w:tcPr>
-            <w:tcW w:w="2410" w:type="dxa"/>
-            <w:tcBorders>
-              <w:top w:val="single" w:sz="18" w:space="0" w:color="auto"/>
-              <w:left w:val="single" w:sz="18" w:space="0" w:color="auto"/>
-            </w:tcBorders>
-          </w:tcPr>
-          <w:p>
-            <w:pPr>
+            </w:pPr>
+            <w:r>
               <w:rPr>
                 <w:rFonts w:eastAsiaTheme="minorEastAsia"/>
                 <w:b/>
                 <w:bCs/>
               </w:rPr>
-            </w:pPr>
-            <w:r>
+              <w:t>2</w:t>
+            </w:r>
+          </w:p>
+        </w:tc>
+        <w:tc>
+          <w:tcPr>
+            <w:tcW w:w="2410" w:type="dxa"/>
+            <w:tcBorders>
+              <w:top w:val="single" w:sz="18" w:space="0" w:color="auto"/>
+            </w:tcBorders>
+          </w:tcPr>
+          <w:p>
+            <w:pPr>
               <w:rPr>
                 <w:rFonts w:eastAsiaTheme="minorEastAsia"/>
                 <w:b/>
                 <w:bCs/>
               </w:rPr>
-              <w:t>1,7</w:t>
-            </w:r>
-          </w:p>
-        </w:tc>
-        <w:tc>
-          <w:tcPr>
-            <w:tcW w:w="2410" w:type="dxa"/>
-            <w:tcBorders>
-              <w:top w:val="single" w:sz="18" w:space="0" w:color="auto"/>
-            </w:tcBorders>
-          </w:tcPr>
-          <w:p>
-            <w:pPr>
+            </w:pPr>
+            <w:r>
               <w:rPr>
                 <w:rFonts w:eastAsiaTheme="minorEastAsia"/>
                 <w:b/>
                 <w:bCs/>
               </w:rPr>
-            </w:pPr>
-            <w:r>
+              <w:t>4,8</w:t>
+            </w:r>
+          </w:p>
+        </w:tc>
+        <w:tc>
+          <w:tcPr>
+            <w:tcW w:w="2404" w:type="dxa"/>
+            <w:tcBorders>
+              <w:top w:val="single" w:sz="18" w:space="0" w:color="auto"/>
+            </w:tcBorders>
+          </w:tcPr>
+          <w:p>
+            <w:pPr>
               <w:rPr>
                 <w:rFonts w:eastAsiaTheme="minorEastAsia"/>
                 <w:b/>
                 <w:bCs/>
               </w:rPr>
-              <w:t>3,3</w:t>
-            </w:r>
-          </w:p>
-        </w:tc>
-        <w:tc>
-          <w:tcPr>
-            <w:tcW w:w="2404" w:type="dxa"/>
-            <w:tcBorders>
-              <w:top w:val="single" w:sz="18" w:space="0" w:color="auto"/>
-            </w:tcBorders>
-          </w:tcPr>
-          <w:p>
-            <w:pPr>
+            </w:pPr>
+            <w:r>
               <w:rPr>
                 <w:rFonts w:eastAsiaTheme="minorEastAsia"/>
                 <w:b/>
                 <w:bCs/>
               </w:rPr>
-            </w:pPr>
+              <w:t>2,</w:t>
+            </w:r>
             <w:r>
               <w:rPr>
                 <w:rFonts w:eastAsiaTheme="minorEastAsia"/>
                 <w:b/>
                 <w:bCs/>
               </w:rPr>
-              <w:t>2</w:t>
-            </w:r>
-            <w:r>
-              <w:rPr>
-                <w:rFonts w:eastAsiaTheme="minorEastAsia"/>
-                <w:b/>
-                <w:bCs/>
-              </w:rPr>
-              <w:t>,</w:t>
-            </w:r>
-            <w:r>
-              <w:rPr>
-                <w:rFonts w:eastAsiaTheme="minorEastAsia"/>
-                <w:b/>
-                <w:bCs/>
-              </w:rPr>
-              <w:t>1</w:t>
+              <w:t>4</w:t>
             </w:r>
           </w:p>
         </w:tc>
@@ -5060,9 +2992,48 @@
             <w:rPr>
               <w:rFonts w:ascii="Cambria Math" w:hAnsi="Cambria Math"/>
             </w:rPr>
-            <m:t>Overall=(Ecological×0.40)+(Economic×0.35)+(Social×0.25)</m:t>
+            <m:t>Overall=(Ecological×0.</m:t>
           </m:r>
           <m:r>
+            <w:rPr>
+              <w:rFonts w:ascii="Cambria Math" w:hAnsi="Cambria Math"/>
+            </w:rPr>
+            <m:t>3</m:t>
+          </m:r>
+          <m:r>
+            <w:rPr>
+              <w:rFonts w:ascii="Cambria Math" w:hAnsi="Cambria Math"/>
+            </w:rPr>
+            <m:t>0)+(Economic×0.</m:t>
+          </m:r>
+          <m:r>
+            <w:rPr>
+              <w:rFonts w:ascii="Cambria Math" w:hAnsi="Cambria Math"/>
+            </w:rPr>
+            <m:t>4</m:t>
+          </m:r>
+          <m:r>
+            <w:rPr>
+              <w:rFonts w:ascii="Cambria Math" w:hAnsi="Cambria Math"/>
+            </w:rPr>
+            <m:t>5)+(Social×0.2</m:t>
+          </m:r>
+          <m:r>
+            <w:rPr>
+              <w:rFonts w:ascii="Cambria Math" w:hAnsi="Cambria Math"/>
+            </w:rPr>
+            <m:t>5</m:t>
+          </m:r>
+          <m:r>
+            <w:rPr>
+              <w:rFonts w:ascii="Cambria Math" w:hAnsi="Cambria Math"/>
+            </w:rPr>
+            <m:t>)</m:t>
+          </m:r>
+          <m:r>
+            <m:rPr>
+              <m:sty m:val="p"/>
+            </m:rPr>
             <w:rPr>
               <w:rFonts w:ascii="Cambria Math" w:hAnsi="Cambria Math"/>
             </w:rPr>
@@ -5171,7 +3142,6 @@
                 <w:bCs/>
               </w:rPr>
             </w:pPr>
-            <w:proofErr w:type="spellStart"/>
             <w:r>
               <w:rPr>
                 <w:b/>
@@ -5179,7 +3149,6 @@
               </w:rPr>
               <w:t>Distillation</w:t>
             </w:r>
-            <w:proofErr w:type="spellEnd"/>
           </w:p>
         </w:tc>
       </w:tr>
@@ -5222,7 +3191,7 @@
               <w:rPr>
                 <w:rFonts w:eastAsiaTheme="minorEastAsia"/>
               </w:rPr>
-              <w:t>4</w:t>
+              <w:t>3</w:t>
             </w:r>
             <w:r>
               <w:rPr>
@@ -5313,38 +3282,36 @@
                 <w:rFonts w:eastAsiaTheme="minorEastAsia"/>
               </w:rPr>
             </w:pPr>
-            <w:proofErr w:type="spellStart"/>
             <w:r>
               <w:rPr>
                 <w:rFonts w:eastAsiaTheme="minorEastAsia"/>
               </w:rPr>
               <w:t>Economic</w:t>
             </w:r>
-            <w:proofErr w:type="spellEnd"/>
-          </w:p>
-          <w:p>
-            <w:pPr>
-              <w:rPr>
-                <w:rFonts w:eastAsiaTheme="minorEastAsia"/>
-              </w:rPr>
-            </w:pPr>
-            <w:r>
-              <w:rPr>
-                <w:rFonts w:eastAsiaTheme="minorEastAsia"/>
-              </w:rPr>
-              <w:t>(3</w:t>
-            </w:r>
-            <w:r>
-              <w:rPr>
-                <w:rFonts w:eastAsiaTheme="minorEastAsia"/>
-              </w:rPr>
-              <w:t>5</w:t>
-            </w:r>
-            <w:r>
-              <w:rPr>
-                <w:rFonts w:eastAsiaTheme="minorEastAsia"/>
-              </w:rPr>
-              <w:t xml:space="preserve"> %)</w:t>
+          </w:p>
+          <w:p>
+            <w:pPr>
+              <w:rPr>
+                <w:rFonts w:eastAsiaTheme="minorEastAsia"/>
+              </w:rPr>
+            </w:pPr>
+            <w:r>
+              <w:rPr>
+                <w:rFonts w:eastAsiaTheme="minorEastAsia"/>
+              </w:rPr>
+              <w:t>(</w:t>
+            </w:r>
+            <w:r>
+              <w:rPr>
+                <w:rFonts w:eastAsiaTheme="minorEastAsia"/>
+              </w:rPr>
+              <w:t>4</w:t>
+            </w:r>
+            <w:r>
+              <w:rPr>
+                <w:rFonts w:eastAsiaTheme="minorEastAsia"/>
+              </w:rPr>
+              <w:t>5 %)</w:t>
             </w:r>
           </w:p>
         </w:tc>
@@ -5429,38 +3396,36 @@
                 <w:rFonts w:eastAsiaTheme="minorEastAsia"/>
               </w:rPr>
             </w:pPr>
-            <w:proofErr w:type="spellStart"/>
             <w:r>
               <w:rPr>
                 <w:rFonts w:eastAsiaTheme="minorEastAsia"/>
               </w:rPr>
               <w:t>Social</w:t>
             </w:r>
-            <w:proofErr w:type="spellEnd"/>
-          </w:p>
-          <w:p>
-            <w:pPr>
-              <w:rPr>
-                <w:rFonts w:eastAsiaTheme="minorEastAsia"/>
-              </w:rPr>
-            </w:pPr>
-            <w:r>
-              <w:rPr>
-                <w:rFonts w:eastAsiaTheme="minorEastAsia"/>
-              </w:rPr>
-              <w:t>(</w:t>
-            </w:r>
-            <w:r>
-              <w:rPr>
-                <w:rFonts w:eastAsiaTheme="minorEastAsia"/>
-              </w:rPr>
-              <w:t>2</w:t>
-            </w:r>
-            <w:r>
-              <w:rPr>
-                <w:rFonts w:eastAsiaTheme="minorEastAsia"/>
-              </w:rPr>
-              <w:t>5 %)</w:t>
+          </w:p>
+          <w:p>
+            <w:pPr>
+              <w:rPr>
+                <w:rFonts w:eastAsiaTheme="minorEastAsia"/>
+              </w:rPr>
+            </w:pPr>
+            <w:r>
+              <w:rPr>
+                <w:rFonts w:eastAsiaTheme="minorEastAsia"/>
+              </w:rPr>
+              <w:t>(2</w:t>
+            </w:r>
+            <w:r>
+              <w:rPr>
+                <w:rFonts w:eastAsiaTheme="minorEastAsia"/>
+              </w:rPr>
+              <w:t>5</w:t>
+            </w:r>
+            <w:r>
+              <w:rPr>
+                <w:rFonts w:eastAsiaTheme="minorEastAsia"/>
+              </w:rPr>
+              <w:t xml:space="preserve"> %)</w:t>
             </w:r>
           </w:p>
         </w:tc>
@@ -5482,7 +3447,7 @@
               <w:rPr>
                 <w:rFonts w:eastAsiaTheme="minorEastAsia"/>
               </w:rPr>
-              <w:t>1,7</w:t>
+              <w:t>2</w:t>
             </w:r>
           </w:p>
         </w:tc>
@@ -5503,7 +3468,7 @@
               <w:rPr>
                 <w:rFonts w:eastAsiaTheme="minorEastAsia"/>
               </w:rPr>
-              <w:t>3,3</w:t>
+              <w:t>4,8</w:t>
             </w:r>
           </w:p>
         </w:tc>
@@ -5524,7 +3489,7 @@
               <w:rPr>
                 <w:rFonts w:eastAsiaTheme="minorEastAsia"/>
               </w:rPr>
-              <w:t>2,1</w:t>
+              <w:t>2,4</w:t>
             </w:r>
           </w:p>
         </w:tc>
@@ -5553,115 +3518,83 @@
                 <w:b/>
                 <w:bCs/>
               </w:rPr>
-              <w:t>Overall</w:t>
-            </w:r>
-            <w:r>
+              <w:t>Overall Scoring</w:t>
+            </w:r>
+          </w:p>
+        </w:tc>
+        <w:tc>
+          <w:tcPr>
+            <w:tcW w:w="2410" w:type="dxa"/>
+            <w:tcBorders>
+              <w:top w:val="single" w:sz="18" w:space="0" w:color="auto"/>
+              <w:left w:val="single" w:sz="18" w:space="0" w:color="auto"/>
+            </w:tcBorders>
+          </w:tcPr>
+          <w:p>
+            <w:pPr>
               <w:rPr>
                 <w:rFonts w:eastAsiaTheme="minorEastAsia"/>
                 <w:b/>
                 <w:bCs/>
               </w:rPr>
-              <w:t xml:space="preserve"> Scoring</w:t>
-            </w:r>
-          </w:p>
-        </w:tc>
-        <w:tc>
-          <w:tcPr>
-            <w:tcW w:w="2410" w:type="dxa"/>
-            <w:tcBorders>
-              <w:top w:val="single" w:sz="18" w:space="0" w:color="auto"/>
-              <w:left w:val="single" w:sz="18" w:space="0" w:color="auto"/>
-            </w:tcBorders>
-          </w:tcPr>
-          <w:p>
-            <w:pPr>
+            </w:pPr>
+            <w:r>
               <w:rPr>
                 <w:rFonts w:eastAsiaTheme="minorEastAsia"/>
                 <w:b/>
                 <w:bCs/>
               </w:rPr>
-            </w:pPr>
-            <w:r>
+              <w:t>3,00</w:t>
+            </w:r>
+          </w:p>
+        </w:tc>
+        <w:tc>
+          <w:tcPr>
+            <w:tcW w:w="2410" w:type="dxa"/>
+            <w:tcBorders>
+              <w:top w:val="single" w:sz="18" w:space="0" w:color="auto"/>
+            </w:tcBorders>
+          </w:tcPr>
+          <w:p>
+            <w:pPr>
               <w:rPr>
                 <w:rFonts w:eastAsiaTheme="minorEastAsia"/>
                 <w:b/>
                 <w:bCs/>
               </w:rPr>
-              <w:t>2,76</w:t>
-            </w:r>
-          </w:p>
-        </w:tc>
-        <w:tc>
-          <w:tcPr>
-            <w:tcW w:w="2410" w:type="dxa"/>
-            <w:tcBorders>
-              <w:top w:val="single" w:sz="18" w:space="0" w:color="auto"/>
-            </w:tcBorders>
-          </w:tcPr>
-          <w:p>
-            <w:pPr>
+            </w:pPr>
+            <w:r>
               <w:rPr>
                 <w:rFonts w:eastAsiaTheme="minorEastAsia"/>
                 <w:b/>
                 <w:bCs/>
               </w:rPr>
-            </w:pPr>
-            <w:r>
+              <w:t>2,75</w:t>
+            </w:r>
+          </w:p>
+        </w:tc>
+        <w:tc>
+          <w:tcPr>
+            <w:tcW w:w="2404" w:type="dxa"/>
+            <w:tcBorders>
+              <w:top w:val="single" w:sz="18" w:space="0" w:color="auto"/>
+            </w:tcBorders>
+          </w:tcPr>
+          <w:p>
+            <w:pPr>
               <w:rPr>
                 <w:rFonts w:eastAsiaTheme="minorEastAsia"/>
                 <w:b/>
                 <w:bCs/>
               </w:rPr>
-              <w:t>2</w:t>
-            </w:r>
+            </w:pPr>
             <w:r>
               <w:rPr>
                 <w:rFonts w:eastAsiaTheme="minorEastAsia"/>
                 <w:b/>
                 <w:bCs/>
               </w:rPr>
-              <w:t>,</w:t>
-            </w:r>
-            <w:r>
-              <w:rPr>
-                <w:rFonts w:eastAsiaTheme="minorEastAsia"/>
-                <w:b/>
-                <w:bCs/>
-              </w:rPr>
-              <w:t>64</w:t>
-            </w:r>
-          </w:p>
-        </w:tc>
-        <w:tc>
-          <w:tcPr>
-            <w:tcW w:w="2404" w:type="dxa"/>
-            <w:tcBorders>
-              <w:top w:val="single" w:sz="18" w:space="0" w:color="auto"/>
-            </w:tcBorders>
-          </w:tcPr>
-          <w:p>
-            <w:pPr>
-              <w:rPr>
-                <w:rFonts w:eastAsiaTheme="minorEastAsia"/>
-                <w:b/>
-                <w:bCs/>
-              </w:rPr>
-            </w:pPr>
-            <w:r>
-              <w:rPr>
-                <w:rFonts w:eastAsiaTheme="minorEastAsia"/>
-                <w:b/>
-                <w:bCs/>
-              </w:rPr>
-              <w:t>2,</w:t>
-            </w:r>
-            <w:r>
-              <w:rPr>
-                <w:rFonts w:eastAsiaTheme="minorEastAsia"/>
-                <w:b/>
-                <w:bCs/>
-              </w:rPr>
-              <w:t>73</w:t>
+              <w:t>2,65</w:t>
             </w:r>
           </w:p>
         </w:tc>
@@ -5701,16 +3634,16 @@
         <w:t xml:space="preserve"> </w:t>
       </w:r>
       <w:r>
-        <w:t>Heat Evaporation</w:t>
-      </w:r>
-      <w:r>
-        <w:t xml:space="preserve"> </w:t>
-      </w:r>
-      <w:r>
-        <w:t xml:space="preserve">– </w:t>
-      </w:r>
-      <w:r>
-        <w:t>2,76</w:t>
+        <w:t xml:space="preserve">Heat Evaporation – </w:t>
+      </w:r>
+      <w:r>
+        <w:t>3,</w:t>
+      </w:r>
+      <w:r>
+        <w:t>0</w:t>
+      </w:r>
+      <w:r>
+        <w:t>0</w:t>
       </w:r>
     </w:p>
     <w:p>
@@ -5723,19 +3656,17 @@
       <w:r>
         <w:t xml:space="preserve"> </w:t>
       </w:r>
-      <w:proofErr w:type="spellStart"/>
-      <w:r>
-        <w:t>Distillation</w:t>
-      </w:r>
-      <w:proofErr w:type="spellEnd"/>
+      <w:r>
+        <w:t xml:space="preserve">Vacuum Evaporation – </w:t>
+      </w:r>
+      <w:r>
+        <w:t>2,</w:t>
+      </w:r>
+      <w:r>
+        <w:t>75</w:t>
+      </w:r>
       <w:r>
         <w:t xml:space="preserve"> </w:t>
-      </w:r>
-      <w:r>
-        <w:t xml:space="preserve">– </w:t>
-      </w:r>
-      <w:r>
-        <w:t>2,73</w:t>
       </w:r>
     </w:p>
     <w:p>
@@ -5749,7 +3680,7 @@
         <w:t xml:space="preserve"> </w:t>
       </w:r>
       <w:r>
-        <w:t>Vacuum Evaporation</w:t>
+        <w:t>Distillation</w:t>
       </w:r>
       <w:r>
         <w:t xml:space="preserve"> </w:t>
@@ -5758,10 +3689,10 @@
         <w:t xml:space="preserve">– </w:t>
       </w:r>
       <w:r>
-        <w:t>2,64</w:t>
-      </w:r>
-      <w:r>
-        <w:br/>
+        <w:t>2,6</w:t>
+      </w:r>
+      <w:r>
+        <w:t>5</w:t>
       </w:r>
     </w:p>
     <w:p>
@@ -5773,7 +3704,7 @@
     <w:p>
       <w:r>
         <w:pict w14:anchorId="2AEC1F30">
-          <v:rect id="_x0000_i1040" style="width:0;height:1.5pt" o:hralign="center" o:hrstd="t" o:hr="t" fillcolor="#a0a0a0" stroked="f"/>
+          <v:rect id="_x0000_i1025" style="width:0;height:1.5pt" o:hralign="center" o:hrstd="t" o:hr="t" fillcolor="#a0a0a0" stroked="f"/>
         </w:pict>
       </w:r>
     </w:p>
@@ -5789,39 +3720,7 @@
           <w:b/>
           <w:bCs/>
         </w:rPr>
-        <w:t xml:space="preserve">8. </w:t>
-      </w:r>
-      <w:proofErr w:type="spellStart"/>
-      <w:r>
-        <w:rPr>
-          <w:b/>
-          <w:bCs/>
-        </w:rPr>
-        <w:t>Recommendation</w:t>
-      </w:r>
-      <w:proofErr w:type="spellEnd"/>
-      <w:r>
-        <w:rPr>
-          <w:b/>
-          <w:bCs/>
-        </w:rPr>
-        <w:t xml:space="preserve"> </w:t>
-      </w:r>
-      <w:proofErr w:type="spellStart"/>
-      <w:r>
-        <w:rPr>
-          <w:b/>
-          <w:bCs/>
-        </w:rPr>
-        <w:t>to</w:t>
-      </w:r>
-      <w:proofErr w:type="spellEnd"/>
-      <w:r>
-        <w:rPr>
-          <w:b/>
-          <w:bCs/>
-        </w:rPr>
-        <w:t xml:space="preserve"> Management</w:t>
+        <w:t>8. Recommendation to Management</w:t>
       </w:r>
     </w:p>
     <w:p>
@@ -5876,29 +3775,8 @@
           <w:numId w:val="13"/>
         </w:numPr>
       </w:pPr>
-      <w:proofErr w:type="spellStart"/>
-      <w:r>
-        <w:t>Lowest</w:t>
-      </w:r>
-      <w:proofErr w:type="spellEnd"/>
-      <w:r>
-        <w:t xml:space="preserve"> </w:t>
-      </w:r>
-      <w:proofErr w:type="spellStart"/>
-      <w:r>
-        <w:t>carbon</w:t>
-      </w:r>
-      <w:proofErr w:type="spellEnd"/>
-      <w:r>
-        <w:t xml:space="preserve"> </w:t>
-      </w:r>
-      <w:proofErr w:type="spellStart"/>
-      <w:r>
-        <w:t>emissions</w:t>
-      </w:r>
-      <w:proofErr w:type="spellEnd"/>
-      <w:r>
-        <w:t xml:space="preserve"> </w:t>
+      <w:r>
+        <w:t xml:space="preserve">Lowest carbon emissions </w:t>
       </w:r>
     </w:p>
     <w:p>
@@ -5908,29 +3786,8 @@
           <w:numId w:val="13"/>
         </w:numPr>
       </w:pPr>
-      <w:proofErr w:type="spellStart"/>
-      <w:r>
-        <w:t>Lowest</w:t>
-      </w:r>
-      <w:proofErr w:type="spellEnd"/>
-      <w:r>
-        <w:t xml:space="preserve"> </w:t>
-      </w:r>
-      <w:proofErr w:type="spellStart"/>
-      <w:r>
-        <w:t>water</w:t>
-      </w:r>
-      <w:proofErr w:type="spellEnd"/>
-      <w:r>
-        <w:t xml:space="preserve"> </w:t>
-      </w:r>
-      <w:proofErr w:type="spellStart"/>
-      <w:r>
-        <w:t>consumption</w:t>
-      </w:r>
-      <w:proofErr w:type="spellEnd"/>
-      <w:r>
-        <w:t xml:space="preserve"> </w:t>
+      <w:r>
+        <w:t xml:space="preserve">Lowest water consumption </w:t>
       </w:r>
     </w:p>
     <w:p>
@@ -5940,29 +3797,8 @@
           <w:numId w:val="13"/>
         </w:numPr>
       </w:pPr>
-      <w:proofErr w:type="spellStart"/>
-      <w:r>
-        <w:t>Lowest</w:t>
-      </w:r>
-      <w:proofErr w:type="spellEnd"/>
-      <w:r>
-        <w:t xml:space="preserve"> </w:t>
-      </w:r>
-      <w:proofErr w:type="spellStart"/>
-      <w:r>
-        <w:t>hazardous</w:t>
-      </w:r>
-      <w:proofErr w:type="spellEnd"/>
-      <w:r>
-        <w:t xml:space="preserve"> </w:t>
-      </w:r>
-      <w:proofErr w:type="spellStart"/>
-      <w:r>
-        <w:t>emissions</w:t>
-      </w:r>
-      <w:proofErr w:type="spellEnd"/>
-      <w:r>
-        <w:t xml:space="preserve"> </w:t>
+      <w:r>
+        <w:t xml:space="preserve">Lowest hazardous emissions </w:t>
       </w:r>
     </w:p>
     <w:p>
@@ -5973,39 +3809,7 @@
         </w:numPr>
       </w:pPr>
       <w:r>
-        <w:t xml:space="preserve">Best </w:t>
-      </w:r>
-      <w:proofErr w:type="spellStart"/>
-      <w:r>
-        <w:t>preparation</w:t>
-      </w:r>
-      <w:proofErr w:type="spellEnd"/>
-      <w:r>
-        <w:t xml:space="preserve"> </w:t>
-      </w:r>
-      <w:proofErr w:type="spellStart"/>
-      <w:r>
-        <w:t>for</w:t>
-      </w:r>
-      <w:proofErr w:type="spellEnd"/>
-      <w:r>
-        <w:t xml:space="preserve"> </w:t>
-      </w:r>
-      <w:proofErr w:type="spellStart"/>
-      <w:r>
-        <w:t>future</w:t>
-      </w:r>
-      <w:proofErr w:type="spellEnd"/>
-      <w:r>
-        <w:t xml:space="preserve"> environmental </w:t>
-      </w:r>
-      <w:proofErr w:type="spellStart"/>
-      <w:r>
-        <w:t>regulations</w:t>
-      </w:r>
-      <w:proofErr w:type="spellEnd"/>
-      <w:r>
-        <w:t xml:space="preserve"> </w:t>
+        <w:t xml:space="preserve">Best preparation for future environmental regulations </w:t>
       </w:r>
     </w:p>
     <w:p>
@@ -6015,21 +3819,12 @@
           <w:bCs/>
         </w:rPr>
       </w:pPr>
-      <w:proofErr w:type="spellStart"/>
       <w:r>
         <w:rPr>
           <w:b/>
           <w:bCs/>
         </w:rPr>
-        <w:t>Social</w:t>
-      </w:r>
-      <w:proofErr w:type="spellEnd"/>
-      <w:r>
-        <w:rPr>
-          <w:b/>
-          <w:bCs/>
-        </w:rPr>
-        <w:t xml:space="preserve"> Benefits</w:t>
+        <w:t>Social Benefits</w:t>
       </w:r>
     </w:p>
     <w:p>
@@ -6039,29 +3834,8 @@
           <w:numId w:val="14"/>
         </w:numPr>
       </w:pPr>
-      <w:proofErr w:type="spellStart"/>
-      <w:r>
-        <w:t>Highest</w:t>
-      </w:r>
-      <w:proofErr w:type="spellEnd"/>
-      <w:r>
-        <w:t xml:space="preserve"> </w:t>
-      </w:r>
-      <w:proofErr w:type="spellStart"/>
-      <w:r>
-        <w:t>community</w:t>
-      </w:r>
-      <w:proofErr w:type="spellEnd"/>
-      <w:r>
-        <w:t xml:space="preserve"> </w:t>
-      </w:r>
-      <w:proofErr w:type="spellStart"/>
-      <w:r>
-        <w:t>acceptance</w:t>
-      </w:r>
-      <w:proofErr w:type="spellEnd"/>
-      <w:r>
-        <w:t xml:space="preserve"> </w:t>
+      <w:r>
+        <w:t xml:space="preserve">Highest community acceptance </w:t>
       </w:r>
     </w:p>
     <w:p>
@@ -6071,29 +3845,8 @@
           <w:numId w:val="14"/>
         </w:numPr>
       </w:pPr>
-      <w:proofErr w:type="spellStart"/>
-      <w:r>
-        <w:t>Strongest</w:t>
-      </w:r>
-      <w:proofErr w:type="spellEnd"/>
-      <w:r>
-        <w:t xml:space="preserve"> </w:t>
-      </w:r>
-      <w:proofErr w:type="spellStart"/>
-      <w:r>
-        <w:t>workforce</w:t>
-      </w:r>
-      <w:proofErr w:type="spellEnd"/>
-      <w:r>
-        <w:t xml:space="preserve"> </w:t>
-      </w:r>
-      <w:proofErr w:type="spellStart"/>
-      <w:r>
-        <w:t>development</w:t>
-      </w:r>
-      <w:proofErr w:type="spellEnd"/>
-      <w:r>
-        <w:t xml:space="preserve"> </w:t>
+      <w:r>
+        <w:t xml:space="preserve">Strongest workforce development </w:t>
       </w:r>
     </w:p>
     <w:p>
@@ -6103,37 +3856,8 @@
           <w:numId w:val="14"/>
         </w:numPr>
       </w:pPr>
-      <w:proofErr w:type="spellStart"/>
-      <w:r>
-        <w:t>Creates</w:t>
-      </w:r>
-      <w:proofErr w:type="spellEnd"/>
-      <w:r>
-        <w:t xml:space="preserve"> </w:t>
-      </w:r>
-      <w:proofErr w:type="spellStart"/>
-      <w:r>
-        <w:t>skilled</w:t>
-      </w:r>
-      <w:proofErr w:type="spellEnd"/>
-      <w:r>
-        <w:t xml:space="preserve"> </w:t>
-      </w:r>
-      <w:proofErr w:type="spellStart"/>
-      <w:r>
-        <w:t>employment</w:t>
-      </w:r>
-      <w:proofErr w:type="spellEnd"/>
-      <w:r>
-        <w:t xml:space="preserve"> </w:t>
-      </w:r>
-      <w:proofErr w:type="spellStart"/>
-      <w:r>
-        <w:t>opportunities</w:t>
-      </w:r>
-      <w:proofErr w:type="spellEnd"/>
-      <w:r>
-        <w:t xml:space="preserve"> </w:t>
+      <w:r>
+        <w:t xml:space="preserve">Creates skilled employment opportunities </w:t>
       </w:r>
     </w:p>
     <w:p>
@@ -6152,149 +3876,8 @@
       </w:r>
     </w:p>
     <w:p>
-      <w:proofErr w:type="spellStart"/>
-      <w:r>
-        <w:t>Although</w:t>
-      </w:r>
-      <w:proofErr w:type="spellEnd"/>
-      <w:r>
-        <w:t xml:space="preserve"> </w:t>
-      </w:r>
-      <w:proofErr w:type="spellStart"/>
-      <w:r>
-        <w:t>profitability</w:t>
-      </w:r>
-      <w:proofErr w:type="spellEnd"/>
-      <w:r>
-        <w:t xml:space="preserve"> </w:t>
-      </w:r>
-      <w:proofErr w:type="spellStart"/>
-      <w:r>
-        <w:t>is</w:t>
-      </w:r>
-      <w:proofErr w:type="spellEnd"/>
-      <w:r>
-        <w:t xml:space="preserve"> </w:t>
-      </w:r>
-      <w:proofErr w:type="spellStart"/>
-      <w:r>
-        <w:t>lower</w:t>
-      </w:r>
-      <w:proofErr w:type="spellEnd"/>
-      <w:r>
-        <w:t xml:space="preserve"> </w:t>
-      </w:r>
-      <w:proofErr w:type="spellStart"/>
-      <w:r>
-        <w:t>than</w:t>
-      </w:r>
-      <w:proofErr w:type="spellEnd"/>
-      <w:r>
-        <w:t xml:space="preserve"> </w:t>
-      </w:r>
-      <w:proofErr w:type="spellStart"/>
-      <w:r>
-        <w:t>heat</w:t>
-      </w:r>
-      <w:proofErr w:type="spellEnd"/>
-      <w:r>
-        <w:t xml:space="preserve"> </w:t>
-      </w:r>
-      <w:proofErr w:type="spellStart"/>
-      <w:r>
-        <w:t>evaporation</w:t>
-      </w:r>
-      <w:proofErr w:type="spellEnd"/>
-      <w:r>
-        <w:t xml:space="preserve"> in </w:t>
-      </w:r>
-      <w:proofErr w:type="spellStart"/>
-      <w:r>
-        <w:t>the</w:t>
-      </w:r>
-      <w:proofErr w:type="spellEnd"/>
-      <w:r>
-        <w:t xml:space="preserve"> 20-year </w:t>
-      </w:r>
-      <w:proofErr w:type="spellStart"/>
-      <w:r>
-        <w:t>calculation</w:t>
-      </w:r>
-      <w:proofErr w:type="spellEnd"/>
-      <w:r>
-        <w:t xml:space="preserve">, </w:t>
-      </w:r>
-      <w:proofErr w:type="spellStart"/>
-      <w:r>
-        <w:t>vacuum</w:t>
-      </w:r>
-      <w:proofErr w:type="spellEnd"/>
-      <w:r>
-        <w:t xml:space="preserve"> </w:t>
-      </w:r>
-      <w:proofErr w:type="spellStart"/>
-      <w:r>
-        <w:t>evaporation</w:t>
-      </w:r>
-      <w:proofErr w:type="spellEnd"/>
-      <w:r>
-        <w:t xml:space="preserve"> </w:t>
-      </w:r>
-      <w:proofErr w:type="spellStart"/>
-      <w:r>
-        <w:t>delivers</w:t>
-      </w:r>
-      <w:proofErr w:type="spellEnd"/>
-      <w:r>
-        <w:t xml:space="preserve"> </w:t>
-      </w:r>
-      <w:proofErr w:type="spellStart"/>
-      <w:r>
-        <w:t>significantly</w:t>
-      </w:r>
-      <w:proofErr w:type="spellEnd"/>
-      <w:r>
-        <w:t xml:space="preserve"> </w:t>
-      </w:r>
-      <w:proofErr w:type="spellStart"/>
-      <w:r>
-        <w:t>better</w:t>
-      </w:r>
-      <w:proofErr w:type="spellEnd"/>
-      <w:r>
-        <w:t xml:space="preserve"> environmental and social </w:t>
-      </w:r>
-      <w:proofErr w:type="spellStart"/>
-      <w:r>
-        <w:t>performance</w:t>
-      </w:r>
-      <w:proofErr w:type="spellEnd"/>
-      <w:r>
-        <w:t xml:space="preserve">, </w:t>
-      </w:r>
-      <w:proofErr w:type="spellStart"/>
-      <w:r>
-        <w:t>which</w:t>
-      </w:r>
-      <w:proofErr w:type="spellEnd"/>
-      <w:r>
-        <w:t xml:space="preserve"> </w:t>
-      </w:r>
-      <w:proofErr w:type="spellStart"/>
-      <w:r>
-        <w:t>aligns</w:t>
-      </w:r>
-      <w:proofErr w:type="spellEnd"/>
-      <w:r>
-        <w:t xml:space="preserve"> </w:t>
-      </w:r>
-      <w:proofErr w:type="spellStart"/>
-      <w:r>
-        <w:t>with</w:t>
-      </w:r>
-      <w:proofErr w:type="spellEnd"/>
-      <w:r>
-        <w:t>:</w:t>
+      <w:r>
+        <w:t>Although profitability is lower than heat evaporation in the 20-year calculation, vacuum evaporation delivers significantly better environmental and social performance, which aligns with:</w:t>
       </w:r>
     </w:p>
     <w:p>
@@ -6304,37 +3887,8 @@
           <w:numId w:val="15"/>
         </w:numPr>
       </w:pPr>
-      <w:proofErr w:type="spellStart"/>
-      <w:r>
-        <w:t>Sustainable</w:t>
-      </w:r>
-      <w:proofErr w:type="spellEnd"/>
-      <w:r>
-        <w:t xml:space="preserve"> </w:t>
-      </w:r>
-      <w:proofErr w:type="spellStart"/>
-      <w:r>
-        <w:t>battery</w:t>
-      </w:r>
-      <w:proofErr w:type="spellEnd"/>
-      <w:r>
-        <w:t xml:space="preserve"> </w:t>
-      </w:r>
-      <w:proofErr w:type="spellStart"/>
-      <w:r>
-        <w:t>recycling</w:t>
-      </w:r>
-      <w:proofErr w:type="spellEnd"/>
-      <w:r>
-        <w:t xml:space="preserve"> </w:t>
-      </w:r>
-      <w:proofErr w:type="spellStart"/>
-      <w:r>
-        <w:t>goals</w:t>
-      </w:r>
-      <w:proofErr w:type="spellEnd"/>
-      <w:r>
-        <w:t xml:space="preserve"> </w:t>
+      <w:r>
+        <w:t xml:space="preserve">Sustainable battery recycling goals </w:t>
       </w:r>
     </w:p>
     <w:p>
@@ -6345,15 +3899,7 @@
         </w:numPr>
       </w:pPr>
       <w:r>
-        <w:t xml:space="preserve">Corporate ESG </w:t>
-      </w:r>
-      <w:proofErr w:type="spellStart"/>
-      <w:r>
-        <w:t>objectives</w:t>
-      </w:r>
-      <w:proofErr w:type="spellEnd"/>
-      <w:r>
-        <w:t xml:space="preserve"> </w:t>
+        <w:t xml:space="preserve">Corporate ESG objectives </w:t>
       </w:r>
     </w:p>
     <w:p>
@@ -6363,21 +3909,8 @@
           <w:numId w:val="15"/>
         </w:numPr>
       </w:pPr>
-      <w:proofErr w:type="spellStart"/>
-      <w:r>
-        <w:t>Regulatory</w:t>
-      </w:r>
-      <w:proofErr w:type="spellEnd"/>
-      <w:r>
-        <w:t xml:space="preserve"> </w:t>
-      </w:r>
-      <w:proofErr w:type="spellStart"/>
-      <w:r>
-        <w:t>compliance</w:t>
-      </w:r>
-      <w:proofErr w:type="spellEnd"/>
-      <w:r>
-        <w:t xml:space="preserve"> </w:t>
+      <w:r>
+        <w:t xml:space="preserve">Regulatory compliance </w:t>
       </w:r>
     </w:p>
     <w:p>
@@ -6388,15 +3921,7 @@
         </w:numPr>
       </w:pPr>
       <w:r>
-        <w:t xml:space="preserve">Public </w:t>
-      </w:r>
-      <w:proofErr w:type="spellStart"/>
-      <w:r>
-        <w:t>reputation</w:t>
-      </w:r>
-      <w:proofErr w:type="spellEnd"/>
-      <w:r>
-        <w:t xml:space="preserve"> </w:t>
+        <w:t xml:space="preserve">Public reputation </w:t>
       </w:r>
     </w:p>
     <w:p>
@@ -6406,7 +3931,6 @@
           <w:bCs/>
         </w:rPr>
       </w:pPr>
-      <w:proofErr w:type="spellStart"/>
       <w:r>
         <w:rPr>
           <w:b/>
@@ -6414,7 +3938,6 @@
         </w:rPr>
         <w:t>Risks</w:t>
       </w:r>
-      <w:proofErr w:type="spellEnd"/>
     </w:p>
     <w:p>
       <w:pPr>
@@ -6424,15 +3947,7 @@
         </w:numPr>
       </w:pPr>
       <w:r>
-        <w:t xml:space="preserve">Higher </w:t>
-      </w:r>
-      <w:proofErr w:type="spellStart"/>
-      <w:r>
-        <w:t>complexity</w:t>
-      </w:r>
-      <w:proofErr w:type="spellEnd"/>
-      <w:r>
-        <w:t xml:space="preserve"> </w:t>
+        <w:t xml:space="preserve">Higher complexity </w:t>
       </w:r>
     </w:p>
     <w:p>
@@ -6443,23 +3958,7 @@
         </w:numPr>
       </w:pPr>
       <w:r>
-        <w:t xml:space="preserve">Higher </w:t>
-      </w:r>
-      <w:proofErr w:type="spellStart"/>
-      <w:r>
-        <w:t>capital</w:t>
-      </w:r>
-      <w:proofErr w:type="spellEnd"/>
-      <w:r>
-        <w:t xml:space="preserve"> </w:t>
-      </w:r>
-      <w:proofErr w:type="spellStart"/>
-      <w:r>
-        <w:t>expenditure</w:t>
-      </w:r>
-      <w:proofErr w:type="spellEnd"/>
-      <w:r>
-        <w:t xml:space="preserve"> </w:t>
+        <w:t xml:space="preserve">Higher capital expenditure </w:t>
       </w:r>
     </w:p>
     <w:p>
@@ -6470,90 +3969,18 @@
         </w:numPr>
       </w:pPr>
       <w:r>
-        <w:t xml:space="preserve">More frequent </w:t>
-      </w:r>
-      <w:proofErr w:type="spellStart"/>
-      <w:r>
-        <w:t>equipment</w:t>
-      </w:r>
-      <w:proofErr w:type="spellEnd"/>
-      <w:r>
-        <w:t xml:space="preserve"> </w:t>
-      </w:r>
-      <w:proofErr w:type="spellStart"/>
-      <w:r>
-        <w:t>replacement</w:t>
-      </w:r>
-      <w:proofErr w:type="spellEnd"/>
-      <w:r>
-        <w:t xml:space="preserve"> </w:t>
+        <w:t xml:space="preserve">More frequent equipment replacement </w:t>
       </w:r>
     </w:p>
     <w:p>
       <w:r>
-        <w:t xml:space="preserve">These </w:t>
-      </w:r>
-      <w:proofErr w:type="spellStart"/>
-      <w:r>
-        <w:t>risks</w:t>
-      </w:r>
-      <w:proofErr w:type="spellEnd"/>
-      <w:r>
-        <w:t xml:space="preserve"> </w:t>
-      </w:r>
-      <w:proofErr w:type="spellStart"/>
-      <w:r>
-        <w:t>are</w:t>
-      </w:r>
-      <w:proofErr w:type="spellEnd"/>
-      <w:r>
-        <w:t xml:space="preserve"> </w:t>
-      </w:r>
-      <w:proofErr w:type="spellStart"/>
-      <w:r>
-        <w:t>acceptable</w:t>
-      </w:r>
-      <w:proofErr w:type="spellEnd"/>
-      <w:r>
-        <w:t xml:space="preserve"> </w:t>
-      </w:r>
-      <w:proofErr w:type="spellStart"/>
-      <w:r>
-        <w:t>considering</w:t>
-      </w:r>
-      <w:proofErr w:type="spellEnd"/>
-      <w:r>
-        <w:t xml:space="preserve"> </w:t>
-      </w:r>
-      <w:proofErr w:type="spellStart"/>
-      <w:r>
-        <w:t>the</w:t>
-      </w:r>
-      <w:proofErr w:type="spellEnd"/>
-      <w:r>
-        <w:t xml:space="preserve"> substantial </w:t>
-      </w:r>
-      <w:proofErr w:type="spellStart"/>
-      <w:r>
-        <w:t>sustainability</w:t>
-      </w:r>
-      <w:proofErr w:type="spellEnd"/>
-      <w:r>
-        <w:t xml:space="preserve"> </w:t>
-      </w:r>
-      <w:proofErr w:type="spellStart"/>
-      <w:r>
-        <w:t>advantages</w:t>
-      </w:r>
-      <w:proofErr w:type="spellEnd"/>
-      <w:r>
-        <w:t>.</w:t>
+        <w:t>These risks are acceptable considering the substantial sustainability advantages.</w:t>
       </w:r>
     </w:p>
     <w:p>
       <w:r>
         <w:pict w14:anchorId="3F7541B0">
-          <v:rect id="_x0000_i1041" style="width:0;height:1.5pt" o:hralign="center" o:hrstd="t" o:hr="t" fillcolor="#a0a0a0" stroked="f"/>
+          <v:rect id="_x0000_i1026" style="width:0;height:1.5pt" o:hralign="center" o:hrstd="t" o:hr="t" fillcolor="#a0a0a0" stroked="f"/>
         </w:pict>
       </w:r>
     </w:p>
@@ -6579,54 +4006,13 @@
           <w:bCs/>
         </w:rPr>
       </w:pPr>
-      <w:proofErr w:type="spellStart"/>
       <w:r>
         <w:rPr>
           <w:b/>
           <w:bCs/>
         </w:rPr>
         <w:lastRenderedPageBreak/>
-        <w:t>Suggested</w:t>
-      </w:r>
-      <w:proofErr w:type="spellEnd"/>
-      <w:r>
-        <w:rPr>
-          <w:b/>
-          <w:bCs/>
-        </w:rPr>
-        <w:t xml:space="preserve"> </w:t>
-      </w:r>
-      <w:proofErr w:type="spellStart"/>
-      <w:r>
-        <w:rPr>
-          <w:b/>
-          <w:bCs/>
-        </w:rPr>
-        <w:t>Presentation</w:t>
-      </w:r>
-      <w:proofErr w:type="spellEnd"/>
-      <w:r>
-        <w:rPr>
-          <w:b/>
-          <w:bCs/>
-        </w:rPr>
-        <w:t xml:space="preserve"> </w:t>
-      </w:r>
-      <w:proofErr w:type="spellStart"/>
-      <w:r>
-        <w:rPr>
-          <w:b/>
-          <w:bCs/>
-        </w:rPr>
-        <w:t>Structure</w:t>
-      </w:r>
-      <w:proofErr w:type="spellEnd"/>
-      <w:r>
-        <w:rPr>
-          <w:b/>
-          <w:bCs/>
-        </w:rPr>
-        <w:t xml:space="preserve"> (8 Slides)</w:t>
+        <w:t>Suggested Presentation Structure (8 Slides)</w:t>
       </w:r>
     </w:p>
     <w:p>
@@ -6645,69 +4031,12 @@
       </w:r>
     </w:p>
     <w:p>
-      <w:proofErr w:type="spellStart"/>
       <w:r>
         <w:rPr>
           <w:b/>
           <w:bCs/>
         </w:rPr>
-        <w:t>Selection</w:t>
-      </w:r>
-      <w:proofErr w:type="spellEnd"/>
-      <w:r>
-        <w:rPr>
-          <w:b/>
-          <w:bCs/>
-        </w:rPr>
-        <w:t xml:space="preserve"> </w:t>
-      </w:r>
-      <w:proofErr w:type="spellStart"/>
-      <w:r>
-        <w:rPr>
-          <w:b/>
-          <w:bCs/>
-        </w:rPr>
-        <w:t>of</w:t>
-      </w:r>
-      <w:proofErr w:type="spellEnd"/>
-      <w:r>
-        <w:rPr>
-          <w:b/>
-          <w:bCs/>
-        </w:rPr>
-        <w:t xml:space="preserve"> </w:t>
-      </w:r>
-      <w:proofErr w:type="spellStart"/>
-      <w:r>
-        <w:rPr>
-          <w:b/>
-          <w:bCs/>
-        </w:rPr>
-        <w:t>Electrolyte</w:t>
-      </w:r>
-      <w:proofErr w:type="spellEnd"/>
-      <w:r>
-        <w:rPr>
-          <w:b/>
-          <w:bCs/>
-        </w:rPr>
-        <w:t xml:space="preserve"> Evaporation Technology </w:t>
-      </w:r>
-      <w:proofErr w:type="spellStart"/>
-      <w:r>
-        <w:rPr>
-          <w:b/>
-          <w:bCs/>
-        </w:rPr>
-        <w:t>for</w:t>
-      </w:r>
-      <w:proofErr w:type="spellEnd"/>
-      <w:r>
-        <w:rPr>
-          <w:b/>
-          <w:bCs/>
-        </w:rPr>
-        <w:t xml:space="preserve"> Edison Cars AG</w:t>
+        <w:t>Selection of Electrolyte Evaporation Technology for Edison Cars AG</w:t>
       </w:r>
     </w:p>
     <w:p>
@@ -6732,21 +4061,8 @@
           <w:numId w:val="17"/>
         </w:numPr>
       </w:pPr>
-      <w:proofErr w:type="spellStart"/>
-      <w:r>
-        <w:t>Sustainability</w:t>
-      </w:r>
-      <w:proofErr w:type="spellEnd"/>
-      <w:r>
-        <w:t xml:space="preserve"> </w:t>
-      </w:r>
-      <w:proofErr w:type="spellStart"/>
-      <w:r>
-        <w:t>dimensions</w:t>
-      </w:r>
-      <w:proofErr w:type="spellEnd"/>
-      <w:r>
-        <w:t xml:space="preserve"> </w:t>
+      <w:r>
+        <w:t xml:space="preserve">Sustainability dimensions </w:t>
       </w:r>
     </w:p>
     <w:p>
@@ -6756,13 +4072,8 @@
           <w:numId w:val="17"/>
         </w:numPr>
       </w:pPr>
-      <w:proofErr w:type="spellStart"/>
-      <w:r>
-        <w:t>Weighting</w:t>
-      </w:r>
-      <w:proofErr w:type="spellEnd"/>
-      <w:r>
-        <w:t xml:space="preserve"> rationale </w:t>
+      <w:r>
+        <w:t xml:space="preserve">Weighting rationale </w:t>
       </w:r>
     </w:p>
     <w:p>
@@ -6777,211 +4088,86 @@
           <w:b/>
           <w:bCs/>
         </w:rPr>
-        <w:t xml:space="preserve">Slide 3 – Ecological </w:t>
-      </w:r>
-      <w:proofErr w:type="spellStart"/>
-      <w:r>
+        <w:t>Slide 3 – Ecological Comparison</w:t>
+      </w:r>
+    </w:p>
+    <w:p>
+      <w:pPr>
+        <w:numPr>
+          <w:ilvl w:val="0"/>
+          <w:numId w:val="18"/>
+        </w:numPr>
+      </w:pPr>
+      <w:r>
+        <w:t xml:space="preserve">Table and chart </w:t>
+      </w:r>
+    </w:p>
+    <w:p>
+      <w:pPr>
         <w:rPr>
           <w:b/>
           <w:bCs/>
         </w:rPr>
-        <w:t>Comparison</w:t>
-      </w:r>
-      <w:proofErr w:type="spellEnd"/>
-    </w:p>
-    <w:p>
-      <w:pPr>
-        <w:numPr>
-          <w:ilvl w:val="0"/>
-          <w:numId w:val="18"/>
-        </w:numPr>
-      </w:pPr>
-      <w:r>
-        <w:t xml:space="preserve">Table and </w:t>
-      </w:r>
-      <w:proofErr w:type="spellStart"/>
-      <w:r>
-        <w:t>chart</w:t>
-      </w:r>
-      <w:proofErr w:type="spellEnd"/>
-      <w:r>
-        <w:t xml:space="preserve"> </w:t>
-      </w:r>
-    </w:p>
-    <w:p>
-      <w:pPr>
+      </w:pPr>
+      <w:r>
         <w:rPr>
           <w:b/>
           <w:bCs/>
         </w:rPr>
-      </w:pPr>
-      <w:r>
+        <w:t>Slide 4 – Economic Analysis (20 Years)</w:t>
+      </w:r>
+    </w:p>
+    <w:p>
+      <w:pPr>
+        <w:numPr>
+          <w:ilvl w:val="0"/>
+          <w:numId w:val="19"/>
+        </w:numPr>
+      </w:pPr>
+      <w:r>
+        <w:t xml:space="preserve">Cost/revenue comparison </w:t>
+      </w:r>
+    </w:p>
+    <w:p>
+      <w:pPr>
         <w:rPr>
           <w:b/>
           <w:bCs/>
         </w:rPr>
-        <w:t xml:space="preserve">Slide 4 – </w:t>
-      </w:r>
-      <w:proofErr w:type="spellStart"/>
+      </w:pPr>
       <w:r>
         <w:rPr>
           <w:b/>
           <w:bCs/>
         </w:rPr>
-        <w:t>Economic</w:t>
-      </w:r>
-      <w:proofErr w:type="spellEnd"/>
-      <w:r>
+        <w:t>Slide 5 – Social Sustainability</w:t>
+      </w:r>
+    </w:p>
+    <w:p>
+      <w:pPr>
+        <w:numPr>
+          <w:ilvl w:val="0"/>
+          <w:numId w:val="20"/>
+        </w:numPr>
+      </w:pPr>
+      <w:r>
+        <w:t xml:space="preserve">Workforce and community comparison </w:t>
+      </w:r>
+    </w:p>
+    <w:p>
+      <w:pPr>
         <w:rPr>
           <w:b/>
           <w:bCs/>
         </w:rPr>
-        <w:t xml:space="preserve"> Analysis (20 Years)</w:t>
-      </w:r>
-    </w:p>
-    <w:p>
-      <w:pPr>
-        <w:numPr>
-          <w:ilvl w:val="0"/>
-          <w:numId w:val="19"/>
-        </w:numPr>
-      </w:pPr>
-      <w:proofErr w:type="spellStart"/>
-      <w:r>
-        <w:t>Cost</w:t>
-      </w:r>
-      <w:proofErr w:type="spellEnd"/>
-      <w:r>
-        <w:t>/</w:t>
-      </w:r>
-      <w:proofErr w:type="spellStart"/>
-      <w:r>
-        <w:t>revenue</w:t>
-      </w:r>
-      <w:proofErr w:type="spellEnd"/>
-      <w:r>
-        <w:t xml:space="preserve"> </w:t>
-      </w:r>
-      <w:proofErr w:type="spellStart"/>
-      <w:r>
-        <w:t>comparison</w:t>
-      </w:r>
-      <w:proofErr w:type="spellEnd"/>
-      <w:r>
-        <w:t xml:space="preserve"> </w:t>
-      </w:r>
-    </w:p>
-    <w:p>
-      <w:pPr>
+      </w:pPr>
+      <w:r>
         <w:rPr>
           <w:b/>
           <w:bCs/>
         </w:rPr>
-      </w:pPr>
-      <w:r>
-        <w:rPr>
-          <w:b/>
-          <w:bCs/>
-        </w:rPr>
-        <w:t xml:space="preserve">Slide 5 – </w:t>
-      </w:r>
-      <w:proofErr w:type="spellStart"/>
-      <w:r>
-        <w:rPr>
-          <w:b/>
-          <w:bCs/>
-        </w:rPr>
-        <w:t>Social</w:t>
-      </w:r>
-      <w:proofErr w:type="spellEnd"/>
-      <w:r>
-        <w:rPr>
-          <w:b/>
-          <w:bCs/>
-        </w:rPr>
-        <w:t xml:space="preserve"> </w:t>
-      </w:r>
-      <w:proofErr w:type="spellStart"/>
-      <w:r>
-        <w:rPr>
-          <w:b/>
-          <w:bCs/>
-        </w:rPr>
-        <w:t>Sustainability</w:t>
-      </w:r>
-      <w:proofErr w:type="spellEnd"/>
-    </w:p>
-    <w:p>
-      <w:pPr>
-        <w:numPr>
-          <w:ilvl w:val="0"/>
-          <w:numId w:val="20"/>
-        </w:numPr>
-      </w:pPr>
-      <w:proofErr w:type="spellStart"/>
-      <w:r>
-        <w:t>Workforce</w:t>
-      </w:r>
-      <w:proofErr w:type="spellEnd"/>
-      <w:r>
-        <w:t xml:space="preserve"> and </w:t>
-      </w:r>
-      <w:proofErr w:type="spellStart"/>
-      <w:r>
-        <w:t>community</w:t>
-      </w:r>
-      <w:proofErr w:type="spellEnd"/>
-      <w:r>
-        <w:t xml:space="preserve"> </w:t>
-      </w:r>
-      <w:proofErr w:type="spellStart"/>
-      <w:r>
-        <w:t>comparison</w:t>
-      </w:r>
-      <w:proofErr w:type="spellEnd"/>
-      <w:r>
-        <w:t xml:space="preserve"> </w:t>
-      </w:r>
-    </w:p>
-    <w:p>
-      <w:pPr>
-        <w:rPr>
-          <w:b/>
-          <w:bCs/>
-        </w:rPr>
-      </w:pPr>
-      <w:r>
-        <w:rPr>
-          <w:b/>
-          <w:bCs/>
-        </w:rPr>
-        <w:t xml:space="preserve">Slide 6 – </w:t>
-      </w:r>
-      <w:proofErr w:type="spellStart"/>
-      <w:r>
-        <w:rPr>
-          <w:b/>
-          <w:bCs/>
-        </w:rPr>
-        <w:t>Weighted</w:t>
-      </w:r>
-      <w:proofErr w:type="spellEnd"/>
-      <w:r>
-        <w:rPr>
-          <w:b/>
-          <w:bCs/>
-        </w:rPr>
-        <w:t xml:space="preserve"> Score </w:t>
-      </w:r>
-      <w:proofErr w:type="spellStart"/>
-      <w:r>
-        <w:rPr>
-          <w:b/>
-          <w:bCs/>
-        </w:rPr>
-        <w:t>Calculation</w:t>
-      </w:r>
-      <w:proofErr w:type="spellEnd"/>
+        <w:t>Slide 6 – Weighted Score Calculation</w:t>
+      </w:r>
     </w:p>
     <w:p>
       <w:pPr>
@@ -7001,21 +4187,8 @@
           <w:numId w:val="21"/>
         </w:numPr>
       </w:pPr>
-      <w:proofErr w:type="spellStart"/>
-      <w:r>
-        <w:t>Results</w:t>
-      </w:r>
-      <w:proofErr w:type="spellEnd"/>
-      <w:r>
-        <w:t xml:space="preserve"> </w:t>
-      </w:r>
-      <w:proofErr w:type="spellStart"/>
-      <w:r>
-        <w:t>table</w:t>
-      </w:r>
-      <w:proofErr w:type="spellEnd"/>
-      <w:r>
-        <w:t xml:space="preserve"> </w:t>
+      <w:r>
+        <w:t xml:space="preserve">Results table </w:t>
       </w:r>
     </w:p>
     <w:p>
@@ -7041,31 +4214,7 @@
         </w:numPr>
       </w:pPr>
       <w:r>
-        <w:t xml:space="preserve">Bar </w:t>
-      </w:r>
-      <w:proofErr w:type="spellStart"/>
-      <w:r>
-        <w:t>chart</w:t>
-      </w:r>
-      <w:proofErr w:type="spellEnd"/>
-      <w:r>
-        <w:t xml:space="preserve"> </w:t>
-      </w:r>
-      <w:proofErr w:type="spellStart"/>
-      <w:r>
-        <w:t>of</w:t>
-      </w:r>
-      <w:proofErr w:type="spellEnd"/>
-      <w:r>
-        <w:t xml:space="preserve"> total </w:t>
-      </w:r>
-      <w:proofErr w:type="spellStart"/>
-      <w:r>
-        <w:t>scores</w:t>
-      </w:r>
-      <w:proofErr w:type="spellEnd"/>
-      <w:r>
-        <w:t xml:space="preserve"> </w:t>
+        <w:t xml:space="preserve">Bar chart of total scores </w:t>
       </w:r>
     </w:p>
     <w:p>
@@ -7080,282 +4229,41 @@
           <w:b/>
           <w:bCs/>
         </w:rPr>
-        <w:t xml:space="preserve">Slide 8 – </w:t>
-      </w:r>
-      <w:proofErr w:type="spellStart"/>
+        <w:t>Slide 8 – Recommendation</w:t>
+      </w:r>
+    </w:p>
+    <w:p>
+      <w:pPr>
+        <w:numPr>
+          <w:ilvl w:val="0"/>
+          <w:numId w:val="23"/>
+        </w:numPr>
+      </w:pPr>
+      <w:r>
+        <w:t xml:space="preserve">Why vacuum evaporation is preferred </w:t>
+      </w:r>
+    </w:p>
+    <w:p>
+      <w:pPr>
+        <w:numPr>
+          <w:ilvl w:val="0"/>
+          <w:numId w:val="23"/>
+        </w:numPr>
+      </w:pPr>
+      <w:r>
+        <w:t xml:space="preserve">Strategic implications for Edison Cars AG </w:t>
+      </w:r>
+    </w:p>
+    <w:p>
       <w:r>
         <w:rPr>
           <w:b/>
           <w:bCs/>
         </w:rPr>
-        <w:t>Recommendation</w:t>
-      </w:r>
-      <w:proofErr w:type="spellEnd"/>
-    </w:p>
-    <w:p>
-      <w:pPr>
-        <w:numPr>
-          <w:ilvl w:val="0"/>
-          <w:numId w:val="23"/>
-        </w:numPr>
-      </w:pPr>
-      <w:r>
-        <w:t xml:space="preserve">Why </w:t>
-      </w:r>
-      <w:proofErr w:type="spellStart"/>
-      <w:r>
-        <w:t>vacuum</w:t>
-      </w:r>
-      <w:proofErr w:type="spellEnd"/>
-      <w:r>
-        <w:t xml:space="preserve"> </w:t>
-      </w:r>
-      <w:proofErr w:type="spellStart"/>
-      <w:r>
-        <w:t>evaporation</w:t>
-      </w:r>
-      <w:proofErr w:type="spellEnd"/>
-      <w:r>
-        <w:t xml:space="preserve"> </w:t>
-      </w:r>
-      <w:proofErr w:type="spellStart"/>
-      <w:r>
-        <w:t>is</w:t>
-      </w:r>
-      <w:proofErr w:type="spellEnd"/>
-      <w:r>
-        <w:t xml:space="preserve"> </w:t>
-      </w:r>
-      <w:proofErr w:type="spellStart"/>
-      <w:r>
-        <w:t>preferred</w:t>
-      </w:r>
-      <w:proofErr w:type="spellEnd"/>
-      <w:r>
-        <w:t xml:space="preserve"> </w:t>
-      </w:r>
-    </w:p>
-    <w:p>
-      <w:pPr>
-        <w:numPr>
-          <w:ilvl w:val="0"/>
-          <w:numId w:val="23"/>
-        </w:numPr>
-      </w:pPr>
-      <w:r>
-        <w:t xml:space="preserve">Strategic </w:t>
-      </w:r>
-      <w:proofErr w:type="spellStart"/>
-      <w:r>
-        <w:t>implications</w:t>
-      </w:r>
-      <w:proofErr w:type="spellEnd"/>
-      <w:r>
-        <w:t xml:space="preserve"> </w:t>
-      </w:r>
-      <w:proofErr w:type="spellStart"/>
-      <w:r>
-        <w:t>for</w:t>
-      </w:r>
-      <w:proofErr w:type="spellEnd"/>
-      <w:r>
-        <w:t xml:space="preserve"> Edison Cars AG </w:t>
-      </w:r>
-    </w:p>
-    <w:p>
-      <w:r>
-        <w:rPr>
-          <w:b/>
-          <w:bCs/>
-        </w:rPr>
-        <w:t xml:space="preserve">Key </w:t>
-      </w:r>
-      <w:proofErr w:type="spellStart"/>
-      <w:r>
-        <w:rPr>
-          <w:b/>
-          <w:bCs/>
-        </w:rPr>
-        <w:t>message</w:t>
-      </w:r>
-      <w:proofErr w:type="spellEnd"/>
-      <w:r>
-        <w:rPr>
-          <w:b/>
-          <w:bCs/>
-        </w:rPr>
-        <w:t>:</w:t>
-      </w:r>
-      <w:r>
-        <w:t xml:space="preserve"> Vacuum </w:t>
-      </w:r>
-      <w:proofErr w:type="spellStart"/>
-      <w:r>
-        <w:t>evaporation</w:t>
-      </w:r>
-      <w:proofErr w:type="spellEnd"/>
-      <w:r>
-        <w:t xml:space="preserve"> </w:t>
-      </w:r>
-      <w:proofErr w:type="spellStart"/>
-      <w:r>
-        <w:t>provides</w:t>
-      </w:r>
-      <w:proofErr w:type="spellEnd"/>
-      <w:r>
-        <w:t xml:space="preserve"> </w:t>
-      </w:r>
-      <w:proofErr w:type="spellStart"/>
-      <w:r>
-        <w:t>the</w:t>
-      </w:r>
-      <w:proofErr w:type="spellEnd"/>
-      <w:r>
-        <w:t xml:space="preserve"> </w:t>
-      </w:r>
-      <w:proofErr w:type="spellStart"/>
-      <w:r>
-        <w:t>best</w:t>
-      </w:r>
-      <w:proofErr w:type="spellEnd"/>
-      <w:r>
-        <w:t xml:space="preserve"> </w:t>
-      </w:r>
-      <w:proofErr w:type="spellStart"/>
-      <w:r>
-        <w:t>balance</w:t>
-      </w:r>
-      <w:proofErr w:type="spellEnd"/>
-      <w:r>
-        <w:t xml:space="preserve"> </w:t>
-      </w:r>
-      <w:proofErr w:type="spellStart"/>
-      <w:r>
-        <w:t>of</w:t>
-      </w:r>
-      <w:proofErr w:type="spellEnd"/>
-      <w:r>
-        <w:t xml:space="preserve"> environmental </w:t>
-      </w:r>
-      <w:proofErr w:type="spellStart"/>
-      <w:r>
-        <w:t>responsibility</w:t>
-      </w:r>
-      <w:proofErr w:type="spellEnd"/>
-      <w:r>
-        <w:t xml:space="preserve">, social </w:t>
-      </w:r>
-      <w:proofErr w:type="spellStart"/>
-      <w:r>
-        <w:t>sustainability</w:t>
-      </w:r>
-      <w:proofErr w:type="spellEnd"/>
-      <w:r>
-        <w:t xml:space="preserve">, and </w:t>
-      </w:r>
-      <w:proofErr w:type="spellStart"/>
-      <w:r>
-        <w:t>long</w:t>
-      </w:r>
-      <w:proofErr w:type="spellEnd"/>
-      <w:r>
-        <w:t xml:space="preserve">-term </w:t>
-      </w:r>
-      <w:proofErr w:type="spellStart"/>
-      <w:r>
-        <w:t>business</w:t>
-      </w:r>
-      <w:proofErr w:type="spellEnd"/>
-      <w:r>
-        <w:t xml:space="preserve"> </w:t>
-      </w:r>
-      <w:proofErr w:type="spellStart"/>
-      <w:r>
-        <w:t>value</w:t>
-      </w:r>
-      <w:proofErr w:type="spellEnd"/>
-      <w:r>
-        <w:t xml:space="preserve">, </w:t>
-      </w:r>
-      <w:proofErr w:type="spellStart"/>
-      <w:r>
-        <w:t>making</w:t>
-      </w:r>
-      <w:proofErr w:type="spellEnd"/>
-      <w:r>
-        <w:t xml:space="preserve"> </w:t>
-      </w:r>
-      <w:proofErr w:type="spellStart"/>
-      <w:r>
-        <w:t>it</w:t>
-      </w:r>
-      <w:proofErr w:type="spellEnd"/>
-      <w:r>
-        <w:t xml:space="preserve"> </w:t>
-      </w:r>
-      <w:proofErr w:type="spellStart"/>
-      <w:r>
-        <w:t>the</w:t>
-      </w:r>
-      <w:proofErr w:type="spellEnd"/>
-      <w:r>
-        <w:t xml:space="preserve"> </w:t>
-      </w:r>
-      <w:proofErr w:type="spellStart"/>
-      <w:r>
-        <w:t>strongest</w:t>
-      </w:r>
-      <w:proofErr w:type="spellEnd"/>
-      <w:r>
-        <w:t xml:space="preserve"> </w:t>
-      </w:r>
-      <w:proofErr w:type="spellStart"/>
-      <w:r>
-        <w:t>choice</w:t>
-      </w:r>
-      <w:proofErr w:type="spellEnd"/>
-      <w:r>
-        <w:t xml:space="preserve"> </w:t>
-      </w:r>
-      <w:proofErr w:type="spellStart"/>
-      <w:r>
-        <w:t>for</w:t>
-      </w:r>
-      <w:proofErr w:type="spellEnd"/>
-      <w:r>
-        <w:t xml:space="preserve"> </w:t>
-      </w:r>
-      <w:proofErr w:type="spellStart"/>
-      <w:r>
-        <w:t>the</w:t>
-      </w:r>
-      <w:proofErr w:type="spellEnd"/>
-      <w:r>
-        <w:t xml:space="preserve"> </w:t>
-      </w:r>
-      <w:proofErr w:type="spellStart"/>
-      <w:r>
-        <w:t>new</w:t>
-      </w:r>
-      <w:proofErr w:type="spellEnd"/>
-      <w:r>
-        <w:t xml:space="preserve"> </w:t>
-      </w:r>
-      <w:proofErr w:type="spellStart"/>
-      <w:r>
-        <w:t>recycling</w:t>
-      </w:r>
-      <w:proofErr w:type="spellEnd"/>
-      <w:r>
-        <w:t xml:space="preserve"> </w:t>
-      </w:r>
-      <w:proofErr w:type="spellStart"/>
-      <w:r>
-        <w:t>facility</w:t>
-      </w:r>
-      <w:proofErr w:type="spellEnd"/>
-      <w:r>
-        <w:t>.</w:t>
+        <w:t>Key message:</w:t>
+      </w:r>
+      <w:r>
+        <w:t xml:space="preserve"> Vacuum evaporation provides the best balance of environmental responsibility, social sustainability, and long-term business value, making it the strongest choice for the new recycling facility.</w:t>
       </w:r>
     </w:p>
     <w:p/>
